--- a/Respostas Avaliação Prática – Banco de Dados - Copia.docx
+++ b/Respostas Avaliação Prática – Banco de Dados - Copia.docx
@@ -901,6 +901,46 @@
     </w:p>
     <w:p>
       <w:pPr>
+        <w:pStyle w:val="PargrafodaLista"/>
+        <w:numPr>
+          <w:ilvl w:val="0"/>
+          <w:numId w:val="7"/>
+        </w:numPr>
+        <w:jc w:val="both"/>
+        <w:rPr>
+          <w:rFonts w:ascii="Calibri Light" w:hAnsi="Calibri Light" w:cs="Calibri Light"/>
+          <w:b/>
+          <w:bCs/>
+          <w:sz w:val="28"/>
+          <w:szCs w:val="28"/>
+        </w:rPr>
+      </w:pPr>
+      <w:r>
+        <w:rPr>
+          <w:rFonts w:ascii="Calibri Light" w:hAnsi="Calibri Light" w:cs="Calibri Light"/>
+          <w:b/>
+          <w:bCs/>
+          <w:sz w:val="28"/>
+          <w:szCs w:val="28"/>
+        </w:rPr>
+        <w:t>Modelo Conceitual de Banco de Dados</w:t>
+      </w:r>
+    </w:p>
+    <w:p>
+      <w:pPr>
+        <w:ind w:left="-1" w:firstLine="0"/>
+        <w:jc w:val="both"/>
+        <w:rPr>
+          <w:rFonts w:ascii="Calibri Light" w:hAnsi="Calibri Light" w:cs="Calibri Light"/>
+          <w:b/>
+          <w:bCs/>
+          <w:sz w:val="20"/>
+          <w:szCs w:val="20"/>
+        </w:rPr>
+      </w:pPr>
+    </w:p>
+    <w:p>
+      <w:pPr>
         <w:ind w:hanging="2"/>
         <w:jc w:val="both"/>
         <w:rPr>
@@ -1954,15 +1994,297 @@
           <w:szCs w:val="20"/>
         </w:rPr>
       </w:pPr>
-      <w:r>
-        <w:rPr>
-          <w:rFonts w:ascii="Calibri Light" w:hAnsi="Calibri Light" w:cs="Calibri Light"/>
-          <w:b/>
-          <w:bCs/>
-          <w:sz w:val="20"/>
-          <w:szCs w:val="20"/>
-        </w:rPr>
-        <w:lastRenderedPageBreak/>
+    </w:p>
+    <w:p>
+      <w:pPr>
+        <w:ind w:firstLine="0"/>
+        <w:jc w:val="both"/>
+        <w:rPr>
+          <w:rFonts w:ascii="Calibri Light" w:hAnsi="Calibri Light" w:cs="Calibri Light"/>
+          <w:b/>
+          <w:bCs/>
+          <w:sz w:val="20"/>
+          <w:szCs w:val="20"/>
+        </w:rPr>
+      </w:pPr>
+    </w:p>
+    <w:p>
+      <w:pPr>
+        <w:ind w:firstLine="0"/>
+        <w:jc w:val="both"/>
+        <w:rPr>
+          <w:rFonts w:ascii="Calibri Light" w:hAnsi="Calibri Light" w:cs="Calibri Light"/>
+          <w:b/>
+          <w:bCs/>
+          <w:sz w:val="20"/>
+          <w:szCs w:val="20"/>
+        </w:rPr>
+      </w:pPr>
+    </w:p>
+    <w:p>
+      <w:pPr>
+        <w:ind w:firstLine="0"/>
+        <w:jc w:val="both"/>
+        <w:rPr>
+          <w:rFonts w:ascii="Calibri Light" w:hAnsi="Calibri Light" w:cs="Calibri Light"/>
+          <w:b/>
+          <w:bCs/>
+          <w:sz w:val="20"/>
+          <w:szCs w:val="20"/>
+        </w:rPr>
+      </w:pPr>
+    </w:p>
+    <w:p>
+      <w:pPr>
+        <w:ind w:firstLine="0"/>
+        <w:jc w:val="both"/>
+        <w:rPr>
+          <w:rFonts w:ascii="Calibri Light" w:hAnsi="Calibri Light" w:cs="Calibri Light"/>
+          <w:b/>
+          <w:bCs/>
+          <w:sz w:val="20"/>
+          <w:szCs w:val="20"/>
+        </w:rPr>
+      </w:pPr>
+    </w:p>
+    <w:p>
+      <w:pPr>
+        <w:ind w:firstLine="0"/>
+        <w:jc w:val="both"/>
+        <w:rPr>
+          <w:rFonts w:ascii="Calibri Light" w:hAnsi="Calibri Light" w:cs="Calibri Light"/>
+          <w:b/>
+          <w:bCs/>
+          <w:sz w:val="20"/>
+          <w:szCs w:val="20"/>
+        </w:rPr>
+      </w:pPr>
+    </w:p>
+    <w:p>
+      <w:pPr>
+        <w:ind w:firstLine="0"/>
+        <w:jc w:val="both"/>
+        <w:rPr>
+          <w:rFonts w:ascii="Calibri Light" w:hAnsi="Calibri Light" w:cs="Calibri Light"/>
+          <w:b/>
+          <w:bCs/>
+          <w:sz w:val="20"/>
+          <w:szCs w:val="20"/>
+        </w:rPr>
+      </w:pPr>
+    </w:p>
+    <w:p>
+      <w:pPr>
+        <w:ind w:firstLine="0"/>
+        <w:jc w:val="both"/>
+        <w:rPr>
+          <w:rFonts w:ascii="Calibri Light" w:hAnsi="Calibri Light" w:cs="Calibri Light"/>
+          <w:b/>
+          <w:bCs/>
+          <w:sz w:val="20"/>
+          <w:szCs w:val="20"/>
+        </w:rPr>
+      </w:pPr>
+    </w:p>
+    <w:p>
+      <w:pPr>
+        <w:ind w:firstLine="0"/>
+        <w:jc w:val="both"/>
+        <w:rPr>
+          <w:rFonts w:ascii="Calibri Light" w:hAnsi="Calibri Light" w:cs="Calibri Light"/>
+          <w:b/>
+          <w:bCs/>
+          <w:sz w:val="20"/>
+          <w:szCs w:val="20"/>
+        </w:rPr>
+      </w:pPr>
+    </w:p>
+    <w:p>
+      <w:pPr>
+        <w:ind w:firstLine="0"/>
+        <w:jc w:val="both"/>
+        <w:rPr>
+          <w:rFonts w:ascii="Calibri Light" w:hAnsi="Calibri Light" w:cs="Calibri Light"/>
+          <w:b/>
+          <w:bCs/>
+          <w:sz w:val="20"/>
+          <w:szCs w:val="20"/>
+        </w:rPr>
+      </w:pPr>
+    </w:p>
+    <w:p>
+      <w:pPr>
+        <w:ind w:firstLine="0"/>
+        <w:jc w:val="both"/>
+        <w:rPr>
+          <w:rFonts w:ascii="Calibri Light" w:hAnsi="Calibri Light" w:cs="Calibri Light"/>
+          <w:b/>
+          <w:bCs/>
+          <w:sz w:val="20"/>
+          <w:szCs w:val="20"/>
+        </w:rPr>
+      </w:pPr>
+    </w:p>
+    <w:p>
+      <w:pPr>
+        <w:ind w:firstLine="0"/>
+        <w:jc w:val="both"/>
+        <w:rPr>
+          <w:rFonts w:ascii="Calibri Light" w:hAnsi="Calibri Light" w:cs="Calibri Light"/>
+          <w:b/>
+          <w:bCs/>
+          <w:sz w:val="20"/>
+          <w:szCs w:val="20"/>
+        </w:rPr>
+      </w:pPr>
+    </w:p>
+    <w:p>
+      <w:pPr>
+        <w:ind w:firstLine="0"/>
+        <w:jc w:val="both"/>
+        <w:rPr>
+          <w:rFonts w:ascii="Calibri Light" w:hAnsi="Calibri Light" w:cs="Calibri Light"/>
+          <w:b/>
+          <w:bCs/>
+          <w:sz w:val="20"/>
+          <w:szCs w:val="20"/>
+        </w:rPr>
+      </w:pPr>
+    </w:p>
+    <w:p>
+      <w:pPr>
+        <w:ind w:firstLine="0"/>
+        <w:jc w:val="both"/>
+        <w:rPr>
+          <w:rFonts w:ascii="Calibri Light" w:hAnsi="Calibri Light" w:cs="Calibri Light"/>
+          <w:b/>
+          <w:bCs/>
+          <w:sz w:val="20"/>
+          <w:szCs w:val="20"/>
+        </w:rPr>
+      </w:pPr>
+    </w:p>
+    <w:p>
+      <w:pPr>
+        <w:ind w:firstLine="0"/>
+        <w:jc w:val="both"/>
+        <w:rPr>
+          <w:rFonts w:ascii="Calibri Light" w:hAnsi="Calibri Light" w:cs="Calibri Light"/>
+          <w:b/>
+          <w:bCs/>
+          <w:sz w:val="20"/>
+          <w:szCs w:val="20"/>
+        </w:rPr>
+      </w:pPr>
+    </w:p>
+    <w:p>
+      <w:pPr>
+        <w:ind w:firstLine="0"/>
+        <w:jc w:val="both"/>
+        <w:rPr>
+          <w:rFonts w:ascii="Calibri Light" w:hAnsi="Calibri Light" w:cs="Calibri Light"/>
+          <w:b/>
+          <w:bCs/>
+          <w:sz w:val="20"/>
+          <w:szCs w:val="20"/>
+        </w:rPr>
+      </w:pPr>
+    </w:p>
+    <w:p>
+      <w:pPr>
+        <w:ind w:firstLine="0"/>
+        <w:jc w:val="both"/>
+        <w:rPr>
+          <w:rFonts w:ascii="Calibri Light" w:hAnsi="Calibri Light" w:cs="Calibri Light"/>
+          <w:b/>
+          <w:bCs/>
+          <w:sz w:val="20"/>
+          <w:szCs w:val="20"/>
+        </w:rPr>
+      </w:pPr>
+    </w:p>
+    <w:p>
+      <w:pPr>
+        <w:ind w:firstLine="0"/>
+        <w:jc w:val="both"/>
+        <w:rPr>
+          <w:rFonts w:ascii="Calibri Light" w:hAnsi="Calibri Light" w:cs="Calibri Light"/>
+          <w:b/>
+          <w:bCs/>
+          <w:sz w:val="20"/>
+          <w:szCs w:val="20"/>
+        </w:rPr>
+      </w:pPr>
+    </w:p>
+    <w:p>
+      <w:pPr>
+        <w:ind w:firstLine="0"/>
+        <w:jc w:val="both"/>
+        <w:rPr>
+          <w:rFonts w:ascii="Calibri Light" w:hAnsi="Calibri Light" w:cs="Calibri Light"/>
+          <w:b/>
+          <w:bCs/>
+          <w:sz w:val="20"/>
+          <w:szCs w:val="20"/>
+        </w:rPr>
+      </w:pPr>
+    </w:p>
+    <w:p>
+      <w:pPr>
+        <w:ind w:firstLine="0"/>
+        <w:jc w:val="both"/>
+        <w:rPr>
+          <w:rFonts w:ascii="Calibri Light" w:hAnsi="Calibri Light" w:cs="Calibri Light"/>
+          <w:b/>
+          <w:bCs/>
+          <w:sz w:val="28"/>
+          <w:szCs w:val="28"/>
+        </w:rPr>
+      </w:pPr>
+      <w:r>
+        <w:rPr>
+          <w:rFonts w:ascii="Calibri Light" w:hAnsi="Calibri Light" w:cs="Calibri Light"/>
+          <w:b/>
+          <w:bCs/>
+          <w:sz w:val="28"/>
+          <w:szCs w:val="28"/>
+        </w:rPr>
+        <w:t>2. Modelo Lógico de Banco de Dados (DER)</w:t>
+      </w:r>
+    </w:p>
+    <w:p>
+      <w:pPr>
+        <w:ind w:firstLine="0"/>
+        <w:jc w:val="both"/>
+        <w:rPr>
+          <w:rFonts w:ascii="Calibri Light" w:hAnsi="Calibri Light" w:cs="Calibri Light"/>
+          <w:b/>
+          <w:bCs/>
+          <w:sz w:val="20"/>
+          <w:szCs w:val="20"/>
+        </w:rPr>
+      </w:pPr>
+    </w:p>
+    <w:p>
+      <w:pPr>
+        <w:ind w:firstLine="0"/>
+        <w:jc w:val="both"/>
+        <w:rPr>
+          <w:rFonts w:ascii="Calibri Light" w:hAnsi="Calibri Light" w:cs="Calibri Light"/>
+          <w:b/>
+          <w:bCs/>
+          <w:sz w:val="20"/>
+          <w:szCs w:val="20"/>
+        </w:rPr>
+      </w:pPr>
+      <w:r>
+        <w:rPr>
+          <w:rFonts w:ascii="Calibri Light" w:hAnsi="Calibri Light" w:cs="Calibri Light"/>
+          <w:b/>
+          <w:bCs/>
+          <w:sz w:val="20"/>
+          <w:szCs w:val="20"/>
+        </w:rPr>
         <w:drawing>
           <wp:inline distT="0" distB="0" distL="0" distR="0" wp14:anchorId="5DB881AC" wp14:editId="0A538D36">
             <wp:extent cx="5082363" cy="3863170"/>
@@ -2039,6 +2361,95 @@
 <file path=word/numbering.xml><?xml version="1.0" encoding="utf-8"?>
 <w:numbering xmlns:wpc="http://schemas.microsoft.com/office/word/2010/wordprocessingCanvas" xmlns:cx="http://schemas.microsoft.com/office/drawing/2014/chartex" xmlns:cx1="http://schemas.microsoft.com/office/drawing/2015/9/8/chartex" xmlns:cx2="http://schemas.microsoft.com/office/drawing/2015/10/21/chartex" xmlns:cx3="http://schemas.microsoft.com/office/drawing/2016/5/9/chartex" xmlns:cx4="http://schemas.microsoft.com/office/drawing/2016/5/10/chartex" xmlns:cx5="http://schemas.microsoft.com/office/drawing/2016/5/11/chartex" xmlns:cx6="http://schemas.microsoft.com/office/drawing/2016/5/12/chartex" xmlns:cx7="http://schemas.microsoft.com/office/drawing/2016/5/13/chartex" xmlns:cx8="http://schemas.microsoft.com/office/drawing/2016/5/14/chartex" xmlns:mc="http://schemas.openxmlformats.org/markup-compatibility/2006" xmlns:aink="http://schemas.microsoft.com/office/drawing/2016/ink" xmlns:am3d="http://schemas.microsoft.com/office/drawing/2017/model3d" xmlns:o="urn:schemas-microsoft-com:office:office" xmlns:oel="http://schemas.microsoft.com/office/2019/extlst" xmlns:r="http://schemas.openxmlformats.org/officeDocument/2006/relationships" xmlns:m="http://schemas.openxmlformats.org/officeDocument/2006/math" xmlns:v="urn:schemas-microsoft-com:vml" xmlns:wp14="http://schemas.microsoft.com/office/word/2010/wordprocessingDrawing" xmlns:wp="http://schemas.openxmlformats.org/drawingml/2006/wordprocessingDrawing" xmlns:w10="urn:schemas-microsoft-com:office:word" xmlns:w="http://schemas.openxmlformats.org/wordprocessingml/2006/main" xmlns:w14="http://schemas.microsoft.com/office/word/2010/wordml" xmlns:w15="http://schemas.microsoft.com/office/word/2012/wordml" xmlns:w16cex="http://schemas.microsoft.com/office/word/2018/wordml/cex" xmlns:w16cid="http://schemas.microsoft.com/office/word/2016/wordml/cid" xmlns:w16="http://schemas.microsoft.com/office/word/2018/wordml" xmlns:w16sdtdh="http://schemas.microsoft.com/office/word/2020/wordml/sdtdatahash" xmlns:w16se="http://schemas.microsoft.com/office/word/2015/wordml/symex" xmlns:wpg="http://schemas.microsoft.com/office/word/2010/wordprocessingGroup" xmlns:wpi="http://schemas.microsoft.com/office/word/2010/wordprocessingInk" xmlns:wne="http://schemas.microsoft.com/office/word/2006/wordml" xmlns:wps="http://schemas.microsoft.com/office/word/2010/wordprocessingShape" mc:Ignorable="w14 w15 w16se w16cid w16 w16cex w16sdtdh wp14">
   <w:abstractNum w:abstractNumId="0" w15:restartNumberingAfterBreak="0">
+    <w:nsid w:val="02245F16"/>
+    <w:multiLevelType w:val="hybridMultilevel"/>
+    <w:tmpl w:val="C5F29134"/>
+    <w:lvl w:ilvl="0" w:tplc="12B8716C">
+      <w:start w:val="1"/>
+      <w:numFmt w:val="decimal"/>
+      <w:lvlText w:val="%1."/>
+      <w:lvlJc w:val="left"/>
+      <w:pPr>
+        <w:ind w:left="359" w:hanging="360"/>
+      </w:pPr>
+      <w:rPr>
+        <w:rFonts w:hint="default"/>
+      </w:rPr>
+    </w:lvl>
+    <w:lvl w:ilvl="1" w:tplc="04160019" w:tentative="1">
+      <w:start w:val="1"/>
+      <w:numFmt w:val="lowerLetter"/>
+      <w:lvlText w:val="%2."/>
+      <w:lvlJc w:val="left"/>
+      <w:pPr>
+        <w:ind w:left="1079" w:hanging="360"/>
+      </w:pPr>
+    </w:lvl>
+    <w:lvl w:ilvl="2" w:tplc="0416001B" w:tentative="1">
+      <w:start w:val="1"/>
+      <w:numFmt w:val="lowerRoman"/>
+      <w:lvlText w:val="%3."/>
+      <w:lvlJc w:val="right"/>
+      <w:pPr>
+        <w:ind w:left="1799" w:hanging="180"/>
+      </w:pPr>
+    </w:lvl>
+    <w:lvl w:ilvl="3" w:tplc="0416000F" w:tentative="1">
+      <w:start w:val="1"/>
+      <w:numFmt w:val="decimal"/>
+      <w:lvlText w:val="%4."/>
+      <w:lvlJc w:val="left"/>
+      <w:pPr>
+        <w:ind w:left="2519" w:hanging="360"/>
+      </w:pPr>
+    </w:lvl>
+    <w:lvl w:ilvl="4" w:tplc="04160019" w:tentative="1">
+      <w:start w:val="1"/>
+      <w:numFmt w:val="lowerLetter"/>
+      <w:lvlText w:val="%5."/>
+      <w:lvlJc w:val="left"/>
+      <w:pPr>
+        <w:ind w:left="3239" w:hanging="360"/>
+      </w:pPr>
+    </w:lvl>
+    <w:lvl w:ilvl="5" w:tplc="0416001B" w:tentative="1">
+      <w:start w:val="1"/>
+      <w:numFmt w:val="lowerRoman"/>
+      <w:lvlText w:val="%6."/>
+      <w:lvlJc w:val="right"/>
+      <w:pPr>
+        <w:ind w:left="3959" w:hanging="180"/>
+      </w:pPr>
+    </w:lvl>
+    <w:lvl w:ilvl="6" w:tplc="0416000F" w:tentative="1">
+      <w:start w:val="1"/>
+      <w:numFmt w:val="decimal"/>
+      <w:lvlText w:val="%7."/>
+      <w:lvlJc w:val="left"/>
+      <w:pPr>
+        <w:ind w:left="4679" w:hanging="360"/>
+      </w:pPr>
+    </w:lvl>
+    <w:lvl w:ilvl="7" w:tplc="04160019" w:tentative="1">
+      <w:start w:val="1"/>
+      <w:numFmt w:val="lowerLetter"/>
+      <w:lvlText w:val="%8."/>
+      <w:lvlJc w:val="left"/>
+      <w:pPr>
+        <w:ind w:left="5399" w:hanging="360"/>
+      </w:pPr>
+    </w:lvl>
+    <w:lvl w:ilvl="8" w:tplc="0416001B" w:tentative="1">
+      <w:start w:val="1"/>
+      <w:numFmt w:val="lowerRoman"/>
+      <w:lvlText w:val="%9."/>
+      <w:lvlJc w:val="right"/>
+      <w:pPr>
+        <w:ind w:left="6119" w:hanging="180"/>
+      </w:pPr>
+    </w:lvl>
+  </w:abstractNum>
+  <w:abstractNum w:abstractNumId="1" w15:restartNumberingAfterBreak="0">
     <w:nsid w:val="1C5E6F9D"/>
     <w:multiLevelType w:val="multilevel"/>
     <w:tmpl w:val="328A2C62"/>
@@ -2151,7 +2562,7 @@
       </w:rPr>
     </w:lvl>
   </w:abstractNum>
-  <w:abstractNum w:abstractNumId="1" w15:restartNumberingAfterBreak="0">
+  <w:abstractNum w:abstractNumId="2" w15:restartNumberingAfterBreak="0">
     <w:nsid w:val="2F685222"/>
     <w:multiLevelType w:val="multilevel"/>
     <w:tmpl w:val="754676CE"/>
@@ -2300,7 +2711,7 @@
       </w:rPr>
     </w:lvl>
   </w:abstractNum>
-  <w:abstractNum w:abstractNumId="2" w15:restartNumberingAfterBreak="0">
+  <w:abstractNum w:abstractNumId="3" w15:restartNumberingAfterBreak="0">
     <w:nsid w:val="369827BC"/>
     <w:multiLevelType w:val="multilevel"/>
     <w:tmpl w:val="2DE8955E"/>
@@ -2413,7 +2824,96 @@
       </w:rPr>
     </w:lvl>
   </w:abstractNum>
-  <w:abstractNum w:abstractNumId="3" w15:restartNumberingAfterBreak="0">
+  <w:abstractNum w:abstractNumId="4" w15:restartNumberingAfterBreak="0">
+    <w:nsid w:val="3FA429FE"/>
+    <w:multiLevelType w:val="hybridMultilevel"/>
+    <w:tmpl w:val="DF8477A2"/>
+    <w:lvl w:ilvl="0" w:tplc="BE429000">
+      <w:start w:val="1"/>
+      <w:numFmt w:val="decimal"/>
+      <w:lvlText w:val="%1."/>
+      <w:lvlJc w:val="left"/>
+      <w:pPr>
+        <w:ind w:left="358" w:hanging="360"/>
+      </w:pPr>
+      <w:rPr>
+        <w:rFonts w:hint="default"/>
+      </w:rPr>
+    </w:lvl>
+    <w:lvl w:ilvl="1" w:tplc="04160019" w:tentative="1">
+      <w:start w:val="1"/>
+      <w:numFmt w:val="lowerLetter"/>
+      <w:lvlText w:val="%2."/>
+      <w:lvlJc w:val="left"/>
+      <w:pPr>
+        <w:ind w:left="1078" w:hanging="360"/>
+      </w:pPr>
+    </w:lvl>
+    <w:lvl w:ilvl="2" w:tplc="0416001B" w:tentative="1">
+      <w:start w:val="1"/>
+      <w:numFmt w:val="lowerRoman"/>
+      <w:lvlText w:val="%3."/>
+      <w:lvlJc w:val="right"/>
+      <w:pPr>
+        <w:ind w:left="1798" w:hanging="180"/>
+      </w:pPr>
+    </w:lvl>
+    <w:lvl w:ilvl="3" w:tplc="0416000F" w:tentative="1">
+      <w:start w:val="1"/>
+      <w:numFmt w:val="decimal"/>
+      <w:lvlText w:val="%4."/>
+      <w:lvlJc w:val="left"/>
+      <w:pPr>
+        <w:ind w:left="2518" w:hanging="360"/>
+      </w:pPr>
+    </w:lvl>
+    <w:lvl w:ilvl="4" w:tplc="04160019" w:tentative="1">
+      <w:start w:val="1"/>
+      <w:numFmt w:val="lowerLetter"/>
+      <w:lvlText w:val="%5."/>
+      <w:lvlJc w:val="left"/>
+      <w:pPr>
+        <w:ind w:left="3238" w:hanging="360"/>
+      </w:pPr>
+    </w:lvl>
+    <w:lvl w:ilvl="5" w:tplc="0416001B" w:tentative="1">
+      <w:start w:val="1"/>
+      <w:numFmt w:val="lowerRoman"/>
+      <w:lvlText w:val="%6."/>
+      <w:lvlJc w:val="right"/>
+      <w:pPr>
+        <w:ind w:left="3958" w:hanging="180"/>
+      </w:pPr>
+    </w:lvl>
+    <w:lvl w:ilvl="6" w:tplc="0416000F" w:tentative="1">
+      <w:start w:val="1"/>
+      <w:numFmt w:val="decimal"/>
+      <w:lvlText w:val="%7."/>
+      <w:lvlJc w:val="left"/>
+      <w:pPr>
+        <w:ind w:left="4678" w:hanging="360"/>
+      </w:pPr>
+    </w:lvl>
+    <w:lvl w:ilvl="7" w:tplc="04160019" w:tentative="1">
+      <w:start w:val="1"/>
+      <w:numFmt w:val="lowerLetter"/>
+      <w:lvlText w:val="%8."/>
+      <w:lvlJc w:val="left"/>
+      <w:pPr>
+        <w:ind w:left="5398" w:hanging="360"/>
+      </w:pPr>
+    </w:lvl>
+    <w:lvl w:ilvl="8" w:tplc="0416001B" w:tentative="1">
+      <w:start w:val="1"/>
+      <w:numFmt w:val="lowerRoman"/>
+      <w:lvlText w:val="%9."/>
+      <w:lvlJc w:val="right"/>
+      <w:pPr>
+        <w:ind w:left="6118" w:hanging="180"/>
+      </w:pPr>
+    </w:lvl>
+  </w:abstractNum>
+  <w:abstractNum w:abstractNumId="5" w15:restartNumberingAfterBreak="0">
     <w:nsid w:val="5A2C00E9"/>
     <w:multiLevelType w:val="multilevel"/>
     <w:tmpl w:val="1CA07AB8"/>
@@ -2526,7 +3026,7 @@
       </w:rPr>
     </w:lvl>
   </w:abstractNum>
-  <w:abstractNum w:abstractNumId="4" w15:restartNumberingAfterBreak="0">
+  <w:abstractNum w:abstractNumId="6" w15:restartNumberingAfterBreak="0">
     <w:nsid w:val="77BC43FB"/>
     <w:multiLevelType w:val="multilevel"/>
     <w:tmpl w:val="8064E15A"/>
@@ -2676,19 +3176,25 @@
     </w:lvl>
   </w:abstractNum>
   <w:num w:numId="1" w16cid:durableId="1155143386">
-    <w:abstractNumId w:val="0"/>
+    <w:abstractNumId w:val="1"/>
   </w:num>
   <w:num w:numId="2" w16cid:durableId="773549423">
+    <w:abstractNumId w:val="5"/>
+  </w:num>
+  <w:num w:numId="3" w16cid:durableId="550074517">
     <w:abstractNumId w:val="3"/>
   </w:num>
-  <w:num w:numId="3" w16cid:durableId="550074517">
+  <w:num w:numId="4" w16cid:durableId="1859343286">
+    <w:abstractNumId w:val="6"/>
+  </w:num>
+  <w:num w:numId="5" w16cid:durableId="803816852">
     <w:abstractNumId w:val="2"/>
   </w:num>
-  <w:num w:numId="4" w16cid:durableId="1859343286">
+  <w:num w:numId="6" w16cid:durableId="1061945359">
     <w:abstractNumId w:val="4"/>
   </w:num>
-  <w:num w:numId="5" w16cid:durableId="803816852">
-    <w:abstractNumId w:val="1"/>
+  <w:num w:numId="7" w16cid:durableId="1320575209">
+    <w:abstractNumId w:val="0"/>
   </w:num>
 </w:numbering>
 </file>

--- a/Respostas Avaliação Prática – Banco de Dados - Copia.docx
+++ b/Respostas Avaliação Prática – Banco de Dados - Copia.docx
@@ -803,45 +803,8 @@
                 <w:sz w:val="20"/>
                 <w:szCs w:val="20"/>
               </w:rPr>
-              <w:t xml:space="preserve">Guilherme </w:t>
+              <w:t>Guilherme Antonio Mantoanelli</w:t>
             </w:r>
-            <w:proofErr w:type="spellStart"/>
-            <w:r>
-              <w:rPr>
-                <w:rFonts w:ascii="Arial" w:eastAsia="Arial" w:hAnsi="Arial" w:cs="Arial"/>
-                <w:b/>
-                <w:bCs/>
-                <w:color w:val="000000"/>
-                <w:sz w:val="20"/>
-                <w:szCs w:val="20"/>
-              </w:rPr>
-              <w:t>Antonio</w:t>
-            </w:r>
-            <w:proofErr w:type="spellEnd"/>
-            <w:r>
-              <w:rPr>
-                <w:rFonts w:ascii="Arial" w:eastAsia="Arial" w:hAnsi="Arial" w:cs="Arial"/>
-                <w:b/>
-                <w:bCs/>
-                <w:color w:val="000000"/>
-                <w:sz w:val="20"/>
-                <w:szCs w:val="20"/>
-              </w:rPr>
-              <w:t xml:space="preserve"> </w:t>
-            </w:r>
-            <w:proofErr w:type="spellStart"/>
-            <w:r>
-              <w:rPr>
-                <w:rFonts w:ascii="Arial" w:eastAsia="Arial" w:hAnsi="Arial" w:cs="Arial"/>
-                <w:b/>
-                <w:bCs/>
-                <w:color w:val="000000"/>
-                <w:sz w:val="20"/>
-                <w:szCs w:val="20"/>
-              </w:rPr>
-              <w:t>Mantoanelli</w:t>
-            </w:r>
-            <w:proofErr w:type="spellEnd"/>
           </w:p>
         </w:tc>
         <w:tc>
@@ -901,506 +864,674 @@
     </w:p>
     <w:p>
       <w:pPr>
-        <w:pStyle w:val="PargrafodaLista"/>
-        <w:numPr>
-          <w:ilvl w:val="0"/>
-          <w:numId w:val="7"/>
-        </w:numPr>
-        <w:jc w:val="both"/>
-        <w:rPr>
-          <w:rFonts w:ascii="Calibri Light" w:hAnsi="Calibri Light" w:cs="Calibri Light"/>
-          <w:b/>
-          <w:bCs/>
-          <w:sz w:val="28"/>
-          <w:szCs w:val="28"/>
-        </w:rPr>
-      </w:pPr>
-      <w:r>
-        <w:rPr>
-          <w:rFonts w:ascii="Calibri Light" w:hAnsi="Calibri Light" w:cs="Calibri Light"/>
-          <w:b/>
-          <w:bCs/>
-          <w:sz w:val="28"/>
-          <w:szCs w:val="28"/>
-        </w:rPr>
-        <w:t>Modelo Conceitual de Banco de Dados</w:t>
-      </w:r>
-    </w:p>
-    <w:p>
-      <w:pPr>
-        <w:ind w:left="-1" w:firstLine="0"/>
-        <w:jc w:val="both"/>
-        <w:rPr>
-          <w:rFonts w:ascii="Calibri Light" w:hAnsi="Calibri Light" w:cs="Calibri Light"/>
-          <w:b/>
-          <w:bCs/>
-          <w:sz w:val="20"/>
-          <w:szCs w:val="20"/>
-        </w:rPr>
-      </w:pPr>
-    </w:p>
-    <w:p>
-      <w:pPr>
-        <w:ind w:hanging="2"/>
-        <w:jc w:val="both"/>
-        <w:rPr>
-          <w:rFonts w:ascii="Calibri Light" w:hAnsi="Calibri Light" w:cs="Calibri Light"/>
-          <w:b/>
-          <w:bCs/>
-          <w:sz w:val="20"/>
-          <w:szCs w:val="20"/>
-        </w:rPr>
-      </w:pPr>
-      <w:r>
-        <w:rPr>
-          <w:rFonts w:ascii="Calibri Light" w:hAnsi="Calibri Light" w:cs="Calibri Light"/>
-          <w:b/>
-          <w:bCs/>
-          <w:sz w:val="20"/>
-          <w:szCs w:val="20"/>
-        </w:rPr>
-        <w:t>O modelo conceitual não utiliza tipos de dados (INT, VARCHAR) nem sintaxe SQL, apenas define o negócio através de Entidades, Atributos e Relacionamentos (com Cardinalidades).</w:t>
-      </w:r>
-    </w:p>
-    <w:p>
-      <w:pPr>
-        <w:ind w:hanging="2"/>
-        <w:jc w:val="both"/>
-        <w:rPr>
-          <w:rFonts w:ascii="Calibri Light" w:hAnsi="Calibri Light" w:cs="Calibri Light"/>
-          <w:b/>
-          <w:bCs/>
-          <w:sz w:val="20"/>
-          <w:szCs w:val="20"/>
-        </w:rPr>
-      </w:pPr>
-      <w:r>
-        <w:rPr>
-          <w:rFonts w:ascii="Calibri Light" w:hAnsi="Calibri Light" w:cs="Calibri Light"/>
-          <w:b/>
-          <w:bCs/>
-          <w:sz w:val="20"/>
-          <w:szCs w:val="20"/>
-        </w:rPr>
-        <w:t>Modelo Conceitual — Sistema de Gestão de Academia</w:t>
-      </w:r>
-    </w:p>
-    <w:p>
-      <w:pPr>
-        <w:ind w:hanging="2"/>
-        <w:jc w:val="both"/>
-        <w:rPr>
-          <w:rFonts w:ascii="Calibri Light" w:hAnsi="Calibri Light" w:cs="Calibri Light"/>
-          <w:b/>
-          <w:bCs/>
-          <w:sz w:val="20"/>
-          <w:szCs w:val="20"/>
-        </w:rPr>
-      </w:pPr>
-    </w:p>
-    <w:p>
-      <w:pPr>
-        <w:ind w:hanging="2"/>
-        <w:jc w:val="both"/>
-        <w:rPr>
-          <w:rFonts w:ascii="Calibri Light" w:hAnsi="Calibri Light" w:cs="Calibri Light"/>
-          <w:b/>
-          <w:bCs/>
-          <w:sz w:val="20"/>
-          <w:szCs w:val="20"/>
-        </w:rPr>
-      </w:pPr>
-      <w:r>
-        <w:rPr>
-          <w:rFonts w:ascii="Calibri Light" w:hAnsi="Calibri Light" w:cs="Calibri Light"/>
-          <w:b/>
-          <w:bCs/>
-          <w:sz w:val="20"/>
-          <w:szCs w:val="20"/>
-        </w:rPr>
-        <w:t>1. Entidades e Atributos</w:t>
-      </w:r>
-    </w:p>
-    <w:p>
-      <w:pPr>
-        <w:numPr>
-          <w:ilvl w:val="0"/>
-          <w:numId w:val="4"/>
-        </w:numPr>
-        <w:jc w:val="both"/>
-        <w:rPr>
-          <w:rFonts w:ascii="Calibri Light" w:hAnsi="Calibri Light" w:cs="Calibri Light"/>
-          <w:b/>
-          <w:bCs/>
-          <w:sz w:val="20"/>
-          <w:szCs w:val="20"/>
-        </w:rPr>
-      </w:pPr>
-      <w:r>
-        <w:rPr>
-          <w:rFonts w:ascii="Calibri Light" w:hAnsi="Calibri Light" w:cs="Calibri Light"/>
-          <w:b/>
-          <w:bCs/>
-          <w:sz w:val="20"/>
-          <w:szCs w:val="20"/>
-        </w:rPr>
-        <w:t xml:space="preserve">PLANOS: </w:t>
-      </w:r>
-      <w:proofErr w:type="spellStart"/>
-      <w:r>
-        <w:rPr>
-          <w:rFonts w:ascii="Calibri Light" w:hAnsi="Calibri Light" w:cs="Calibri Light"/>
-          <w:b/>
-          <w:bCs/>
-          <w:sz w:val="20"/>
-          <w:szCs w:val="20"/>
-        </w:rPr>
-        <w:t>id_plano</w:t>
-      </w:r>
-      <w:proofErr w:type="spellEnd"/>
-      <w:r>
-        <w:rPr>
-          <w:rFonts w:ascii="Calibri Light" w:hAnsi="Calibri Light" w:cs="Calibri Light"/>
-          <w:b/>
-          <w:bCs/>
-          <w:sz w:val="20"/>
-          <w:szCs w:val="20"/>
-        </w:rPr>
-        <w:t xml:space="preserve">, nome, valor, </w:t>
-      </w:r>
-      <w:proofErr w:type="spellStart"/>
-      <w:r>
-        <w:rPr>
-          <w:rFonts w:ascii="Calibri Light" w:hAnsi="Calibri Light" w:cs="Calibri Light"/>
-          <w:b/>
-          <w:bCs/>
-          <w:sz w:val="20"/>
-          <w:szCs w:val="20"/>
-        </w:rPr>
-        <w:t>duracao_meses</w:t>
-      </w:r>
-      <w:proofErr w:type="spellEnd"/>
-    </w:p>
-    <w:p>
-      <w:pPr>
-        <w:numPr>
-          <w:ilvl w:val="0"/>
-          <w:numId w:val="4"/>
-        </w:numPr>
-        <w:jc w:val="both"/>
-        <w:rPr>
-          <w:rFonts w:ascii="Calibri Light" w:hAnsi="Calibri Light" w:cs="Calibri Light"/>
-          <w:b/>
-          <w:bCs/>
-          <w:sz w:val="20"/>
-          <w:szCs w:val="20"/>
-        </w:rPr>
-      </w:pPr>
-      <w:r>
-        <w:rPr>
-          <w:rFonts w:ascii="Calibri Light" w:hAnsi="Calibri Light" w:cs="Calibri Light"/>
-          <w:b/>
-          <w:bCs/>
-          <w:sz w:val="20"/>
-          <w:szCs w:val="20"/>
-        </w:rPr>
-        <w:t xml:space="preserve">ALUNOS: </w:t>
-      </w:r>
-      <w:proofErr w:type="spellStart"/>
-      <w:r>
-        <w:rPr>
-          <w:rFonts w:ascii="Calibri Light" w:hAnsi="Calibri Light" w:cs="Calibri Light"/>
-          <w:b/>
-          <w:bCs/>
-          <w:sz w:val="20"/>
-          <w:szCs w:val="20"/>
-        </w:rPr>
-        <w:t>id_aluno</w:t>
-      </w:r>
-      <w:proofErr w:type="spellEnd"/>
-      <w:r>
-        <w:rPr>
-          <w:rFonts w:ascii="Calibri Light" w:hAnsi="Calibri Light" w:cs="Calibri Light"/>
-          <w:b/>
-          <w:bCs/>
-          <w:sz w:val="20"/>
-          <w:szCs w:val="20"/>
-        </w:rPr>
-        <w:t xml:space="preserve">, nome, </w:t>
-      </w:r>
-      <w:proofErr w:type="spellStart"/>
-      <w:r>
-        <w:rPr>
-          <w:rFonts w:ascii="Calibri Light" w:hAnsi="Calibri Light" w:cs="Calibri Light"/>
-          <w:b/>
-          <w:bCs/>
-          <w:sz w:val="20"/>
-          <w:szCs w:val="20"/>
-        </w:rPr>
-        <w:t>cpf</w:t>
-      </w:r>
-      <w:proofErr w:type="spellEnd"/>
-      <w:r>
-        <w:rPr>
-          <w:rFonts w:ascii="Calibri Light" w:hAnsi="Calibri Light" w:cs="Calibri Light"/>
-          <w:b/>
-          <w:bCs/>
-          <w:sz w:val="20"/>
-          <w:szCs w:val="20"/>
-        </w:rPr>
-        <w:t xml:space="preserve">, telefone, </w:t>
-      </w:r>
-      <w:proofErr w:type="spellStart"/>
-      <w:r>
-        <w:rPr>
-          <w:rFonts w:ascii="Calibri Light" w:hAnsi="Calibri Light" w:cs="Calibri Light"/>
-          <w:b/>
-          <w:bCs/>
-          <w:sz w:val="20"/>
-          <w:szCs w:val="20"/>
-        </w:rPr>
-        <w:t>data_nascimento</w:t>
-      </w:r>
-      <w:proofErr w:type="spellEnd"/>
-    </w:p>
-    <w:p>
-      <w:pPr>
-        <w:numPr>
-          <w:ilvl w:val="0"/>
-          <w:numId w:val="4"/>
-        </w:numPr>
-        <w:jc w:val="both"/>
-        <w:rPr>
-          <w:rFonts w:ascii="Calibri Light" w:hAnsi="Calibri Light" w:cs="Calibri Light"/>
-          <w:b/>
-          <w:bCs/>
-          <w:sz w:val="20"/>
-          <w:szCs w:val="20"/>
-        </w:rPr>
-      </w:pPr>
-      <w:r>
-        <w:rPr>
-          <w:rFonts w:ascii="Calibri Light" w:hAnsi="Calibri Light" w:cs="Calibri Light"/>
-          <w:b/>
-          <w:bCs/>
-          <w:sz w:val="20"/>
-          <w:szCs w:val="20"/>
-        </w:rPr>
-        <w:t xml:space="preserve">INSTRUTORES: </w:t>
-      </w:r>
-      <w:proofErr w:type="spellStart"/>
-      <w:r>
-        <w:rPr>
-          <w:rFonts w:ascii="Calibri Light" w:hAnsi="Calibri Light" w:cs="Calibri Light"/>
-          <w:b/>
-          <w:bCs/>
-          <w:sz w:val="20"/>
-          <w:szCs w:val="20"/>
-        </w:rPr>
-        <w:t>id_instrutor</w:t>
-      </w:r>
-      <w:proofErr w:type="spellEnd"/>
-      <w:r>
-        <w:rPr>
-          <w:rFonts w:ascii="Calibri Light" w:hAnsi="Calibri Light" w:cs="Calibri Light"/>
-          <w:b/>
-          <w:bCs/>
-          <w:sz w:val="20"/>
-          <w:szCs w:val="20"/>
-        </w:rPr>
-        <w:t xml:space="preserve">, nome, </w:t>
-      </w:r>
-      <w:proofErr w:type="spellStart"/>
-      <w:r>
-        <w:rPr>
-          <w:rFonts w:ascii="Calibri Light" w:hAnsi="Calibri Light" w:cs="Calibri Light"/>
-          <w:b/>
-          <w:bCs/>
-          <w:sz w:val="20"/>
-          <w:szCs w:val="20"/>
-        </w:rPr>
-        <w:t>cpf</w:t>
-      </w:r>
-      <w:proofErr w:type="spellEnd"/>
-      <w:r>
-        <w:rPr>
-          <w:rFonts w:ascii="Calibri Light" w:hAnsi="Calibri Light" w:cs="Calibri Light"/>
-          <w:b/>
-          <w:bCs/>
-          <w:sz w:val="20"/>
-          <w:szCs w:val="20"/>
-        </w:rPr>
-        <w:t>, especialidade, telefone</w:t>
-      </w:r>
-    </w:p>
-    <w:p>
-      <w:pPr>
-        <w:numPr>
-          <w:ilvl w:val="0"/>
-          <w:numId w:val="4"/>
-        </w:numPr>
-        <w:jc w:val="both"/>
-        <w:rPr>
-          <w:rFonts w:ascii="Calibri Light" w:hAnsi="Calibri Light" w:cs="Calibri Light"/>
-          <w:b/>
-          <w:bCs/>
-          <w:sz w:val="20"/>
-          <w:szCs w:val="20"/>
-        </w:rPr>
-      </w:pPr>
-      <w:r>
-        <w:rPr>
-          <w:rFonts w:ascii="Calibri Light" w:hAnsi="Calibri Light" w:cs="Calibri Light"/>
-          <w:b/>
-          <w:bCs/>
-          <w:sz w:val="20"/>
-          <w:szCs w:val="20"/>
-        </w:rPr>
-        <w:t xml:space="preserve">TURMAS: </w:t>
-      </w:r>
-      <w:proofErr w:type="spellStart"/>
-      <w:r>
-        <w:rPr>
-          <w:rFonts w:ascii="Calibri Light" w:hAnsi="Calibri Light" w:cs="Calibri Light"/>
-          <w:b/>
-          <w:bCs/>
-          <w:sz w:val="20"/>
-          <w:szCs w:val="20"/>
-        </w:rPr>
-        <w:t>id_turma</w:t>
-      </w:r>
-      <w:proofErr w:type="spellEnd"/>
-      <w:r>
-        <w:rPr>
-          <w:rFonts w:ascii="Calibri Light" w:hAnsi="Calibri Light" w:cs="Calibri Light"/>
-          <w:b/>
-          <w:bCs/>
-          <w:sz w:val="20"/>
-          <w:szCs w:val="20"/>
-        </w:rPr>
-        <w:t xml:space="preserve">, </w:t>
-      </w:r>
-      <w:proofErr w:type="spellStart"/>
-      <w:r>
-        <w:rPr>
-          <w:rFonts w:ascii="Calibri Light" w:hAnsi="Calibri Light" w:cs="Calibri Light"/>
-          <w:b/>
-          <w:bCs/>
-          <w:sz w:val="20"/>
-          <w:szCs w:val="20"/>
-        </w:rPr>
-        <w:t>nome_atividade</w:t>
-      </w:r>
-      <w:proofErr w:type="spellEnd"/>
-      <w:r>
-        <w:rPr>
-          <w:rFonts w:ascii="Calibri Light" w:hAnsi="Calibri Light" w:cs="Calibri Light"/>
-          <w:b/>
-          <w:bCs/>
-          <w:sz w:val="20"/>
-          <w:szCs w:val="20"/>
-        </w:rPr>
-        <w:t xml:space="preserve">, </w:t>
-      </w:r>
-      <w:proofErr w:type="spellStart"/>
-      <w:r>
-        <w:rPr>
-          <w:rFonts w:ascii="Calibri Light" w:hAnsi="Calibri Light" w:cs="Calibri Light"/>
-          <w:b/>
-          <w:bCs/>
-          <w:sz w:val="20"/>
-          <w:szCs w:val="20"/>
-        </w:rPr>
-        <w:t>horario</w:t>
-      </w:r>
-      <w:proofErr w:type="spellEnd"/>
-      <w:r>
-        <w:rPr>
-          <w:rFonts w:ascii="Calibri Light" w:hAnsi="Calibri Light" w:cs="Calibri Light"/>
-          <w:b/>
-          <w:bCs/>
-          <w:sz w:val="20"/>
-          <w:szCs w:val="20"/>
-        </w:rPr>
-        <w:t xml:space="preserve">, </w:t>
-      </w:r>
-      <w:proofErr w:type="spellStart"/>
-      <w:r>
-        <w:rPr>
-          <w:rFonts w:ascii="Calibri Light" w:hAnsi="Calibri Light" w:cs="Calibri Light"/>
-          <w:b/>
-          <w:bCs/>
-          <w:sz w:val="20"/>
-          <w:szCs w:val="20"/>
-        </w:rPr>
-        <w:t>dias_semana</w:t>
-      </w:r>
-      <w:proofErr w:type="spellEnd"/>
-    </w:p>
-    <w:p>
-      <w:pPr>
-        <w:numPr>
-          <w:ilvl w:val="0"/>
-          <w:numId w:val="4"/>
-        </w:numPr>
-        <w:jc w:val="both"/>
-        <w:rPr>
-          <w:rFonts w:ascii="Calibri Light" w:hAnsi="Calibri Light" w:cs="Calibri Light"/>
-          <w:b/>
-          <w:bCs/>
-          <w:sz w:val="20"/>
-          <w:szCs w:val="20"/>
-        </w:rPr>
-      </w:pPr>
-      <w:r>
-        <w:rPr>
-          <w:rFonts w:ascii="Calibri Light" w:hAnsi="Calibri Light" w:cs="Calibri Light"/>
-          <w:b/>
-          <w:bCs/>
-          <w:sz w:val="20"/>
-          <w:szCs w:val="20"/>
-        </w:rPr>
-        <w:t xml:space="preserve">MATRICULAS: </w:t>
-      </w:r>
-      <w:proofErr w:type="spellStart"/>
-      <w:r>
-        <w:rPr>
-          <w:rFonts w:ascii="Calibri Light" w:hAnsi="Calibri Light" w:cs="Calibri Light"/>
-          <w:b/>
-          <w:bCs/>
-          <w:sz w:val="20"/>
-          <w:szCs w:val="20"/>
-        </w:rPr>
-        <w:t>id_matricula</w:t>
-      </w:r>
-      <w:proofErr w:type="spellEnd"/>
-      <w:r>
-        <w:rPr>
-          <w:rFonts w:ascii="Calibri Light" w:hAnsi="Calibri Light" w:cs="Calibri Light"/>
-          <w:b/>
-          <w:bCs/>
-          <w:sz w:val="20"/>
-          <w:szCs w:val="20"/>
-        </w:rPr>
-        <w:t xml:space="preserve">, </w:t>
-      </w:r>
-      <w:proofErr w:type="spellStart"/>
-      <w:r>
-        <w:rPr>
-          <w:rFonts w:ascii="Calibri Light" w:hAnsi="Calibri Light" w:cs="Calibri Light"/>
-          <w:b/>
-          <w:bCs/>
-          <w:sz w:val="20"/>
-          <w:szCs w:val="20"/>
-        </w:rPr>
-        <w:t>data_inscricao</w:t>
-      </w:r>
-      <w:proofErr w:type="spellEnd"/>
-    </w:p>
-    <w:p>
-      <w:pPr>
-        <w:ind w:hanging="2"/>
-        <w:jc w:val="both"/>
+        <w:numPr>
+          <w:ilvl w:val="0"/>
+          <w:numId w:val="4"/>
+        </w:numPr>
+        <w:jc w:val="both"/>
+        <w:rPr>
+          <w:rFonts w:ascii="Calibri Light" w:hAnsi="Calibri Light" w:cs="Calibri Light"/>
+          <w:b/>
+          <w:bCs/>
+          <w:sz w:val="20"/>
+          <w:szCs w:val="20"/>
+        </w:rPr>
+      </w:pPr>
+      <w:r>
+        <w:rPr>
+          <w:rFonts w:ascii="Calibri Light" w:hAnsi="Calibri Light" w:cs="Calibri Light"/>
+          <w:b/>
+          <w:bCs/>
+          <w:sz w:val="20"/>
+          <w:szCs w:val="20"/>
+        </w:rPr>
+        <w:t>1. LEVANTAMENTO CONCEITUAL E JUSTIFICATIVA DO SGBD</w:t>
+      </w:r>
+    </w:p>
+    <w:p>
+      <w:pPr>
+        <w:ind w:left="720" w:firstLine="0"/>
+        <w:jc w:val="both"/>
+        <w:rPr>
+          <w:rFonts w:ascii="Calibri Light" w:hAnsi="Calibri Light" w:cs="Calibri Light"/>
+          <w:b/>
+          <w:bCs/>
+          <w:sz w:val="20"/>
+          <w:szCs w:val="20"/>
+        </w:rPr>
+      </w:pPr>
+    </w:p>
+    <w:p>
+      <w:pPr>
+        <w:numPr>
+          <w:ilvl w:val="0"/>
+          <w:numId w:val="4"/>
+        </w:numPr>
+        <w:jc w:val="both"/>
+        <w:rPr>
+          <w:rFonts w:ascii="Calibri Light" w:hAnsi="Calibri Light" w:cs="Calibri Light"/>
+          <w:b/>
+          <w:bCs/>
+          <w:sz w:val="20"/>
+          <w:szCs w:val="20"/>
+        </w:rPr>
+      </w:pPr>
+      <w:r>
+        <w:rPr>
+          <w:rFonts w:ascii="Calibri Light" w:hAnsi="Calibri Light" w:cs="Calibri Light"/>
+          <w:b/>
+          <w:bCs/>
+          <w:sz w:val="20"/>
+          <w:szCs w:val="20"/>
+        </w:rPr>
+        <w:t>1.1 Conceito e Tipos de Banco de Dados</w:t>
+      </w:r>
+    </w:p>
+    <w:p>
+      <w:pPr>
+        <w:numPr>
+          <w:ilvl w:val="0"/>
+          <w:numId w:val="4"/>
+        </w:numPr>
+        <w:jc w:val="both"/>
+        <w:rPr>
+          <w:rFonts w:ascii="Calibri Light" w:hAnsi="Calibri Light" w:cs="Calibri Light"/>
+          <w:b/>
+          <w:bCs/>
+          <w:sz w:val="20"/>
+          <w:szCs w:val="20"/>
+        </w:rPr>
+      </w:pPr>
+    </w:p>
+    <w:p>
+      <w:pPr>
+        <w:numPr>
+          <w:ilvl w:val="0"/>
+          <w:numId w:val="4"/>
+        </w:numPr>
+        <w:jc w:val="both"/>
+        <w:rPr>
+          <w:rFonts w:ascii="Calibri Light" w:hAnsi="Calibri Light" w:cs="Calibri Light"/>
+          <w:b/>
+          <w:bCs/>
+          <w:sz w:val="20"/>
+          <w:szCs w:val="20"/>
+        </w:rPr>
+      </w:pPr>
+      <w:r>
+        <w:rPr>
+          <w:rFonts w:ascii="Calibri Light" w:hAnsi="Calibri Light" w:cs="Calibri Light"/>
+          <w:b/>
+          <w:bCs/>
+          <w:sz w:val="20"/>
+          <w:szCs w:val="20"/>
+        </w:rPr>
+        <w:t>Os Bancos de Dados são sistemas estruturados para armazenar, gerenciar e recuperar informações de forma rápida e segura. Dividem-se principalmente em:</w:t>
+      </w:r>
+    </w:p>
+    <w:p>
+      <w:pPr>
+        <w:numPr>
+          <w:ilvl w:val="0"/>
+          <w:numId w:val="4"/>
+        </w:numPr>
+        <w:jc w:val="both"/>
+        <w:rPr>
+          <w:rFonts w:ascii="Calibri Light" w:hAnsi="Calibri Light" w:cs="Calibri Light"/>
+          <w:b/>
+          <w:bCs/>
+          <w:sz w:val="20"/>
+          <w:szCs w:val="20"/>
+        </w:rPr>
+      </w:pPr>
+      <w:r>
+        <w:rPr>
+          <w:rFonts w:ascii="Calibri Light" w:hAnsi="Calibri Light" w:cs="Calibri Light"/>
+          <w:b/>
+          <w:bCs/>
+          <w:sz w:val="20"/>
+          <w:szCs w:val="20"/>
+        </w:rPr>
+        <w:t>Relacionais (RDBMS): Utilizam tabelas com linhas (registros) e colunas (atributos), garantindo integridade referencial por meio de Chaves Primárias (PK) e Chaves Estrangeiras (FK). Exigem esquema rígido e utilizam a linguagem SQL. Ex: MySQL, MariaDB, PostgreSQL.</w:t>
+      </w:r>
+    </w:p>
+    <w:p>
+      <w:pPr>
+        <w:numPr>
+          <w:ilvl w:val="0"/>
+          <w:numId w:val="4"/>
+        </w:numPr>
+        <w:jc w:val="both"/>
+        <w:rPr>
+          <w:rFonts w:ascii="Calibri Light" w:hAnsi="Calibri Light" w:cs="Calibri Light"/>
+          <w:b/>
+          <w:bCs/>
+          <w:sz w:val="20"/>
+          <w:szCs w:val="20"/>
+        </w:rPr>
+      </w:pPr>
+      <w:r>
+        <w:rPr>
+          <w:rFonts w:ascii="Calibri Light" w:hAnsi="Calibri Light" w:cs="Calibri Light"/>
+          <w:b/>
+          <w:bCs/>
+          <w:sz w:val="20"/>
+          <w:szCs w:val="20"/>
+        </w:rPr>
+        <w:t>Não-Relacionais (NoSQL): Modelos flexíveis orientados a documentos, chave-valor, colunas ou grafos. Indicados para dados não estruturados e alta taxa de gravação. Ex: MongoDB, Redis.</w:t>
+      </w:r>
+    </w:p>
+    <w:p>
+      <w:pPr>
+        <w:numPr>
+          <w:ilvl w:val="0"/>
+          <w:numId w:val="4"/>
+        </w:numPr>
+        <w:jc w:val="both"/>
+        <w:rPr>
+          <w:rFonts w:ascii="Calibri Light" w:hAnsi="Calibri Light" w:cs="Calibri Light"/>
+          <w:b/>
+          <w:bCs/>
+          <w:sz w:val="20"/>
+          <w:szCs w:val="20"/>
+        </w:rPr>
+      </w:pPr>
+      <w:r>
+        <w:rPr>
+          <w:rFonts w:ascii="Calibri Light" w:hAnsi="Calibri Light" w:cs="Calibri Light"/>
+          <w:b/>
+          <w:bCs/>
+          <w:sz w:val="20"/>
+          <w:szCs w:val="20"/>
+        </w:rPr>
+        <w:t>1.2 Arquitetura Cliente-Servidor</w:t>
+      </w:r>
+    </w:p>
+    <w:p>
+      <w:pPr>
+        <w:numPr>
+          <w:ilvl w:val="0"/>
+          <w:numId w:val="4"/>
+        </w:numPr>
+        <w:jc w:val="both"/>
+        <w:rPr>
+          <w:rFonts w:ascii="Calibri Light" w:hAnsi="Calibri Light" w:cs="Calibri Light"/>
+          <w:b/>
+          <w:bCs/>
+          <w:sz w:val="20"/>
+          <w:szCs w:val="20"/>
+        </w:rPr>
+      </w:pPr>
+      <w:r>
+        <w:rPr>
+          <w:rFonts w:ascii="Calibri Light" w:hAnsi="Calibri Light" w:cs="Calibri Light"/>
+          <w:b/>
+          <w:bCs/>
+          <w:sz w:val="20"/>
+          <w:szCs w:val="20"/>
+        </w:rPr>
+        <w:t>O projeto adota a arquitetura Cliente-Servidor em 2 camadas:</w:t>
+      </w:r>
+    </w:p>
+    <w:p>
+      <w:pPr>
+        <w:numPr>
+          <w:ilvl w:val="0"/>
+          <w:numId w:val="4"/>
+        </w:numPr>
+        <w:jc w:val="both"/>
+        <w:rPr>
+          <w:rFonts w:ascii="Calibri Light" w:hAnsi="Calibri Light" w:cs="Calibri Light"/>
+          <w:b/>
+          <w:bCs/>
+          <w:sz w:val="20"/>
+          <w:szCs w:val="20"/>
+        </w:rPr>
+      </w:pPr>
+      <w:r>
+        <w:rPr>
+          <w:rFonts w:ascii="Calibri Light" w:hAnsi="Calibri Light" w:cs="Calibri Light"/>
+          <w:b/>
+          <w:bCs/>
+          <w:sz w:val="20"/>
+          <w:szCs w:val="20"/>
+        </w:rPr>
+        <w:t>Servidor (Backend/SGBD): O serviço MariaDB/MySQL rodando localmente na porta 3306 via XAMPP Control Panel, responsável por processar requisições SQL, manter a integridade transacional (ACID) e gerenciar o armazenamento em disco.</w:t>
+      </w:r>
+    </w:p>
+    <w:p>
+      <w:pPr>
+        <w:numPr>
+          <w:ilvl w:val="0"/>
+          <w:numId w:val="4"/>
+        </w:numPr>
+        <w:jc w:val="both"/>
+        <w:rPr>
+          <w:rFonts w:ascii="Calibri Light" w:hAnsi="Calibri Light" w:cs="Calibri Light"/>
+          <w:b/>
+          <w:bCs/>
+          <w:sz w:val="20"/>
+          <w:szCs w:val="20"/>
+        </w:rPr>
+      </w:pPr>
+      <w:r>
+        <w:rPr>
+          <w:rFonts w:ascii="Calibri Light" w:hAnsi="Calibri Light" w:cs="Calibri Light"/>
+          <w:b/>
+          <w:bCs/>
+          <w:sz w:val="20"/>
+          <w:szCs w:val="20"/>
+        </w:rPr>
+        <w:t>Cliente (Interface/Ferramenta): O phpMyAdmin (interface web) ou MySQL Workbench (desktop GUI), utilizados para enviar os scripts DDL/DML, administrar usuários e visualizar os resultados das consultas.</w:t>
+      </w:r>
+    </w:p>
+    <w:p>
+      <w:pPr>
+        <w:numPr>
+          <w:ilvl w:val="0"/>
+          <w:numId w:val="4"/>
+        </w:numPr>
+        <w:jc w:val="both"/>
+        <w:rPr>
+          <w:rFonts w:ascii="Calibri Light" w:hAnsi="Calibri Light" w:cs="Calibri Light"/>
+          <w:b/>
+          <w:bCs/>
+          <w:sz w:val="20"/>
+          <w:szCs w:val="20"/>
+        </w:rPr>
+      </w:pPr>
+      <w:r>
+        <w:rPr>
+          <w:rFonts w:ascii="Calibri Light" w:hAnsi="Calibri Light" w:cs="Calibri Light"/>
+          <w:b/>
+          <w:bCs/>
+          <w:sz w:val="20"/>
+          <w:szCs w:val="20"/>
+        </w:rPr>
+        <w:t>1.3 Justificativa de Escolha do SGBD</w:t>
+      </w:r>
+    </w:p>
+    <w:p>
+      <w:pPr>
+        <w:numPr>
+          <w:ilvl w:val="0"/>
+          <w:numId w:val="4"/>
+        </w:numPr>
+        <w:jc w:val="both"/>
+        <w:rPr>
+          <w:rFonts w:ascii="Calibri Light" w:hAnsi="Calibri Light" w:cs="Calibri Light"/>
+          <w:b/>
+          <w:bCs/>
+          <w:sz w:val="20"/>
+          <w:szCs w:val="20"/>
+        </w:rPr>
+      </w:pPr>
+      <w:r>
+        <w:rPr>
+          <w:rFonts w:ascii="Calibri Light" w:hAnsi="Calibri Light" w:cs="Calibri Light"/>
+          <w:b/>
+          <w:bCs/>
+          <w:sz w:val="20"/>
+          <w:szCs w:val="20"/>
+        </w:rPr>
+        <w:t>Foi selecionado o MySQL / MariaDB via XAMPP pelos seguintes motivos técnicos:</w:t>
+      </w:r>
+    </w:p>
+    <w:p>
+      <w:pPr>
+        <w:numPr>
+          <w:ilvl w:val="0"/>
+          <w:numId w:val="4"/>
+        </w:numPr>
+        <w:jc w:val="both"/>
+        <w:rPr>
+          <w:rFonts w:ascii="Calibri Light" w:hAnsi="Calibri Light" w:cs="Calibri Light"/>
+          <w:b/>
+          <w:bCs/>
+          <w:sz w:val="20"/>
+          <w:szCs w:val="20"/>
+        </w:rPr>
+      </w:pPr>
+      <w:r>
+        <w:rPr>
+          <w:rFonts w:ascii="Calibri Light" w:hAnsi="Calibri Light" w:cs="Calibri Light"/>
+          <w:b/>
+          <w:bCs/>
+          <w:sz w:val="20"/>
+          <w:szCs w:val="20"/>
+        </w:rPr>
+        <w:t>Compatibilidade e Padronização: Total suporte aos padrões SQL (ANSI SQL), garantindo comandos DDL e DML portáveis.</w:t>
+      </w:r>
+    </w:p>
+    <w:p>
+      <w:pPr>
+        <w:numPr>
+          <w:ilvl w:val="0"/>
+          <w:numId w:val="4"/>
+        </w:numPr>
+        <w:jc w:val="both"/>
+        <w:rPr>
+          <w:rFonts w:ascii="Calibri Light" w:hAnsi="Calibri Light" w:cs="Calibri Light"/>
+          <w:b/>
+          <w:bCs/>
+          <w:sz w:val="20"/>
+          <w:szCs w:val="20"/>
+        </w:rPr>
+      </w:pPr>
+      <w:r>
+        <w:rPr>
+          <w:rFonts w:ascii="Calibri Light" w:hAnsi="Calibri Light" w:cs="Calibri Light"/>
+          <w:b/>
+          <w:bCs/>
+          <w:sz w:val="20"/>
+          <w:szCs w:val="20"/>
+        </w:rPr>
+        <w:t>Desempenho e Escalabilidade: Excelente desempenho para aplicações comerciais de médio porte com suporte a motores de armazenamento ACID (InnoDB).</w:t>
+      </w:r>
+    </w:p>
+    <w:p>
+      <w:pPr>
+        <w:numPr>
+          <w:ilvl w:val="0"/>
+          <w:numId w:val="4"/>
+        </w:numPr>
+        <w:jc w:val="both"/>
+        <w:rPr>
+          <w:rFonts w:ascii="Calibri Light" w:hAnsi="Calibri Light" w:cs="Calibri Light"/>
+          <w:b/>
+          <w:bCs/>
+          <w:sz w:val="20"/>
+          <w:szCs w:val="20"/>
+        </w:rPr>
+      </w:pPr>
+      <w:r>
+        <w:rPr>
+          <w:rFonts w:ascii="Calibri Light" w:hAnsi="Calibri Light" w:cs="Calibri Light"/>
+          <w:b/>
+          <w:bCs/>
+          <w:sz w:val="20"/>
+          <w:szCs w:val="20"/>
+        </w:rPr>
+        <w:t>Gratuidade e Facilidade de Instalação: Software open-source integrado ao pacote XAMPP, facilitando a configuração do ambiente acadêmico sem custos de licença.</w:t>
+      </w:r>
+    </w:p>
+    <w:p>
+      <w:pPr>
+        <w:numPr>
+          <w:ilvl w:val="0"/>
+          <w:numId w:val="4"/>
+        </w:numPr>
+        <w:jc w:val="both"/>
+        <w:rPr>
+          <w:rFonts w:ascii="Calibri Light" w:hAnsi="Calibri Light" w:cs="Calibri Light"/>
+          <w:b/>
+          <w:bCs/>
+          <w:sz w:val="20"/>
+          <w:szCs w:val="20"/>
+        </w:rPr>
+      </w:pPr>
+      <w:r>
+        <w:rPr>
+          <w:rFonts w:ascii="Calibri Light" w:hAnsi="Calibri Light" w:cs="Calibri Light"/>
+          <w:b/>
+          <w:bCs/>
+          <w:sz w:val="20"/>
+          <w:szCs w:val="20"/>
+        </w:rPr>
+        <w:t>2. APLICAÇÃO DE NORMALIZAÇÃO (Até a 3ª Forma Normal - 3FN)</w:t>
+      </w:r>
+    </w:p>
+    <w:p>
+      <w:pPr>
+        <w:numPr>
+          <w:ilvl w:val="0"/>
+          <w:numId w:val="4"/>
+        </w:numPr>
+        <w:jc w:val="both"/>
+        <w:rPr>
+          <w:rFonts w:ascii="Calibri Light" w:hAnsi="Calibri Light" w:cs="Calibri Light"/>
+          <w:b/>
+          <w:bCs/>
+          <w:sz w:val="20"/>
+          <w:szCs w:val="20"/>
+        </w:rPr>
+      </w:pPr>
+      <w:r>
+        <w:rPr>
+          <w:rFonts w:ascii="Calibri Light" w:hAnsi="Calibri Light" w:cs="Calibri Light"/>
+          <w:b/>
+          <w:bCs/>
+          <w:sz w:val="20"/>
+          <w:szCs w:val="20"/>
+        </w:rPr>
+        <w:t>A estrutura do banco de dados da Academia foi projetada passando pelas 3 Formas Normais para eliminar redundâncias e anomalias de inserção, atualização e exclusão:</w:t>
+      </w:r>
+    </w:p>
+    <w:p>
+      <w:pPr>
+        <w:numPr>
+          <w:ilvl w:val="0"/>
+          <w:numId w:val="4"/>
+        </w:numPr>
+        <w:jc w:val="both"/>
+        <w:rPr>
+          <w:rFonts w:ascii="Calibri Light" w:hAnsi="Calibri Light" w:cs="Calibri Light"/>
+          <w:b/>
+          <w:bCs/>
+          <w:sz w:val="20"/>
+          <w:szCs w:val="20"/>
+        </w:rPr>
+      </w:pPr>
+      <w:r>
+        <w:rPr>
+          <w:rFonts w:ascii="Calibri Light" w:hAnsi="Calibri Light" w:cs="Calibri Light"/>
+          <w:b/>
+          <w:bCs/>
+          <w:sz w:val="20"/>
+          <w:szCs w:val="20"/>
+        </w:rPr>
+        <w:t>1ª Forma Normal (1FN) - Atomicidade: Todos os atributos possuem apenas valores atômicos (indivisíveis). Atributos como telefone e CPF foram isolados em colunas próprias e não há colunas repetidas.</w:t>
+      </w:r>
+    </w:p>
+    <w:p>
+      <w:pPr>
+        <w:numPr>
+          <w:ilvl w:val="0"/>
+          <w:numId w:val="4"/>
+        </w:numPr>
+        <w:jc w:val="both"/>
+        <w:rPr>
+          <w:rFonts w:ascii="Calibri Light" w:hAnsi="Calibri Light" w:cs="Calibri Light"/>
+          <w:b/>
+          <w:bCs/>
+          <w:sz w:val="20"/>
+          <w:szCs w:val="20"/>
+        </w:rPr>
+      </w:pPr>
+      <w:r>
+        <w:rPr>
+          <w:rFonts w:ascii="Calibri Light" w:hAnsi="Calibri Light" w:cs="Calibri Light"/>
+          <w:b/>
+          <w:bCs/>
+          <w:sz w:val="20"/>
+          <w:szCs w:val="20"/>
+        </w:rPr>
+        <w:t>2ª Forma Normal (2FN) - Dependência Funcional Total: Todas as tabelas possuem Chave Primária simples autoincrementável (id_plano, id_instrutor, id_aluno, id_turma, id_matricula), onde todos os atributos não-chave dependem totalmente de sua respetiva Chave Primária.</w:t>
+      </w:r>
+    </w:p>
+    <w:p>
+      <w:pPr>
+        <w:numPr>
+          <w:ilvl w:val="0"/>
+          <w:numId w:val="4"/>
+        </w:numPr>
+        <w:jc w:val="both"/>
+        <w:rPr>
+          <w:rFonts w:ascii="Calibri Light" w:hAnsi="Calibri Light" w:cs="Calibri Light"/>
+          <w:b/>
+          <w:bCs/>
+          <w:sz w:val="20"/>
+          <w:szCs w:val="20"/>
+        </w:rPr>
+      </w:pPr>
+      <w:r>
+        <w:rPr>
+          <w:rFonts w:ascii="Calibri Light" w:hAnsi="Calibri Light" w:cs="Calibri Light"/>
+          <w:b/>
+          <w:bCs/>
+          <w:sz w:val="20"/>
+          <w:szCs w:val="20"/>
+        </w:rPr>
+        <w:t>3ª Forma Normal (3FN) - Eliminação de Dependências Transitivas: Nenhum atributo não-chave depende de outro atributo não-chave. Por exemplo, as informações sobre planos ficam exclusivamente na tabela planos (vinculadas ao aluno via planos_id_plano), e os dados das aulas em turmas (vinculadas ao instrutor via instrutores_id_instrutor).</w:t>
+      </w:r>
+    </w:p>
+    <w:p>
+      <w:pPr>
+        <w:numPr>
+          <w:ilvl w:val="0"/>
+          <w:numId w:val="4"/>
+        </w:numPr>
+        <w:jc w:val="both"/>
+        <w:rPr>
+          <w:rFonts w:ascii="Calibri Light" w:hAnsi="Calibri Light" w:cs="Calibri Light"/>
+          <w:b/>
+          <w:bCs/>
+          <w:sz w:val="20"/>
+          <w:szCs w:val="20"/>
+        </w:rPr>
+      </w:pPr>
+      <w:r>
+        <w:rPr>
+          <w:rFonts w:ascii="Calibri Light" w:hAnsi="Calibri Light" w:cs="Calibri Light"/>
+          <w:b/>
+          <w:bCs/>
+          <w:sz w:val="20"/>
+          <w:szCs w:val="20"/>
+        </w:rPr>
+        <w:t>3. MODELAGEM DE DADOS (DER)</w:t>
+      </w:r>
+    </w:p>
+    <w:p>
+      <w:pPr>
+        <w:numPr>
+          <w:ilvl w:val="0"/>
+          <w:numId w:val="4"/>
+        </w:numPr>
+        <w:jc w:val="both"/>
+        <w:rPr>
+          <w:rFonts w:ascii="Calibri Light" w:hAnsi="Calibri Light" w:cs="Calibri Light"/>
+          <w:b/>
+          <w:bCs/>
+          <w:sz w:val="20"/>
+          <w:szCs w:val="20"/>
+        </w:rPr>
+      </w:pPr>
+      <w:r>
+        <w:rPr>
+          <w:rFonts w:ascii="Calibri Light" w:hAnsi="Calibri Light" w:cs="Calibri Light"/>
+          <w:b/>
+          <w:bCs/>
+          <w:sz w:val="20"/>
+          <w:szCs w:val="20"/>
+        </w:rPr>
+        <w:t>3.1 Descrição das Entidades e Relacionamentos</w:t>
+      </w:r>
+    </w:p>
+    <w:p>
+      <w:pPr>
+        <w:numPr>
+          <w:ilvl w:val="0"/>
+          <w:numId w:val="4"/>
+        </w:numPr>
+        <w:jc w:val="both"/>
+        <w:rPr>
+          <w:rFonts w:ascii="Calibri Light" w:hAnsi="Calibri Light" w:cs="Calibri Light"/>
+          <w:b/>
+          <w:bCs/>
+          <w:sz w:val="20"/>
+          <w:szCs w:val="20"/>
+        </w:rPr>
+      </w:pPr>
+      <w:r>
+        <w:rPr>
+          <w:rFonts w:ascii="Calibri Light" w:hAnsi="Calibri Light" w:cs="Calibri Light"/>
+          <w:b/>
+          <w:bCs/>
+          <w:sz w:val="20"/>
+          <w:szCs w:val="20"/>
+        </w:rPr>
+        <w:t>Planos (1) : (N) Alunos: Um plano pode ser contratado por vários alunos, mas cada aluno está vinculado a apenas um plano por vez (planos_id_plano).</w:t>
+      </w:r>
+    </w:p>
+    <w:p>
+      <w:pPr>
+        <w:numPr>
+          <w:ilvl w:val="0"/>
+          <w:numId w:val="4"/>
+        </w:numPr>
+        <w:jc w:val="both"/>
+        <w:rPr>
+          <w:rFonts w:ascii="Calibri Light" w:hAnsi="Calibri Light" w:cs="Calibri Light"/>
+          <w:b/>
+          <w:bCs/>
+          <w:sz w:val="20"/>
+          <w:szCs w:val="20"/>
+        </w:rPr>
+      </w:pPr>
+      <w:r>
+        <w:rPr>
+          <w:rFonts w:ascii="Calibri Light" w:hAnsi="Calibri Light" w:cs="Calibri Light"/>
+          <w:b/>
+          <w:bCs/>
+          <w:sz w:val="20"/>
+          <w:szCs w:val="20"/>
+        </w:rPr>
+        <w:t>Instrutores (1) : (N) Turmas: Um instrutor pode ministrar várias turmas, mas cada turma possui um único instrutor responsável (instrutores_id_instrutor).</w:t>
+      </w:r>
+    </w:p>
+    <w:p>
+      <w:pPr>
+        <w:numPr>
+          <w:ilvl w:val="0"/>
+          <w:numId w:val="4"/>
+        </w:numPr>
+        <w:jc w:val="both"/>
+        <w:rPr>
+          <w:rFonts w:ascii="Calibri Light" w:hAnsi="Calibri Light" w:cs="Calibri Light"/>
+          <w:b/>
+          <w:bCs/>
+          <w:sz w:val="20"/>
+          <w:szCs w:val="20"/>
+        </w:rPr>
+      </w:pPr>
+      <w:r>
+        <w:rPr>
+          <w:rFonts w:ascii="Calibri Light" w:hAnsi="Calibri Light" w:cs="Calibri Light"/>
+          <w:b/>
+          <w:bCs/>
+          <w:sz w:val="20"/>
+          <w:szCs w:val="20"/>
+        </w:rPr>
+        <w:lastRenderedPageBreak/>
+        <w:t>Alunos (N) : (N) Turmas (via Matriculas): Um aluno pode se matricular em várias turmas e cada turma pode ter vários alunos. A tabela matriculas atua como entidade associativa com a data da inscrição.</w:t>
+      </w:r>
+    </w:p>
+    <w:p>
+      <w:pPr>
+        <w:numPr>
+          <w:ilvl w:val="0"/>
+          <w:numId w:val="4"/>
+        </w:numPr>
+        <w:jc w:val="both"/>
+        <w:rPr>
+          <w:rFonts w:ascii="Calibri Light" w:hAnsi="Calibri Light" w:cs="Calibri Light"/>
+          <w:b/>
+          <w:bCs/>
+          <w:sz w:val="20"/>
+          <w:szCs w:val="20"/>
+        </w:rPr>
+      </w:pPr>
+      <w:r>
         <w:rPr>
           <w:rFonts w:ascii="Calibri Light" w:hAnsi="Calibri Light" w:cs="Calibri Light"/>
           <w:b/>
@@ -1410,934 +1541,6225 @@
           <w:sz w:val="20"/>
           <w:szCs w:val="20"/>
         </w:rPr>
-      </w:pPr>
-      <w:r>
-        <w:rPr>
-          <w:rFonts w:ascii="Calibri Light" w:hAnsi="Calibri Light" w:cs="Calibri Light"/>
-          <w:b/>
-          <w:bCs/>
-          <w:i/>
-          <w:iCs/>
-          <w:sz w:val="20"/>
-          <w:szCs w:val="20"/>
-        </w:rPr>
-        <w:t>(Nota: Os atributos sublinhados representam os identificadores únicos de cada entidade).</w:t>
-      </w:r>
-    </w:p>
-    <w:p>
-      <w:pPr>
-        <w:ind w:hanging="2"/>
-        <w:jc w:val="both"/>
-        <w:rPr>
-          <w:rFonts w:ascii="Calibri Light" w:hAnsi="Calibri Light" w:cs="Calibri Light"/>
-          <w:b/>
-          <w:bCs/>
-          <w:sz w:val="20"/>
-          <w:szCs w:val="20"/>
-        </w:rPr>
-      </w:pPr>
-    </w:p>
-    <w:p>
-      <w:pPr>
-        <w:ind w:hanging="2"/>
-        <w:jc w:val="both"/>
-        <w:rPr>
-          <w:rFonts w:ascii="Calibri Light" w:hAnsi="Calibri Light" w:cs="Calibri Light"/>
-          <w:b/>
-          <w:bCs/>
-          <w:sz w:val="20"/>
-          <w:szCs w:val="20"/>
-        </w:rPr>
-      </w:pPr>
-      <w:r>
-        <w:rPr>
-          <w:rFonts w:ascii="Calibri Light" w:hAnsi="Calibri Light" w:cs="Calibri Light"/>
-          <w:b/>
-          <w:bCs/>
-          <w:sz w:val="20"/>
-          <w:szCs w:val="20"/>
-        </w:rPr>
-        <w:t>2. Relacionamentos e Cardinalidades</w:t>
-      </w:r>
-    </w:p>
-    <w:p>
-      <w:pPr>
-        <w:numPr>
-          <w:ilvl w:val="0"/>
-          <w:numId w:val="5"/>
-        </w:numPr>
-        <w:jc w:val="both"/>
-        <w:rPr>
-          <w:rFonts w:ascii="Calibri Light" w:hAnsi="Calibri Light" w:cs="Calibri Light"/>
-          <w:b/>
-          <w:bCs/>
-          <w:sz w:val="20"/>
-          <w:szCs w:val="20"/>
-        </w:rPr>
-      </w:pPr>
-      <w:r>
-        <w:rPr>
-          <w:rFonts w:ascii="Calibri Light" w:hAnsi="Calibri Light" w:cs="Calibri Light"/>
-          <w:b/>
-          <w:bCs/>
-          <w:sz w:val="20"/>
-          <w:szCs w:val="20"/>
-        </w:rPr>
-        <w:t>PLANOS contrata ALUNOS</w:t>
-      </w:r>
-    </w:p>
-    <w:p>
-      <w:pPr>
-        <w:numPr>
-          <w:ilvl w:val="1"/>
-          <w:numId w:val="5"/>
-        </w:numPr>
-        <w:jc w:val="both"/>
-        <w:rPr>
-          <w:rFonts w:ascii="Calibri Light" w:hAnsi="Calibri Light" w:cs="Calibri Light"/>
-          <w:b/>
-          <w:bCs/>
-          <w:sz w:val="20"/>
-          <w:szCs w:val="20"/>
-        </w:rPr>
-      </w:pPr>
-      <w:r>
-        <w:rPr>
-          <w:rFonts w:ascii="Calibri Light" w:hAnsi="Calibri Light" w:cs="Calibri Light"/>
-          <w:b/>
-          <w:bCs/>
-          <w:sz w:val="20"/>
-          <w:szCs w:val="20"/>
-        </w:rPr>
-        <w:t>Um PLANO pode ser contratado por vários ALUNOS $(</w:t>
-      </w:r>
-      <w:proofErr w:type="gramStart"/>
-      <w:r>
-        <w:rPr>
-          <w:rFonts w:ascii="Calibri Light" w:hAnsi="Calibri Light" w:cs="Calibri Light"/>
-          <w:b/>
-          <w:bCs/>
-          <w:sz w:val="20"/>
-          <w:szCs w:val="20"/>
-        </w:rPr>
-        <w:t>1,N</w:t>
-      </w:r>
-      <w:proofErr w:type="gramEnd"/>
-      <w:r>
-        <w:rPr>
-          <w:rFonts w:ascii="Calibri Light" w:hAnsi="Calibri Light" w:cs="Calibri Light"/>
-          <w:b/>
-          <w:bCs/>
-          <w:sz w:val="20"/>
-          <w:szCs w:val="20"/>
-        </w:rPr>
-        <w:t>)$.</w:t>
-      </w:r>
-    </w:p>
-    <w:p>
-      <w:pPr>
-        <w:numPr>
-          <w:ilvl w:val="1"/>
-          <w:numId w:val="5"/>
-        </w:numPr>
-        <w:jc w:val="both"/>
-        <w:rPr>
-          <w:rFonts w:ascii="Calibri Light" w:hAnsi="Calibri Light" w:cs="Calibri Light"/>
-          <w:b/>
-          <w:bCs/>
-          <w:sz w:val="20"/>
-          <w:szCs w:val="20"/>
-        </w:rPr>
-      </w:pPr>
-      <w:r>
-        <w:rPr>
-          <w:rFonts w:ascii="Calibri Light" w:hAnsi="Calibri Light" w:cs="Calibri Light"/>
-          <w:b/>
-          <w:bCs/>
-          <w:sz w:val="20"/>
-          <w:szCs w:val="20"/>
-        </w:rPr>
-        <w:t>Um ALUNO possui obrigatoriamente um único PLANO $(1,</w:t>
-      </w:r>
-      <w:proofErr w:type="gramStart"/>
-      <w:r>
-        <w:rPr>
-          <w:rFonts w:ascii="Calibri Light" w:hAnsi="Calibri Light" w:cs="Calibri Light"/>
-          <w:b/>
-          <w:bCs/>
-          <w:sz w:val="20"/>
-          <w:szCs w:val="20"/>
-        </w:rPr>
-        <w:t>1)$</w:t>
-      </w:r>
-      <w:proofErr w:type="gramEnd"/>
-      <w:r>
-        <w:rPr>
-          <w:rFonts w:ascii="Calibri Light" w:hAnsi="Calibri Light" w:cs="Calibri Light"/>
-          <w:b/>
-          <w:bCs/>
-          <w:sz w:val="20"/>
-          <w:szCs w:val="20"/>
-        </w:rPr>
-        <w:t>.</w:t>
-      </w:r>
-    </w:p>
-    <w:p>
-      <w:pPr>
-        <w:numPr>
-          <w:ilvl w:val="1"/>
-          <w:numId w:val="5"/>
-        </w:numPr>
-        <w:jc w:val="both"/>
-        <w:rPr>
-          <w:rFonts w:ascii="Calibri Light" w:hAnsi="Calibri Light" w:cs="Calibri Light"/>
-          <w:b/>
-          <w:bCs/>
-          <w:sz w:val="20"/>
-          <w:szCs w:val="20"/>
-        </w:rPr>
-      </w:pPr>
-      <w:r>
-        <w:rPr>
-          <w:rFonts w:ascii="Calibri Light" w:hAnsi="Calibri Light" w:cs="Calibri Light"/>
-          <w:b/>
-          <w:bCs/>
-          <w:i/>
-          <w:iCs/>
-          <w:sz w:val="20"/>
-          <w:szCs w:val="20"/>
-        </w:rPr>
-        <w:t>Cardinalidade da Relação:</w:t>
-      </w:r>
-      <w:r>
-        <w:rPr>
-          <w:rFonts w:ascii="Calibri Light" w:hAnsi="Calibri Light" w:cs="Calibri Light"/>
-          <w:b/>
-          <w:bCs/>
-          <w:sz w:val="20"/>
-          <w:szCs w:val="20"/>
-        </w:rPr>
-        <w:t xml:space="preserve"> 1:N (Um para Muitos).</w:t>
-      </w:r>
-    </w:p>
-    <w:p>
-      <w:pPr>
-        <w:numPr>
-          <w:ilvl w:val="1"/>
-          <w:numId w:val="5"/>
-        </w:numPr>
-        <w:jc w:val="both"/>
-        <w:rPr>
-          <w:rFonts w:ascii="Calibri Light" w:hAnsi="Calibri Light" w:cs="Calibri Light"/>
-          <w:b/>
-          <w:bCs/>
-          <w:sz w:val="20"/>
-          <w:szCs w:val="20"/>
-        </w:rPr>
-      </w:pPr>
-    </w:p>
-    <w:p>
-      <w:pPr>
-        <w:numPr>
-          <w:ilvl w:val="0"/>
-          <w:numId w:val="5"/>
-        </w:numPr>
-        <w:jc w:val="both"/>
-        <w:rPr>
-          <w:rFonts w:ascii="Calibri Light" w:hAnsi="Calibri Light" w:cs="Calibri Light"/>
-          <w:b/>
-          <w:bCs/>
-          <w:sz w:val="20"/>
-          <w:szCs w:val="20"/>
-        </w:rPr>
-      </w:pPr>
-      <w:r>
-        <w:rPr>
-          <w:rFonts w:ascii="Calibri Light" w:hAnsi="Calibri Light" w:cs="Calibri Light"/>
-          <w:b/>
-          <w:bCs/>
-          <w:sz w:val="20"/>
-          <w:szCs w:val="20"/>
-        </w:rPr>
-        <w:t>INSTRUTORES ministram TURMAS</w:t>
-      </w:r>
-    </w:p>
-    <w:p>
-      <w:pPr>
-        <w:numPr>
-          <w:ilvl w:val="1"/>
-          <w:numId w:val="5"/>
-        </w:numPr>
-        <w:jc w:val="both"/>
-        <w:rPr>
-          <w:rFonts w:ascii="Calibri Light" w:hAnsi="Calibri Light" w:cs="Calibri Light"/>
-          <w:b/>
-          <w:bCs/>
-          <w:sz w:val="20"/>
-          <w:szCs w:val="20"/>
-        </w:rPr>
-      </w:pPr>
-      <w:r>
-        <w:rPr>
-          <w:rFonts w:ascii="Calibri Light" w:hAnsi="Calibri Light" w:cs="Calibri Light"/>
-          <w:b/>
-          <w:bCs/>
-          <w:sz w:val="20"/>
-          <w:szCs w:val="20"/>
-        </w:rPr>
-        <w:t>Um INSTRUTOR pode ministrar uma ou várias TURMAS $(</w:t>
-      </w:r>
-      <w:proofErr w:type="gramStart"/>
-      <w:r>
-        <w:rPr>
-          <w:rFonts w:ascii="Calibri Light" w:hAnsi="Calibri Light" w:cs="Calibri Light"/>
-          <w:b/>
-          <w:bCs/>
-          <w:sz w:val="20"/>
-          <w:szCs w:val="20"/>
-        </w:rPr>
-        <w:t>1,N</w:t>
-      </w:r>
-      <w:proofErr w:type="gramEnd"/>
-      <w:r>
-        <w:rPr>
-          <w:rFonts w:ascii="Calibri Light" w:hAnsi="Calibri Light" w:cs="Calibri Light"/>
-          <w:b/>
-          <w:bCs/>
-          <w:sz w:val="20"/>
-          <w:szCs w:val="20"/>
-        </w:rPr>
-        <w:t>)$.</w:t>
-      </w:r>
-    </w:p>
-    <w:p>
-      <w:pPr>
-        <w:numPr>
-          <w:ilvl w:val="1"/>
-          <w:numId w:val="5"/>
-        </w:numPr>
-        <w:jc w:val="both"/>
-        <w:rPr>
-          <w:rFonts w:ascii="Calibri Light" w:hAnsi="Calibri Light" w:cs="Calibri Light"/>
-          <w:b/>
-          <w:bCs/>
-          <w:sz w:val="20"/>
-          <w:szCs w:val="20"/>
-        </w:rPr>
-      </w:pPr>
-      <w:r>
-        <w:rPr>
-          <w:rFonts w:ascii="Calibri Light" w:hAnsi="Calibri Light" w:cs="Calibri Light"/>
-          <w:b/>
-          <w:bCs/>
-          <w:sz w:val="20"/>
-          <w:szCs w:val="20"/>
-        </w:rPr>
-        <w:t>Uma TURMA é ministrada por apenas um INSTRUTOR $(1,</w:t>
-      </w:r>
-      <w:proofErr w:type="gramStart"/>
-      <w:r>
-        <w:rPr>
-          <w:rFonts w:ascii="Calibri Light" w:hAnsi="Calibri Light" w:cs="Calibri Light"/>
-          <w:b/>
-          <w:bCs/>
-          <w:sz w:val="20"/>
-          <w:szCs w:val="20"/>
-        </w:rPr>
-        <w:t>1)$</w:t>
-      </w:r>
-      <w:proofErr w:type="gramEnd"/>
-      <w:r>
-        <w:rPr>
-          <w:rFonts w:ascii="Calibri Light" w:hAnsi="Calibri Light" w:cs="Calibri Light"/>
-          <w:b/>
-          <w:bCs/>
-          <w:sz w:val="20"/>
-          <w:szCs w:val="20"/>
-        </w:rPr>
-        <w:t>.</w:t>
-      </w:r>
-    </w:p>
-    <w:p>
-      <w:pPr>
-        <w:numPr>
-          <w:ilvl w:val="1"/>
-          <w:numId w:val="5"/>
-        </w:numPr>
-        <w:jc w:val="both"/>
-        <w:rPr>
-          <w:rFonts w:ascii="Calibri Light" w:hAnsi="Calibri Light" w:cs="Calibri Light"/>
-          <w:b/>
-          <w:bCs/>
-          <w:sz w:val="20"/>
-          <w:szCs w:val="20"/>
-        </w:rPr>
-      </w:pPr>
-      <w:r>
-        <w:rPr>
-          <w:rFonts w:ascii="Calibri Light" w:hAnsi="Calibri Light" w:cs="Calibri Light"/>
-          <w:b/>
-          <w:bCs/>
-          <w:i/>
-          <w:iCs/>
-          <w:sz w:val="20"/>
-          <w:szCs w:val="20"/>
-        </w:rPr>
-        <w:t>Cardinalidade da Relação:</w:t>
-      </w:r>
-      <w:r>
-        <w:rPr>
-          <w:rFonts w:ascii="Calibri Light" w:hAnsi="Calibri Light" w:cs="Calibri Light"/>
-          <w:b/>
-          <w:bCs/>
-          <w:sz w:val="20"/>
-          <w:szCs w:val="20"/>
-        </w:rPr>
-        <w:t xml:space="preserve"> 1:N (Um para Muitos).</w:t>
-      </w:r>
-    </w:p>
-    <w:p>
-      <w:pPr>
-        <w:numPr>
-          <w:ilvl w:val="0"/>
-          <w:numId w:val="5"/>
-        </w:numPr>
-        <w:jc w:val="both"/>
-        <w:rPr>
-          <w:rFonts w:ascii="Calibri Light" w:hAnsi="Calibri Light" w:cs="Calibri Light"/>
-          <w:b/>
-          <w:bCs/>
-          <w:sz w:val="20"/>
-          <w:szCs w:val="20"/>
-        </w:rPr>
-      </w:pPr>
-      <w:r>
-        <w:rPr>
-          <w:rFonts w:ascii="Calibri Light" w:hAnsi="Calibri Light" w:cs="Calibri Light"/>
-          <w:b/>
-          <w:bCs/>
-          <w:sz w:val="20"/>
-          <w:szCs w:val="20"/>
-        </w:rPr>
-        <w:t>ALUNOS realizam MATRICULAS em TURMAS</w:t>
-      </w:r>
-    </w:p>
-    <w:p>
-      <w:pPr>
-        <w:numPr>
-          <w:ilvl w:val="1"/>
-          <w:numId w:val="5"/>
-        </w:numPr>
-        <w:jc w:val="both"/>
-        <w:rPr>
-          <w:rFonts w:ascii="Calibri Light" w:hAnsi="Calibri Light" w:cs="Calibri Light"/>
-          <w:b/>
-          <w:bCs/>
-          <w:sz w:val="20"/>
-          <w:szCs w:val="20"/>
-        </w:rPr>
-      </w:pPr>
-      <w:r>
-        <w:rPr>
-          <w:rFonts w:ascii="Calibri Light" w:hAnsi="Calibri Light" w:cs="Calibri Light"/>
-          <w:b/>
-          <w:bCs/>
-          <w:sz w:val="20"/>
-          <w:szCs w:val="20"/>
-        </w:rPr>
-        <w:t>Um ALUNO pode realizar várias MATRICULAS em turmas diferentes $(</w:t>
-      </w:r>
-      <w:proofErr w:type="gramStart"/>
-      <w:r>
-        <w:rPr>
-          <w:rFonts w:ascii="Calibri Light" w:hAnsi="Calibri Light" w:cs="Calibri Light"/>
-          <w:b/>
-          <w:bCs/>
-          <w:sz w:val="20"/>
-          <w:szCs w:val="20"/>
-        </w:rPr>
-        <w:t>1,N</w:t>
-      </w:r>
-      <w:proofErr w:type="gramEnd"/>
-      <w:r>
-        <w:rPr>
-          <w:rFonts w:ascii="Calibri Light" w:hAnsi="Calibri Light" w:cs="Calibri Light"/>
-          <w:b/>
-          <w:bCs/>
-          <w:sz w:val="20"/>
-          <w:szCs w:val="20"/>
-        </w:rPr>
-        <w:t>)$.</w:t>
-      </w:r>
-    </w:p>
-    <w:p>
-      <w:pPr>
-        <w:numPr>
-          <w:ilvl w:val="1"/>
-          <w:numId w:val="5"/>
-        </w:numPr>
-        <w:jc w:val="both"/>
-        <w:rPr>
-          <w:rFonts w:ascii="Calibri Light" w:hAnsi="Calibri Light" w:cs="Calibri Light"/>
-          <w:b/>
-          <w:bCs/>
-          <w:sz w:val="20"/>
-          <w:szCs w:val="20"/>
-        </w:rPr>
-      </w:pPr>
-      <w:r>
-        <w:rPr>
-          <w:rFonts w:ascii="Calibri Light" w:hAnsi="Calibri Light" w:cs="Calibri Light"/>
-          <w:b/>
-          <w:bCs/>
-          <w:sz w:val="20"/>
-          <w:szCs w:val="20"/>
-        </w:rPr>
-        <w:t>Uma TURMA pode ter várias MATRICULAS de alunos diferentes $(</w:t>
-      </w:r>
-      <w:proofErr w:type="gramStart"/>
-      <w:r>
-        <w:rPr>
-          <w:rFonts w:ascii="Calibri Light" w:hAnsi="Calibri Light" w:cs="Calibri Light"/>
-          <w:b/>
-          <w:bCs/>
-          <w:sz w:val="20"/>
-          <w:szCs w:val="20"/>
-        </w:rPr>
-        <w:t>1,N</w:t>
-      </w:r>
-      <w:proofErr w:type="gramEnd"/>
-      <w:r>
-        <w:rPr>
-          <w:rFonts w:ascii="Calibri Light" w:hAnsi="Calibri Light" w:cs="Calibri Light"/>
-          <w:b/>
-          <w:bCs/>
-          <w:sz w:val="20"/>
-          <w:szCs w:val="20"/>
-        </w:rPr>
-        <w:t>)$.</w:t>
-      </w:r>
-    </w:p>
-    <w:p>
-      <w:pPr>
-        <w:numPr>
-          <w:ilvl w:val="1"/>
-          <w:numId w:val="5"/>
-        </w:numPr>
-        <w:jc w:val="both"/>
-        <w:rPr>
-          <w:rFonts w:ascii="Calibri Light" w:hAnsi="Calibri Light" w:cs="Calibri Light"/>
-          <w:b/>
-          <w:bCs/>
-          <w:sz w:val="20"/>
-          <w:szCs w:val="20"/>
-        </w:rPr>
-      </w:pPr>
-      <w:r>
-        <w:rPr>
-          <w:rFonts w:ascii="Calibri Light" w:hAnsi="Calibri Light" w:cs="Calibri Light"/>
-          <w:b/>
-          <w:bCs/>
-          <w:i/>
-          <w:iCs/>
-          <w:sz w:val="20"/>
-          <w:szCs w:val="20"/>
-        </w:rPr>
-        <w:t>Cardinalidade da Relação:</w:t>
-      </w:r>
-      <w:r>
-        <w:rPr>
-          <w:rFonts w:ascii="Calibri Light" w:hAnsi="Calibri Light" w:cs="Calibri Light"/>
-          <w:b/>
-          <w:bCs/>
-          <w:sz w:val="20"/>
-          <w:szCs w:val="20"/>
-        </w:rPr>
-        <w:t xml:space="preserve"> N:M (Muitos para Muitos), resolvida conceitualmente através da entidade associativa MATRICULAS.</w:t>
-      </w:r>
-    </w:p>
-    <w:p>
-      <w:pPr>
-        <w:ind w:firstLine="0"/>
-        <w:jc w:val="both"/>
-        <w:rPr>
-          <w:rFonts w:ascii="Calibri Light" w:hAnsi="Calibri Light" w:cs="Calibri Light"/>
-          <w:b/>
-          <w:bCs/>
-          <w:sz w:val="20"/>
-          <w:szCs w:val="20"/>
-        </w:rPr>
-      </w:pPr>
-    </w:p>
-    <w:p>
-      <w:pPr>
-        <w:ind w:firstLine="0"/>
-        <w:jc w:val="both"/>
-        <w:rPr>
-          <w:rFonts w:ascii="Calibri Light" w:hAnsi="Calibri Light" w:cs="Calibri Light"/>
-          <w:b/>
-          <w:bCs/>
-          <w:sz w:val="20"/>
-          <w:szCs w:val="20"/>
-        </w:rPr>
-      </w:pPr>
-    </w:p>
-    <w:p>
-      <w:pPr>
-        <w:ind w:firstLine="0"/>
-        <w:jc w:val="both"/>
-        <w:rPr>
-          <w:rFonts w:ascii="Calibri Light" w:hAnsi="Calibri Light" w:cs="Calibri Light"/>
-          <w:b/>
-          <w:bCs/>
-          <w:sz w:val="20"/>
-          <w:szCs w:val="20"/>
-        </w:rPr>
-      </w:pPr>
-    </w:p>
-    <w:p>
-      <w:pPr>
-        <w:ind w:firstLine="0"/>
-        <w:jc w:val="both"/>
-        <w:rPr>
-          <w:rFonts w:ascii="Calibri Light" w:hAnsi="Calibri Light" w:cs="Calibri Light"/>
-          <w:b/>
-          <w:bCs/>
-          <w:sz w:val="20"/>
-          <w:szCs w:val="20"/>
-        </w:rPr>
-      </w:pPr>
-    </w:p>
-    <w:p>
-      <w:pPr>
-        <w:ind w:firstLine="0"/>
-        <w:jc w:val="both"/>
-        <w:rPr>
-          <w:rFonts w:ascii="Calibri Light" w:hAnsi="Calibri Light" w:cs="Calibri Light"/>
-          <w:b/>
-          <w:bCs/>
-          <w:sz w:val="20"/>
-          <w:szCs w:val="20"/>
-        </w:rPr>
-      </w:pPr>
-    </w:p>
-    <w:p>
-      <w:pPr>
-        <w:ind w:firstLine="0"/>
-        <w:jc w:val="both"/>
-        <w:rPr>
-          <w:rFonts w:ascii="Calibri Light" w:hAnsi="Calibri Light" w:cs="Calibri Light"/>
-          <w:b/>
-          <w:bCs/>
-          <w:sz w:val="20"/>
-          <w:szCs w:val="20"/>
-        </w:rPr>
-      </w:pPr>
-    </w:p>
-    <w:p>
-      <w:pPr>
-        <w:ind w:firstLine="0"/>
-        <w:jc w:val="both"/>
-        <w:rPr>
-          <w:rFonts w:ascii="Calibri Light" w:hAnsi="Calibri Light" w:cs="Calibri Light"/>
-          <w:b/>
-          <w:bCs/>
-          <w:sz w:val="20"/>
-          <w:szCs w:val="20"/>
-        </w:rPr>
-      </w:pPr>
-    </w:p>
-    <w:p>
-      <w:pPr>
-        <w:ind w:firstLine="0"/>
-        <w:jc w:val="both"/>
-        <w:rPr>
-          <w:rFonts w:ascii="Calibri Light" w:hAnsi="Calibri Light" w:cs="Calibri Light"/>
-          <w:b/>
-          <w:bCs/>
-          <w:sz w:val="20"/>
-          <w:szCs w:val="20"/>
-        </w:rPr>
-      </w:pPr>
-    </w:p>
-    <w:p>
-      <w:pPr>
-        <w:ind w:firstLine="0"/>
-        <w:jc w:val="both"/>
-        <w:rPr>
-          <w:rFonts w:ascii="Calibri Light" w:hAnsi="Calibri Light" w:cs="Calibri Light"/>
-          <w:b/>
-          <w:bCs/>
-          <w:sz w:val="20"/>
-          <w:szCs w:val="20"/>
-        </w:rPr>
-      </w:pPr>
-    </w:p>
-    <w:p>
-      <w:pPr>
-        <w:ind w:firstLine="0"/>
-        <w:jc w:val="both"/>
-        <w:rPr>
-          <w:rFonts w:ascii="Calibri Light" w:hAnsi="Calibri Light" w:cs="Calibri Light"/>
-          <w:b/>
-          <w:bCs/>
-          <w:sz w:val="20"/>
-          <w:szCs w:val="20"/>
-        </w:rPr>
-      </w:pPr>
-    </w:p>
-    <w:p>
-      <w:pPr>
-        <w:ind w:firstLine="0"/>
-        <w:jc w:val="both"/>
-        <w:rPr>
-          <w:rFonts w:ascii="Calibri Light" w:hAnsi="Calibri Light" w:cs="Calibri Light"/>
-          <w:b/>
-          <w:bCs/>
-          <w:sz w:val="20"/>
-          <w:szCs w:val="20"/>
-        </w:rPr>
-      </w:pPr>
-    </w:p>
-    <w:p>
-      <w:pPr>
-        <w:ind w:firstLine="0"/>
-        <w:jc w:val="both"/>
-        <w:rPr>
-          <w:rFonts w:ascii="Calibri Light" w:hAnsi="Calibri Light" w:cs="Calibri Light"/>
-          <w:b/>
-          <w:bCs/>
-          <w:sz w:val="20"/>
-          <w:szCs w:val="20"/>
-        </w:rPr>
-      </w:pPr>
-    </w:p>
-    <w:p>
-      <w:pPr>
-        <w:ind w:firstLine="0"/>
-        <w:jc w:val="both"/>
-        <w:rPr>
-          <w:rFonts w:ascii="Calibri Light" w:hAnsi="Calibri Light" w:cs="Calibri Light"/>
-          <w:b/>
-          <w:bCs/>
-          <w:sz w:val="20"/>
-          <w:szCs w:val="20"/>
-        </w:rPr>
-      </w:pPr>
-    </w:p>
-    <w:p>
-      <w:pPr>
-        <w:ind w:firstLine="0"/>
-        <w:jc w:val="both"/>
-        <w:rPr>
-          <w:rFonts w:ascii="Calibri Light" w:hAnsi="Calibri Light" w:cs="Calibri Light"/>
-          <w:b/>
-          <w:bCs/>
-          <w:sz w:val="20"/>
-          <w:szCs w:val="20"/>
-        </w:rPr>
-      </w:pPr>
-    </w:p>
-    <w:p>
-      <w:pPr>
-        <w:ind w:firstLine="0"/>
-        <w:jc w:val="both"/>
-        <w:rPr>
-          <w:rFonts w:ascii="Calibri Light" w:hAnsi="Calibri Light" w:cs="Calibri Light"/>
-          <w:b/>
-          <w:bCs/>
-          <w:sz w:val="20"/>
-          <w:szCs w:val="20"/>
-        </w:rPr>
-      </w:pPr>
-    </w:p>
-    <w:p>
-      <w:pPr>
-        <w:ind w:firstLine="0"/>
-        <w:jc w:val="both"/>
-        <w:rPr>
-          <w:rFonts w:ascii="Calibri Light" w:hAnsi="Calibri Light" w:cs="Calibri Light"/>
-          <w:b/>
-          <w:bCs/>
-          <w:sz w:val="20"/>
-          <w:szCs w:val="20"/>
-        </w:rPr>
-      </w:pPr>
-    </w:p>
-    <w:p>
-      <w:pPr>
-        <w:ind w:firstLine="0"/>
-        <w:jc w:val="both"/>
-        <w:rPr>
-          <w:rFonts w:ascii="Calibri Light" w:hAnsi="Calibri Light" w:cs="Calibri Light"/>
-          <w:b/>
-          <w:bCs/>
-          <w:sz w:val="20"/>
-          <w:szCs w:val="20"/>
-        </w:rPr>
-      </w:pPr>
-    </w:p>
-    <w:p>
-      <w:pPr>
-        <w:ind w:firstLine="0"/>
-        <w:jc w:val="both"/>
-        <w:rPr>
-          <w:rFonts w:ascii="Calibri Light" w:hAnsi="Calibri Light" w:cs="Calibri Light"/>
-          <w:b/>
-          <w:bCs/>
-          <w:sz w:val="20"/>
-          <w:szCs w:val="20"/>
-        </w:rPr>
-      </w:pPr>
-    </w:p>
-    <w:p>
-      <w:pPr>
-        <w:ind w:firstLine="0"/>
-        <w:jc w:val="both"/>
-        <w:rPr>
-          <w:rFonts w:ascii="Calibri Light" w:hAnsi="Calibri Light" w:cs="Calibri Light"/>
-          <w:b/>
-          <w:bCs/>
-          <w:sz w:val="20"/>
-          <w:szCs w:val="20"/>
-        </w:rPr>
-      </w:pPr>
-    </w:p>
-    <w:p>
-      <w:pPr>
-        <w:ind w:firstLine="0"/>
-        <w:jc w:val="both"/>
-        <w:rPr>
-          <w:rFonts w:ascii="Calibri Light" w:hAnsi="Calibri Light" w:cs="Calibri Light"/>
-          <w:b/>
-          <w:bCs/>
-          <w:sz w:val="20"/>
-          <w:szCs w:val="20"/>
-        </w:rPr>
-      </w:pPr>
-    </w:p>
-    <w:p>
-      <w:pPr>
-        <w:ind w:firstLine="0"/>
-        <w:jc w:val="both"/>
-        <w:rPr>
-          <w:rFonts w:ascii="Calibri Light" w:hAnsi="Calibri Light" w:cs="Calibri Light"/>
-          <w:b/>
-          <w:bCs/>
-          <w:sz w:val="20"/>
-          <w:szCs w:val="20"/>
-        </w:rPr>
-      </w:pPr>
-    </w:p>
-    <w:p>
-      <w:pPr>
-        <w:ind w:firstLine="0"/>
-        <w:jc w:val="both"/>
-        <w:rPr>
-          <w:rFonts w:ascii="Calibri Light" w:hAnsi="Calibri Light" w:cs="Calibri Light"/>
-          <w:b/>
-          <w:bCs/>
-          <w:sz w:val="28"/>
-          <w:szCs w:val="28"/>
-        </w:rPr>
-      </w:pPr>
-      <w:r>
-        <w:rPr>
-          <w:rFonts w:ascii="Calibri Light" w:hAnsi="Calibri Light" w:cs="Calibri Light"/>
-          <w:b/>
-          <w:bCs/>
-          <w:sz w:val="28"/>
-          <w:szCs w:val="28"/>
-        </w:rPr>
-        <w:t>2. Modelo Lógico de Banco de Dados (DER)</w:t>
-      </w:r>
-    </w:p>
-    <w:p>
-      <w:pPr>
-        <w:ind w:firstLine="0"/>
-        <w:jc w:val="both"/>
-        <w:rPr>
-          <w:rFonts w:ascii="Calibri Light" w:hAnsi="Calibri Light" w:cs="Calibri Light"/>
-          <w:b/>
-          <w:bCs/>
-          <w:sz w:val="20"/>
-          <w:szCs w:val="20"/>
-        </w:rPr>
-      </w:pPr>
-    </w:p>
-    <w:p>
-      <w:pPr>
-        <w:ind w:firstLine="0"/>
-        <w:jc w:val="both"/>
-        <w:rPr>
-          <w:rFonts w:ascii="Calibri Light" w:hAnsi="Calibri Light" w:cs="Calibri Light"/>
-          <w:b/>
-          <w:bCs/>
-          <w:sz w:val="20"/>
-          <w:szCs w:val="20"/>
-        </w:rPr>
-      </w:pPr>
-      <w:r>
-        <w:rPr>
-          <w:rFonts w:ascii="Calibri Light" w:hAnsi="Calibri Light" w:cs="Calibri Light"/>
-          <w:b/>
-          <w:bCs/>
-          <w:sz w:val="20"/>
-          <w:szCs w:val="20"/>
-        </w:rPr>
-        <w:drawing>
-          <wp:inline distT="0" distB="0" distL="0" distR="0" wp14:anchorId="5DB881AC" wp14:editId="0A538D36">
-            <wp:extent cx="5082363" cy="3863170"/>
-            <wp:effectExtent l="0" t="0" r="4445" b="4445"/>
-            <wp:docPr id="1" name="Imagem 1"/>
-            <wp:cNvGraphicFramePr>
-              <a:graphicFrameLocks xmlns:a="http://schemas.openxmlformats.org/drawingml/2006/main" noChangeAspect="1"/>
-            </wp:cNvGraphicFramePr>
-            <a:graphic xmlns:a="http://schemas.openxmlformats.org/drawingml/2006/main">
-              <a:graphicData uri="http://schemas.openxmlformats.org/drawingml/2006/picture">
-                <pic:pic xmlns:pic="http://schemas.openxmlformats.org/drawingml/2006/picture">
-                  <pic:nvPicPr>
-                    <pic:cNvPr id="1" name=""/>
-                    <pic:cNvPicPr/>
-                  </pic:nvPicPr>
-                  <pic:blipFill>
-                    <a:blip r:embed="rId7"/>
-                    <a:stretch>
-                      <a:fillRect/>
-                    </a:stretch>
-                  </pic:blipFill>
-                  <pic:spPr>
-                    <a:xfrm>
-                      <a:off x="0" y="0"/>
-                      <a:ext cx="5085454" cy="3865519"/>
-                    </a:xfrm>
-                    <a:prstGeom prst="rect">
-                      <a:avLst/>
-                    </a:prstGeom>
-                  </pic:spPr>
-                </pic:pic>
-              </a:graphicData>
-            </a:graphic>
-          </wp:inline>
-        </w:drawing>
-      </w:r>
-    </w:p>
-    <w:p>
-      <w:pPr>
-        <w:ind w:firstLine="0"/>
-        <w:jc w:val="both"/>
-        <w:rPr>
-          <w:rFonts w:ascii="Calibri Light" w:hAnsi="Calibri Light" w:cs="Calibri Light"/>
-          <w:b/>
-          <w:bCs/>
-          <w:sz w:val="20"/>
-          <w:szCs w:val="20"/>
-        </w:rPr>
-      </w:pPr>
-    </w:p>
-    <w:p>
-      <w:pPr>
-        <w:ind w:hanging="2"/>
+        <w:t>(Inserir o print do Diagrama ER gerado no MySQL Workbench)</w:t>
+      </w:r>
+    </w:p>
+    <w:p>
+      <w:pPr>
+        <w:numPr>
+          <w:ilvl w:val="0"/>
+          <w:numId w:val="4"/>
+        </w:numPr>
+        <w:jc w:val="both"/>
+        <w:rPr>
+          <w:rFonts w:ascii="Calibri Light" w:hAnsi="Calibri Light" w:cs="Calibri Light"/>
+          <w:b/>
+          <w:bCs/>
+          <w:sz w:val="20"/>
+          <w:szCs w:val="20"/>
+        </w:rPr>
+      </w:pPr>
+      <w:r>
+        <w:rPr>
+          <w:rFonts w:ascii="Calibri Light" w:hAnsi="Calibri Light" w:cs="Calibri Light"/>
+          <w:b/>
+          <w:bCs/>
+          <w:sz w:val="20"/>
+          <w:szCs w:val="20"/>
+        </w:rPr>
+        <w:t>4. MODELO FÍSICO - SCRIPT DDL (Criação do Banco e Tabelas)</w:t>
+      </w:r>
+    </w:p>
+    <w:p>
+      <w:pPr>
+        <w:numPr>
+          <w:ilvl w:val="0"/>
+          <w:numId w:val="4"/>
+        </w:numPr>
+        <w:jc w:val="both"/>
+        <w:rPr>
+          <w:rFonts w:ascii="Calibri Light" w:hAnsi="Calibri Light" w:cs="Calibri Light"/>
+          <w:b/>
+          <w:bCs/>
+          <w:sz w:val="20"/>
+          <w:szCs w:val="20"/>
+        </w:rPr>
+      </w:pPr>
+      <w:r>
+        <w:rPr>
+          <w:rFonts w:ascii="Calibri Light" w:hAnsi="Calibri Light" w:cs="Calibri Light"/>
+          <w:b/>
+          <w:bCs/>
+          <w:sz w:val="20"/>
+          <w:szCs w:val="20"/>
+        </w:rPr>
+        <w:t>SQL</w:t>
+      </w:r>
+    </w:p>
+    <w:p>
+      <w:pPr>
+        <w:numPr>
+          <w:ilvl w:val="0"/>
+          <w:numId w:val="4"/>
+        </w:numPr>
+        <w:jc w:val="both"/>
+        <w:rPr>
+          <w:rFonts w:ascii="Calibri Light" w:hAnsi="Calibri Light" w:cs="Calibri Light"/>
+          <w:b/>
+          <w:bCs/>
+          <w:sz w:val="20"/>
+          <w:szCs w:val="20"/>
+        </w:rPr>
+      </w:pPr>
+      <w:r>
+        <w:rPr>
+          <w:rFonts w:ascii="Calibri Light" w:hAnsi="Calibri Light" w:cs="Calibri Light"/>
+          <w:b/>
+          <w:bCs/>
+          <w:sz w:val="20"/>
+          <w:szCs w:val="20"/>
+        </w:rPr>
+        <w:t>-- MySQL Script generated by MySQL Workbench (Ajustado para XAMPP/MariaDB)</w:t>
+      </w:r>
+    </w:p>
+    <w:p>
+      <w:pPr>
+        <w:numPr>
+          <w:ilvl w:val="0"/>
+          <w:numId w:val="4"/>
+        </w:numPr>
+        <w:jc w:val="both"/>
+        <w:rPr>
+          <w:rFonts w:ascii="Calibri Light" w:hAnsi="Calibri Light" w:cs="Calibri Light"/>
+          <w:b/>
+          <w:bCs/>
+          <w:sz w:val="20"/>
+          <w:szCs w:val="20"/>
+        </w:rPr>
+      </w:pPr>
+      <w:r>
+        <w:rPr>
+          <w:rFonts w:ascii="Calibri Light" w:hAnsi="Calibri Light" w:cs="Calibri Light"/>
+          <w:b/>
+          <w:bCs/>
+          <w:sz w:val="20"/>
+          <w:szCs w:val="20"/>
+        </w:rPr>
+        <w:t>SET @OLD_UNIQUE_CHECKS=@@UNIQUE_CHECKS, UNIQUE_CHECKS=0;</w:t>
+      </w:r>
+    </w:p>
+    <w:p>
+      <w:pPr>
+        <w:numPr>
+          <w:ilvl w:val="0"/>
+          <w:numId w:val="4"/>
+        </w:numPr>
+        <w:jc w:val="both"/>
+        <w:rPr>
+          <w:rFonts w:ascii="Calibri Light" w:hAnsi="Calibri Light" w:cs="Calibri Light"/>
+          <w:b/>
+          <w:bCs/>
+          <w:sz w:val="20"/>
+          <w:szCs w:val="20"/>
+        </w:rPr>
+      </w:pPr>
+      <w:r>
+        <w:rPr>
+          <w:rFonts w:ascii="Calibri Light" w:hAnsi="Calibri Light" w:cs="Calibri Light"/>
+          <w:b/>
+          <w:bCs/>
+          <w:sz w:val="20"/>
+          <w:szCs w:val="20"/>
+        </w:rPr>
+        <w:t>SET @OLD_FOREIGN_KEY_CHECKS=@@FOREIGN_KEY_CHECKS, FOREIGN_KEY_CHECKS=0;</w:t>
+      </w:r>
+    </w:p>
+    <w:p>
+      <w:pPr>
+        <w:numPr>
+          <w:ilvl w:val="0"/>
+          <w:numId w:val="4"/>
+        </w:numPr>
+        <w:jc w:val="both"/>
+        <w:rPr>
+          <w:rFonts w:ascii="Calibri Light" w:hAnsi="Calibri Light" w:cs="Calibri Light"/>
+          <w:b/>
+          <w:bCs/>
+          <w:sz w:val="20"/>
+          <w:szCs w:val="20"/>
+        </w:rPr>
+      </w:pPr>
+      <w:r>
+        <w:rPr>
+          <w:rFonts w:ascii="Calibri Light" w:hAnsi="Calibri Light" w:cs="Calibri Light"/>
+          <w:b/>
+          <w:bCs/>
+          <w:sz w:val="20"/>
+          <w:szCs w:val="20"/>
+        </w:rPr>
+        <w:t>SET @OLD_SQL_MODE=@@SQL_MODE, SQL_MODE='ONLY_FULL_GROUP_BY,STRICT_TRANS_TABLES,NO_ZERO_IN_DATE,NO_ZERO_DATE,ERROR_FOR_DIVISION_BY_ZERO,NO_ENGINE_SUBSTITUTION';</w:t>
+      </w:r>
+    </w:p>
+    <w:p>
+      <w:pPr>
+        <w:numPr>
+          <w:ilvl w:val="0"/>
+          <w:numId w:val="4"/>
+        </w:numPr>
+        <w:jc w:val="both"/>
+        <w:rPr>
+          <w:rFonts w:ascii="Calibri Light" w:hAnsi="Calibri Light" w:cs="Calibri Light"/>
+          <w:b/>
+          <w:bCs/>
+          <w:sz w:val="20"/>
+          <w:szCs w:val="20"/>
+        </w:rPr>
+      </w:pPr>
+    </w:p>
+    <w:p>
+      <w:pPr>
+        <w:numPr>
+          <w:ilvl w:val="0"/>
+          <w:numId w:val="4"/>
+        </w:numPr>
+        <w:jc w:val="both"/>
+        <w:rPr>
+          <w:rFonts w:ascii="Calibri Light" w:hAnsi="Calibri Light" w:cs="Calibri Light"/>
+          <w:b/>
+          <w:bCs/>
+          <w:sz w:val="20"/>
+          <w:szCs w:val="20"/>
+        </w:rPr>
+      </w:pPr>
+      <w:r>
+        <w:rPr>
+          <w:rFonts w:ascii="Calibri Light" w:hAnsi="Calibri Light" w:cs="Calibri Light"/>
+          <w:b/>
+          <w:bCs/>
+          <w:sz w:val="20"/>
+          <w:szCs w:val="20"/>
+        </w:rPr>
+        <w:t>-- -----------------------------------------------------</w:t>
+      </w:r>
+    </w:p>
+    <w:p>
+      <w:pPr>
+        <w:numPr>
+          <w:ilvl w:val="0"/>
+          <w:numId w:val="4"/>
+        </w:numPr>
+        <w:jc w:val="both"/>
+        <w:rPr>
+          <w:rFonts w:ascii="Calibri Light" w:hAnsi="Calibri Light" w:cs="Calibri Light"/>
+          <w:b/>
+          <w:bCs/>
+          <w:sz w:val="20"/>
+          <w:szCs w:val="20"/>
+        </w:rPr>
+      </w:pPr>
+      <w:r>
+        <w:rPr>
+          <w:rFonts w:ascii="Calibri Light" w:hAnsi="Calibri Light" w:cs="Calibri Light"/>
+          <w:b/>
+          <w:bCs/>
+          <w:sz w:val="20"/>
+          <w:szCs w:val="20"/>
+        </w:rPr>
+        <w:t>-- Schema BancoAcademia</w:t>
+      </w:r>
+    </w:p>
+    <w:p>
+      <w:pPr>
+        <w:numPr>
+          <w:ilvl w:val="0"/>
+          <w:numId w:val="4"/>
+        </w:numPr>
+        <w:jc w:val="both"/>
+        <w:rPr>
+          <w:rFonts w:ascii="Calibri Light" w:hAnsi="Calibri Light" w:cs="Calibri Light"/>
+          <w:b/>
+          <w:bCs/>
+          <w:sz w:val="20"/>
+          <w:szCs w:val="20"/>
+        </w:rPr>
+      </w:pPr>
+      <w:r>
+        <w:rPr>
+          <w:rFonts w:ascii="Calibri Light" w:hAnsi="Calibri Light" w:cs="Calibri Light"/>
+          <w:b/>
+          <w:bCs/>
+          <w:sz w:val="20"/>
+          <w:szCs w:val="20"/>
+        </w:rPr>
+        <w:t>-- -----------------------------------------------------</w:t>
+      </w:r>
+    </w:p>
+    <w:p>
+      <w:pPr>
+        <w:numPr>
+          <w:ilvl w:val="0"/>
+          <w:numId w:val="4"/>
+        </w:numPr>
+        <w:jc w:val="both"/>
+        <w:rPr>
+          <w:rFonts w:ascii="Calibri Light" w:hAnsi="Calibri Light" w:cs="Calibri Light"/>
+          <w:b/>
+          <w:bCs/>
+          <w:sz w:val="20"/>
+          <w:szCs w:val="20"/>
+        </w:rPr>
+      </w:pPr>
+      <w:r>
+        <w:rPr>
+          <w:rFonts w:ascii="Calibri Light" w:hAnsi="Calibri Light" w:cs="Calibri Light"/>
+          <w:b/>
+          <w:bCs/>
+          <w:sz w:val="20"/>
+          <w:szCs w:val="20"/>
+        </w:rPr>
+        <w:t>CREATE SCHEMA IF NOT EXISTS `BancoAcademia` DEFAULT CHARACTER SET utf8 ;</w:t>
+      </w:r>
+    </w:p>
+    <w:p>
+      <w:pPr>
+        <w:numPr>
+          <w:ilvl w:val="0"/>
+          <w:numId w:val="4"/>
+        </w:numPr>
+        <w:jc w:val="both"/>
+        <w:rPr>
+          <w:rFonts w:ascii="Calibri Light" w:hAnsi="Calibri Light" w:cs="Calibri Light"/>
+          <w:b/>
+          <w:bCs/>
+          <w:sz w:val="20"/>
+          <w:szCs w:val="20"/>
+        </w:rPr>
+      </w:pPr>
+      <w:r>
+        <w:rPr>
+          <w:rFonts w:ascii="Calibri Light" w:hAnsi="Calibri Light" w:cs="Calibri Light"/>
+          <w:b/>
+          <w:bCs/>
+          <w:sz w:val="20"/>
+          <w:szCs w:val="20"/>
+        </w:rPr>
+        <w:t>USE `BancoAcademia` ;</w:t>
+      </w:r>
+    </w:p>
+    <w:p>
+      <w:pPr>
+        <w:numPr>
+          <w:ilvl w:val="0"/>
+          <w:numId w:val="4"/>
+        </w:numPr>
+        <w:jc w:val="both"/>
+        <w:rPr>
+          <w:rFonts w:ascii="Calibri Light" w:hAnsi="Calibri Light" w:cs="Calibri Light"/>
+          <w:b/>
+          <w:bCs/>
+          <w:sz w:val="20"/>
+          <w:szCs w:val="20"/>
+        </w:rPr>
+      </w:pPr>
+    </w:p>
+    <w:p>
+      <w:pPr>
+        <w:numPr>
+          <w:ilvl w:val="0"/>
+          <w:numId w:val="4"/>
+        </w:numPr>
+        <w:jc w:val="both"/>
+        <w:rPr>
+          <w:rFonts w:ascii="Calibri Light" w:hAnsi="Calibri Light" w:cs="Calibri Light"/>
+          <w:b/>
+          <w:bCs/>
+          <w:sz w:val="20"/>
+          <w:szCs w:val="20"/>
+        </w:rPr>
+      </w:pPr>
+      <w:r>
+        <w:rPr>
+          <w:rFonts w:ascii="Calibri Light" w:hAnsi="Calibri Light" w:cs="Calibri Light"/>
+          <w:b/>
+          <w:bCs/>
+          <w:sz w:val="20"/>
+          <w:szCs w:val="20"/>
+        </w:rPr>
+        <w:t>-- -----------------------------------------------------</w:t>
+      </w:r>
+    </w:p>
+    <w:p>
+      <w:pPr>
+        <w:numPr>
+          <w:ilvl w:val="0"/>
+          <w:numId w:val="4"/>
+        </w:numPr>
+        <w:jc w:val="both"/>
+        <w:rPr>
+          <w:rFonts w:ascii="Calibri Light" w:hAnsi="Calibri Light" w:cs="Calibri Light"/>
+          <w:b/>
+          <w:bCs/>
+          <w:sz w:val="20"/>
+          <w:szCs w:val="20"/>
+        </w:rPr>
+      </w:pPr>
+      <w:r>
+        <w:rPr>
+          <w:rFonts w:ascii="Calibri Light" w:hAnsi="Calibri Light" w:cs="Calibri Light"/>
+          <w:b/>
+          <w:bCs/>
+          <w:sz w:val="20"/>
+          <w:szCs w:val="20"/>
+        </w:rPr>
+        <w:t>-- Table `BancoAcademia`.`planos`</w:t>
+      </w:r>
+    </w:p>
+    <w:p>
+      <w:pPr>
+        <w:numPr>
+          <w:ilvl w:val="0"/>
+          <w:numId w:val="4"/>
+        </w:numPr>
+        <w:jc w:val="both"/>
+        <w:rPr>
+          <w:rFonts w:ascii="Calibri Light" w:hAnsi="Calibri Light" w:cs="Calibri Light"/>
+          <w:b/>
+          <w:bCs/>
+          <w:sz w:val="20"/>
+          <w:szCs w:val="20"/>
+        </w:rPr>
+      </w:pPr>
+      <w:r>
+        <w:rPr>
+          <w:rFonts w:ascii="Calibri Light" w:hAnsi="Calibri Light" w:cs="Calibri Light"/>
+          <w:b/>
+          <w:bCs/>
+          <w:sz w:val="20"/>
+          <w:szCs w:val="20"/>
+        </w:rPr>
+        <w:t>-- -----------------------------------------------------</w:t>
+      </w:r>
+    </w:p>
+    <w:p>
+      <w:pPr>
+        <w:numPr>
+          <w:ilvl w:val="0"/>
+          <w:numId w:val="4"/>
+        </w:numPr>
+        <w:jc w:val="both"/>
+        <w:rPr>
+          <w:rFonts w:ascii="Calibri Light" w:hAnsi="Calibri Light" w:cs="Calibri Light"/>
+          <w:b/>
+          <w:bCs/>
+          <w:sz w:val="20"/>
+          <w:szCs w:val="20"/>
+        </w:rPr>
+      </w:pPr>
+      <w:r>
+        <w:rPr>
+          <w:rFonts w:ascii="Calibri Light" w:hAnsi="Calibri Light" w:cs="Calibri Light"/>
+          <w:b/>
+          <w:bCs/>
+          <w:sz w:val="20"/>
+          <w:szCs w:val="20"/>
+        </w:rPr>
+        <w:t>CREATE TABLE IF NOT EXISTS `BancoAcademia`.`planos` (</w:t>
+      </w:r>
+    </w:p>
+    <w:p>
+      <w:pPr>
+        <w:numPr>
+          <w:ilvl w:val="0"/>
+          <w:numId w:val="4"/>
+        </w:numPr>
+        <w:jc w:val="both"/>
+        <w:rPr>
+          <w:rFonts w:ascii="Calibri Light" w:hAnsi="Calibri Light" w:cs="Calibri Light"/>
+          <w:b/>
+          <w:bCs/>
+          <w:sz w:val="20"/>
+          <w:szCs w:val="20"/>
+        </w:rPr>
+      </w:pPr>
+      <w:r>
+        <w:rPr>
+          <w:rFonts w:ascii="Calibri Light" w:hAnsi="Calibri Light" w:cs="Calibri Light"/>
+          <w:b/>
+          <w:bCs/>
+          <w:sz w:val="20"/>
+          <w:szCs w:val="20"/>
+        </w:rPr>
+        <w:t xml:space="preserve">  `id_plano` INT NOT NULL AUTO_INCREMENT,</w:t>
+      </w:r>
+    </w:p>
+    <w:p>
+      <w:pPr>
+        <w:numPr>
+          <w:ilvl w:val="0"/>
+          <w:numId w:val="4"/>
+        </w:numPr>
+        <w:jc w:val="both"/>
+        <w:rPr>
+          <w:rFonts w:ascii="Calibri Light" w:hAnsi="Calibri Light" w:cs="Calibri Light"/>
+          <w:b/>
+          <w:bCs/>
+          <w:sz w:val="20"/>
+          <w:szCs w:val="20"/>
+        </w:rPr>
+      </w:pPr>
+      <w:r>
+        <w:rPr>
+          <w:rFonts w:ascii="Calibri Light" w:hAnsi="Calibri Light" w:cs="Calibri Light"/>
+          <w:b/>
+          <w:bCs/>
+          <w:sz w:val="20"/>
+          <w:szCs w:val="20"/>
+        </w:rPr>
+        <w:t xml:space="preserve">  `nome` VARCHAR(50) NOT NULL,</w:t>
+      </w:r>
+    </w:p>
+    <w:p>
+      <w:pPr>
+        <w:numPr>
+          <w:ilvl w:val="0"/>
+          <w:numId w:val="4"/>
+        </w:numPr>
+        <w:jc w:val="both"/>
+        <w:rPr>
+          <w:rFonts w:ascii="Calibri Light" w:hAnsi="Calibri Light" w:cs="Calibri Light"/>
+          <w:b/>
+          <w:bCs/>
+          <w:sz w:val="20"/>
+          <w:szCs w:val="20"/>
+        </w:rPr>
+      </w:pPr>
+      <w:r>
+        <w:rPr>
+          <w:rFonts w:ascii="Calibri Light" w:hAnsi="Calibri Light" w:cs="Calibri Light"/>
+          <w:b/>
+          <w:bCs/>
+          <w:sz w:val="20"/>
+          <w:szCs w:val="20"/>
+        </w:rPr>
+        <w:t xml:space="preserve">  `valor` DECIMAL(8,2) NOT NULL,</w:t>
+      </w:r>
+    </w:p>
+    <w:p>
+      <w:pPr>
+        <w:numPr>
+          <w:ilvl w:val="0"/>
+          <w:numId w:val="4"/>
+        </w:numPr>
+        <w:jc w:val="both"/>
+        <w:rPr>
+          <w:rFonts w:ascii="Calibri Light" w:hAnsi="Calibri Light" w:cs="Calibri Light"/>
+          <w:b/>
+          <w:bCs/>
+          <w:sz w:val="20"/>
+          <w:szCs w:val="20"/>
+        </w:rPr>
+      </w:pPr>
+      <w:r>
+        <w:rPr>
+          <w:rFonts w:ascii="Calibri Light" w:hAnsi="Calibri Light" w:cs="Calibri Light"/>
+          <w:b/>
+          <w:bCs/>
+          <w:sz w:val="20"/>
+          <w:szCs w:val="20"/>
+        </w:rPr>
+        <w:t xml:space="preserve">  `duracao_meses` INT NOT NULL,</w:t>
+      </w:r>
+    </w:p>
+    <w:p>
+      <w:pPr>
+        <w:numPr>
+          <w:ilvl w:val="0"/>
+          <w:numId w:val="4"/>
+        </w:numPr>
+        <w:jc w:val="both"/>
+        <w:rPr>
+          <w:rFonts w:ascii="Calibri Light" w:hAnsi="Calibri Light" w:cs="Calibri Light"/>
+          <w:b/>
+          <w:bCs/>
+          <w:sz w:val="20"/>
+          <w:szCs w:val="20"/>
+        </w:rPr>
+      </w:pPr>
+      <w:r>
+        <w:rPr>
+          <w:rFonts w:ascii="Calibri Light" w:hAnsi="Calibri Light" w:cs="Calibri Light"/>
+          <w:b/>
+          <w:bCs/>
+          <w:sz w:val="20"/>
+          <w:szCs w:val="20"/>
+        </w:rPr>
+        <w:t xml:space="preserve">  PRIMARY KEY (`id_plano`))</w:t>
+      </w:r>
+    </w:p>
+    <w:p>
+      <w:pPr>
+        <w:numPr>
+          <w:ilvl w:val="0"/>
+          <w:numId w:val="4"/>
+        </w:numPr>
+        <w:jc w:val="both"/>
+        <w:rPr>
+          <w:rFonts w:ascii="Calibri Light" w:hAnsi="Calibri Light" w:cs="Calibri Light"/>
+          <w:b/>
+          <w:bCs/>
+          <w:sz w:val="20"/>
+          <w:szCs w:val="20"/>
+        </w:rPr>
+      </w:pPr>
+      <w:r>
+        <w:rPr>
+          <w:rFonts w:ascii="Calibri Light" w:hAnsi="Calibri Light" w:cs="Calibri Light"/>
+          <w:b/>
+          <w:bCs/>
+          <w:sz w:val="20"/>
+          <w:szCs w:val="20"/>
+        </w:rPr>
+        <w:t>ENGINE = InnoDB;</w:t>
+      </w:r>
+    </w:p>
+    <w:p>
+      <w:pPr>
+        <w:numPr>
+          <w:ilvl w:val="0"/>
+          <w:numId w:val="4"/>
+        </w:numPr>
+        <w:jc w:val="both"/>
+        <w:rPr>
+          <w:rFonts w:ascii="Calibri Light" w:hAnsi="Calibri Light" w:cs="Calibri Light"/>
+          <w:b/>
+          <w:bCs/>
+          <w:sz w:val="20"/>
+          <w:szCs w:val="20"/>
+        </w:rPr>
+      </w:pPr>
+    </w:p>
+    <w:p>
+      <w:pPr>
+        <w:numPr>
+          <w:ilvl w:val="0"/>
+          <w:numId w:val="4"/>
+        </w:numPr>
+        <w:jc w:val="both"/>
+        <w:rPr>
+          <w:rFonts w:ascii="Calibri Light" w:hAnsi="Calibri Light" w:cs="Calibri Light"/>
+          <w:b/>
+          <w:bCs/>
+          <w:sz w:val="20"/>
+          <w:szCs w:val="20"/>
+        </w:rPr>
+      </w:pPr>
+      <w:r>
+        <w:rPr>
+          <w:rFonts w:ascii="Calibri Light" w:hAnsi="Calibri Light" w:cs="Calibri Light"/>
+          <w:b/>
+          <w:bCs/>
+          <w:sz w:val="20"/>
+          <w:szCs w:val="20"/>
+        </w:rPr>
+        <w:t>-- -----------------------------------------------------</w:t>
+      </w:r>
+    </w:p>
+    <w:p>
+      <w:pPr>
+        <w:numPr>
+          <w:ilvl w:val="0"/>
+          <w:numId w:val="4"/>
+        </w:numPr>
+        <w:jc w:val="both"/>
+        <w:rPr>
+          <w:rFonts w:ascii="Calibri Light" w:hAnsi="Calibri Light" w:cs="Calibri Light"/>
+          <w:b/>
+          <w:bCs/>
+          <w:sz w:val="20"/>
+          <w:szCs w:val="20"/>
+        </w:rPr>
+      </w:pPr>
+      <w:r>
+        <w:rPr>
+          <w:rFonts w:ascii="Calibri Light" w:hAnsi="Calibri Light" w:cs="Calibri Light"/>
+          <w:b/>
+          <w:bCs/>
+          <w:sz w:val="20"/>
+          <w:szCs w:val="20"/>
+        </w:rPr>
+        <w:t>-- Table `BancoAcademia`.`instrutores`</w:t>
+      </w:r>
+    </w:p>
+    <w:p>
+      <w:pPr>
+        <w:numPr>
+          <w:ilvl w:val="0"/>
+          <w:numId w:val="4"/>
+        </w:numPr>
+        <w:jc w:val="both"/>
+        <w:rPr>
+          <w:rFonts w:ascii="Calibri Light" w:hAnsi="Calibri Light" w:cs="Calibri Light"/>
+          <w:b/>
+          <w:bCs/>
+          <w:sz w:val="20"/>
+          <w:szCs w:val="20"/>
+        </w:rPr>
+      </w:pPr>
+      <w:r>
+        <w:rPr>
+          <w:rFonts w:ascii="Calibri Light" w:hAnsi="Calibri Light" w:cs="Calibri Light"/>
+          <w:b/>
+          <w:bCs/>
+          <w:sz w:val="20"/>
+          <w:szCs w:val="20"/>
+        </w:rPr>
+        <w:t>-- -----------------------------------------------------</w:t>
+      </w:r>
+    </w:p>
+    <w:p>
+      <w:pPr>
+        <w:numPr>
+          <w:ilvl w:val="0"/>
+          <w:numId w:val="4"/>
+        </w:numPr>
+        <w:jc w:val="both"/>
+        <w:rPr>
+          <w:rFonts w:ascii="Calibri Light" w:hAnsi="Calibri Light" w:cs="Calibri Light"/>
+          <w:b/>
+          <w:bCs/>
+          <w:sz w:val="20"/>
+          <w:szCs w:val="20"/>
+        </w:rPr>
+      </w:pPr>
+      <w:r>
+        <w:rPr>
+          <w:rFonts w:ascii="Calibri Light" w:hAnsi="Calibri Light" w:cs="Calibri Light"/>
+          <w:b/>
+          <w:bCs/>
+          <w:sz w:val="20"/>
+          <w:szCs w:val="20"/>
+        </w:rPr>
+        <w:t>CREATE TABLE IF NOT EXISTS `BancoAcademia`.`instrutores` (</w:t>
+      </w:r>
+    </w:p>
+    <w:p>
+      <w:pPr>
+        <w:numPr>
+          <w:ilvl w:val="0"/>
+          <w:numId w:val="4"/>
+        </w:numPr>
+        <w:jc w:val="both"/>
+        <w:rPr>
+          <w:rFonts w:ascii="Calibri Light" w:hAnsi="Calibri Light" w:cs="Calibri Light"/>
+          <w:b/>
+          <w:bCs/>
+          <w:sz w:val="20"/>
+          <w:szCs w:val="20"/>
+        </w:rPr>
+      </w:pPr>
+      <w:r>
+        <w:rPr>
+          <w:rFonts w:ascii="Calibri Light" w:hAnsi="Calibri Light" w:cs="Calibri Light"/>
+          <w:b/>
+          <w:bCs/>
+          <w:sz w:val="20"/>
+          <w:szCs w:val="20"/>
+        </w:rPr>
+        <w:t xml:space="preserve">  `id_instrutor` INT NOT NULL AUTO_INCREMENT,</w:t>
+      </w:r>
+    </w:p>
+    <w:p>
+      <w:pPr>
+        <w:numPr>
+          <w:ilvl w:val="0"/>
+          <w:numId w:val="4"/>
+        </w:numPr>
+        <w:jc w:val="both"/>
+        <w:rPr>
+          <w:rFonts w:ascii="Calibri Light" w:hAnsi="Calibri Light" w:cs="Calibri Light"/>
+          <w:b/>
+          <w:bCs/>
+          <w:sz w:val="20"/>
+          <w:szCs w:val="20"/>
+        </w:rPr>
+      </w:pPr>
+      <w:r>
+        <w:rPr>
+          <w:rFonts w:ascii="Calibri Light" w:hAnsi="Calibri Light" w:cs="Calibri Light"/>
+          <w:b/>
+          <w:bCs/>
+          <w:sz w:val="20"/>
+          <w:szCs w:val="20"/>
+        </w:rPr>
+        <w:t xml:space="preserve">  `nome` VARCHAR(100) NOT NULL,</w:t>
+      </w:r>
+    </w:p>
+    <w:p>
+      <w:pPr>
+        <w:numPr>
+          <w:ilvl w:val="0"/>
+          <w:numId w:val="4"/>
+        </w:numPr>
+        <w:jc w:val="both"/>
+        <w:rPr>
+          <w:rFonts w:ascii="Calibri Light" w:hAnsi="Calibri Light" w:cs="Calibri Light"/>
+          <w:b/>
+          <w:bCs/>
+          <w:sz w:val="20"/>
+          <w:szCs w:val="20"/>
+        </w:rPr>
+      </w:pPr>
+      <w:r>
+        <w:rPr>
+          <w:rFonts w:ascii="Calibri Light" w:hAnsi="Calibri Light" w:cs="Calibri Light"/>
+          <w:b/>
+          <w:bCs/>
+          <w:sz w:val="20"/>
+          <w:szCs w:val="20"/>
+        </w:rPr>
+        <w:t xml:space="preserve">  `cpf` VARCHAR(14) NOT NULL,</w:t>
+      </w:r>
+    </w:p>
+    <w:p>
+      <w:pPr>
+        <w:numPr>
+          <w:ilvl w:val="0"/>
+          <w:numId w:val="4"/>
+        </w:numPr>
+        <w:jc w:val="both"/>
+        <w:rPr>
+          <w:rFonts w:ascii="Calibri Light" w:hAnsi="Calibri Light" w:cs="Calibri Light"/>
+          <w:b/>
+          <w:bCs/>
+          <w:sz w:val="20"/>
+          <w:szCs w:val="20"/>
+        </w:rPr>
+      </w:pPr>
+      <w:r>
+        <w:rPr>
+          <w:rFonts w:ascii="Calibri Light" w:hAnsi="Calibri Light" w:cs="Calibri Light"/>
+          <w:b/>
+          <w:bCs/>
+          <w:sz w:val="20"/>
+          <w:szCs w:val="20"/>
+        </w:rPr>
+        <w:t xml:space="preserve">  `especialidade` VARCHAR(50) NOT NULL,</w:t>
+      </w:r>
+    </w:p>
+    <w:p>
+      <w:pPr>
+        <w:numPr>
+          <w:ilvl w:val="0"/>
+          <w:numId w:val="4"/>
+        </w:numPr>
+        <w:jc w:val="both"/>
+        <w:rPr>
+          <w:rFonts w:ascii="Calibri Light" w:hAnsi="Calibri Light" w:cs="Calibri Light"/>
+          <w:b/>
+          <w:bCs/>
+          <w:sz w:val="20"/>
+          <w:szCs w:val="20"/>
+        </w:rPr>
+      </w:pPr>
+      <w:r>
+        <w:rPr>
+          <w:rFonts w:ascii="Calibri Light" w:hAnsi="Calibri Light" w:cs="Calibri Light"/>
+          <w:b/>
+          <w:bCs/>
+          <w:sz w:val="20"/>
+          <w:szCs w:val="20"/>
+        </w:rPr>
+        <w:t xml:space="preserve">  `telefone` VARCHAR(15) NOT NULL,</w:t>
+      </w:r>
+    </w:p>
+    <w:p>
+      <w:pPr>
+        <w:numPr>
+          <w:ilvl w:val="0"/>
+          <w:numId w:val="4"/>
+        </w:numPr>
+        <w:jc w:val="both"/>
+        <w:rPr>
+          <w:rFonts w:ascii="Calibri Light" w:hAnsi="Calibri Light" w:cs="Calibri Light"/>
+          <w:b/>
+          <w:bCs/>
+          <w:sz w:val="20"/>
+          <w:szCs w:val="20"/>
+        </w:rPr>
+      </w:pPr>
+      <w:r>
+        <w:rPr>
+          <w:rFonts w:ascii="Calibri Light" w:hAnsi="Calibri Light" w:cs="Calibri Light"/>
+          <w:b/>
+          <w:bCs/>
+          <w:sz w:val="20"/>
+          <w:szCs w:val="20"/>
+        </w:rPr>
+        <w:t xml:space="preserve">  PRIMARY KEY (`id_instrutor`),</w:t>
+      </w:r>
+    </w:p>
+    <w:p>
+      <w:pPr>
+        <w:numPr>
+          <w:ilvl w:val="0"/>
+          <w:numId w:val="4"/>
+        </w:numPr>
+        <w:jc w:val="both"/>
+        <w:rPr>
+          <w:rFonts w:ascii="Calibri Light" w:hAnsi="Calibri Light" w:cs="Calibri Light"/>
+          <w:b/>
+          <w:bCs/>
+          <w:sz w:val="20"/>
+          <w:szCs w:val="20"/>
+        </w:rPr>
+      </w:pPr>
+      <w:r>
+        <w:rPr>
+          <w:rFonts w:ascii="Calibri Light" w:hAnsi="Calibri Light" w:cs="Calibri Light"/>
+          <w:b/>
+          <w:bCs/>
+          <w:sz w:val="20"/>
+          <w:szCs w:val="20"/>
+        </w:rPr>
+        <w:t xml:space="preserve">  UNIQUE INDEX `cpf_UNIQUE` (`cpf` ASC))</w:t>
+      </w:r>
+    </w:p>
+    <w:p>
+      <w:pPr>
+        <w:numPr>
+          <w:ilvl w:val="0"/>
+          <w:numId w:val="4"/>
+        </w:numPr>
+        <w:jc w:val="both"/>
+        <w:rPr>
+          <w:rFonts w:ascii="Calibri Light" w:hAnsi="Calibri Light" w:cs="Calibri Light"/>
+          <w:b/>
+          <w:bCs/>
+          <w:sz w:val="20"/>
+          <w:szCs w:val="20"/>
+        </w:rPr>
+      </w:pPr>
+      <w:r>
+        <w:rPr>
+          <w:rFonts w:ascii="Calibri Light" w:hAnsi="Calibri Light" w:cs="Calibri Light"/>
+          <w:b/>
+          <w:bCs/>
+          <w:sz w:val="20"/>
+          <w:szCs w:val="20"/>
+        </w:rPr>
+        <w:t>ENGINE = InnoDB;</w:t>
+      </w:r>
+    </w:p>
+    <w:p>
+      <w:pPr>
+        <w:numPr>
+          <w:ilvl w:val="0"/>
+          <w:numId w:val="4"/>
+        </w:numPr>
+        <w:jc w:val="both"/>
+        <w:rPr>
+          <w:rFonts w:ascii="Calibri Light" w:hAnsi="Calibri Light" w:cs="Calibri Light"/>
+          <w:b/>
+          <w:bCs/>
+          <w:sz w:val="20"/>
+          <w:szCs w:val="20"/>
+        </w:rPr>
+      </w:pPr>
+    </w:p>
+    <w:p>
+      <w:pPr>
+        <w:numPr>
+          <w:ilvl w:val="0"/>
+          <w:numId w:val="4"/>
+        </w:numPr>
+        <w:jc w:val="both"/>
+        <w:rPr>
+          <w:rFonts w:ascii="Calibri Light" w:hAnsi="Calibri Light" w:cs="Calibri Light"/>
+          <w:b/>
+          <w:bCs/>
+          <w:sz w:val="20"/>
+          <w:szCs w:val="20"/>
+        </w:rPr>
+      </w:pPr>
+      <w:r>
+        <w:rPr>
+          <w:rFonts w:ascii="Calibri Light" w:hAnsi="Calibri Light" w:cs="Calibri Light"/>
+          <w:b/>
+          <w:bCs/>
+          <w:sz w:val="20"/>
+          <w:szCs w:val="20"/>
+        </w:rPr>
+        <w:t>-- -----------------------------------------------------</w:t>
+      </w:r>
+    </w:p>
+    <w:p>
+      <w:pPr>
+        <w:numPr>
+          <w:ilvl w:val="0"/>
+          <w:numId w:val="4"/>
+        </w:numPr>
+        <w:jc w:val="both"/>
+        <w:rPr>
+          <w:rFonts w:ascii="Calibri Light" w:hAnsi="Calibri Light" w:cs="Calibri Light"/>
+          <w:b/>
+          <w:bCs/>
+          <w:sz w:val="20"/>
+          <w:szCs w:val="20"/>
+        </w:rPr>
+      </w:pPr>
+      <w:r>
+        <w:rPr>
+          <w:rFonts w:ascii="Calibri Light" w:hAnsi="Calibri Light" w:cs="Calibri Light"/>
+          <w:b/>
+          <w:bCs/>
+          <w:sz w:val="20"/>
+          <w:szCs w:val="20"/>
+        </w:rPr>
+        <w:t>-- Table `BancoAcademia`.`alunos`</w:t>
+      </w:r>
+    </w:p>
+    <w:p>
+      <w:pPr>
+        <w:numPr>
+          <w:ilvl w:val="0"/>
+          <w:numId w:val="4"/>
+        </w:numPr>
+        <w:jc w:val="both"/>
+        <w:rPr>
+          <w:rFonts w:ascii="Calibri Light" w:hAnsi="Calibri Light" w:cs="Calibri Light"/>
+          <w:b/>
+          <w:bCs/>
+          <w:sz w:val="20"/>
+          <w:szCs w:val="20"/>
+        </w:rPr>
+      </w:pPr>
+      <w:r>
+        <w:rPr>
+          <w:rFonts w:ascii="Calibri Light" w:hAnsi="Calibri Light" w:cs="Calibri Light"/>
+          <w:b/>
+          <w:bCs/>
+          <w:sz w:val="20"/>
+          <w:szCs w:val="20"/>
+        </w:rPr>
+        <w:t>-- -----------------------------------------------------</w:t>
+      </w:r>
+    </w:p>
+    <w:p>
+      <w:pPr>
+        <w:numPr>
+          <w:ilvl w:val="0"/>
+          <w:numId w:val="4"/>
+        </w:numPr>
+        <w:jc w:val="both"/>
+        <w:rPr>
+          <w:rFonts w:ascii="Calibri Light" w:hAnsi="Calibri Light" w:cs="Calibri Light"/>
+          <w:b/>
+          <w:bCs/>
+          <w:sz w:val="20"/>
+          <w:szCs w:val="20"/>
+        </w:rPr>
+      </w:pPr>
+      <w:r>
+        <w:rPr>
+          <w:rFonts w:ascii="Calibri Light" w:hAnsi="Calibri Light" w:cs="Calibri Light"/>
+          <w:b/>
+          <w:bCs/>
+          <w:sz w:val="20"/>
+          <w:szCs w:val="20"/>
+        </w:rPr>
+        <w:t>CREATE TABLE IF NOT EXISTS `BancoAcademia`.`alunos` (</w:t>
+      </w:r>
+    </w:p>
+    <w:p>
+      <w:pPr>
+        <w:numPr>
+          <w:ilvl w:val="0"/>
+          <w:numId w:val="4"/>
+        </w:numPr>
+        <w:jc w:val="both"/>
+        <w:rPr>
+          <w:rFonts w:ascii="Calibri Light" w:hAnsi="Calibri Light" w:cs="Calibri Light"/>
+          <w:b/>
+          <w:bCs/>
+          <w:sz w:val="20"/>
+          <w:szCs w:val="20"/>
+        </w:rPr>
+      </w:pPr>
+      <w:r>
+        <w:rPr>
+          <w:rFonts w:ascii="Calibri Light" w:hAnsi="Calibri Light" w:cs="Calibri Light"/>
+          <w:b/>
+          <w:bCs/>
+          <w:sz w:val="20"/>
+          <w:szCs w:val="20"/>
+        </w:rPr>
+        <w:t xml:space="preserve">  `id_aluno` INT NOT NULL AUTO_INCREMENT,</w:t>
+      </w:r>
+    </w:p>
+    <w:p>
+      <w:pPr>
+        <w:numPr>
+          <w:ilvl w:val="0"/>
+          <w:numId w:val="4"/>
+        </w:numPr>
+        <w:jc w:val="both"/>
+        <w:rPr>
+          <w:rFonts w:ascii="Calibri Light" w:hAnsi="Calibri Light" w:cs="Calibri Light"/>
+          <w:b/>
+          <w:bCs/>
+          <w:sz w:val="20"/>
+          <w:szCs w:val="20"/>
+        </w:rPr>
+      </w:pPr>
+      <w:r>
+        <w:rPr>
+          <w:rFonts w:ascii="Calibri Light" w:hAnsi="Calibri Light" w:cs="Calibri Light"/>
+          <w:b/>
+          <w:bCs/>
+          <w:sz w:val="20"/>
+          <w:szCs w:val="20"/>
+        </w:rPr>
+        <w:t xml:space="preserve">  `nome` VARCHAR(100) NOT NULL,</w:t>
+      </w:r>
+    </w:p>
+    <w:p>
+      <w:pPr>
+        <w:numPr>
+          <w:ilvl w:val="0"/>
+          <w:numId w:val="4"/>
+        </w:numPr>
+        <w:jc w:val="both"/>
+        <w:rPr>
+          <w:rFonts w:ascii="Calibri Light" w:hAnsi="Calibri Light" w:cs="Calibri Light"/>
+          <w:b/>
+          <w:bCs/>
+          <w:sz w:val="20"/>
+          <w:szCs w:val="20"/>
+        </w:rPr>
+      </w:pPr>
+      <w:r>
+        <w:rPr>
+          <w:rFonts w:ascii="Calibri Light" w:hAnsi="Calibri Light" w:cs="Calibri Light"/>
+          <w:b/>
+          <w:bCs/>
+          <w:sz w:val="20"/>
+          <w:szCs w:val="20"/>
+        </w:rPr>
+        <w:t xml:space="preserve">  `cpf` VARCHAR(14) NOT NULL,</w:t>
+      </w:r>
+    </w:p>
+    <w:p>
+      <w:pPr>
+        <w:numPr>
+          <w:ilvl w:val="0"/>
+          <w:numId w:val="4"/>
+        </w:numPr>
+        <w:jc w:val="both"/>
+        <w:rPr>
+          <w:rFonts w:ascii="Calibri Light" w:hAnsi="Calibri Light" w:cs="Calibri Light"/>
+          <w:b/>
+          <w:bCs/>
+          <w:sz w:val="20"/>
+          <w:szCs w:val="20"/>
+        </w:rPr>
+      </w:pPr>
+      <w:r>
+        <w:rPr>
+          <w:rFonts w:ascii="Calibri Light" w:hAnsi="Calibri Light" w:cs="Calibri Light"/>
+          <w:b/>
+          <w:bCs/>
+          <w:sz w:val="20"/>
+          <w:szCs w:val="20"/>
+        </w:rPr>
+        <w:t xml:space="preserve">  `telefone` VARCHAR(15) NOT NULL,</w:t>
+      </w:r>
+    </w:p>
+    <w:p>
+      <w:pPr>
+        <w:numPr>
+          <w:ilvl w:val="0"/>
+          <w:numId w:val="4"/>
+        </w:numPr>
+        <w:jc w:val="both"/>
+        <w:rPr>
+          <w:rFonts w:ascii="Calibri Light" w:hAnsi="Calibri Light" w:cs="Calibri Light"/>
+          <w:b/>
+          <w:bCs/>
+          <w:sz w:val="20"/>
+          <w:szCs w:val="20"/>
+        </w:rPr>
+      </w:pPr>
+      <w:r>
+        <w:rPr>
+          <w:rFonts w:ascii="Calibri Light" w:hAnsi="Calibri Light" w:cs="Calibri Light"/>
+          <w:b/>
+          <w:bCs/>
+          <w:sz w:val="20"/>
+          <w:szCs w:val="20"/>
+        </w:rPr>
+        <w:t xml:space="preserve">  `data_nascimento` DATE NOT NULL,</w:t>
+      </w:r>
+    </w:p>
+    <w:p>
+      <w:pPr>
+        <w:numPr>
+          <w:ilvl w:val="0"/>
+          <w:numId w:val="4"/>
+        </w:numPr>
+        <w:jc w:val="both"/>
+        <w:rPr>
+          <w:rFonts w:ascii="Calibri Light" w:hAnsi="Calibri Light" w:cs="Calibri Light"/>
+          <w:b/>
+          <w:bCs/>
+          <w:sz w:val="20"/>
+          <w:szCs w:val="20"/>
+        </w:rPr>
+      </w:pPr>
+      <w:r>
+        <w:rPr>
+          <w:rFonts w:ascii="Calibri Light" w:hAnsi="Calibri Light" w:cs="Calibri Light"/>
+          <w:b/>
+          <w:bCs/>
+          <w:sz w:val="20"/>
+          <w:szCs w:val="20"/>
+        </w:rPr>
+        <w:t xml:space="preserve">  `planos_id_plano` INT NOT NULL,</w:t>
+      </w:r>
+    </w:p>
+    <w:p>
+      <w:pPr>
+        <w:numPr>
+          <w:ilvl w:val="0"/>
+          <w:numId w:val="4"/>
+        </w:numPr>
+        <w:jc w:val="both"/>
+        <w:rPr>
+          <w:rFonts w:ascii="Calibri Light" w:hAnsi="Calibri Light" w:cs="Calibri Light"/>
+          <w:b/>
+          <w:bCs/>
+          <w:sz w:val="20"/>
+          <w:szCs w:val="20"/>
+        </w:rPr>
+      </w:pPr>
+      <w:r>
+        <w:rPr>
+          <w:rFonts w:ascii="Calibri Light" w:hAnsi="Calibri Light" w:cs="Calibri Light"/>
+          <w:b/>
+          <w:bCs/>
+          <w:sz w:val="20"/>
+          <w:szCs w:val="20"/>
+        </w:rPr>
+        <w:t xml:space="preserve">  PRIMARY KEY (`id_aluno`),</w:t>
+      </w:r>
+    </w:p>
+    <w:p>
+      <w:pPr>
+        <w:numPr>
+          <w:ilvl w:val="0"/>
+          <w:numId w:val="4"/>
+        </w:numPr>
+        <w:jc w:val="both"/>
+        <w:rPr>
+          <w:rFonts w:ascii="Calibri Light" w:hAnsi="Calibri Light" w:cs="Calibri Light"/>
+          <w:b/>
+          <w:bCs/>
+          <w:sz w:val="20"/>
+          <w:szCs w:val="20"/>
+        </w:rPr>
+      </w:pPr>
+      <w:r>
+        <w:rPr>
+          <w:rFonts w:ascii="Calibri Light" w:hAnsi="Calibri Light" w:cs="Calibri Light"/>
+          <w:b/>
+          <w:bCs/>
+          <w:sz w:val="20"/>
+          <w:szCs w:val="20"/>
+        </w:rPr>
+        <w:t xml:space="preserve">  UNIQUE INDEX `cpf_UNIQUE` (`cpf` ASC),</w:t>
+      </w:r>
+    </w:p>
+    <w:p>
+      <w:pPr>
+        <w:numPr>
+          <w:ilvl w:val="0"/>
+          <w:numId w:val="4"/>
+        </w:numPr>
+        <w:jc w:val="both"/>
+        <w:rPr>
+          <w:rFonts w:ascii="Calibri Light" w:hAnsi="Calibri Light" w:cs="Calibri Light"/>
+          <w:b/>
+          <w:bCs/>
+          <w:sz w:val="20"/>
+          <w:szCs w:val="20"/>
+        </w:rPr>
+      </w:pPr>
+      <w:r>
+        <w:rPr>
+          <w:rFonts w:ascii="Calibri Light" w:hAnsi="Calibri Light" w:cs="Calibri Light"/>
+          <w:b/>
+          <w:bCs/>
+          <w:sz w:val="20"/>
+          <w:szCs w:val="20"/>
+        </w:rPr>
+        <w:lastRenderedPageBreak/>
+        <w:t xml:space="preserve">  INDEX `fk_alunos_planos1_idx` (`planos_id_plano` ASC),</w:t>
+      </w:r>
+    </w:p>
+    <w:p>
+      <w:pPr>
+        <w:numPr>
+          <w:ilvl w:val="0"/>
+          <w:numId w:val="4"/>
+        </w:numPr>
+        <w:jc w:val="both"/>
+        <w:rPr>
+          <w:rFonts w:ascii="Calibri Light" w:hAnsi="Calibri Light" w:cs="Calibri Light"/>
+          <w:b/>
+          <w:bCs/>
+          <w:sz w:val="20"/>
+          <w:szCs w:val="20"/>
+        </w:rPr>
+      </w:pPr>
+      <w:r>
+        <w:rPr>
+          <w:rFonts w:ascii="Calibri Light" w:hAnsi="Calibri Light" w:cs="Calibri Light"/>
+          <w:b/>
+          <w:bCs/>
+          <w:sz w:val="20"/>
+          <w:szCs w:val="20"/>
+        </w:rPr>
+        <w:t xml:space="preserve">  CONSTRAINT `fk_alunos_planos1`</w:t>
+      </w:r>
+    </w:p>
+    <w:p>
+      <w:pPr>
+        <w:numPr>
+          <w:ilvl w:val="0"/>
+          <w:numId w:val="4"/>
+        </w:numPr>
+        <w:jc w:val="both"/>
+        <w:rPr>
+          <w:rFonts w:ascii="Calibri Light" w:hAnsi="Calibri Light" w:cs="Calibri Light"/>
+          <w:b/>
+          <w:bCs/>
+          <w:sz w:val="20"/>
+          <w:szCs w:val="20"/>
+        </w:rPr>
+      </w:pPr>
+      <w:r>
+        <w:rPr>
+          <w:rFonts w:ascii="Calibri Light" w:hAnsi="Calibri Light" w:cs="Calibri Light"/>
+          <w:b/>
+          <w:bCs/>
+          <w:sz w:val="20"/>
+          <w:szCs w:val="20"/>
+        </w:rPr>
+        <w:t xml:space="preserve">    FOREIGN KEY (`planos_id_plano`)</w:t>
+      </w:r>
+    </w:p>
+    <w:p>
+      <w:pPr>
+        <w:numPr>
+          <w:ilvl w:val="0"/>
+          <w:numId w:val="4"/>
+        </w:numPr>
+        <w:jc w:val="both"/>
+        <w:rPr>
+          <w:rFonts w:ascii="Calibri Light" w:hAnsi="Calibri Light" w:cs="Calibri Light"/>
+          <w:b/>
+          <w:bCs/>
+          <w:sz w:val="20"/>
+          <w:szCs w:val="20"/>
+        </w:rPr>
+      </w:pPr>
+      <w:r>
+        <w:rPr>
+          <w:rFonts w:ascii="Calibri Light" w:hAnsi="Calibri Light" w:cs="Calibri Light"/>
+          <w:b/>
+          <w:bCs/>
+          <w:sz w:val="20"/>
+          <w:szCs w:val="20"/>
+        </w:rPr>
+        <w:t xml:space="preserve">    REFERENCES `BancoAcademia`.`planos` (`id_plano`)</w:t>
+      </w:r>
+    </w:p>
+    <w:p>
+      <w:pPr>
+        <w:numPr>
+          <w:ilvl w:val="0"/>
+          <w:numId w:val="4"/>
+        </w:numPr>
+        <w:jc w:val="both"/>
+        <w:rPr>
+          <w:rFonts w:ascii="Calibri Light" w:hAnsi="Calibri Light" w:cs="Calibri Light"/>
+          <w:b/>
+          <w:bCs/>
+          <w:sz w:val="20"/>
+          <w:szCs w:val="20"/>
+        </w:rPr>
+      </w:pPr>
+      <w:r>
+        <w:rPr>
+          <w:rFonts w:ascii="Calibri Light" w:hAnsi="Calibri Light" w:cs="Calibri Light"/>
+          <w:b/>
+          <w:bCs/>
+          <w:sz w:val="20"/>
+          <w:szCs w:val="20"/>
+        </w:rPr>
+        <w:t xml:space="preserve">    ON DELETE NO ACTION</w:t>
+      </w:r>
+    </w:p>
+    <w:p>
+      <w:pPr>
+        <w:numPr>
+          <w:ilvl w:val="0"/>
+          <w:numId w:val="4"/>
+        </w:numPr>
+        <w:jc w:val="both"/>
+        <w:rPr>
+          <w:rFonts w:ascii="Calibri Light" w:hAnsi="Calibri Light" w:cs="Calibri Light"/>
+          <w:b/>
+          <w:bCs/>
+          <w:sz w:val="20"/>
+          <w:szCs w:val="20"/>
+        </w:rPr>
+      </w:pPr>
+      <w:r>
+        <w:rPr>
+          <w:rFonts w:ascii="Calibri Light" w:hAnsi="Calibri Light" w:cs="Calibri Light"/>
+          <w:b/>
+          <w:bCs/>
+          <w:sz w:val="20"/>
+          <w:szCs w:val="20"/>
+        </w:rPr>
+        <w:t xml:space="preserve">    ON UPDATE NO ACTION)</w:t>
+      </w:r>
+    </w:p>
+    <w:p>
+      <w:pPr>
+        <w:numPr>
+          <w:ilvl w:val="0"/>
+          <w:numId w:val="4"/>
+        </w:numPr>
+        <w:jc w:val="both"/>
+        <w:rPr>
+          <w:rFonts w:ascii="Calibri Light" w:hAnsi="Calibri Light" w:cs="Calibri Light"/>
+          <w:b/>
+          <w:bCs/>
+          <w:sz w:val="20"/>
+          <w:szCs w:val="20"/>
+        </w:rPr>
+      </w:pPr>
+      <w:r>
+        <w:rPr>
+          <w:rFonts w:ascii="Calibri Light" w:hAnsi="Calibri Light" w:cs="Calibri Light"/>
+          <w:b/>
+          <w:bCs/>
+          <w:sz w:val="20"/>
+          <w:szCs w:val="20"/>
+        </w:rPr>
+        <w:t>ENGINE = InnoDB;</w:t>
+      </w:r>
+    </w:p>
+    <w:p>
+      <w:pPr>
+        <w:numPr>
+          <w:ilvl w:val="0"/>
+          <w:numId w:val="4"/>
+        </w:numPr>
+        <w:jc w:val="both"/>
+        <w:rPr>
+          <w:rFonts w:ascii="Calibri Light" w:hAnsi="Calibri Light" w:cs="Calibri Light"/>
+          <w:b/>
+          <w:bCs/>
+          <w:sz w:val="20"/>
+          <w:szCs w:val="20"/>
+        </w:rPr>
+      </w:pPr>
+    </w:p>
+    <w:p>
+      <w:pPr>
+        <w:numPr>
+          <w:ilvl w:val="0"/>
+          <w:numId w:val="4"/>
+        </w:numPr>
+        <w:jc w:val="both"/>
+        <w:rPr>
+          <w:rFonts w:ascii="Calibri Light" w:hAnsi="Calibri Light" w:cs="Calibri Light"/>
+          <w:b/>
+          <w:bCs/>
+          <w:sz w:val="20"/>
+          <w:szCs w:val="20"/>
+        </w:rPr>
+      </w:pPr>
+      <w:r>
+        <w:rPr>
+          <w:rFonts w:ascii="Calibri Light" w:hAnsi="Calibri Light" w:cs="Calibri Light"/>
+          <w:b/>
+          <w:bCs/>
+          <w:sz w:val="20"/>
+          <w:szCs w:val="20"/>
+        </w:rPr>
+        <w:t>-- -----------------------------------------------------</w:t>
+      </w:r>
+    </w:p>
+    <w:p>
+      <w:pPr>
+        <w:numPr>
+          <w:ilvl w:val="0"/>
+          <w:numId w:val="4"/>
+        </w:numPr>
+        <w:jc w:val="both"/>
+        <w:rPr>
+          <w:rFonts w:ascii="Calibri Light" w:hAnsi="Calibri Light" w:cs="Calibri Light"/>
+          <w:b/>
+          <w:bCs/>
+          <w:sz w:val="20"/>
+          <w:szCs w:val="20"/>
+        </w:rPr>
+      </w:pPr>
+      <w:r>
+        <w:rPr>
+          <w:rFonts w:ascii="Calibri Light" w:hAnsi="Calibri Light" w:cs="Calibri Light"/>
+          <w:b/>
+          <w:bCs/>
+          <w:sz w:val="20"/>
+          <w:szCs w:val="20"/>
+        </w:rPr>
+        <w:t>-- Table `BancoAcademia`.`turmas`</w:t>
+      </w:r>
+    </w:p>
+    <w:p>
+      <w:pPr>
+        <w:numPr>
+          <w:ilvl w:val="0"/>
+          <w:numId w:val="4"/>
+        </w:numPr>
+        <w:jc w:val="both"/>
+        <w:rPr>
+          <w:rFonts w:ascii="Calibri Light" w:hAnsi="Calibri Light" w:cs="Calibri Light"/>
+          <w:b/>
+          <w:bCs/>
+          <w:sz w:val="20"/>
+          <w:szCs w:val="20"/>
+        </w:rPr>
+      </w:pPr>
+      <w:r>
+        <w:rPr>
+          <w:rFonts w:ascii="Calibri Light" w:hAnsi="Calibri Light" w:cs="Calibri Light"/>
+          <w:b/>
+          <w:bCs/>
+          <w:sz w:val="20"/>
+          <w:szCs w:val="20"/>
+        </w:rPr>
+        <w:t>-- -----------------------------------------------------</w:t>
+      </w:r>
+    </w:p>
+    <w:p>
+      <w:pPr>
+        <w:numPr>
+          <w:ilvl w:val="0"/>
+          <w:numId w:val="4"/>
+        </w:numPr>
+        <w:jc w:val="both"/>
+        <w:rPr>
+          <w:rFonts w:ascii="Calibri Light" w:hAnsi="Calibri Light" w:cs="Calibri Light"/>
+          <w:b/>
+          <w:bCs/>
+          <w:sz w:val="20"/>
+          <w:szCs w:val="20"/>
+        </w:rPr>
+      </w:pPr>
+      <w:r>
+        <w:rPr>
+          <w:rFonts w:ascii="Calibri Light" w:hAnsi="Calibri Light" w:cs="Calibri Light"/>
+          <w:b/>
+          <w:bCs/>
+          <w:sz w:val="20"/>
+          <w:szCs w:val="20"/>
+        </w:rPr>
+        <w:t>CREATE TABLE IF NOT EXISTS `BancoAcademia`.`turmas` (</w:t>
+      </w:r>
+    </w:p>
+    <w:p>
+      <w:pPr>
+        <w:numPr>
+          <w:ilvl w:val="0"/>
+          <w:numId w:val="4"/>
+        </w:numPr>
+        <w:jc w:val="both"/>
+        <w:rPr>
+          <w:rFonts w:ascii="Calibri Light" w:hAnsi="Calibri Light" w:cs="Calibri Light"/>
+          <w:b/>
+          <w:bCs/>
+          <w:sz w:val="20"/>
+          <w:szCs w:val="20"/>
+        </w:rPr>
+      </w:pPr>
+      <w:r>
+        <w:rPr>
+          <w:rFonts w:ascii="Calibri Light" w:hAnsi="Calibri Light" w:cs="Calibri Light"/>
+          <w:b/>
+          <w:bCs/>
+          <w:sz w:val="20"/>
+          <w:szCs w:val="20"/>
+        </w:rPr>
+        <w:t xml:space="preserve">  `id_turma` INT NOT NULL AUTO_INCREMENT,</w:t>
+      </w:r>
+    </w:p>
+    <w:p>
+      <w:pPr>
+        <w:numPr>
+          <w:ilvl w:val="0"/>
+          <w:numId w:val="4"/>
+        </w:numPr>
+        <w:jc w:val="both"/>
+        <w:rPr>
+          <w:rFonts w:ascii="Calibri Light" w:hAnsi="Calibri Light" w:cs="Calibri Light"/>
+          <w:b/>
+          <w:bCs/>
+          <w:sz w:val="20"/>
+          <w:szCs w:val="20"/>
+        </w:rPr>
+      </w:pPr>
+      <w:r>
+        <w:rPr>
+          <w:rFonts w:ascii="Calibri Light" w:hAnsi="Calibri Light" w:cs="Calibri Light"/>
+          <w:b/>
+          <w:bCs/>
+          <w:sz w:val="20"/>
+          <w:szCs w:val="20"/>
+        </w:rPr>
+        <w:t xml:space="preserve">  `nome_atividade` VARCHAR(50) NOT NULL,</w:t>
+      </w:r>
+    </w:p>
+    <w:p>
+      <w:pPr>
+        <w:numPr>
+          <w:ilvl w:val="0"/>
+          <w:numId w:val="4"/>
+        </w:numPr>
+        <w:jc w:val="both"/>
+        <w:rPr>
+          <w:rFonts w:ascii="Calibri Light" w:hAnsi="Calibri Light" w:cs="Calibri Light"/>
+          <w:b/>
+          <w:bCs/>
+          <w:sz w:val="20"/>
+          <w:szCs w:val="20"/>
+        </w:rPr>
+      </w:pPr>
+      <w:r>
+        <w:rPr>
+          <w:rFonts w:ascii="Calibri Light" w:hAnsi="Calibri Light" w:cs="Calibri Light"/>
+          <w:b/>
+          <w:bCs/>
+          <w:sz w:val="20"/>
+          <w:szCs w:val="20"/>
+        </w:rPr>
+        <w:t xml:space="preserve">  `horario` TIME NOT NULL,</w:t>
+      </w:r>
+    </w:p>
+    <w:p>
+      <w:pPr>
+        <w:numPr>
+          <w:ilvl w:val="0"/>
+          <w:numId w:val="4"/>
+        </w:numPr>
+        <w:jc w:val="both"/>
+        <w:rPr>
+          <w:rFonts w:ascii="Calibri Light" w:hAnsi="Calibri Light" w:cs="Calibri Light"/>
+          <w:b/>
+          <w:bCs/>
+          <w:sz w:val="20"/>
+          <w:szCs w:val="20"/>
+        </w:rPr>
+      </w:pPr>
+      <w:r>
+        <w:rPr>
+          <w:rFonts w:ascii="Calibri Light" w:hAnsi="Calibri Light" w:cs="Calibri Light"/>
+          <w:b/>
+          <w:bCs/>
+          <w:sz w:val="20"/>
+          <w:szCs w:val="20"/>
+        </w:rPr>
+        <w:t xml:space="preserve">  `dias_semana` VARCHAR(50) NOT NULL,</w:t>
+      </w:r>
+    </w:p>
+    <w:p>
+      <w:pPr>
+        <w:numPr>
+          <w:ilvl w:val="0"/>
+          <w:numId w:val="4"/>
+        </w:numPr>
+        <w:jc w:val="both"/>
+        <w:rPr>
+          <w:rFonts w:ascii="Calibri Light" w:hAnsi="Calibri Light" w:cs="Calibri Light"/>
+          <w:b/>
+          <w:bCs/>
+          <w:sz w:val="20"/>
+          <w:szCs w:val="20"/>
+        </w:rPr>
+      </w:pPr>
+      <w:r>
+        <w:rPr>
+          <w:rFonts w:ascii="Calibri Light" w:hAnsi="Calibri Light" w:cs="Calibri Light"/>
+          <w:b/>
+          <w:bCs/>
+          <w:sz w:val="20"/>
+          <w:szCs w:val="20"/>
+        </w:rPr>
+        <w:t xml:space="preserve">  `instrutores_id_instrutor` INT NOT NULL,</w:t>
+      </w:r>
+    </w:p>
+    <w:p>
+      <w:pPr>
+        <w:numPr>
+          <w:ilvl w:val="0"/>
+          <w:numId w:val="4"/>
+        </w:numPr>
+        <w:jc w:val="both"/>
+        <w:rPr>
+          <w:rFonts w:ascii="Calibri Light" w:hAnsi="Calibri Light" w:cs="Calibri Light"/>
+          <w:b/>
+          <w:bCs/>
+          <w:sz w:val="20"/>
+          <w:szCs w:val="20"/>
+        </w:rPr>
+      </w:pPr>
+      <w:r>
+        <w:rPr>
+          <w:rFonts w:ascii="Calibri Light" w:hAnsi="Calibri Light" w:cs="Calibri Light"/>
+          <w:b/>
+          <w:bCs/>
+          <w:sz w:val="20"/>
+          <w:szCs w:val="20"/>
+        </w:rPr>
+        <w:t xml:space="preserve">  PRIMARY KEY (`id_turma`),</w:t>
+      </w:r>
+    </w:p>
+    <w:p>
+      <w:pPr>
+        <w:numPr>
+          <w:ilvl w:val="0"/>
+          <w:numId w:val="4"/>
+        </w:numPr>
+        <w:jc w:val="both"/>
+        <w:rPr>
+          <w:rFonts w:ascii="Calibri Light" w:hAnsi="Calibri Light" w:cs="Calibri Light"/>
+          <w:b/>
+          <w:bCs/>
+          <w:sz w:val="20"/>
+          <w:szCs w:val="20"/>
+        </w:rPr>
+      </w:pPr>
+      <w:r>
+        <w:rPr>
+          <w:rFonts w:ascii="Calibri Light" w:hAnsi="Calibri Light" w:cs="Calibri Light"/>
+          <w:b/>
+          <w:bCs/>
+          <w:sz w:val="20"/>
+          <w:szCs w:val="20"/>
+        </w:rPr>
+        <w:t xml:space="preserve">  INDEX `fk_turmas_instrutores1_idx` (`instrutores_id_instrutor` ASC),</w:t>
+      </w:r>
+    </w:p>
+    <w:p>
+      <w:pPr>
+        <w:numPr>
+          <w:ilvl w:val="0"/>
+          <w:numId w:val="4"/>
+        </w:numPr>
+        <w:jc w:val="both"/>
+        <w:rPr>
+          <w:rFonts w:ascii="Calibri Light" w:hAnsi="Calibri Light" w:cs="Calibri Light"/>
+          <w:b/>
+          <w:bCs/>
+          <w:sz w:val="20"/>
+          <w:szCs w:val="20"/>
+        </w:rPr>
+      </w:pPr>
+      <w:r>
+        <w:rPr>
+          <w:rFonts w:ascii="Calibri Light" w:hAnsi="Calibri Light" w:cs="Calibri Light"/>
+          <w:b/>
+          <w:bCs/>
+          <w:sz w:val="20"/>
+          <w:szCs w:val="20"/>
+        </w:rPr>
+        <w:t xml:space="preserve">  CONSTRAINT `fk_turmas_instrutores1`</w:t>
+      </w:r>
+    </w:p>
+    <w:p>
+      <w:pPr>
+        <w:numPr>
+          <w:ilvl w:val="0"/>
+          <w:numId w:val="4"/>
+        </w:numPr>
+        <w:jc w:val="both"/>
+        <w:rPr>
+          <w:rFonts w:ascii="Calibri Light" w:hAnsi="Calibri Light" w:cs="Calibri Light"/>
+          <w:b/>
+          <w:bCs/>
+          <w:sz w:val="20"/>
+          <w:szCs w:val="20"/>
+        </w:rPr>
+      </w:pPr>
+      <w:r>
+        <w:rPr>
+          <w:rFonts w:ascii="Calibri Light" w:hAnsi="Calibri Light" w:cs="Calibri Light"/>
+          <w:b/>
+          <w:bCs/>
+          <w:sz w:val="20"/>
+          <w:szCs w:val="20"/>
+        </w:rPr>
+        <w:t xml:space="preserve">    FOREIGN KEY (`instrutores_id_instrutor`)</w:t>
+      </w:r>
+    </w:p>
+    <w:p>
+      <w:pPr>
+        <w:numPr>
+          <w:ilvl w:val="0"/>
+          <w:numId w:val="4"/>
+        </w:numPr>
+        <w:jc w:val="both"/>
+        <w:rPr>
+          <w:rFonts w:ascii="Calibri Light" w:hAnsi="Calibri Light" w:cs="Calibri Light"/>
+          <w:b/>
+          <w:bCs/>
+          <w:sz w:val="20"/>
+          <w:szCs w:val="20"/>
+        </w:rPr>
+      </w:pPr>
+      <w:r>
+        <w:rPr>
+          <w:rFonts w:ascii="Calibri Light" w:hAnsi="Calibri Light" w:cs="Calibri Light"/>
+          <w:b/>
+          <w:bCs/>
+          <w:sz w:val="20"/>
+          <w:szCs w:val="20"/>
+        </w:rPr>
+        <w:t xml:space="preserve">    REFERENCES `BancoAcademia`.`instrutores` (`id_instrutor`)</w:t>
+      </w:r>
+    </w:p>
+    <w:p>
+      <w:pPr>
+        <w:numPr>
+          <w:ilvl w:val="0"/>
+          <w:numId w:val="4"/>
+        </w:numPr>
+        <w:jc w:val="both"/>
+        <w:rPr>
+          <w:rFonts w:ascii="Calibri Light" w:hAnsi="Calibri Light" w:cs="Calibri Light"/>
+          <w:b/>
+          <w:bCs/>
+          <w:sz w:val="20"/>
+          <w:szCs w:val="20"/>
+        </w:rPr>
+      </w:pPr>
+      <w:r>
+        <w:rPr>
+          <w:rFonts w:ascii="Calibri Light" w:hAnsi="Calibri Light" w:cs="Calibri Light"/>
+          <w:b/>
+          <w:bCs/>
+          <w:sz w:val="20"/>
+          <w:szCs w:val="20"/>
+        </w:rPr>
+        <w:t xml:space="preserve">    ON DELETE NO ACTION</w:t>
+      </w:r>
+    </w:p>
+    <w:p>
+      <w:pPr>
+        <w:numPr>
+          <w:ilvl w:val="0"/>
+          <w:numId w:val="4"/>
+        </w:numPr>
+        <w:jc w:val="both"/>
+        <w:rPr>
+          <w:rFonts w:ascii="Calibri Light" w:hAnsi="Calibri Light" w:cs="Calibri Light"/>
+          <w:b/>
+          <w:bCs/>
+          <w:sz w:val="20"/>
+          <w:szCs w:val="20"/>
+        </w:rPr>
+      </w:pPr>
+      <w:r>
+        <w:rPr>
+          <w:rFonts w:ascii="Calibri Light" w:hAnsi="Calibri Light" w:cs="Calibri Light"/>
+          <w:b/>
+          <w:bCs/>
+          <w:sz w:val="20"/>
+          <w:szCs w:val="20"/>
+        </w:rPr>
+        <w:t xml:space="preserve">    ON UPDATE NO ACTION)</w:t>
+      </w:r>
+    </w:p>
+    <w:p>
+      <w:pPr>
+        <w:numPr>
+          <w:ilvl w:val="0"/>
+          <w:numId w:val="4"/>
+        </w:numPr>
+        <w:jc w:val="both"/>
+        <w:rPr>
+          <w:rFonts w:ascii="Calibri Light" w:hAnsi="Calibri Light" w:cs="Calibri Light"/>
+          <w:b/>
+          <w:bCs/>
+          <w:sz w:val="20"/>
+          <w:szCs w:val="20"/>
+        </w:rPr>
+      </w:pPr>
+      <w:r>
+        <w:rPr>
+          <w:rFonts w:ascii="Calibri Light" w:hAnsi="Calibri Light" w:cs="Calibri Light"/>
+          <w:b/>
+          <w:bCs/>
+          <w:sz w:val="20"/>
+          <w:szCs w:val="20"/>
+        </w:rPr>
+        <w:t>ENGINE = InnoDB;</w:t>
+      </w:r>
+    </w:p>
+    <w:p>
+      <w:pPr>
+        <w:numPr>
+          <w:ilvl w:val="0"/>
+          <w:numId w:val="4"/>
+        </w:numPr>
+        <w:jc w:val="both"/>
+        <w:rPr>
+          <w:rFonts w:ascii="Calibri Light" w:hAnsi="Calibri Light" w:cs="Calibri Light"/>
+          <w:b/>
+          <w:bCs/>
+          <w:sz w:val="20"/>
+          <w:szCs w:val="20"/>
+        </w:rPr>
+      </w:pPr>
+    </w:p>
+    <w:p>
+      <w:pPr>
+        <w:numPr>
+          <w:ilvl w:val="0"/>
+          <w:numId w:val="4"/>
+        </w:numPr>
+        <w:jc w:val="both"/>
+        <w:rPr>
+          <w:rFonts w:ascii="Calibri Light" w:hAnsi="Calibri Light" w:cs="Calibri Light"/>
+          <w:b/>
+          <w:bCs/>
+          <w:sz w:val="20"/>
+          <w:szCs w:val="20"/>
+        </w:rPr>
+      </w:pPr>
+      <w:r>
+        <w:rPr>
+          <w:rFonts w:ascii="Calibri Light" w:hAnsi="Calibri Light" w:cs="Calibri Light"/>
+          <w:b/>
+          <w:bCs/>
+          <w:sz w:val="20"/>
+          <w:szCs w:val="20"/>
+        </w:rPr>
+        <w:t>-- -----------------------------------------------------</w:t>
+      </w:r>
+    </w:p>
+    <w:p>
+      <w:pPr>
+        <w:numPr>
+          <w:ilvl w:val="0"/>
+          <w:numId w:val="4"/>
+        </w:numPr>
+        <w:jc w:val="both"/>
+        <w:rPr>
+          <w:rFonts w:ascii="Calibri Light" w:hAnsi="Calibri Light" w:cs="Calibri Light"/>
+          <w:b/>
+          <w:bCs/>
+          <w:sz w:val="20"/>
+          <w:szCs w:val="20"/>
+        </w:rPr>
+      </w:pPr>
+      <w:r>
+        <w:rPr>
+          <w:rFonts w:ascii="Calibri Light" w:hAnsi="Calibri Light" w:cs="Calibri Light"/>
+          <w:b/>
+          <w:bCs/>
+          <w:sz w:val="20"/>
+          <w:szCs w:val="20"/>
+        </w:rPr>
+        <w:t>-- Table `BancoAcademia`.`matriculas`</w:t>
+      </w:r>
+    </w:p>
+    <w:p>
+      <w:pPr>
+        <w:numPr>
+          <w:ilvl w:val="0"/>
+          <w:numId w:val="4"/>
+        </w:numPr>
+        <w:jc w:val="both"/>
+        <w:rPr>
+          <w:rFonts w:ascii="Calibri Light" w:hAnsi="Calibri Light" w:cs="Calibri Light"/>
+          <w:b/>
+          <w:bCs/>
+          <w:sz w:val="20"/>
+          <w:szCs w:val="20"/>
+        </w:rPr>
+      </w:pPr>
+      <w:r>
+        <w:rPr>
+          <w:rFonts w:ascii="Calibri Light" w:hAnsi="Calibri Light" w:cs="Calibri Light"/>
+          <w:b/>
+          <w:bCs/>
+          <w:sz w:val="20"/>
+          <w:szCs w:val="20"/>
+        </w:rPr>
+        <w:t>-- -----------------------------------------------------</w:t>
+      </w:r>
+    </w:p>
+    <w:p>
+      <w:pPr>
+        <w:numPr>
+          <w:ilvl w:val="0"/>
+          <w:numId w:val="4"/>
+        </w:numPr>
+        <w:jc w:val="both"/>
+        <w:rPr>
+          <w:rFonts w:ascii="Calibri Light" w:hAnsi="Calibri Light" w:cs="Calibri Light"/>
+          <w:b/>
+          <w:bCs/>
+          <w:sz w:val="20"/>
+          <w:szCs w:val="20"/>
+        </w:rPr>
+      </w:pPr>
+      <w:r>
+        <w:rPr>
+          <w:rFonts w:ascii="Calibri Light" w:hAnsi="Calibri Light" w:cs="Calibri Light"/>
+          <w:b/>
+          <w:bCs/>
+          <w:sz w:val="20"/>
+          <w:szCs w:val="20"/>
+        </w:rPr>
+        <w:t>CREATE TABLE IF NOT EXISTS `BancoAcademia`.`matriculas` (</w:t>
+      </w:r>
+    </w:p>
+    <w:p>
+      <w:pPr>
+        <w:numPr>
+          <w:ilvl w:val="0"/>
+          <w:numId w:val="4"/>
+        </w:numPr>
+        <w:jc w:val="both"/>
+        <w:rPr>
+          <w:rFonts w:ascii="Calibri Light" w:hAnsi="Calibri Light" w:cs="Calibri Light"/>
+          <w:b/>
+          <w:bCs/>
+          <w:sz w:val="20"/>
+          <w:szCs w:val="20"/>
+        </w:rPr>
+      </w:pPr>
+      <w:r>
+        <w:rPr>
+          <w:rFonts w:ascii="Calibri Light" w:hAnsi="Calibri Light" w:cs="Calibri Light"/>
+          <w:b/>
+          <w:bCs/>
+          <w:sz w:val="20"/>
+          <w:szCs w:val="20"/>
+        </w:rPr>
+        <w:t xml:space="preserve">  `id_matricula` INT NOT NULL AUTO_INCREMENT,</w:t>
+      </w:r>
+    </w:p>
+    <w:p>
+      <w:pPr>
+        <w:numPr>
+          <w:ilvl w:val="0"/>
+          <w:numId w:val="4"/>
+        </w:numPr>
+        <w:jc w:val="both"/>
+        <w:rPr>
+          <w:rFonts w:ascii="Calibri Light" w:hAnsi="Calibri Light" w:cs="Calibri Light"/>
+          <w:b/>
+          <w:bCs/>
+          <w:sz w:val="20"/>
+          <w:szCs w:val="20"/>
+        </w:rPr>
+      </w:pPr>
+      <w:r>
+        <w:rPr>
+          <w:rFonts w:ascii="Calibri Light" w:hAnsi="Calibri Light" w:cs="Calibri Light"/>
+          <w:b/>
+          <w:bCs/>
+          <w:sz w:val="20"/>
+          <w:szCs w:val="20"/>
+        </w:rPr>
+        <w:t xml:space="preserve">  `data_inscricao` DATE NOT NULL,</w:t>
+      </w:r>
+    </w:p>
+    <w:p>
+      <w:pPr>
+        <w:numPr>
+          <w:ilvl w:val="0"/>
+          <w:numId w:val="4"/>
+        </w:numPr>
+        <w:jc w:val="both"/>
+        <w:rPr>
+          <w:rFonts w:ascii="Calibri Light" w:hAnsi="Calibri Light" w:cs="Calibri Light"/>
+          <w:b/>
+          <w:bCs/>
+          <w:sz w:val="20"/>
+          <w:szCs w:val="20"/>
+        </w:rPr>
+      </w:pPr>
+      <w:r>
+        <w:rPr>
+          <w:rFonts w:ascii="Calibri Light" w:hAnsi="Calibri Light" w:cs="Calibri Light"/>
+          <w:b/>
+          <w:bCs/>
+          <w:sz w:val="20"/>
+          <w:szCs w:val="20"/>
+        </w:rPr>
+        <w:t xml:space="preserve">  `alunos_id_aluno` INT NOT NULL,</w:t>
+      </w:r>
+    </w:p>
+    <w:p>
+      <w:pPr>
+        <w:numPr>
+          <w:ilvl w:val="0"/>
+          <w:numId w:val="4"/>
+        </w:numPr>
+        <w:jc w:val="both"/>
+        <w:rPr>
+          <w:rFonts w:ascii="Calibri Light" w:hAnsi="Calibri Light" w:cs="Calibri Light"/>
+          <w:b/>
+          <w:bCs/>
+          <w:sz w:val="20"/>
+          <w:szCs w:val="20"/>
+        </w:rPr>
+      </w:pPr>
+      <w:r>
+        <w:rPr>
+          <w:rFonts w:ascii="Calibri Light" w:hAnsi="Calibri Light" w:cs="Calibri Light"/>
+          <w:b/>
+          <w:bCs/>
+          <w:sz w:val="20"/>
+          <w:szCs w:val="20"/>
+        </w:rPr>
+        <w:t xml:space="preserve">  `turmas_id_turma` INT NOT NULL,</w:t>
+      </w:r>
+    </w:p>
+    <w:p>
+      <w:pPr>
+        <w:numPr>
+          <w:ilvl w:val="0"/>
+          <w:numId w:val="4"/>
+        </w:numPr>
+        <w:jc w:val="both"/>
+        <w:rPr>
+          <w:rFonts w:ascii="Calibri Light" w:hAnsi="Calibri Light" w:cs="Calibri Light"/>
+          <w:b/>
+          <w:bCs/>
+          <w:sz w:val="20"/>
+          <w:szCs w:val="20"/>
+        </w:rPr>
+      </w:pPr>
+      <w:r>
+        <w:rPr>
+          <w:rFonts w:ascii="Calibri Light" w:hAnsi="Calibri Light" w:cs="Calibri Light"/>
+          <w:b/>
+          <w:bCs/>
+          <w:sz w:val="20"/>
+          <w:szCs w:val="20"/>
+        </w:rPr>
+        <w:t xml:space="preserve">  PRIMARY KEY (`id_matricula`),</w:t>
+      </w:r>
+    </w:p>
+    <w:p>
+      <w:pPr>
+        <w:numPr>
+          <w:ilvl w:val="0"/>
+          <w:numId w:val="4"/>
+        </w:numPr>
+        <w:jc w:val="both"/>
+        <w:rPr>
+          <w:rFonts w:ascii="Calibri Light" w:hAnsi="Calibri Light" w:cs="Calibri Light"/>
+          <w:b/>
+          <w:bCs/>
+          <w:sz w:val="20"/>
+          <w:szCs w:val="20"/>
+        </w:rPr>
+      </w:pPr>
+      <w:r>
+        <w:rPr>
+          <w:rFonts w:ascii="Calibri Light" w:hAnsi="Calibri Light" w:cs="Calibri Light"/>
+          <w:b/>
+          <w:bCs/>
+          <w:sz w:val="20"/>
+          <w:szCs w:val="20"/>
+        </w:rPr>
+        <w:t xml:space="preserve">  INDEX `fk_matriculas_alunos1_idx` (`alunos_id_aluno` ASC),</w:t>
+      </w:r>
+    </w:p>
+    <w:p>
+      <w:pPr>
+        <w:numPr>
+          <w:ilvl w:val="0"/>
+          <w:numId w:val="4"/>
+        </w:numPr>
+        <w:jc w:val="both"/>
+        <w:rPr>
+          <w:rFonts w:ascii="Calibri Light" w:hAnsi="Calibri Light" w:cs="Calibri Light"/>
+          <w:b/>
+          <w:bCs/>
+          <w:sz w:val="20"/>
+          <w:szCs w:val="20"/>
+        </w:rPr>
+      </w:pPr>
+      <w:r>
+        <w:rPr>
+          <w:rFonts w:ascii="Calibri Light" w:hAnsi="Calibri Light" w:cs="Calibri Light"/>
+          <w:b/>
+          <w:bCs/>
+          <w:sz w:val="20"/>
+          <w:szCs w:val="20"/>
+        </w:rPr>
+        <w:t xml:space="preserve">  INDEX `fk_matriculas_turmas1_idx` (`turmas_id_turma` ASC),</w:t>
+      </w:r>
+    </w:p>
+    <w:p>
+      <w:pPr>
+        <w:numPr>
+          <w:ilvl w:val="0"/>
+          <w:numId w:val="4"/>
+        </w:numPr>
+        <w:jc w:val="both"/>
+        <w:rPr>
+          <w:rFonts w:ascii="Calibri Light" w:hAnsi="Calibri Light" w:cs="Calibri Light"/>
+          <w:b/>
+          <w:bCs/>
+          <w:sz w:val="20"/>
+          <w:szCs w:val="20"/>
+        </w:rPr>
+      </w:pPr>
+      <w:r>
+        <w:rPr>
+          <w:rFonts w:ascii="Calibri Light" w:hAnsi="Calibri Light" w:cs="Calibri Light"/>
+          <w:b/>
+          <w:bCs/>
+          <w:sz w:val="20"/>
+          <w:szCs w:val="20"/>
+        </w:rPr>
+        <w:t xml:space="preserve">  CONSTRAINT `fk_matriculas_alunos1`</w:t>
+      </w:r>
+    </w:p>
+    <w:p>
+      <w:pPr>
+        <w:numPr>
+          <w:ilvl w:val="0"/>
+          <w:numId w:val="4"/>
+        </w:numPr>
+        <w:jc w:val="both"/>
+        <w:rPr>
+          <w:rFonts w:ascii="Calibri Light" w:hAnsi="Calibri Light" w:cs="Calibri Light"/>
+          <w:b/>
+          <w:bCs/>
+          <w:sz w:val="20"/>
+          <w:szCs w:val="20"/>
+        </w:rPr>
+      </w:pPr>
+      <w:r>
+        <w:rPr>
+          <w:rFonts w:ascii="Calibri Light" w:hAnsi="Calibri Light" w:cs="Calibri Light"/>
+          <w:b/>
+          <w:bCs/>
+          <w:sz w:val="20"/>
+          <w:szCs w:val="20"/>
+        </w:rPr>
+        <w:t xml:space="preserve">    FOREIGN KEY (`alunos_id_aluno`)</w:t>
+      </w:r>
+    </w:p>
+    <w:p>
+      <w:pPr>
+        <w:numPr>
+          <w:ilvl w:val="0"/>
+          <w:numId w:val="4"/>
+        </w:numPr>
+        <w:jc w:val="both"/>
+        <w:rPr>
+          <w:rFonts w:ascii="Calibri Light" w:hAnsi="Calibri Light" w:cs="Calibri Light"/>
+          <w:b/>
+          <w:bCs/>
+          <w:sz w:val="20"/>
+          <w:szCs w:val="20"/>
+        </w:rPr>
+      </w:pPr>
+      <w:r>
+        <w:rPr>
+          <w:rFonts w:ascii="Calibri Light" w:hAnsi="Calibri Light" w:cs="Calibri Light"/>
+          <w:b/>
+          <w:bCs/>
+          <w:sz w:val="20"/>
+          <w:szCs w:val="20"/>
+        </w:rPr>
+        <w:t xml:space="preserve">    REFERENCES `BancoAcademia`.`alunos` (`id_aluno`)</w:t>
+      </w:r>
+    </w:p>
+    <w:p>
+      <w:pPr>
+        <w:numPr>
+          <w:ilvl w:val="0"/>
+          <w:numId w:val="4"/>
+        </w:numPr>
+        <w:jc w:val="both"/>
+        <w:rPr>
+          <w:rFonts w:ascii="Calibri Light" w:hAnsi="Calibri Light" w:cs="Calibri Light"/>
+          <w:b/>
+          <w:bCs/>
+          <w:sz w:val="20"/>
+          <w:szCs w:val="20"/>
+        </w:rPr>
+      </w:pPr>
+      <w:r>
+        <w:rPr>
+          <w:rFonts w:ascii="Calibri Light" w:hAnsi="Calibri Light" w:cs="Calibri Light"/>
+          <w:b/>
+          <w:bCs/>
+          <w:sz w:val="20"/>
+          <w:szCs w:val="20"/>
+        </w:rPr>
+        <w:t xml:space="preserve">    ON DELETE NO ACTION</w:t>
+      </w:r>
+    </w:p>
+    <w:p>
+      <w:pPr>
+        <w:numPr>
+          <w:ilvl w:val="0"/>
+          <w:numId w:val="4"/>
+        </w:numPr>
+        <w:jc w:val="both"/>
+        <w:rPr>
+          <w:rFonts w:ascii="Calibri Light" w:hAnsi="Calibri Light" w:cs="Calibri Light"/>
+          <w:b/>
+          <w:bCs/>
+          <w:sz w:val="20"/>
+          <w:szCs w:val="20"/>
+        </w:rPr>
+      </w:pPr>
+      <w:r>
+        <w:rPr>
+          <w:rFonts w:ascii="Calibri Light" w:hAnsi="Calibri Light" w:cs="Calibri Light"/>
+          <w:b/>
+          <w:bCs/>
+          <w:sz w:val="20"/>
+          <w:szCs w:val="20"/>
+        </w:rPr>
+        <w:t xml:space="preserve">    ON UPDATE NO ACTION,</w:t>
+      </w:r>
+    </w:p>
+    <w:p>
+      <w:pPr>
+        <w:numPr>
+          <w:ilvl w:val="0"/>
+          <w:numId w:val="4"/>
+        </w:numPr>
+        <w:jc w:val="both"/>
+        <w:rPr>
+          <w:rFonts w:ascii="Calibri Light" w:hAnsi="Calibri Light" w:cs="Calibri Light"/>
+          <w:b/>
+          <w:bCs/>
+          <w:sz w:val="20"/>
+          <w:szCs w:val="20"/>
+        </w:rPr>
+      </w:pPr>
+      <w:r>
+        <w:rPr>
+          <w:rFonts w:ascii="Calibri Light" w:hAnsi="Calibri Light" w:cs="Calibri Light"/>
+          <w:b/>
+          <w:bCs/>
+          <w:sz w:val="20"/>
+          <w:szCs w:val="20"/>
+        </w:rPr>
+        <w:t xml:space="preserve">  CONSTRAINT `fk_matriculas_turmas1`</w:t>
+      </w:r>
+    </w:p>
+    <w:p>
+      <w:pPr>
+        <w:numPr>
+          <w:ilvl w:val="0"/>
+          <w:numId w:val="4"/>
+        </w:numPr>
+        <w:jc w:val="both"/>
+        <w:rPr>
+          <w:rFonts w:ascii="Calibri Light" w:hAnsi="Calibri Light" w:cs="Calibri Light"/>
+          <w:b/>
+          <w:bCs/>
+          <w:sz w:val="20"/>
+          <w:szCs w:val="20"/>
+        </w:rPr>
+      </w:pPr>
+      <w:r>
+        <w:rPr>
+          <w:rFonts w:ascii="Calibri Light" w:hAnsi="Calibri Light" w:cs="Calibri Light"/>
+          <w:b/>
+          <w:bCs/>
+          <w:sz w:val="20"/>
+          <w:szCs w:val="20"/>
+        </w:rPr>
+        <w:t xml:space="preserve">    FOREIGN KEY (`turmas_id_turma`)</w:t>
+      </w:r>
+    </w:p>
+    <w:p>
+      <w:pPr>
+        <w:numPr>
+          <w:ilvl w:val="0"/>
+          <w:numId w:val="4"/>
+        </w:numPr>
+        <w:jc w:val="both"/>
+        <w:rPr>
+          <w:rFonts w:ascii="Calibri Light" w:hAnsi="Calibri Light" w:cs="Calibri Light"/>
+          <w:b/>
+          <w:bCs/>
+          <w:sz w:val="20"/>
+          <w:szCs w:val="20"/>
+        </w:rPr>
+      </w:pPr>
+      <w:r>
+        <w:rPr>
+          <w:rFonts w:ascii="Calibri Light" w:hAnsi="Calibri Light" w:cs="Calibri Light"/>
+          <w:b/>
+          <w:bCs/>
+          <w:sz w:val="20"/>
+          <w:szCs w:val="20"/>
+        </w:rPr>
+        <w:t xml:space="preserve">    REFERENCES `BancoAcademia`.`turmas` (`id_turma`)</w:t>
+      </w:r>
+    </w:p>
+    <w:p>
+      <w:pPr>
+        <w:numPr>
+          <w:ilvl w:val="0"/>
+          <w:numId w:val="4"/>
+        </w:numPr>
+        <w:jc w:val="both"/>
+        <w:rPr>
+          <w:rFonts w:ascii="Calibri Light" w:hAnsi="Calibri Light" w:cs="Calibri Light"/>
+          <w:b/>
+          <w:bCs/>
+          <w:sz w:val="20"/>
+          <w:szCs w:val="20"/>
+        </w:rPr>
+      </w:pPr>
+      <w:r>
+        <w:rPr>
+          <w:rFonts w:ascii="Calibri Light" w:hAnsi="Calibri Light" w:cs="Calibri Light"/>
+          <w:b/>
+          <w:bCs/>
+          <w:sz w:val="20"/>
+          <w:szCs w:val="20"/>
+        </w:rPr>
+        <w:t xml:space="preserve">    ON DELETE NO ACTION</w:t>
+      </w:r>
+    </w:p>
+    <w:p>
+      <w:pPr>
+        <w:numPr>
+          <w:ilvl w:val="0"/>
+          <w:numId w:val="4"/>
+        </w:numPr>
+        <w:jc w:val="both"/>
+        <w:rPr>
+          <w:rFonts w:ascii="Calibri Light" w:hAnsi="Calibri Light" w:cs="Calibri Light"/>
+          <w:b/>
+          <w:bCs/>
+          <w:sz w:val="20"/>
+          <w:szCs w:val="20"/>
+        </w:rPr>
+      </w:pPr>
+      <w:r>
+        <w:rPr>
+          <w:rFonts w:ascii="Calibri Light" w:hAnsi="Calibri Light" w:cs="Calibri Light"/>
+          <w:b/>
+          <w:bCs/>
+          <w:sz w:val="20"/>
+          <w:szCs w:val="20"/>
+        </w:rPr>
+        <w:t xml:space="preserve">    ON UPDATE NO ACTION)</w:t>
+      </w:r>
+    </w:p>
+    <w:p>
+      <w:pPr>
+        <w:numPr>
+          <w:ilvl w:val="0"/>
+          <w:numId w:val="4"/>
+        </w:numPr>
+        <w:jc w:val="both"/>
+        <w:rPr>
+          <w:rFonts w:ascii="Calibri Light" w:hAnsi="Calibri Light" w:cs="Calibri Light"/>
+          <w:b/>
+          <w:bCs/>
+          <w:sz w:val="20"/>
+          <w:szCs w:val="20"/>
+        </w:rPr>
+      </w:pPr>
+      <w:r>
+        <w:rPr>
+          <w:rFonts w:ascii="Calibri Light" w:hAnsi="Calibri Light" w:cs="Calibri Light"/>
+          <w:b/>
+          <w:bCs/>
+          <w:sz w:val="20"/>
+          <w:szCs w:val="20"/>
+        </w:rPr>
+        <w:t>ENGINE = InnoDB;</w:t>
+      </w:r>
+    </w:p>
+    <w:p>
+      <w:pPr>
+        <w:numPr>
+          <w:ilvl w:val="0"/>
+          <w:numId w:val="4"/>
+        </w:numPr>
+        <w:jc w:val="both"/>
+        <w:rPr>
+          <w:rFonts w:ascii="Calibri Light" w:hAnsi="Calibri Light" w:cs="Calibri Light"/>
+          <w:b/>
+          <w:bCs/>
+          <w:sz w:val="20"/>
+          <w:szCs w:val="20"/>
+        </w:rPr>
+      </w:pPr>
+    </w:p>
+    <w:p>
+      <w:pPr>
+        <w:numPr>
+          <w:ilvl w:val="0"/>
+          <w:numId w:val="4"/>
+        </w:numPr>
+        <w:jc w:val="both"/>
+        <w:rPr>
+          <w:rFonts w:ascii="Calibri Light" w:hAnsi="Calibri Light" w:cs="Calibri Light"/>
+          <w:b/>
+          <w:bCs/>
+          <w:sz w:val="20"/>
+          <w:szCs w:val="20"/>
+        </w:rPr>
+      </w:pPr>
+      <w:r>
+        <w:rPr>
+          <w:rFonts w:ascii="Calibri Light" w:hAnsi="Calibri Light" w:cs="Calibri Light"/>
+          <w:b/>
+          <w:bCs/>
+          <w:sz w:val="20"/>
+          <w:szCs w:val="20"/>
+        </w:rPr>
+        <w:t>SET SQL_MODE=@OLD_SQL_MODE;</w:t>
+      </w:r>
+    </w:p>
+    <w:p>
+      <w:pPr>
+        <w:numPr>
+          <w:ilvl w:val="0"/>
+          <w:numId w:val="4"/>
+        </w:numPr>
+        <w:jc w:val="both"/>
+        <w:rPr>
+          <w:rFonts w:ascii="Calibri Light" w:hAnsi="Calibri Light" w:cs="Calibri Light"/>
+          <w:b/>
+          <w:bCs/>
+          <w:sz w:val="20"/>
+          <w:szCs w:val="20"/>
+        </w:rPr>
+      </w:pPr>
+      <w:r>
+        <w:rPr>
+          <w:rFonts w:ascii="Calibri Light" w:hAnsi="Calibri Light" w:cs="Calibri Light"/>
+          <w:b/>
+          <w:bCs/>
+          <w:sz w:val="20"/>
+          <w:szCs w:val="20"/>
+        </w:rPr>
+        <w:t>SET FOREIGN_KEY_CHECKS=@OLD_FOREIGN_KEY_CHECKS;</w:t>
+      </w:r>
+    </w:p>
+    <w:p>
+      <w:pPr>
+        <w:numPr>
+          <w:ilvl w:val="0"/>
+          <w:numId w:val="4"/>
+        </w:numPr>
+        <w:jc w:val="both"/>
+        <w:rPr>
+          <w:rFonts w:ascii="Calibri Light" w:hAnsi="Calibri Light" w:cs="Calibri Light"/>
+          <w:b/>
+          <w:bCs/>
+          <w:sz w:val="20"/>
+          <w:szCs w:val="20"/>
+        </w:rPr>
+      </w:pPr>
+      <w:r>
+        <w:rPr>
+          <w:rFonts w:ascii="Calibri Light" w:hAnsi="Calibri Light" w:cs="Calibri Light"/>
+          <w:b/>
+          <w:bCs/>
+          <w:sz w:val="20"/>
+          <w:szCs w:val="20"/>
+        </w:rPr>
+        <w:t>SET UNIQUE_CHECKS=@OLD_UNIQUE_CHECKS;</w:t>
+      </w:r>
+    </w:p>
+    <w:p>
+      <w:pPr>
+        <w:numPr>
+          <w:ilvl w:val="0"/>
+          <w:numId w:val="4"/>
+        </w:numPr>
+        <w:jc w:val="both"/>
+        <w:rPr>
+          <w:rFonts w:ascii="Calibri Light" w:hAnsi="Calibri Light" w:cs="Calibri Light"/>
+          <w:b/>
+          <w:bCs/>
+          <w:sz w:val="20"/>
+          <w:szCs w:val="20"/>
+        </w:rPr>
+      </w:pPr>
+      <w:r>
+        <w:rPr>
+          <w:rFonts w:ascii="Calibri Light" w:hAnsi="Calibri Light" w:cs="Calibri Light"/>
+          <w:b/>
+          <w:bCs/>
+          <w:sz w:val="20"/>
+          <w:szCs w:val="20"/>
+        </w:rPr>
+        <w:t>5. MANIPULAÇÃO DE DADOS - SCRIPT DML (Povoamento)</w:t>
+      </w:r>
+    </w:p>
+    <w:p>
+      <w:pPr>
+        <w:numPr>
+          <w:ilvl w:val="0"/>
+          <w:numId w:val="4"/>
+        </w:numPr>
+        <w:jc w:val="both"/>
+        <w:rPr>
+          <w:rFonts w:ascii="Calibri Light" w:hAnsi="Calibri Light" w:cs="Calibri Light"/>
+          <w:b/>
+          <w:bCs/>
+          <w:sz w:val="20"/>
+          <w:szCs w:val="20"/>
+        </w:rPr>
+      </w:pPr>
+      <w:r>
+        <w:rPr>
+          <w:rFonts w:ascii="Calibri Light" w:hAnsi="Calibri Light" w:cs="Calibri Light"/>
+          <w:b/>
+          <w:bCs/>
+          <w:sz w:val="20"/>
+          <w:szCs w:val="20"/>
+        </w:rPr>
+        <w:t>SQL</w:t>
+      </w:r>
+    </w:p>
+    <w:p>
+      <w:pPr>
+        <w:numPr>
+          <w:ilvl w:val="0"/>
+          <w:numId w:val="4"/>
+        </w:numPr>
+        <w:jc w:val="both"/>
+        <w:rPr>
+          <w:rFonts w:ascii="Calibri Light" w:hAnsi="Calibri Light" w:cs="Calibri Light"/>
+          <w:b/>
+          <w:bCs/>
+          <w:sz w:val="20"/>
+          <w:szCs w:val="20"/>
+        </w:rPr>
+      </w:pPr>
+      <w:r>
+        <w:rPr>
+          <w:rFonts w:ascii="Calibri Light" w:hAnsi="Calibri Light" w:cs="Calibri Light"/>
+          <w:b/>
+          <w:bCs/>
+          <w:sz w:val="20"/>
+          <w:szCs w:val="20"/>
+        </w:rPr>
+        <w:t>-- ========================================================</w:t>
+      </w:r>
+    </w:p>
+    <w:p>
+      <w:pPr>
+        <w:numPr>
+          <w:ilvl w:val="0"/>
+          <w:numId w:val="4"/>
+        </w:numPr>
+        <w:jc w:val="both"/>
+        <w:rPr>
+          <w:rFonts w:ascii="Calibri Light" w:hAnsi="Calibri Light" w:cs="Calibri Light"/>
+          <w:b/>
+          <w:bCs/>
+          <w:sz w:val="20"/>
+          <w:szCs w:val="20"/>
+        </w:rPr>
+      </w:pPr>
+      <w:r>
+        <w:rPr>
+          <w:rFonts w:ascii="Calibri Light" w:hAnsi="Calibri Light" w:cs="Calibri Light"/>
+          <w:b/>
+          <w:bCs/>
+          <w:sz w:val="20"/>
+          <w:szCs w:val="20"/>
+        </w:rPr>
+        <w:lastRenderedPageBreak/>
+        <w:t>-- SCRIPT DML: Inserção de 10 Registros por Tabela</w:t>
+      </w:r>
+    </w:p>
+    <w:p>
+      <w:pPr>
+        <w:numPr>
+          <w:ilvl w:val="0"/>
+          <w:numId w:val="4"/>
+        </w:numPr>
+        <w:jc w:val="both"/>
+        <w:rPr>
+          <w:rFonts w:ascii="Calibri Light" w:hAnsi="Calibri Light" w:cs="Calibri Light"/>
+          <w:b/>
+          <w:bCs/>
+          <w:sz w:val="20"/>
+          <w:szCs w:val="20"/>
+        </w:rPr>
+      </w:pPr>
+      <w:r>
+        <w:rPr>
+          <w:rFonts w:ascii="Calibri Light" w:hAnsi="Calibri Light" w:cs="Calibri Light"/>
+          <w:b/>
+          <w:bCs/>
+          <w:sz w:val="20"/>
+          <w:szCs w:val="20"/>
+        </w:rPr>
+        <w:t>-- ========================================================</w:t>
+      </w:r>
+    </w:p>
+    <w:p>
+      <w:pPr>
+        <w:numPr>
+          <w:ilvl w:val="0"/>
+          <w:numId w:val="4"/>
+        </w:numPr>
+        <w:jc w:val="both"/>
+        <w:rPr>
+          <w:rFonts w:ascii="Calibri Light" w:hAnsi="Calibri Light" w:cs="Calibri Light"/>
+          <w:b/>
+          <w:bCs/>
+          <w:sz w:val="20"/>
+          <w:szCs w:val="20"/>
+        </w:rPr>
+      </w:pPr>
+    </w:p>
+    <w:p>
+      <w:pPr>
+        <w:numPr>
+          <w:ilvl w:val="0"/>
+          <w:numId w:val="4"/>
+        </w:numPr>
+        <w:jc w:val="both"/>
+        <w:rPr>
+          <w:rFonts w:ascii="Calibri Light" w:hAnsi="Calibri Light" w:cs="Calibri Light"/>
+          <w:b/>
+          <w:bCs/>
+          <w:sz w:val="20"/>
+          <w:szCs w:val="20"/>
+        </w:rPr>
+      </w:pPr>
+      <w:r>
+        <w:rPr>
+          <w:rFonts w:ascii="Calibri Light" w:hAnsi="Calibri Light" w:cs="Calibri Light"/>
+          <w:b/>
+          <w:bCs/>
+          <w:sz w:val="20"/>
+          <w:szCs w:val="20"/>
+        </w:rPr>
+        <w:t>USE `BancoAcademia`;</w:t>
+      </w:r>
+    </w:p>
+    <w:p>
+      <w:pPr>
+        <w:numPr>
+          <w:ilvl w:val="0"/>
+          <w:numId w:val="4"/>
+        </w:numPr>
+        <w:jc w:val="both"/>
+        <w:rPr>
+          <w:rFonts w:ascii="Calibri Light" w:hAnsi="Calibri Light" w:cs="Calibri Light"/>
+          <w:b/>
+          <w:bCs/>
+          <w:sz w:val="20"/>
+          <w:szCs w:val="20"/>
+        </w:rPr>
+      </w:pPr>
+    </w:p>
+    <w:p>
+      <w:pPr>
+        <w:numPr>
+          <w:ilvl w:val="0"/>
+          <w:numId w:val="4"/>
+        </w:numPr>
+        <w:jc w:val="both"/>
+        <w:rPr>
+          <w:rFonts w:ascii="Calibri Light" w:hAnsi="Calibri Light" w:cs="Calibri Light"/>
+          <w:b/>
+          <w:bCs/>
+          <w:sz w:val="20"/>
+          <w:szCs w:val="20"/>
+        </w:rPr>
+      </w:pPr>
+      <w:r>
+        <w:rPr>
+          <w:rFonts w:ascii="Calibri Light" w:hAnsi="Calibri Light" w:cs="Calibri Light"/>
+          <w:b/>
+          <w:bCs/>
+          <w:sz w:val="20"/>
+          <w:szCs w:val="20"/>
+        </w:rPr>
+        <w:t>-- 1. Inserindo 10 Planos</w:t>
+      </w:r>
+    </w:p>
+    <w:p>
+      <w:pPr>
+        <w:numPr>
+          <w:ilvl w:val="0"/>
+          <w:numId w:val="4"/>
+        </w:numPr>
+        <w:jc w:val="both"/>
+        <w:rPr>
+          <w:rFonts w:ascii="Calibri Light" w:hAnsi="Calibri Light" w:cs="Calibri Light"/>
+          <w:b/>
+          <w:bCs/>
+          <w:sz w:val="20"/>
+          <w:szCs w:val="20"/>
+        </w:rPr>
+      </w:pPr>
+      <w:r>
+        <w:rPr>
+          <w:rFonts w:ascii="Calibri Light" w:hAnsi="Calibri Light" w:cs="Calibri Light"/>
+          <w:b/>
+          <w:bCs/>
+          <w:sz w:val="20"/>
+          <w:szCs w:val="20"/>
+        </w:rPr>
+        <w:t>INSERT INTO `planos` (`nome`, `valor`, `duracao_meses`) VALUES</w:t>
+      </w:r>
+    </w:p>
+    <w:p>
+      <w:pPr>
+        <w:numPr>
+          <w:ilvl w:val="0"/>
+          <w:numId w:val="4"/>
+        </w:numPr>
+        <w:jc w:val="both"/>
+        <w:rPr>
+          <w:rFonts w:ascii="Calibri Light" w:hAnsi="Calibri Light" w:cs="Calibri Light"/>
+          <w:b/>
+          <w:bCs/>
+          <w:sz w:val="20"/>
+          <w:szCs w:val="20"/>
+        </w:rPr>
+      </w:pPr>
+      <w:r>
+        <w:rPr>
+          <w:rFonts w:ascii="Calibri Light" w:hAnsi="Calibri Light" w:cs="Calibri Light"/>
+          <w:b/>
+          <w:bCs/>
+          <w:sz w:val="20"/>
+          <w:szCs w:val="20"/>
+        </w:rPr>
+        <w:t>('Mensal Basic', 119.90, 1),</w:t>
+      </w:r>
+    </w:p>
+    <w:p>
+      <w:pPr>
+        <w:numPr>
+          <w:ilvl w:val="0"/>
+          <w:numId w:val="4"/>
+        </w:numPr>
+        <w:jc w:val="both"/>
+        <w:rPr>
+          <w:rFonts w:ascii="Calibri Light" w:hAnsi="Calibri Light" w:cs="Calibri Light"/>
+          <w:b/>
+          <w:bCs/>
+          <w:sz w:val="20"/>
+          <w:szCs w:val="20"/>
+        </w:rPr>
+      </w:pPr>
+      <w:r>
+        <w:rPr>
+          <w:rFonts w:ascii="Calibri Light" w:hAnsi="Calibri Light" w:cs="Calibri Light"/>
+          <w:b/>
+          <w:bCs/>
+          <w:sz w:val="20"/>
+          <w:szCs w:val="20"/>
+        </w:rPr>
+        <w:t>('Mensal VIP', 159.90, 1),</w:t>
+      </w:r>
+    </w:p>
+    <w:p>
+      <w:pPr>
+        <w:numPr>
+          <w:ilvl w:val="0"/>
+          <w:numId w:val="4"/>
+        </w:numPr>
+        <w:jc w:val="both"/>
+        <w:rPr>
+          <w:rFonts w:ascii="Calibri Light" w:hAnsi="Calibri Light" w:cs="Calibri Light"/>
+          <w:b/>
+          <w:bCs/>
+          <w:sz w:val="20"/>
+          <w:szCs w:val="20"/>
+        </w:rPr>
+      </w:pPr>
+      <w:r>
+        <w:rPr>
+          <w:rFonts w:ascii="Calibri Light" w:hAnsi="Calibri Light" w:cs="Calibri Light"/>
+          <w:b/>
+          <w:bCs/>
+          <w:sz w:val="20"/>
+          <w:szCs w:val="20"/>
+        </w:rPr>
+        <w:t>('Trimestral Fit', 299.70, 3),</w:t>
+      </w:r>
+    </w:p>
+    <w:p>
+      <w:pPr>
+        <w:numPr>
+          <w:ilvl w:val="0"/>
+          <w:numId w:val="4"/>
+        </w:numPr>
+        <w:jc w:val="both"/>
+        <w:rPr>
+          <w:rFonts w:ascii="Calibri Light" w:hAnsi="Calibri Light" w:cs="Calibri Light"/>
+          <w:b/>
+          <w:bCs/>
+          <w:sz w:val="20"/>
+          <w:szCs w:val="20"/>
+        </w:rPr>
+      </w:pPr>
+      <w:r>
+        <w:rPr>
+          <w:rFonts w:ascii="Calibri Light" w:hAnsi="Calibri Light" w:cs="Calibri Light"/>
+          <w:b/>
+          <w:bCs/>
+          <w:sz w:val="20"/>
+          <w:szCs w:val="20"/>
+        </w:rPr>
+        <w:t>('Trimestral VIP', 399.70, 3),</w:t>
+      </w:r>
+    </w:p>
+    <w:p>
+      <w:pPr>
+        <w:numPr>
+          <w:ilvl w:val="0"/>
+          <w:numId w:val="4"/>
+        </w:numPr>
+        <w:jc w:val="both"/>
+        <w:rPr>
+          <w:rFonts w:ascii="Calibri Light" w:hAnsi="Calibri Light" w:cs="Calibri Light"/>
+          <w:b/>
+          <w:bCs/>
+          <w:sz w:val="20"/>
+          <w:szCs w:val="20"/>
+        </w:rPr>
+      </w:pPr>
+      <w:r>
+        <w:rPr>
+          <w:rFonts w:ascii="Calibri Light" w:hAnsi="Calibri Light" w:cs="Calibri Light"/>
+          <w:b/>
+          <w:bCs/>
+          <w:sz w:val="20"/>
+          <w:szCs w:val="20"/>
+        </w:rPr>
+        <w:t>('Semestral Pro', 539.40, 6),</w:t>
+      </w:r>
+    </w:p>
+    <w:p>
+      <w:pPr>
+        <w:numPr>
+          <w:ilvl w:val="0"/>
+          <w:numId w:val="4"/>
+        </w:numPr>
+        <w:jc w:val="both"/>
+        <w:rPr>
+          <w:rFonts w:ascii="Calibri Light" w:hAnsi="Calibri Light" w:cs="Calibri Light"/>
+          <w:b/>
+          <w:bCs/>
+          <w:sz w:val="20"/>
+          <w:szCs w:val="20"/>
+        </w:rPr>
+      </w:pPr>
+      <w:r>
+        <w:rPr>
+          <w:rFonts w:ascii="Calibri Light" w:hAnsi="Calibri Light" w:cs="Calibri Light"/>
+          <w:b/>
+          <w:bCs/>
+          <w:sz w:val="20"/>
+          <w:szCs w:val="20"/>
+        </w:rPr>
+        <w:t>('Semestral Gold', 699.00, 6),</w:t>
+      </w:r>
+    </w:p>
+    <w:p>
+      <w:pPr>
+        <w:numPr>
+          <w:ilvl w:val="0"/>
+          <w:numId w:val="4"/>
+        </w:numPr>
+        <w:jc w:val="both"/>
+        <w:rPr>
+          <w:rFonts w:ascii="Calibri Light" w:hAnsi="Calibri Light" w:cs="Calibri Light"/>
+          <w:b/>
+          <w:bCs/>
+          <w:sz w:val="20"/>
+          <w:szCs w:val="20"/>
+        </w:rPr>
+      </w:pPr>
+      <w:r>
+        <w:rPr>
+          <w:rFonts w:ascii="Calibri Light" w:hAnsi="Calibri Light" w:cs="Calibri Light"/>
+          <w:b/>
+          <w:bCs/>
+          <w:sz w:val="20"/>
+          <w:szCs w:val="20"/>
+        </w:rPr>
+        <w:t>('Anual Premium', 958.80, 12),</w:t>
+      </w:r>
+    </w:p>
+    <w:p>
+      <w:pPr>
+        <w:numPr>
+          <w:ilvl w:val="0"/>
+          <w:numId w:val="4"/>
+        </w:numPr>
+        <w:jc w:val="both"/>
+        <w:rPr>
+          <w:rFonts w:ascii="Calibri Light" w:hAnsi="Calibri Light" w:cs="Calibri Light"/>
+          <w:b/>
+          <w:bCs/>
+          <w:sz w:val="20"/>
+          <w:szCs w:val="20"/>
+        </w:rPr>
+      </w:pPr>
+      <w:r>
+        <w:rPr>
+          <w:rFonts w:ascii="Calibri Light" w:hAnsi="Calibri Light" w:cs="Calibri Light"/>
+          <w:b/>
+          <w:bCs/>
+          <w:sz w:val="20"/>
+          <w:szCs w:val="20"/>
+        </w:rPr>
+        <w:t>('Anual Black', 1198.80, 12),</w:t>
+      </w:r>
+    </w:p>
+    <w:p>
+      <w:pPr>
+        <w:numPr>
+          <w:ilvl w:val="0"/>
+          <w:numId w:val="4"/>
+        </w:numPr>
+        <w:jc w:val="both"/>
+        <w:rPr>
+          <w:rFonts w:ascii="Calibri Light" w:hAnsi="Calibri Light" w:cs="Calibri Light"/>
+          <w:b/>
+          <w:bCs/>
+          <w:sz w:val="20"/>
+          <w:szCs w:val="20"/>
+        </w:rPr>
+      </w:pPr>
+      <w:r>
+        <w:rPr>
+          <w:rFonts w:ascii="Calibri Light" w:hAnsi="Calibri Light" w:cs="Calibri Light"/>
+          <w:b/>
+          <w:bCs/>
+          <w:sz w:val="20"/>
+          <w:szCs w:val="20"/>
+        </w:rPr>
+        <w:t>('Plano Estudante', 89.90, 1),</w:t>
+      </w:r>
+    </w:p>
+    <w:p>
+      <w:pPr>
+        <w:numPr>
+          <w:ilvl w:val="0"/>
+          <w:numId w:val="4"/>
+        </w:numPr>
+        <w:jc w:val="both"/>
+        <w:rPr>
+          <w:rFonts w:ascii="Calibri Light" w:hAnsi="Calibri Light" w:cs="Calibri Light"/>
+          <w:b/>
+          <w:bCs/>
+          <w:sz w:val="20"/>
+          <w:szCs w:val="20"/>
+        </w:rPr>
+      </w:pPr>
+      <w:r>
+        <w:rPr>
+          <w:rFonts w:ascii="Calibri Light" w:hAnsi="Calibri Light" w:cs="Calibri Light"/>
+          <w:b/>
+          <w:bCs/>
+          <w:sz w:val="20"/>
+          <w:szCs w:val="20"/>
+        </w:rPr>
+        <w:t>('Plano Terceira Idade', 79.90, 1);</w:t>
+      </w:r>
+    </w:p>
+    <w:p>
+      <w:pPr>
+        <w:numPr>
+          <w:ilvl w:val="0"/>
+          <w:numId w:val="4"/>
+        </w:numPr>
+        <w:jc w:val="both"/>
+        <w:rPr>
+          <w:rFonts w:ascii="Calibri Light" w:hAnsi="Calibri Light" w:cs="Calibri Light"/>
+          <w:b/>
+          <w:bCs/>
+          <w:sz w:val="20"/>
+          <w:szCs w:val="20"/>
+        </w:rPr>
+      </w:pPr>
+    </w:p>
+    <w:p>
+      <w:pPr>
+        <w:numPr>
+          <w:ilvl w:val="0"/>
+          <w:numId w:val="4"/>
+        </w:numPr>
+        <w:jc w:val="both"/>
+        <w:rPr>
+          <w:rFonts w:ascii="Calibri Light" w:hAnsi="Calibri Light" w:cs="Calibri Light"/>
+          <w:b/>
+          <w:bCs/>
+          <w:sz w:val="20"/>
+          <w:szCs w:val="20"/>
+        </w:rPr>
+      </w:pPr>
+      <w:r>
+        <w:rPr>
+          <w:rFonts w:ascii="Calibri Light" w:hAnsi="Calibri Light" w:cs="Calibri Light"/>
+          <w:b/>
+          <w:bCs/>
+          <w:sz w:val="20"/>
+          <w:szCs w:val="20"/>
+        </w:rPr>
+        <w:t>-- 2. Inserindo 10 Instrutores</w:t>
+      </w:r>
+    </w:p>
+    <w:p>
+      <w:pPr>
+        <w:numPr>
+          <w:ilvl w:val="0"/>
+          <w:numId w:val="4"/>
+        </w:numPr>
+        <w:jc w:val="both"/>
+        <w:rPr>
+          <w:rFonts w:ascii="Calibri Light" w:hAnsi="Calibri Light" w:cs="Calibri Light"/>
+          <w:b/>
+          <w:bCs/>
+          <w:sz w:val="20"/>
+          <w:szCs w:val="20"/>
+        </w:rPr>
+      </w:pPr>
+      <w:r>
+        <w:rPr>
+          <w:rFonts w:ascii="Calibri Light" w:hAnsi="Calibri Light" w:cs="Calibri Light"/>
+          <w:b/>
+          <w:bCs/>
+          <w:sz w:val="20"/>
+          <w:szCs w:val="20"/>
+        </w:rPr>
+        <w:t>INSERT INTO `instrutores` (`nome`, `cpf`, `especialidade`, `telefone`) VALUES</w:t>
+      </w:r>
+    </w:p>
+    <w:p>
+      <w:pPr>
+        <w:numPr>
+          <w:ilvl w:val="0"/>
+          <w:numId w:val="4"/>
+        </w:numPr>
+        <w:jc w:val="both"/>
+        <w:rPr>
+          <w:rFonts w:ascii="Calibri Light" w:hAnsi="Calibri Light" w:cs="Calibri Light"/>
+          <w:b/>
+          <w:bCs/>
+          <w:sz w:val="20"/>
+          <w:szCs w:val="20"/>
+        </w:rPr>
+      </w:pPr>
+      <w:r>
+        <w:rPr>
+          <w:rFonts w:ascii="Calibri Light" w:hAnsi="Calibri Light" w:cs="Calibri Light"/>
+          <w:b/>
+          <w:bCs/>
+          <w:sz w:val="20"/>
+          <w:szCs w:val="20"/>
+        </w:rPr>
+        <w:t>('Roberto Melo', '101.202.303-11', 'Musculação', '(47) 98111-0001'),</w:t>
+      </w:r>
+    </w:p>
+    <w:p>
+      <w:pPr>
+        <w:numPr>
+          <w:ilvl w:val="0"/>
+          <w:numId w:val="4"/>
+        </w:numPr>
+        <w:jc w:val="both"/>
+        <w:rPr>
+          <w:rFonts w:ascii="Calibri Light" w:hAnsi="Calibri Light" w:cs="Calibri Light"/>
+          <w:b/>
+          <w:bCs/>
+          <w:sz w:val="20"/>
+          <w:szCs w:val="20"/>
+        </w:rPr>
+      </w:pPr>
+      <w:r>
+        <w:rPr>
+          <w:rFonts w:ascii="Calibri Light" w:hAnsi="Calibri Light" w:cs="Calibri Light"/>
+          <w:b/>
+          <w:bCs/>
+          <w:sz w:val="20"/>
+          <w:szCs w:val="20"/>
+        </w:rPr>
+        <w:t>('Patricia Andrade', '202.303.404-22', 'Spinning', '(47) 98222-0002'),</w:t>
+      </w:r>
+    </w:p>
+    <w:p>
+      <w:pPr>
+        <w:numPr>
+          <w:ilvl w:val="0"/>
+          <w:numId w:val="4"/>
+        </w:numPr>
+        <w:jc w:val="both"/>
+        <w:rPr>
+          <w:rFonts w:ascii="Calibri Light" w:hAnsi="Calibri Light" w:cs="Calibri Light"/>
+          <w:b/>
+          <w:bCs/>
+          <w:sz w:val="20"/>
+          <w:szCs w:val="20"/>
+        </w:rPr>
+      </w:pPr>
+      <w:r>
+        <w:rPr>
+          <w:rFonts w:ascii="Calibri Light" w:hAnsi="Calibri Light" w:cs="Calibri Light"/>
+          <w:b/>
+          <w:bCs/>
+          <w:sz w:val="20"/>
+          <w:szCs w:val="20"/>
+        </w:rPr>
+        <w:t>('Marcelo Ramos', '303.404.505-33', 'Crossfit', '(47) 98333-0003'),</w:t>
+      </w:r>
+    </w:p>
+    <w:p>
+      <w:pPr>
+        <w:numPr>
+          <w:ilvl w:val="0"/>
+          <w:numId w:val="4"/>
+        </w:numPr>
+        <w:jc w:val="both"/>
+        <w:rPr>
+          <w:rFonts w:ascii="Calibri Light" w:hAnsi="Calibri Light" w:cs="Calibri Light"/>
+          <w:b/>
+          <w:bCs/>
+          <w:sz w:val="20"/>
+          <w:szCs w:val="20"/>
+        </w:rPr>
+      </w:pPr>
+      <w:r>
+        <w:rPr>
+          <w:rFonts w:ascii="Calibri Light" w:hAnsi="Calibri Light" w:cs="Calibri Light"/>
+          <w:b/>
+          <w:bCs/>
+          <w:sz w:val="20"/>
+          <w:szCs w:val="20"/>
+        </w:rPr>
+        <w:t>('Vanessa Dias', '404.505.606-44', 'Pilates', '(47) 98444-0004'),</w:t>
+      </w:r>
+    </w:p>
+    <w:p>
+      <w:pPr>
+        <w:numPr>
+          <w:ilvl w:val="0"/>
+          <w:numId w:val="4"/>
+        </w:numPr>
+        <w:jc w:val="both"/>
+        <w:rPr>
+          <w:rFonts w:ascii="Calibri Light" w:hAnsi="Calibri Light" w:cs="Calibri Light"/>
+          <w:b/>
+          <w:bCs/>
+          <w:sz w:val="20"/>
+          <w:szCs w:val="20"/>
+        </w:rPr>
+      </w:pPr>
+      <w:r>
+        <w:rPr>
+          <w:rFonts w:ascii="Calibri Light" w:hAnsi="Calibri Light" w:cs="Calibri Light"/>
+          <w:b/>
+          <w:bCs/>
+          <w:sz w:val="20"/>
+          <w:szCs w:val="20"/>
+        </w:rPr>
+        <w:t>('André Luiz', '505.606.707-55', 'Muay Thai', '(47) 98555-0005'),</w:t>
+      </w:r>
+    </w:p>
+    <w:p>
+      <w:pPr>
+        <w:numPr>
+          <w:ilvl w:val="0"/>
+          <w:numId w:val="4"/>
+        </w:numPr>
+        <w:jc w:val="both"/>
+        <w:rPr>
+          <w:rFonts w:ascii="Calibri Light" w:hAnsi="Calibri Light" w:cs="Calibri Light"/>
+          <w:b/>
+          <w:bCs/>
+          <w:sz w:val="20"/>
+          <w:szCs w:val="20"/>
+        </w:rPr>
+      </w:pPr>
+      <w:r>
+        <w:rPr>
+          <w:rFonts w:ascii="Calibri Light" w:hAnsi="Calibri Light" w:cs="Calibri Light"/>
+          <w:b/>
+          <w:bCs/>
+          <w:sz w:val="20"/>
+          <w:szCs w:val="20"/>
+        </w:rPr>
+        <w:t>('Camila Farias', '606.707.808-66', 'Zumba', '(47) 98666-0006'),</w:t>
+      </w:r>
+    </w:p>
+    <w:p>
+      <w:pPr>
+        <w:numPr>
+          <w:ilvl w:val="0"/>
+          <w:numId w:val="4"/>
+        </w:numPr>
+        <w:jc w:val="both"/>
+        <w:rPr>
+          <w:rFonts w:ascii="Calibri Light" w:hAnsi="Calibri Light" w:cs="Calibri Light"/>
+          <w:b/>
+          <w:bCs/>
+          <w:sz w:val="20"/>
+          <w:szCs w:val="20"/>
+        </w:rPr>
+      </w:pPr>
+      <w:r>
+        <w:rPr>
+          <w:rFonts w:ascii="Calibri Light" w:hAnsi="Calibri Light" w:cs="Calibri Light"/>
+          <w:b/>
+          <w:bCs/>
+          <w:sz w:val="20"/>
+          <w:szCs w:val="20"/>
+        </w:rPr>
+        <w:t>('Diego Castro', '707.808.909-77', 'Calistenia', '(47) 98777-0007'),</w:t>
+      </w:r>
+    </w:p>
+    <w:p>
+      <w:pPr>
+        <w:numPr>
+          <w:ilvl w:val="0"/>
+          <w:numId w:val="4"/>
+        </w:numPr>
+        <w:jc w:val="both"/>
+        <w:rPr>
+          <w:rFonts w:ascii="Calibri Light" w:hAnsi="Calibri Light" w:cs="Calibri Light"/>
+          <w:b/>
+          <w:bCs/>
+          <w:sz w:val="20"/>
+          <w:szCs w:val="20"/>
+        </w:rPr>
+      </w:pPr>
+      <w:r>
+        <w:rPr>
+          <w:rFonts w:ascii="Calibri Light" w:hAnsi="Calibri Light" w:cs="Calibri Light"/>
+          <w:b/>
+          <w:bCs/>
+          <w:sz w:val="20"/>
+          <w:szCs w:val="20"/>
+        </w:rPr>
+        <w:t>('Larissa Machado', '808.909.000-88', 'Natação', '(47) 98888-0008'),</w:t>
+      </w:r>
+    </w:p>
+    <w:p>
+      <w:pPr>
+        <w:numPr>
+          <w:ilvl w:val="0"/>
+          <w:numId w:val="4"/>
+        </w:numPr>
+        <w:jc w:val="both"/>
+        <w:rPr>
+          <w:rFonts w:ascii="Calibri Light" w:hAnsi="Calibri Light" w:cs="Calibri Light"/>
+          <w:b/>
+          <w:bCs/>
+          <w:sz w:val="20"/>
+          <w:szCs w:val="20"/>
+        </w:rPr>
+      </w:pPr>
+      <w:r>
+        <w:rPr>
+          <w:rFonts w:ascii="Calibri Light" w:hAnsi="Calibri Light" w:cs="Calibri Light"/>
+          <w:b/>
+          <w:bCs/>
+          <w:sz w:val="20"/>
+          <w:szCs w:val="20"/>
+        </w:rPr>
+        <w:t>('Felipe Nogueira', '909.000.111-99', 'Musculação', '(47) 98999-0009'),</w:t>
+      </w:r>
+    </w:p>
+    <w:p>
+      <w:pPr>
+        <w:numPr>
+          <w:ilvl w:val="0"/>
+          <w:numId w:val="4"/>
+        </w:numPr>
+        <w:jc w:val="both"/>
+        <w:rPr>
+          <w:rFonts w:ascii="Calibri Light" w:hAnsi="Calibri Light" w:cs="Calibri Light"/>
+          <w:b/>
+          <w:bCs/>
+          <w:sz w:val="20"/>
+          <w:szCs w:val="20"/>
+        </w:rPr>
+      </w:pPr>
+      <w:r>
+        <w:rPr>
+          <w:rFonts w:ascii="Calibri Light" w:hAnsi="Calibri Light" w:cs="Calibri Light"/>
+          <w:b/>
+          <w:bCs/>
+          <w:sz w:val="20"/>
+          <w:szCs w:val="20"/>
+        </w:rPr>
+        <w:t>('Renata Silveira', '000.111.222-00', 'Yoga', '(47) 98000-0010');</w:t>
+      </w:r>
+    </w:p>
+    <w:p>
+      <w:pPr>
+        <w:numPr>
+          <w:ilvl w:val="0"/>
+          <w:numId w:val="4"/>
+        </w:numPr>
+        <w:jc w:val="both"/>
+        <w:rPr>
+          <w:rFonts w:ascii="Calibri Light" w:hAnsi="Calibri Light" w:cs="Calibri Light"/>
+          <w:b/>
+          <w:bCs/>
+          <w:sz w:val="20"/>
+          <w:szCs w:val="20"/>
+        </w:rPr>
+      </w:pPr>
+    </w:p>
+    <w:p>
+      <w:pPr>
+        <w:numPr>
+          <w:ilvl w:val="0"/>
+          <w:numId w:val="4"/>
+        </w:numPr>
+        <w:jc w:val="both"/>
+        <w:rPr>
+          <w:rFonts w:ascii="Calibri Light" w:hAnsi="Calibri Light" w:cs="Calibri Light"/>
+          <w:b/>
+          <w:bCs/>
+          <w:sz w:val="20"/>
+          <w:szCs w:val="20"/>
+        </w:rPr>
+      </w:pPr>
+      <w:r>
+        <w:rPr>
+          <w:rFonts w:ascii="Calibri Light" w:hAnsi="Calibri Light" w:cs="Calibri Light"/>
+          <w:b/>
+          <w:bCs/>
+          <w:sz w:val="20"/>
+          <w:szCs w:val="20"/>
+        </w:rPr>
+        <w:t>-- 3. Inserindo 10 Alunos (vinculados aos Planos)</w:t>
+      </w:r>
+    </w:p>
+    <w:p>
+      <w:pPr>
+        <w:numPr>
+          <w:ilvl w:val="0"/>
+          <w:numId w:val="4"/>
+        </w:numPr>
+        <w:jc w:val="both"/>
+        <w:rPr>
+          <w:rFonts w:ascii="Calibri Light" w:hAnsi="Calibri Light" w:cs="Calibri Light"/>
+          <w:b/>
+          <w:bCs/>
+          <w:sz w:val="20"/>
+          <w:szCs w:val="20"/>
+        </w:rPr>
+      </w:pPr>
+      <w:r>
+        <w:rPr>
+          <w:rFonts w:ascii="Calibri Light" w:hAnsi="Calibri Light" w:cs="Calibri Light"/>
+          <w:b/>
+          <w:bCs/>
+          <w:sz w:val="20"/>
+          <w:szCs w:val="20"/>
+        </w:rPr>
+        <w:t>INSERT INTO `alunos` (`nome`, `cpf`, `telefone`, `data_nascimento`, `planos_id_plano`) VALUES</w:t>
+      </w:r>
+    </w:p>
+    <w:p>
+      <w:pPr>
+        <w:numPr>
+          <w:ilvl w:val="0"/>
+          <w:numId w:val="4"/>
+        </w:numPr>
+        <w:jc w:val="both"/>
+        <w:rPr>
+          <w:rFonts w:ascii="Calibri Light" w:hAnsi="Calibri Light" w:cs="Calibri Light"/>
+          <w:b/>
+          <w:bCs/>
+          <w:sz w:val="20"/>
+          <w:szCs w:val="20"/>
+        </w:rPr>
+      </w:pPr>
+      <w:r>
+        <w:rPr>
+          <w:rFonts w:ascii="Calibri Light" w:hAnsi="Calibri Light" w:cs="Calibri Light"/>
+          <w:b/>
+          <w:bCs/>
+          <w:sz w:val="20"/>
+          <w:szCs w:val="20"/>
+        </w:rPr>
+        <w:t>('Lucas Silva', '111.222.333-01', '(47) 99111-1111', '1995-03-15', 1),</w:t>
+      </w:r>
+    </w:p>
+    <w:p>
+      <w:pPr>
+        <w:numPr>
+          <w:ilvl w:val="0"/>
+          <w:numId w:val="4"/>
+        </w:numPr>
+        <w:jc w:val="both"/>
+        <w:rPr>
+          <w:rFonts w:ascii="Calibri Light" w:hAnsi="Calibri Light" w:cs="Calibri Light"/>
+          <w:b/>
+          <w:bCs/>
+          <w:sz w:val="20"/>
+          <w:szCs w:val="20"/>
+        </w:rPr>
+      </w:pPr>
+      <w:r>
+        <w:rPr>
+          <w:rFonts w:ascii="Calibri Light" w:hAnsi="Calibri Light" w:cs="Calibri Light"/>
+          <w:b/>
+          <w:bCs/>
+          <w:sz w:val="20"/>
+          <w:szCs w:val="20"/>
+        </w:rPr>
+        <w:t>('Mariana Santos', '222.333.444-02', '(47) 99222-2222', '1998-07-22', 2),</w:t>
+      </w:r>
+    </w:p>
+    <w:p>
+      <w:pPr>
+        <w:numPr>
+          <w:ilvl w:val="0"/>
+          <w:numId w:val="4"/>
+        </w:numPr>
+        <w:jc w:val="both"/>
+        <w:rPr>
+          <w:rFonts w:ascii="Calibri Light" w:hAnsi="Calibri Light" w:cs="Calibri Light"/>
+          <w:b/>
+          <w:bCs/>
+          <w:sz w:val="20"/>
+          <w:szCs w:val="20"/>
+        </w:rPr>
+      </w:pPr>
+      <w:r>
+        <w:rPr>
+          <w:rFonts w:ascii="Calibri Light" w:hAnsi="Calibri Light" w:cs="Calibri Light"/>
+          <w:b/>
+          <w:bCs/>
+          <w:sz w:val="20"/>
+          <w:szCs w:val="20"/>
+        </w:rPr>
+        <w:t>('Carlos Eduardo', '333.444.555-03', '(47) 99333-3333', '1990-11-05', 3),</w:t>
+      </w:r>
+    </w:p>
+    <w:p>
+      <w:pPr>
+        <w:numPr>
+          <w:ilvl w:val="0"/>
+          <w:numId w:val="4"/>
+        </w:numPr>
+        <w:jc w:val="both"/>
+        <w:rPr>
+          <w:rFonts w:ascii="Calibri Light" w:hAnsi="Calibri Light" w:cs="Calibri Light"/>
+          <w:b/>
+          <w:bCs/>
+          <w:sz w:val="20"/>
+          <w:szCs w:val="20"/>
+        </w:rPr>
+      </w:pPr>
+      <w:r>
+        <w:rPr>
+          <w:rFonts w:ascii="Calibri Light" w:hAnsi="Calibri Light" w:cs="Calibri Light"/>
+          <w:b/>
+          <w:bCs/>
+          <w:sz w:val="20"/>
+          <w:szCs w:val="20"/>
+        </w:rPr>
+        <w:t>('Beatriz Lima', '444.555.666-04', '(47) 99444-4444', '2001-01-30', 4),</w:t>
+      </w:r>
+    </w:p>
+    <w:p>
+      <w:pPr>
+        <w:numPr>
+          <w:ilvl w:val="0"/>
+          <w:numId w:val="4"/>
+        </w:numPr>
+        <w:jc w:val="both"/>
+        <w:rPr>
+          <w:rFonts w:ascii="Calibri Light" w:hAnsi="Calibri Light" w:cs="Calibri Light"/>
+          <w:b/>
+          <w:bCs/>
+          <w:sz w:val="20"/>
+          <w:szCs w:val="20"/>
+        </w:rPr>
+      </w:pPr>
+      <w:r>
+        <w:rPr>
+          <w:rFonts w:ascii="Calibri Light" w:hAnsi="Calibri Light" w:cs="Calibri Light"/>
+          <w:b/>
+          <w:bCs/>
+          <w:sz w:val="20"/>
+          <w:szCs w:val="20"/>
+        </w:rPr>
+        <w:t>('Gabriel Souza', '555.666.777-05', '(47) 99555-5555', '1993-09-12', 5),</w:t>
+      </w:r>
+    </w:p>
+    <w:p>
+      <w:pPr>
+        <w:numPr>
+          <w:ilvl w:val="0"/>
+          <w:numId w:val="4"/>
+        </w:numPr>
+        <w:jc w:val="both"/>
+        <w:rPr>
+          <w:rFonts w:ascii="Calibri Light" w:hAnsi="Calibri Light" w:cs="Calibri Light"/>
+          <w:b/>
+          <w:bCs/>
+          <w:sz w:val="20"/>
+          <w:szCs w:val="20"/>
+        </w:rPr>
+      </w:pPr>
+      <w:r>
+        <w:rPr>
+          <w:rFonts w:ascii="Calibri Light" w:hAnsi="Calibri Light" w:cs="Calibri Light"/>
+          <w:b/>
+          <w:bCs/>
+          <w:sz w:val="20"/>
+          <w:szCs w:val="20"/>
+        </w:rPr>
+        <w:t>('Fernanda Rocha', '666.777.888-06', '(47) 99666-6666', '1997-04-18', 6),</w:t>
+      </w:r>
+    </w:p>
+    <w:p>
+      <w:pPr>
+        <w:numPr>
+          <w:ilvl w:val="0"/>
+          <w:numId w:val="4"/>
+        </w:numPr>
+        <w:jc w:val="both"/>
+        <w:rPr>
+          <w:rFonts w:ascii="Calibri Light" w:hAnsi="Calibri Light" w:cs="Calibri Light"/>
+          <w:b/>
+          <w:bCs/>
+          <w:sz w:val="20"/>
+          <w:szCs w:val="20"/>
+        </w:rPr>
+      </w:pPr>
+      <w:r>
+        <w:rPr>
+          <w:rFonts w:ascii="Calibri Light" w:hAnsi="Calibri Light" w:cs="Calibri Light"/>
+          <w:b/>
+          <w:bCs/>
+          <w:sz w:val="20"/>
+          <w:szCs w:val="20"/>
+        </w:rPr>
+        <w:t>('Rafael Alves', '777.888.999-07', '(47) 99777-7777', '1988-12-25', 7),</w:t>
+      </w:r>
+    </w:p>
+    <w:p>
+      <w:pPr>
+        <w:numPr>
+          <w:ilvl w:val="0"/>
+          <w:numId w:val="4"/>
+        </w:numPr>
+        <w:jc w:val="both"/>
+        <w:rPr>
+          <w:rFonts w:ascii="Calibri Light" w:hAnsi="Calibri Light" w:cs="Calibri Light"/>
+          <w:b/>
+          <w:bCs/>
+          <w:sz w:val="20"/>
+          <w:szCs w:val="20"/>
+        </w:rPr>
+      </w:pPr>
+      <w:r>
+        <w:rPr>
+          <w:rFonts w:ascii="Calibri Light" w:hAnsi="Calibri Light" w:cs="Calibri Light"/>
+          <w:b/>
+          <w:bCs/>
+          <w:sz w:val="20"/>
+          <w:szCs w:val="20"/>
+        </w:rPr>
+        <w:t>('Juliana Costa', '888.999.000-08', '(47) 99888-8888', '2002-06-08', 8),</w:t>
+      </w:r>
+    </w:p>
+    <w:p>
+      <w:pPr>
+        <w:numPr>
+          <w:ilvl w:val="0"/>
+          <w:numId w:val="4"/>
+        </w:numPr>
+        <w:jc w:val="both"/>
+        <w:rPr>
+          <w:rFonts w:ascii="Calibri Light" w:hAnsi="Calibri Light" w:cs="Calibri Light"/>
+          <w:b/>
+          <w:bCs/>
+          <w:sz w:val="20"/>
+          <w:szCs w:val="20"/>
+        </w:rPr>
+      </w:pPr>
+      <w:r>
+        <w:rPr>
+          <w:rFonts w:ascii="Calibri Light" w:hAnsi="Calibri Light" w:cs="Calibri Light"/>
+          <w:b/>
+          <w:bCs/>
+          <w:sz w:val="20"/>
+          <w:szCs w:val="20"/>
+        </w:rPr>
+        <w:t>('Thiago Martins', '999.000.111-09', '(47) 99999-9999', '1992-08-14', 9),</w:t>
+      </w:r>
+    </w:p>
+    <w:p>
+      <w:pPr>
+        <w:numPr>
+          <w:ilvl w:val="0"/>
+          <w:numId w:val="4"/>
+        </w:numPr>
+        <w:jc w:val="both"/>
+        <w:rPr>
+          <w:rFonts w:ascii="Calibri Light" w:hAnsi="Calibri Light" w:cs="Calibri Light"/>
+          <w:b/>
+          <w:bCs/>
+          <w:sz w:val="20"/>
+          <w:szCs w:val="20"/>
+        </w:rPr>
+      </w:pPr>
+      <w:r>
+        <w:rPr>
+          <w:rFonts w:ascii="Calibri Light" w:hAnsi="Calibri Light" w:cs="Calibri Light"/>
+          <w:b/>
+          <w:bCs/>
+          <w:sz w:val="20"/>
+          <w:szCs w:val="20"/>
+        </w:rPr>
+        <w:t>('Camila Oliveira', '000.111.222-10', '(47) 98888-0000', '1999-10-03', 10);</w:t>
+      </w:r>
+    </w:p>
+    <w:p>
+      <w:pPr>
+        <w:numPr>
+          <w:ilvl w:val="0"/>
+          <w:numId w:val="4"/>
+        </w:numPr>
+        <w:jc w:val="both"/>
+        <w:rPr>
+          <w:rFonts w:ascii="Calibri Light" w:hAnsi="Calibri Light" w:cs="Calibri Light"/>
+          <w:b/>
+          <w:bCs/>
+          <w:sz w:val="20"/>
+          <w:szCs w:val="20"/>
+        </w:rPr>
+      </w:pPr>
+    </w:p>
+    <w:p>
+      <w:pPr>
+        <w:numPr>
+          <w:ilvl w:val="0"/>
+          <w:numId w:val="4"/>
+        </w:numPr>
+        <w:jc w:val="both"/>
+        <w:rPr>
+          <w:rFonts w:ascii="Calibri Light" w:hAnsi="Calibri Light" w:cs="Calibri Light"/>
+          <w:b/>
+          <w:bCs/>
+          <w:sz w:val="20"/>
+          <w:szCs w:val="20"/>
+        </w:rPr>
+      </w:pPr>
+      <w:r>
+        <w:rPr>
+          <w:rFonts w:ascii="Calibri Light" w:hAnsi="Calibri Light" w:cs="Calibri Light"/>
+          <w:b/>
+          <w:bCs/>
+          <w:sz w:val="20"/>
+          <w:szCs w:val="20"/>
+        </w:rPr>
+        <w:t>-- 4. Inserindo 10 Turmas (vinculadas aos Instrutores)</w:t>
+      </w:r>
+    </w:p>
+    <w:p>
+      <w:pPr>
+        <w:numPr>
+          <w:ilvl w:val="0"/>
+          <w:numId w:val="4"/>
+        </w:numPr>
+        <w:jc w:val="both"/>
+        <w:rPr>
+          <w:rFonts w:ascii="Calibri Light" w:hAnsi="Calibri Light" w:cs="Calibri Light"/>
+          <w:b/>
+          <w:bCs/>
+          <w:sz w:val="20"/>
+          <w:szCs w:val="20"/>
+        </w:rPr>
+      </w:pPr>
+      <w:r>
+        <w:rPr>
+          <w:rFonts w:ascii="Calibri Light" w:hAnsi="Calibri Light" w:cs="Calibri Light"/>
+          <w:b/>
+          <w:bCs/>
+          <w:sz w:val="20"/>
+          <w:szCs w:val="20"/>
+        </w:rPr>
+        <w:t>INSERT INTO `turmas` (`nome_atividade`, `horario`, `dias_semana`, `instrutores_id_instrutor`) VALUES</w:t>
+      </w:r>
+    </w:p>
+    <w:p>
+      <w:pPr>
+        <w:numPr>
+          <w:ilvl w:val="0"/>
+          <w:numId w:val="4"/>
+        </w:numPr>
+        <w:jc w:val="both"/>
+        <w:rPr>
+          <w:rFonts w:ascii="Calibri Light" w:hAnsi="Calibri Light" w:cs="Calibri Light"/>
+          <w:b/>
+          <w:bCs/>
+          <w:sz w:val="20"/>
+          <w:szCs w:val="20"/>
+        </w:rPr>
+      </w:pPr>
+      <w:r>
+        <w:rPr>
+          <w:rFonts w:ascii="Calibri Light" w:hAnsi="Calibri Light" w:cs="Calibri Light"/>
+          <w:b/>
+          <w:bCs/>
+          <w:sz w:val="20"/>
+          <w:szCs w:val="20"/>
+        </w:rPr>
+        <w:t>('Musculação Manhã', '07:00:00', 'Seg, Quar, Sex', 1),</w:t>
+      </w:r>
+    </w:p>
+    <w:p>
+      <w:pPr>
+        <w:numPr>
+          <w:ilvl w:val="0"/>
+          <w:numId w:val="4"/>
+        </w:numPr>
+        <w:jc w:val="both"/>
+        <w:rPr>
+          <w:rFonts w:ascii="Calibri Light" w:hAnsi="Calibri Light" w:cs="Calibri Light"/>
+          <w:b/>
+          <w:bCs/>
+          <w:sz w:val="20"/>
+          <w:szCs w:val="20"/>
+        </w:rPr>
+      </w:pPr>
+      <w:r>
+        <w:rPr>
+          <w:rFonts w:ascii="Calibri Light" w:hAnsi="Calibri Light" w:cs="Calibri Light"/>
+          <w:b/>
+          <w:bCs/>
+          <w:sz w:val="20"/>
+          <w:szCs w:val="20"/>
+        </w:rPr>
+        <w:t>('Spinning Fit', '08:30:00', 'Ter, Qui', 2),</w:t>
+      </w:r>
+    </w:p>
+    <w:p>
+      <w:pPr>
+        <w:numPr>
+          <w:ilvl w:val="0"/>
+          <w:numId w:val="4"/>
+        </w:numPr>
+        <w:jc w:val="both"/>
+        <w:rPr>
+          <w:rFonts w:ascii="Calibri Light" w:hAnsi="Calibri Light" w:cs="Calibri Light"/>
+          <w:b/>
+          <w:bCs/>
+          <w:sz w:val="20"/>
+          <w:szCs w:val="20"/>
+        </w:rPr>
+      </w:pPr>
+      <w:r>
+        <w:rPr>
+          <w:rFonts w:ascii="Calibri Light" w:hAnsi="Calibri Light" w:cs="Calibri Light"/>
+          <w:b/>
+          <w:bCs/>
+          <w:sz w:val="20"/>
+          <w:szCs w:val="20"/>
+        </w:rPr>
+        <w:t>('Crossfit Heavy', '18:00:00', 'Seg, Quar, Sex', 3),</w:t>
+      </w:r>
+    </w:p>
+    <w:p>
+      <w:pPr>
+        <w:numPr>
+          <w:ilvl w:val="0"/>
+          <w:numId w:val="4"/>
+        </w:numPr>
+        <w:jc w:val="both"/>
+        <w:rPr>
+          <w:rFonts w:ascii="Calibri Light" w:hAnsi="Calibri Light" w:cs="Calibri Light"/>
+          <w:b/>
+          <w:bCs/>
+          <w:sz w:val="20"/>
+          <w:szCs w:val="20"/>
+        </w:rPr>
+      </w:pPr>
+      <w:r>
+        <w:rPr>
+          <w:rFonts w:ascii="Calibri Light" w:hAnsi="Calibri Light" w:cs="Calibri Light"/>
+          <w:b/>
+          <w:bCs/>
+          <w:sz w:val="20"/>
+          <w:szCs w:val="20"/>
+        </w:rPr>
+        <w:t>('Pilates Solo', '09:00:00', 'Ter, Qui', 4),</w:t>
+      </w:r>
+    </w:p>
+    <w:p>
+      <w:pPr>
+        <w:numPr>
+          <w:ilvl w:val="0"/>
+          <w:numId w:val="4"/>
+        </w:numPr>
+        <w:jc w:val="both"/>
+        <w:rPr>
+          <w:rFonts w:ascii="Calibri Light" w:hAnsi="Calibri Light" w:cs="Calibri Light"/>
+          <w:b/>
+          <w:bCs/>
+          <w:sz w:val="20"/>
+          <w:szCs w:val="20"/>
+        </w:rPr>
+      </w:pPr>
+      <w:r>
+        <w:rPr>
+          <w:rFonts w:ascii="Calibri Light" w:hAnsi="Calibri Light" w:cs="Calibri Light"/>
+          <w:b/>
+          <w:bCs/>
+          <w:sz w:val="20"/>
+          <w:szCs w:val="20"/>
+        </w:rPr>
+        <w:t>('Muay Thai', '19:30:00', 'Seg, Quar, Sex', 5),</w:t>
+      </w:r>
+    </w:p>
+    <w:p>
+      <w:pPr>
+        <w:numPr>
+          <w:ilvl w:val="0"/>
+          <w:numId w:val="4"/>
+        </w:numPr>
+        <w:jc w:val="both"/>
+        <w:rPr>
+          <w:rFonts w:ascii="Calibri Light" w:hAnsi="Calibri Light" w:cs="Calibri Light"/>
+          <w:b/>
+          <w:bCs/>
+          <w:sz w:val="20"/>
+          <w:szCs w:val="20"/>
+        </w:rPr>
+      </w:pPr>
+      <w:r>
+        <w:rPr>
+          <w:rFonts w:ascii="Calibri Light" w:hAnsi="Calibri Light" w:cs="Calibri Light"/>
+          <w:b/>
+          <w:bCs/>
+          <w:sz w:val="20"/>
+          <w:szCs w:val="20"/>
+        </w:rPr>
+        <w:t>('Zumba Fit', '17:00:00', 'Ter, Qui', 6),</w:t>
+      </w:r>
+    </w:p>
+    <w:p>
+      <w:pPr>
+        <w:numPr>
+          <w:ilvl w:val="0"/>
+          <w:numId w:val="4"/>
+        </w:numPr>
+        <w:jc w:val="both"/>
+        <w:rPr>
+          <w:rFonts w:ascii="Calibri Light" w:hAnsi="Calibri Light" w:cs="Calibri Light"/>
+          <w:b/>
+          <w:bCs/>
+          <w:sz w:val="20"/>
+          <w:szCs w:val="20"/>
+        </w:rPr>
+      </w:pPr>
+      <w:r>
+        <w:rPr>
+          <w:rFonts w:ascii="Calibri Light" w:hAnsi="Calibri Light" w:cs="Calibri Light"/>
+          <w:b/>
+          <w:bCs/>
+          <w:sz w:val="20"/>
+          <w:szCs w:val="20"/>
+        </w:rPr>
+        <w:t>('Calistenia Park', '10:00:00', 'Sábado', 7),</w:t>
+      </w:r>
+    </w:p>
+    <w:p>
+      <w:pPr>
+        <w:numPr>
+          <w:ilvl w:val="0"/>
+          <w:numId w:val="4"/>
+        </w:numPr>
+        <w:jc w:val="both"/>
+        <w:rPr>
+          <w:rFonts w:ascii="Calibri Light" w:hAnsi="Calibri Light" w:cs="Calibri Light"/>
+          <w:b/>
+          <w:bCs/>
+          <w:sz w:val="20"/>
+          <w:szCs w:val="20"/>
+        </w:rPr>
+      </w:pPr>
+      <w:r>
+        <w:rPr>
+          <w:rFonts w:ascii="Calibri Light" w:hAnsi="Calibri Light" w:cs="Calibri Light"/>
+          <w:b/>
+          <w:bCs/>
+          <w:sz w:val="20"/>
+          <w:szCs w:val="20"/>
+        </w:rPr>
+        <w:t>('Natação Adulto', '08:00:00', 'Seg, Quar', 8),</w:t>
+      </w:r>
+    </w:p>
+    <w:p>
+      <w:pPr>
+        <w:numPr>
+          <w:ilvl w:val="0"/>
+          <w:numId w:val="4"/>
+        </w:numPr>
+        <w:jc w:val="both"/>
+        <w:rPr>
+          <w:rFonts w:ascii="Calibri Light" w:hAnsi="Calibri Light" w:cs="Calibri Light"/>
+          <w:b/>
+          <w:bCs/>
+          <w:sz w:val="20"/>
+          <w:szCs w:val="20"/>
+        </w:rPr>
+      </w:pPr>
+      <w:r>
+        <w:rPr>
+          <w:rFonts w:ascii="Calibri Light" w:hAnsi="Calibri Light" w:cs="Calibri Light"/>
+          <w:b/>
+          <w:bCs/>
+          <w:sz w:val="20"/>
+          <w:szCs w:val="20"/>
+        </w:rPr>
+        <w:lastRenderedPageBreak/>
+        <w:t>('Musculação Noite', '20:00:00', 'Seg a Sex', 9),</w:t>
+      </w:r>
+    </w:p>
+    <w:p>
+      <w:pPr>
+        <w:numPr>
+          <w:ilvl w:val="0"/>
+          <w:numId w:val="4"/>
+        </w:numPr>
+        <w:jc w:val="both"/>
+        <w:rPr>
+          <w:rFonts w:ascii="Calibri Light" w:hAnsi="Calibri Light" w:cs="Calibri Light"/>
+          <w:b/>
+          <w:bCs/>
+          <w:sz w:val="20"/>
+          <w:szCs w:val="20"/>
+        </w:rPr>
+      </w:pPr>
+      <w:r>
+        <w:rPr>
+          <w:rFonts w:ascii="Calibri Light" w:hAnsi="Calibri Light" w:cs="Calibri Light"/>
+          <w:b/>
+          <w:bCs/>
+          <w:sz w:val="20"/>
+          <w:szCs w:val="20"/>
+        </w:rPr>
+        <w:t>('Yoga Relax', '18:30:00', 'Ter, Qui', 10);</w:t>
+      </w:r>
+    </w:p>
+    <w:p>
+      <w:pPr>
+        <w:numPr>
+          <w:ilvl w:val="0"/>
+          <w:numId w:val="4"/>
+        </w:numPr>
+        <w:jc w:val="both"/>
+        <w:rPr>
+          <w:rFonts w:ascii="Calibri Light" w:hAnsi="Calibri Light" w:cs="Calibri Light"/>
+          <w:b/>
+          <w:bCs/>
+          <w:sz w:val="20"/>
+          <w:szCs w:val="20"/>
+        </w:rPr>
+      </w:pPr>
+    </w:p>
+    <w:p>
+      <w:pPr>
+        <w:numPr>
+          <w:ilvl w:val="0"/>
+          <w:numId w:val="4"/>
+        </w:numPr>
+        <w:jc w:val="both"/>
+        <w:rPr>
+          <w:rFonts w:ascii="Calibri Light" w:hAnsi="Calibri Light" w:cs="Calibri Light"/>
+          <w:b/>
+          <w:bCs/>
+          <w:sz w:val="20"/>
+          <w:szCs w:val="20"/>
+        </w:rPr>
+      </w:pPr>
+      <w:r>
+        <w:rPr>
+          <w:rFonts w:ascii="Calibri Light" w:hAnsi="Calibri Light" w:cs="Calibri Light"/>
+          <w:b/>
+          <w:bCs/>
+          <w:sz w:val="20"/>
+          <w:szCs w:val="20"/>
+        </w:rPr>
+        <w:t>-- 5. Inserindo 10 Matrículas (vinculando Alunos a Turmas)</w:t>
+      </w:r>
+    </w:p>
+    <w:p>
+      <w:pPr>
+        <w:numPr>
+          <w:ilvl w:val="0"/>
+          <w:numId w:val="4"/>
+        </w:numPr>
+        <w:jc w:val="both"/>
+        <w:rPr>
+          <w:rFonts w:ascii="Calibri Light" w:hAnsi="Calibri Light" w:cs="Calibri Light"/>
+          <w:b/>
+          <w:bCs/>
+          <w:sz w:val="20"/>
+          <w:szCs w:val="20"/>
+        </w:rPr>
+      </w:pPr>
+      <w:r>
+        <w:rPr>
+          <w:rFonts w:ascii="Calibri Light" w:hAnsi="Calibri Light" w:cs="Calibri Light"/>
+          <w:b/>
+          <w:bCs/>
+          <w:sz w:val="20"/>
+          <w:szCs w:val="20"/>
+        </w:rPr>
+        <w:t>INSERT INTO `matriculas` (`data_inscricao`, `alunos_id_aluno`, `turmas_id_turma`) VALUES</w:t>
+      </w:r>
+    </w:p>
+    <w:p>
+      <w:pPr>
+        <w:numPr>
+          <w:ilvl w:val="0"/>
+          <w:numId w:val="4"/>
+        </w:numPr>
+        <w:jc w:val="both"/>
+        <w:rPr>
+          <w:rFonts w:ascii="Calibri Light" w:hAnsi="Calibri Light" w:cs="Calibri Light"/>
+          <w:b/>
+          <w:bCs/>
+          <w:sz w:val="20"/>
+          <w:szCs w:val="20"/>
+        </w:rPr>
+      </w:pPr>
+      <w:r>
+        <w:rPr>
+          <w:rFonts w:ascii="Calibri Light" w:hAnsi="Calibri Light" w:cs="Calibri Light"/>
+          <w:b/>
+          <w:bCs/>
+          <w:sz w:val="20"/>
+          <w:szCs w:val="20"/>
+        </w:rPr>
+        <w:t>('2024-01-10', 1, 1),</w:t>
+      </w:r>
+    </w:p>
+    <w:p>
+      <w:pPr>
+        <w:numPr>
+          <w:ilvl w:val="0"/>
+          <w:numId w:val="4"/>
+        </w:numPr>
+        <w:jc w:val="both"/>
+        <w:rPr>
+          <w:rFonts w:ascii="Calibri Light" w:hAnsi="Calibri Light" w:cs="Calibri Light"/>
+          <w:b/>
+          <w:bCs/>
+          <w:sz w:val="20"/>
+          <w:szCs w:val="20"/>
+        </w:rPr>
+      </w:pPr>
+      <w:r>
+        <w:rPr>
+          <w:rFonts w:ascii="Calibri Light" w:hAnsi="Calibri Light" w:cs="Calibri Light"/>
+          <w:b/>
+          <w:bCs/>
+          <w:sz w:val="20"/>
+          <w:szCs w:val="20"/>
+        </w:rPr>
+        <w:t>('2024-01-12', 2, 2),</w:t>
+      </w:r>
+    </w:p>
+    <w:p>
+      <w:pPr>
+        <w:numPr>
+          <w:ilvl w:val="0"/>
+          <w:numId w:val="4"/>
+        </w:numPr>
+        <w:jc w:val="both"/>
+        <w:rPr>
+          <w:rFonts w:ascii="Calibri Light" w:hAnsi="Calibri Light" w:cs="Calibri Light"/>
+          <w:b/>
+          <w:bCs/>
+          <w:sz w:val="20"/>
+          <w:szCs w:val="20"/>
+        </w:rPr>
+      </w:pPr>
+      <w:r>
+        <w:rPr>
+          <w:rFonts w:ascii="Calibri Light" w:hAnsi="Calibri Light" w:cs="Calibri Light"/>
+          <w:b/>
+          <w:bCs/>
+          <w:sz w:val="20"/>
+          <w:szCs w:val="20"/>
+        </w:rPr>
+        <w:t>('2024-01-15', 3, 3),</w:t>
+      </w:r>
+    </w:p>
+    <w:p>
+      <w:pPr>
+        <w:numPr>
+          <w:ilvl w:val="0"/>
+          <w:numId w:val="4"/>
+        </w:numPr>
+        <w:jc w:val="both"/>
+        <w:rPr>
+          <w:rFonts w:ascii="Calibri Light" w:hAnsi="Calibri Light" w:cs="Calibri Light"/>
+          <w:b/>
+          <w:bCs/>
+          <w:sz w:val="20"/>
+          <w:szCs w:val="20"/>
+        </w:rPr>
+      </w:pPr>
+      <w:r>
+        <w:rPr>
+          <w:rFonts w:ascii="Calibri Light" w:hAnsi="Calibri Light" w:cs="Calibri Light"/>
+          <w:b/>
+          <w:bCs/>
+          <w:sz w:val="20"/>
+          <w:szCs w:val="20"/>
+        </w:rPr>
+        <w:t>('2024-02-01', 4, 4),</w:t>
+      </w:r>
+    </w:p>
+    <w:p>
+      <w:pPr>
+        <w:numPr>
+          <w:ilvl w:val="0"/>
+          <w:numId w:val="4"/>
+        </w:numPr>
+        <w:jc w:val="both"/>
+        <w:rPr>
+          <w:rFonts w:ascii="Calibri Light" w:hAnsi="Calibri Light" w:cs="Calibri Light"/>
+          <w:b/>
+          <w:bCs/>
+          <w:sz w:val="20"/>
+          <w:szCs w:val="20"/>
+        </w:rPr>
+      </w:pPr>
+      <w:r>
+        <w:rPr>
+          <w:rFonts w:ascii="Calibri Light" w:hAnsi="Calibri Light" w:cs="Calibri Light"/>
+          <w:b/>
+          <w:bCs/>
+          <w:sz w:val="20"/>
+          <w:szCs w:val="20"/>
+        </w:rPr>
+        <w:t>('2024-02-05', 5, 5),</w:t>
+      </w:r>
+    </w:p>
+    <w:p>
+      <w:pPr>
+        <w:numPr>
+          <w:ilvl w:val="0"/>
+          <w:numId w:val="4"/>
+        </w:numPr>
+        <w:jc w:val="both"/>
+        <w:rPr>
+          <w:rFonts w:ascii="Calibri Light" w:hAnsi="Calibri Light" w:cs="Calibri Light"/>
+          <w:b/>
+          <w:bCs/>
+          <w:sz w:val="20"/>
+          <w:szCs w:val="20"/>
+        </w:rPr>
+      </w:pPr>
+      <w:r>
+        <w:rPr>
+          <w:rFonts w:ascii="Calibri Light" w:hAnsi="Calibri Light" w:cs="Calibri Light"/>
+          <w:b/>
+          <w:bCs/>
+          <w:sz w:val="20"/>
+          <w:szCs w:val="20"/>
+        </w:rPr>
+        <w:t>('2024-02-10', 6, 6),</w:t>
+      </w:r>
+    </w:p>
+    <w:p>
+      <w:pPr>
+        <w:numPr>
+          <w:ilvl w:val="0"/>
+          <w:numId w:val="4"/>
+        </w:numPr>
+        <w:jc w:val="both"/>
+        <w:rPr>
+          <w:rFonts w:ascii="Calibri Light" w:hAnsi="Calibri Light" w:cs="Calibri Light"/>
+          <w:b/>
+          <w:bCs/>
+          <w:sz w:val="20"/>
+          <w:szCs w:val="20"/>
+        </w:rPr>
+      </w:pPr>
+      <w:r>
+        <w:rPr>
+          <w:rFonts w:ascii="Calibri Light" w:hAnsi="Calibri Light" w:cs="Calibri Light"/>
+          <w:b/>
+          <w:bCs/>
+          <w:sz w:val="20"/>
+          <w:szCs w:val="20"/>
+        </w:rPr>
+        <w:t>('2024-02-15', 7, 7),</w:t>
+      </w:r>
+    </w:p>
+    <w:p>
+      <w:pPr>
+        <w:numPr>
+          <w:ilvl w:val="0"/>
+          <w:numId w:val="4"/>
+        </w:numPr>
+        <w:jc w:val="both"/>
+        <w:rPr>
+          <w:rFonts w:ascii="Calibri Light" w:hAnsi="Calibri Light" w:cs="Calibri Light"/>
+          <w:b/>
+          <w:bCs/>
+          <w:sz w:val="20"/>
+          <w:szCs w:val="20"/>
+        </w:rPr>
+      </w:pPr>
+      <w:r>
+        <w:rPr>
+          <w:rFonts w:ascii="Calibri Light" w:hAnsi="Calibri Light" w:cs="Calibri Light"/>
+          <w:b/>
+          <w:bCs/>
+          <w:sz w:val="20"/>
+          <w:szCs w:val="20"/>
+        </w:rPr>
+        <w:t>('2024-03-01', 8, 8),</w:t>
+      </w:r>
+    </w:p>
+    <w:p>
+      <w:pPr>
+        <w:numPr>
+          <w:ilvl w:val="0"/>
+          <w:numId w:val="4"/>
+        </w:numPr>
+        <w:jc w:val="both"/>
+        <w:rPr>
+          <w:rFonts w:ascii="Calibri Light" w:hAnsi="Calibri Light" w:cs="Calibri Light"/>
+          <w:b/>
+          <w:bCs/>
+          <w:sz w:val="20"/>
+          <w:szCs w:val="20"/>
+        </w:rPr>
+      </w:pPr>
+      <w:r>
+        <w:rPr>
+          <w:rFonts w:ascii="Calibri Light" w:hAnsi="Calibri Light" w:cs="Calibri Light"/>
+          <w:b/>
+          <w:bCs/>
+          <w:sz w:val="20"/>
+          <w:szCs w:val="20"/>
+        </w:rPr>
+        <w:t>('2024-03-05', 9, 9),</w:t>
+      </w:r>
+    </w:p>
+    <w:p>
+      <w:pPr>
+        <w:numPr>
+          <w:ilvl w:val="0"/>
+          <w:numId w:val="4"/>
+        </w:numPr>
+        <w:jc w:val="both"/>
+        <w:rPr>
+          <w:rFonts w:ascii="Calibri Light" w:hAnsi="Calibri Light" w:cs="Calibri Light"/>
+          <w:b/>
+          <w:bCs/>
+          <w:sz w:val="20"/>
+          <w:szCs w:val="20"/>
+        </w:rPr>
+      </w:pPr>
+      <w:r>
+        <w:rPr>
+          <w:rFonts w:ascii="Calibri Light" w:hAnsi="Calibri Light" w:cs="Calibri Light"/>
+          <w:b/>
+          <w:bCs/>
+          <w:sz w:val="20"/>
+          <w:szCs w:val="20"/>
+        </w:rPr>
+        <w:t>('2024-03-10', 10, 10);</w:t>
+      </w:r>
+    </w:p>
+    <w:p>
+      <w:pPr>
+        <w:numPr>
+          <w:ilvl w:val="0"/>
+          <w:numId w:val="4"/>
+        </w:numPr>
+        <w:jc w:val="both"/>
+        <w:rPr>
+          <w:rFonts w:ascii="Calibri Light" w:hAnsi="Calibri Light" w:cs="Calibri Light"/>
+          <w:b/>
+          <w:bCs/>
+          <w:sz w:val="20"/>
+          <w:szCs w:val="20"/>
+        </w:rPr>
+      </w:pPr>
+      <w:r>
+        <w:rPr>
+          <w:rFonts w:ascii="Calibri Light" w:hAnsi="Calibri Light" w:cs="Calibri Light"/>
+          <w:b/>
+          <w:bCs/>
+          <w:sz w:val="20"/>
+          <w:szCs w:val="20"/>
+        </w:rPr>
+        <w:t>6. CONSULTAS SQL E RELATÓRIOS (DML / DQL)</w:t>
+      </w:r>
+    </w:p>
+    <w:p>
+      <w:pPr>
+        <w:numPr>
+          <w:ilvl w:val="0"/>
+          <w:numId w:val="4"/>
+        </w:numPr>
+        <w:jc w:val="both"/>
+        <w:rPr>
+          <w:rFonts w:ascii="Calibri Light" w:hAnsi="Calibri Light" w:cs="Calibri Light"/>
+          <w:b/>
+          <w:bCs/>
+          <w:sz w:val="20"/>
+          <w:szCs w:val="20"/>
+        </w:rPr>
+      </w:pPr>
+      <w:r>
+        <w:rPr>
+          <w:rFonts w:ascii="Calibri Light" w:hAnsi="Calibri Light" w:cs="Calibri Light"/>
+          <w:b/>
+          <w:bCs/>
+          <w:sz w:val="20"/>
+          <w:szCs w:val="20"/>
+        </w:rPr>
+        <w:t>SQL</w:t>
+      </w:r>
+    </w:p>
+    <w:p>
+      <w:pPr>
+        <w:numPr>
+          <w:ilvl w:val="0"/>
+          <w:numId w:val="4"/>
+        </w:numPr>
+        <w:jc w:val="both"/>
+        <w:rPr>
+          <w:rFonts w:ascii="Calibri Light" w:hAnsi="Calibri Light" w:cs="Calibri Light"/>
+          <w:b/>
+          <w:bCs/>
+          <w:sz w:val="20"/>
+          <w:szCs w:val="20"/>
+        </w:rPr>
+      </w:pPr>
+      <w:r>
+        <w:rPr>
+          <w:rFonts w:ascii="Calibri Light" w:hAnsi="Calibri Light" w:cs="Calibri Light"/>
+          <w:b/>
+          <w:bCs/>
+          <w:sz w:val="20"/>
+          <w:szCs w:val="20"/>
+        </w:rPr>
+        <w:t>-- ========================================================</w:t>
+      </w:r>
+    </w:p>
+    <w:p>
+      <w:pPr>
+        <w:numPr>
+          <w:ilvl w:val="0"/>
+          <w:numId w:val="4"/>
+        </w:numPr>
+        <w:jc w:val="both"/>
+        <w:rPr>
+          <w:rFonts w:ascii="Calibri Light" w:hAnsi="Calibri Light" w:cs="Calibri Light"/>
+          <w:b/>
+          <w:bCs/>
+          <w:sz w:val="20"/>
+          <w:szCs w:val="20"/>
+        </w:rPr>
+      </w:pPr>
+      <w:r>
+        <w:rPr>
+          <w:rFonts w:ascii="Calibri Light" w:hAnsi="Calibri Light" w:cs="Calibri Light"/>
+          <w:b/>
+          <w:bCs/>
+          <w:sz w:val="20"/>
+          <w:szCs w:val="20"/>
+        </w:rPr>
+        <w:t>-- CONSULTAS DE RELATÓRIO COM JOIN E AGRUPAMENTOS</w:t>
+      </w:r>
+    </w:p>
+    <w:p>
+      <w:pPr>
+        <w:numPr>
+          <w:ilvl w:val="0"/>
+          <w:numId w:val="4"/>
+        </w:numPr>
+        <w:jc w:val="both"/>
+        <w:rPr>
+          <w:rFonts w:ascii="Calibri Light" w:hAnsi="Calibri Light" w:cs="Calibri Light"/>
+          <w:b/>
+          <w:bCs/>
+          <w:sz w:val="20"/>
+          <w:szCs w:val="20"/>
+        </w:rPr>
+      </w:pPr>
+      <w:r>
+        <w:rPr>
+          <w:rFonts w:ascii="Calibri Light" w:hAnsi="Calibri Light" w:cs="Calibri Light"/>
+          <w:b/>
+          <w:bCs/>
+          <w:sz w:val="20"/>
+          <w:szCs w:val="20"/>
+        </w:rPr>
+        <w:t>-- ========================================================</w:t>
+      </w:r>
+    </w:p>
+    <w:p>
+      <w:pPr>
+        <w:numPr>
+          <w:ilvl w:val="0"/>
+          <w:numId w:val="4"/>
+        </w:numPr>
+        <w:jc w:val="both"/>
+        <w:rPr>
+          <w:rFonts w:ascii="Calibri Light" w:hAnsi="Calibri Light" w:cs="Calibri Light"/>
+          <w:b/>
+          <w:bCs/>
+          <w:sz w:val="20"/>
+          <w:szCs w:val="20"/>
+        </w:rPr>
+      </w:pPr>
+    </w:p>
+    <w:p>
+      <w:pPr>
+        <w:numPr>
+          <w:ilvl w:val="0"/>
+          <w:numId w:val="4"/>
+        </w:numPr>
+        <w:jc w:val="both"/>
+        <w:rPr>
+          <w:rFonts w:ascii="Calibri Light" w:hAnsi="Calibri Light" w:cs="Calibri Light"/>
+          <w:b/>
+          <w:bCs/>
+          <w:sz w:val="20"/>
+          <w:szCs w:val="20"/>
+        </w:rPr>
+      </w:pPr>
+      <w:r>
+        <w:rPr>
+          <w:rFonts w:ascii="Calibri Light" w:hAnsi="Calibri Light" w:cs="Calibri Light"/>
+          <w:b/>
+          <w:bCs/>
+          <w:sz w:val="20"/>
+          <w:szCs w:val="20"/>
+        </w:rPr>
+        <w:t>-- Consulta 1: Relatório de Alunos com seus respectivos Planos e Valores</w:t>
+      </w:r>
+    </w:p>
+    <w:p>
+      <w:pPr>
+        <w:numPr>
+          <w:ilvl w:val="0"/>
+          <w:numId w:val="4"/>
+        </w:numPr>
+        <w:jc w:val="both"/>
+        <w:rPr>
+          <w:rFonts w:ascii="Calibri Light" w:hAnsi="Calibri Light" w:cs="Calibri Light"/>
+          <w:b/>
+          <w:bCs/>
+          <w:sz w:val="20"/>
+          <w:szCs w:val="20"/>
+        </w:rPr>
+      </w:pPr>
+      <w:r>
+        <w:rPr>
+          <w:rFonts w:ascii="Calibri Light" w:hAnsi="Calibri Light" w:cs="Calibri Light"/>
+          <w:b/>
+          <w:bCs/>
+          <w:sz w:val="20"/>
+          <w:szCs w:val="20"/>
+        </w:rPr>
+        <w:t xml:space="preserve">SELECT </w:t>
+      </w:r>
+    </w:p>
+    <w:p>
+      <w:pPr>
+        <w:numPr>
+          <w:ilvl w:val="0"/>
+          <w:numId w:val="4"/>
+        </w:numPr>
+        <w:jc w:val="both"/>
+        <w:rPr>
+          <w:rFonts w:ascii="Calibri Light" w:hAnsi="Calibri Light" w:cs="Calibri Light"/>
+          <w:b/>
+          <w:bCs/>
+          <w:sz w:val="20"/>
+          <w:szCs w:val="20"/>
+        </w:rPr>
+      </w:pPr>
+      <w:r>
+        <w:rPr>
+          <w:rFonts w:ascii="Calibri Light" w:hAnsi="Calibri Light" w:cs="Calibri Light"/>
+          <w:b/>
+          <w:bCs/>
+          <w:sz w:val="20"/>
+          <w:szCs w:val="20"/>
+        </w:rPr>
+        <w:t xml:space="preserve">    A.nome AS Nome_Aluno,</w:t>
+      </w:r>
+    </w:p>
+    <w:p>
+      <w:pPr>
+        <w:numPr>
+          <w:ilvl w:val="0"/>
+          <w:numId w:val="4"/>
+        </w:numPr>
+        <w:jc w:val="both"/>
+        <w:rPr>
+          <w:rFonts w:ascii="Calibri Light" w:hAnsi="Calibri Light" w:cs="Calibri Light"/>
+          <w:b/>
+          <w:bCs/>
+          <w:sz w:val="20"/>
+          <w:szCs w:val="20"/>
+        </w:rPr>
+      </w:pPr>
+      <w:r>
+        <w:rPr>
+          <w:rFonts w:ascii="Calibri Light" w:hAnsi="Calibri Light" w:cs="Calibri Light"/>
+          <w:b/>
+          <w:bCs/>
+          <w:sz w:val="20"/>
+          <w:szCs w:val="20"/>
+        </w:rPr>
+        <w:t xml:space="preserve">    A.cpf AS CPF,</w:t>
+      </w:r>
+    </w:p>
+    <w:p>
+      <w:pPr>
+        <w:numPr>
+          <w:ilvl w:val="0"/>
+          <w:numId w:val="4"/>
+        </w:numPr>
+        <w:jc w:val="both"/>
+        <w:rPr>
+          <w:rFonts w:ascii="Calibri Light" w:hAnsi="Calibri Light" w:cs="Calibri Light"/>
+          <w:b/>
+          <w:bCs/>
+          <w:sz w:val="20"/>
+          <w:szCs w:val="20"/>
+        </w:rPr>
+      </w:pPr>
+      <w:r>
+        <w:rPr>
+          <w:rFonts w:ascii="Calibri Light" w:hAnsi="Calibri Light" w:cs="Calibri Light"/>
+          <w:b/>
+          <w:bCs/>
+          <w:sz w:val="20"/>
+          <w:szCs w:val="20"/>
+        </w:rPr>
+        <w:t xml:space="preserve">    A.telefone AS Telefone,</w:t>
+      </w:r>
+    </w:p>
+    <w:p>
+      <w:pPr>
+        <w:numPr>
+          <w:ilvl w:val="0"/>
+          <w:numId w:val="4"/>
+        </w:numPr>
+        <w:jc w:val="both"/>
+        <w:rPr>
+          <w:rFonts w:ascii="Calibri Light" w:hAnsi="Calibri Light" w:cs="Calibri Light"/>
+          <w:b/>
+          <w:bCs/>
+          <w:sz w:val="20"/>
+          <w:szCs w:val="20"/>
+        </w:rPr>
+      </w:pPr>
+      <w:r>
+        <w:rPr>
+          <w:rFonts w:ascii="Calibri Light" w:hAnsi="Calibri Light" w:cs="Calibri Light"/>
+          <w:b/>
+          <w:bCs/>
+          <w:sz w:val="20"/>
+          <w:szCs w:val="20"/>
+        </w:rPr>
+        <w:t xml:space="preserve">    P.nome AS Plano,</w:t>
+      </w:r>
+    </w:p>
+    <w:p>
+      <w:pPr>
+        <w:numPr>
+          <w:ilvl w:val="0"/>
+          <w:numId w:val="4"/>
+        </w:numPr>
+        <w:jc w:val="both"/>
+        <w:rPr>
+          <w:rFonts w:ascii="Calibri Light" w:hAnsi="Calibri Light" w:cs="Calibri Light"/>
+          <w:b/>
+          <w:bCs/>
+          <w:sz w:val="20"/>
+          <w:szCs w:val="20"/>
+        </w:rPr>
+      </w:pPr>
+      <w:r>
+        <w:rPr>
+          <w:rFonts w:ascii="Calibri Light" w:hAnsi="Calibri Light" w:cs="Calibri Light"/>
+          <w:b/>
+          <w:bCs/>
+          <w:sz w:val="20"/>
+          <w:szCs w:val="20"/>
+        </w:rPr>
+        <w:t xml:space="preserve">    CONCAT('R$ ', REPLACE(P.valor, '.', ',')) AS Valor_Mensal</w:t>
+      </w:r>
+    </w:p>
+    <w:p>
+      <w:pPr>
+        <w:numPr>
+          <w:ilvl w:val="0"/>
+          <w:numId w:val="4"/>
+        </w:numPr>
+        <w:jc w:val="both"/>
+        <w:rPr>
+          <w:rFonts w:ascii="Calibri Light" w:hAnsi="Calibri Light" w:cs="Calibri Light"/>
+          <w:b/>
+          <w:bCs/>
+          <w:sz w:val="20"/>
+          <w:szCs w:val="20"/>
+        </w:rPr>
+      </w:pPr>
+      <w:r>
+        <w:rPr>
+          <w:rFonts w:ascii="Calibri Light" w:hAnsi="Calibri Light" w:cs="Calibri Light"/>
+          <w:b/>
+          <w:bCs/>
+          <w:sz w:val="20"/>
+          <w:szCs w:val="20"/>
+        </w:rPr>
+        <w:t>FROM alunos A</w:t>
+      </w:r>
+    </w:p>
+    <w:p>
+      <w:pPr>
+        <w:numPr>
+          <w:ilvl w:val="0"/>
+          <w:numId w:val="4"/>
+        </w:numPr>
+        <w:jc w:val="both"/>
+        <w:rPr>
+          <w:rFonts w:ascii="Calibri Light" w:hAnsi="Calibri Light" w:cs="Calibri Light"/>
+          <w:b/>
+          <w:bCs/>
+          <w:sz w:val="20"/>
+          <w:szCs w:val="20"/>
+        </w:rPr>
+      </w:pPr>
+      <w:r>
+        <w:rPr>
+          <w:rFonts w:ascii="Calibri Light" w:hAnsi="Calibri Light" w:cs="Calibri Light"/>
+          <w:b/>
+          <w:bCs/>
+          <w:sz w:val="20"/>
+          <w:szCs w:val="20"/>
+        </w:rPr>
+        <w:t>INNER JOIN planos P ON A.planos_id_plano = P.id_plano</w:t>
+      </w:r>
+    </w:p>
+    <w:p>
+      <w:pPr>
+        <w:numPr>
+          <w:ilvl w:val="0"/>
+          <w:numId w:val="4"/>
+        </w:numPr>
+        <w:jc w:val="both"/>
+        <w:rPr>
+          <w:rFonts w:ascii="Calibri Light" w:hAnsi="Calibri Light" w:cs="Calibri Light"/>
+          <w:b/>
+          <w:bCs/>
+          <w:sz w:val="20"/>
+          <w:szCs w:val="20"/>
+        </w:rPr>
+      </w:pPr>
+      <w:r>
+        <w:rPr>
+          <w:rFonts w:ascii="Calibri Light" w:hAnsi="Calibri Light" w:cs="Calibri Light"/>
+          <w:b/>
+          <w:bCs/>
+          <w:sz w:val="20"/>
+          <w:szCs w:val="20"/>
+        </w:rPr>
+        <w:t>ORDER BY A.nome ASC;</w:t>
+      </w:r>
+    </w:p>
+    <w:p>
+      <w:pPr>
+        <w:numPr>
+          <w:ilvl w:val="0"/>
+          <w:numId w:val="4"/>
+        </w:numPr>
+        <w:jc w:val="both"/>
+        <w:rPr>
+          <w:rFonts w:ascii="Calibri Light" w:hAnsi="Calibri Light" w:cs="Calibri Light"/>
+          <w:b/>
+          <w:bCs/>
+          <w:sz w:val="20"/>
+          <w:szCs w:val="20"/>
+        </w:rPr>
+      </w:pPr>
+    </w:p>
+    <w:p>
+      <w:pPr>
+        <w:numPr>
+          <w:ilvl w:val="0"/>
+          <w:numId w:val="4"/>
+        </w:numPr>
+        <w:jc w:val="both"/>
+        <w:rPr>
+          <w:rFonts w:ascii="Calibri Light" w:hAnsi="Calibri Light" w:cs="Calibri Light"/>
+          <w:b/>
+          <w:bCs/>
+          <w:sz w:val="20"/>
+          <w:szCs w:val="20"/>
+        </w:rPr>
+      </w:pPr>
+      <w:r>
+        <w:rPr>
+          <w:rFonts w:ascii="Calibri Light" w:hAnsi="Calibri Light" w:cs="Calibri Light"/>
+          <w:b/>
+          <w:bCs/>
+          <w:sz w:val="20"/>
+          <w:szCs w:val="20"/>
+        </w:rPr>
+        <w:t>-- Consulta 2: Relatório de Turmas com Seus Instrutores Responsáveis</w:t>
+      </w:r>
+    </w:p>
+    <w:p>
+      <w:pPr>
+        <w:numPr>
+          <w:ilvl w:val="0"/>
+          <w:numId w:val="4"/>
+        </w:numPr>
+        <w:jc w:val="both"/>
+        <w:rPr>
+          <w:rFonts w:ascii="Calibri Light" w:hAnsi="Calibri Light" w:cs="Calibri Light"/>
+          <w:b/>
+          <w:bCs/>
+          <w:sz w:val="20"/>
+          <w:szCs w:val="20"/>
+        </w:rPr>
+      </w:pPr>
+      <w:r>
+        <w:rPr>
+          <w:rFonts w:ascii="Calibri Light" w:hAnsi="Calibri Light" w:cs="Calibri Light"/>
+          <w:b/>
+          <w:bCs/>
+          <w:sz w:val="20"/>
+          <w:szCs w:val="20"/>
+        </w:rPr>
+        <w:t xml:space="preserve">SELECT </w:t>
+      </w:r>
+    </w:p>
+    <w:p>
+      <w:pPr>
+        <w:numPr>
+          <w:ilvl w:val="0"/>
+          <w:numId w:val="4"/>
+        </w:numPr>
+        <w:jc w:val="both"/>
+        <w:rPr>
+          <w:rFonts w:ascii="Calibri Light" w:hAnsi="Calibri Light" w:cs="Calibri Light"/>
+          <w:b/>
+          <w:bCs/>
+          <w:sz w:val="20"/>
+          <w:szCs w:val="20"/>
+        </w:rPr>
+      </w:pPr>
+      <w:r>
+        <w:rPr>
+          <w:rFonts w:ascii="Calibri Light" w:hAnsi="Calibri Light" w:cs="Calibri Light"/>
+          <w:b/>
+          <w:bCs/>
+          <w:sz w:val="20"/>
+          <w:szCs w:val="20"/>
+        </w:rPr>
+        <w:t xml:space="preserve">    T.nome_atividade AS Atividade,</w:t>
+      </w:r>
+    </w:p>
+    <w:p>
+      <w:pPr>
+        <w:numPr>
+          <w:ilvl w:val="0"/>
+          <w:numId w:val="4"/>
+        </w:numPr>
+        <w:jc w:val="both"/>
+        <w:rPr>
+          <w:rFonts w:ascii="Calibri Light" w:hAnsi="Calibri Light" w:cs="Calibri Light"/>
+          <w:b/>
+          <w:bCs/>
+          <w:sz w:val="20"/>
+          <w:szCs w:val="20"/>
+        </w:rPr>
+      </w:pPr>
+      <w:r>
+        <w:rPr>
+          <w:rFonts w:ascii="Calibri Light" w:hAnsi="Calibri Light" w:cs="Calibri Light"/>
+          <w:b/>
+          <w:bCs/>
+          <w:sz w:val="20"/>
+          <w:szCs w:val="20"/>
+        </w:rPr>
+        <w:t xml:space="preserve">    T.horario AS Horario,</w:t>
+      </w:r>
+    </w:p>
+    <w:p>
+      <w:pPr>
+        <w:numPr>
+          <w:ilvl w:val="0"/>
+          <w:numId w:val="4"/>
+        </w:numPr>
+        <w:jc w:val="both"/>
+        <w:rPr>
+          <w:rFonts w:ascii="Calibri Light" w:hAnsi="Calibri Light" w:cs="Calibri Light"/>
+          <w:b/>
+          <w:bCs/>
+          <w:sz w:val="20"/>
+          <w:szCs w:val="20"/>
+        </w:rPr>
+      </w:pPr>
+      <w:r>
+        <w:rPr>
+          <w:rFonts w:ascii="Calibri Light" w:hAnsi="Calibri Light" w:cs="Calibri Light"/>
+          <w:b/>
+          <w:bCs/>
+          <w:sz w:val="20"/>
+          <w:szCs w:val="20"/>
+        </w:rPr>
+        <w:t xml:space="preserve">    T.dias_semana AS Dias_Semana,</w:t>
+      </w:r>
+    </w:p>
+    <w:p>
+      <w:pPr>
+        <w:numPr>
+          <w:ilvl w:val="0"/>
+          <w:numId w:val="4"/>
+        </w:numPr>
+        <w:jc w:val="both"/>
+        <w:rPr>
+          <w:rFonts w:ascii="Calibri Light" w:hAnsi="Calibri Light" w:cs="Calibri Light"/>
+          <w:b/>
+          <w:bCs/>
+          <w:sz w:val="20"/>
+          <w:szCs w:val="20"/>
+        </w:rPr>
+      </w:pPr>
+      <w:r>
+        <w:rPr>
+          <w:rFonts w:ascii="Calibri Light" w:hAnsi="Calibri Light" w:cs="Calibri Light"/>
+          <w:b/>
+          <w:bCs/>
+          <w:sz w:val="20"/>
+          <w:szCs w:val="20"/>
+        </w:rPr>
+        <w:t xml:space="preserve">    I.nome AS Instrutor,</w:t>
+      </w:r>
+    </w:p>
+    <w:p>
+      <w:pPr>
+        <w:numPr>
+          <w:ilvl w:val="0"/>
+          <w:numId w:val="4"/>
+        </w:numPr>
+        <w:jc w:val="both"/>
+        <w:rPr>
+          <w:rFonts w:ascii="Calibri Light" w:hAnsi="Calibri Light" w:cs="Calibri Light"/>
+          <w:b/>
+          <w:bCs/>
+          <w:sz w:val="20"/>
+          <w:szCs w:val="20"/>
+        </w:rPr>
+      </w:pPr>
+      <w:r>
+        <w:rPr>
+          <w:rFonts w:ascii="Calibri Light" w:hAnsi="Calibri Light" w:cs="Calibri Light"/>
+          <w:b/>
+          <w:bCs/>
+          <w:sz w:val="20"/>
+          <w:szCs w:val="20"/>
+        </w:rPr>
+        <w:t xml:space="preserve">    I.especialidade AS Especialidade</w:t>
+      </w:r>
+    </w:p>
+    <w:p>
+      <w:pPr>
+        <w:numPr>
+          <w:ilvl w:val="0"/>
+          <w:numId w:val="4"/>
+        </w:numPr>
+        <w:jc w:val="both"/>
+        <w:rPr>
+          <w:rFonts w:ascii="Calibri Light" w:hAnsi="Calibri Light" w:cs="Calibri Light"/>
+          <w:b/>
+          <w:bCs/>
+          <w:sz w:val="20"/>
+          <w:szCs w:val="20"/>
+        </w:rPr>
+      </w:pPr>
+      <w:r>
+        <w:rPr>
+          <w:rFonts w:ascii="Calibri Light" w:hAnsi="Calibri Light" w:cs="Calibri Light"/>
+          <w:b/>
+          <w:bCs/>
+          <w:sz w:val="20"/>
+          <w:szCs w:val="20"/>
+        </w:rPr>
+        <w:t>FROM turmas T</w:t>
+      </w:r>
+    </w:p>
+    <w:p>
+      <w:pPr>
+        <w:numPr>
+          <w:ilvl w:val="0"/>
+          <w:numId w:val="4"/>
+        </w:numPr>
+        <w:jc w:val="both"/>
+        <w:rPr>
+          <w:rFonts w:ascii="Calibri Light" w:hAnsi="Calibri Light" w:cs="Calibri Light"/>
+          <w:b/>
+          <w:bCs/>
+          <w:sz w:val="20"/>
+          <w:szCs w:val="20"/>
+        </w:rPr>
+      </w:pPr>
+      <w:r>
+        <w:rPr>
+          <w:rFonts w:ascii="Calibri Light" w:hAnsi="Calibri Light" w:cs="Calibri Light"/>
+          <w:b/>
+          <w:bCs/>
+          <w:sz w:val="20"/>
+          <w:szCs w:val="20"/>
+        </w:rPr>
+        <w:t>INNER JOIN instrutores I ON T.instrutores_id_instrutor = I.id_instrutor</w:t>
+      </w:r>
+    </w:p>
+    <w:p>
+      <w:pPr>
+        <w:numPr>
+          <w:ilvl w:val="0"/>
+          <w:numId w:val="4"/>
+        </w:numPr>
+        <w:jc w:val="both"/>
+        <w:rPr>
+          <w:rFonts w:ascii="Calibri Light" w:hAnsi="Calibri Light" w:cs="Calibri Light"/>
+          <w:b/>
+          <w:bCs/>
+          <w:sz w:val="20"/>
+          <w:szCs w:val="20"/>
+        </w:rPr>
+      </w:pPr>
+      <w:r>
+        <w:rPr>
+          <w:rFonts w:ascii="Calibri Light" w:hAnsi="Calibri Light" w:cs="Calibri Light"/>
+          <w:b/>
+          <w:bCs/>
+          <w:sz w:val="20"/>
+          <w:szCs w:val="20"/>
+        </w:rPr>
+        <w:t>ORDER BY T.horario ASC;</w:t>
+      </w:r>
+    </w:p>
+    <w:p>
+      <w:pPr>
+        <w:numPr>
+          <w:ilvl w:val="0"/>
+          <w:numId w:val="4"/>
+        </w:numPr>
+        <w:jc w:val="both"/>
+        <w:rPr>
+          <w:rFonts w:ascii="Calibri Light" w:hAnsi="Calibri Light" w:cs="Calibri Light"/>
+          <w:b/>
+          <w:bCs/>
+          <w:sz w:val="20"/>
+          <w:szCs w:val="20"/>
+        </w:rPr>
+      </w:pPr>
+    </w:p>
+    <w:p>
+      <w:pPr>
+        <w:numPr>
+          <w:ilvl w:val="0"/>
+          <w:numId w:val="4"/>
+        </w:numPr>
+        <w:jc w:val="both"/>
+        <w:rPr>
+          <w:rFonts w:ascii="Calibri Light" w:hAnsi="Calibri Light" w:cs="Calibri Light"/>
+          <w:b/>
+          <w:bCs/>
+          <w:sz w:val="20"/>
+          <w:szCs w:val="20"/>
+        </w:rPr>
+      </w:pPr>
+      <w:r>
+        <w:rPr>
+          <w:rFonts w:ascii="Calibri Light" w:hAnsi="Calibri Light" w:cs="Calibri Light"/>
+          <w:b/>
+          <w:bCs/>
+          <w:sz w:val="20"/>
+          <w:szCs w:val="20"/>
+        </w:rPr>
+        <w:t>-- Consulta 3: Relatório Completo de Matrículas (Aluno, Plano, Turma e Instrutor)</w:t>
+      </w:r>
+    </w:p>
+    <w:p>
+      <w:pPr>
+        <w:numPr>
+          <w:ilvl w:val="0"/>
+          <w:numId w:val="4"/>
+        </w:numPr>
+        <w:jc w:val="both"/>
+        <w:rPr>
+          <w:rFonts w:ascii="Calibri Light" w:hAnsi="Calibri Light" w:cs="Calibri Light"/>
+          <w:b/>
+          <w:bCs/>
+          <w:sz w:val="20"/>
+          <w:szCs w:val="20"/>
+        </w:rPr>
+      </w:pPr>
+      <w:r>
+        <w:rPr>
+          <w:rFonts w:ascii="Calibri Light" w:hAnsi="Calibri Light" w:cs="Calibri Light"/>
+          <w:b/>
+          <w:bCs/>
+          <w:sz w:val="20"/>
+          <w:szCs w:val="20"/>
+        </w:rPr>
+        <w:t xml:space="preserve">SELECT </w:t>
+      </w:r>
+    </w:p>
+    <w:p>
+      <w:pPr>
+        <w:numPr>
+          <w:ilvl w:val="0"/>
+          <w:numId w:val="4"/>
+        </w:numPr>
+        <w:jc w:val="both"/>
+        <w:rPr>
+          <w:rFonts w:ascii="Calibri Light" w:hAnsi="Calibri Light" w:cs="Calibri Light"/>
+          <w:b/>
+          <w:bCs/>
+          <w:sz w:val="20"/>
+          <w:szCs w:val="20"/>
+        </w:rPr>
+      </w:pPr>
+      <w:r>
+        <w:rPr>
+          <w:rFonts w:ascii="Calibri Light" w:hAnsi="Calibri Light" w:cs="Calibri Light"/>
+          <w:b/>
+          <w:bCs/>
+          <w:sz w:val="20"/>
+          <w:szCs w:val="20"/>
+        </w:rPr>
+        <w:t xml:space="preserve">    M.id_matricula AS Num_Matricula,</w:t>
+      </w:r>
+    </w:p>
+    <w:p>
+      <w:pPr>
+        <w:numPr>
+          <w:ilvl w:val="0"/>
+          <w:numId w:val="4"/>
+        </w:numPr>
+        <w:jc w:val="both"/>
+        <w:rPr>
+          <w:rFonts w:ascii="Calibri Light" w:hAnsi="Calibri Light" w:cs="Calibri Light"/>
+          <w:b/>
+          <w:bCs/>
+          <w:sz w:val="20"/>
+          <w:szCs w:val="20"/>
+        </w:rPr>
+      </w:pPr>
+      <w:r>
+        <w:rPr>
+          <w:rFonts w:ascii="Calibri Light" w:hAnsi="Calibri Light" w:cs="Calibri Light"/>
+          <w:b/>
+          <w:bCs/>
+          <w:sz w:val="20"/>
+          <w:szCs w:val="20"/>
+        </w:rPr>
+        <w:t xml:space="preserve">    M.data_inscricao AS Data_Inscricao,</w:t>
+      </w:r>
+    </w:p>
+    <w:p>
+      <w:pPr>
+        <w:numPr>
+          <w:ilvl w:val="0"/>
+          <w:numId w:val="4"/>
+        </w:numPr>
+        <w:jc w:val="both"/>
+        <w:rPr>
+          <w:rFonts w:ascii="Calibri Light" w:hAnsi="Calibri Light" w:cs="Calibri Light"/>
+          <w:b/>
+          <w:bCs/>
+          <w:sz w:val="20"/>
+          <w:szCs w:val="20"/>
+        </w:rPr>
+      </w:pPr>
+      <w:r>
+        <w:rPr>
+          <w:rFonts w:ascii="Calibri Light" w:hAnsi="Calibri Light" w:cs="Calibri Light"/>
+          <w:b/>
+          <w:bCs/>
+          <w:sz w:val="20"/>
+          <w:szCs w:val="20"/>
+        </w:rPr>
+        <w:t xml:space="preserve">    A.nome AS Aluno,</w:t>
+      </w:r>
+    </w:p>
+    <w:p>
+      <w:pPr>
+        <w:numPr>
+          <w:ilvl w:val="0"/>
+          <w:numId w:val="4"/>
+        </w:numPr>
+        <w:jc w:val="both"/>
+        <w:rPr>
+          <w:rFonts w:ascii="Calibri Light" w:hAnsi="Calibri Light" w:cs="Calibri Light"/>
+          <w:b/>
+          <w:bCs/>
+          <w:sz w:val="20"/>
+          <w:szCs w:val="20"/>
+        </w:rPr>
+      </w:pPr>
+      <w:r>
+        <w:rPr>
+          <w:rFonts w:ascii="Calibri Light" w:hAnsi="Calibri Light" w:cs="Calibri Light"/>
+          <w:b/>
+          <w:bCs/>
+          <w:sz w:val="20"/>
+          <w:szCs w:val="20"/>
+        </w:rPr>
+        <w:t xml:space="preserve">    P.nome AS Plano,</w:t>
+      </w:r>
+    </w:p>
+    <w:p>
+      <w:pPr>
+        <w:numPr>
+          <w:ilvl w:val="0"/>
+          <w:numId w:val="4"/>
+        </w:numPr>
+        <w:jc w:val="both"/>
+        <w:rPr>
+          <w:rFonts w:ascii="Calibri Light" w:hAnsi="Calibri Light" w:cs="Calibri Light"/>
+          <w:b/>
+          <w:bCs/>
+          <w:sz w:val="20"/>
+          <w:szCs w:val="20"/>
+        </w:rPr>
+      </w:pPr>
+      <w:r>
+        <w:rPr>
+          <w:rFonts w:ascii="Calibri Light" w:hAnsi="Calibri Light" w:cs="Calibri Light"/>
+          <w:b/>
+          <w:bCs/>
+          <w:sz w:val="20"/>
+          <w:szCs w:val="20"/>
+        </w:rPr>
+        <w:t xml:space="preserve">    T.nome_atividade AS Turma,</w:t>
+      </w:r>
+    </w:p>
+    <w:p>
+      <w:pPr>
+        <w:numPr>
+          <w:ilvl w:val="0"/>
+          <w:numId w:val="4"/>
+        </w:numPr>
+        <w:jc w:val="both"/>
+        <w:rPr>
+          <w:rFonts w:ascii="Calibri Light" w:hAnsi="Calibri Light" w:cs="Calibri Light"/>
+          <w:b/>
+          <w:bCs/>
+          <w:sz w:val="20"/>
+          <w:szCs w:val="20"/>
+        </w:rPr>
+      </w:pPr>
+      <w:r>
+        <w:rPr>
+          <w:rFonts w:ascii="Calibri Light" w:hAnsi="Calibri Light" w:cs="Calibri Light"/>
+          <w:b/>
+          <w:bCs/>
+          <w:sz w:val="20"/>
+          <w:szCs w:val="20"/>
+        </w:rPr>
+        <w:t xml:space="preserve">    I.nome AS Instrutor</w:t>
+      </w:r>
+    </w:p>
+    <w:p>
+      <w:pPr>
+        <w:numPr>
+          <w:ilvl w:val="0"/>
+          <w:numId w:val="4"/>
+        </w:numPr>
+        <w:jc w:val="both"/>
+        <w:rPr>
+          <w:rFonts w:ascii="Calibri Light" w:hAnsi="Calibri Light" w:cs="Calibri Light"/>
+          <w:b/>
+          <w:bCs/>
+          <w:sz w:val="20"/>
+          <w:szCs w:val="20"/>
+        </w:rPr>
+      </w:pPr>
+      <w:r>
+        <w:rPr>
+          <w:rFonts w:ascii="Calibri Light" w:hAnsi="Calibri Light" w:cs="Calibri Light"/>
+          <w:b/>
+          <w:bCs/>
+          <w:sz w:val="20"/>
+          <w:szCs w:val="20"/>
+        </w:rPr>
+        <w:t>FROM matriculas M</w:t>
+      </w:r>
+    </w:p>
+    <w:p>
+      <w:pPr>
+        <w:numPr>
+          <w:ilvl w:val="0"/>
+          <w:numId w:val="4"/>
+        </w:numPr>
+        <w:jc w:val="both"/>
+        <w:rPr>
+          <w:rFonts w:ascii="Calibri Light" w:hAnsi="Calibri Light" w:cs="Calibri Light"/>
+          <w:b/>
+          <w:bCs/>
+          <w:sz w:val="20"/>
+          <w:szCs w:val="20"/>
+        </w:rPr>
+      </w:pPr>
+      <w:r>
+        <w:rPr>
+          <w:rFonts w:ascii="Calibri Light" w:hAnsi="Calibri Light" w:cs="Calibri Light"/>
+          <w:b/>
+          <w:bCs/>
+          <w:sz w:val="20"/>
+          <w:szCs w:val="20"/>
+        </w:rPr>
+        <w:t>INNER JOIN alunos A ON M.alunos_id_aluno = A.id_aluno</w:t>
+      </w:r>
+    </w:p>
+    <w:p>
+      <w:pPr>
+        <w:numPr>
+          <w:ilvl w:val="0"/>
+          <w:numId w:val="4"/>
+        </w:numPr>
+        <w:jc w:val="both"/>
+        <w:rPr>
+          <w:rFonts w:ascii="Calibri Light" w:hAnsi="Calibri Light" w:cs="Calibri Light"/>
+          <w:b/>
+          <w:bCs/>
+          <w:sz w:val="20"/>
+          <w:szCs w:val="20"/>
+        </w:rPr>
+      </w:pPr>
+      <w:r>
+        <w:rPr>
+          <w:rFonts w:ascii="Calibri Light" w:hAnsi="Calibri Light" w:cs="Calibri Light"/>
+          <w:b/>
+          <w:bCs/>
+          <w:sz w:val="20"/>
+          <w:szCs w:val="20"/>
+        </w:rPr>
+        <w:t>INNER JOIN planos P ON A.planos_id_plano = P.id_plano</w:t>
+      </w:r>
+    </w:p>
+    <w:p>
+      <w:pPr>
+        <w:numPr>
+          <w:ilvl w:val="0"/>
+          <w:numId w:val="4"/>
+        </w:numPr>
+        <w:jc w:val="both"/>
+        <w:rPr>
+          <w:rFonts w:ascii="Calibri Light" w:hAnsi="Calibri Light" w:cs="Calibri Light"/>
+          <w:b/>
+          <w:bCs/>
+          <w:sz w:val="20"/>
+          <w:szCs w:val="20"/>
+        </w:rPr>
+      </w:pPr>
+      <w:r>
+        <w:rPr>
+          <w:rFonts w:ascii="Calibri Light" w:hAnsi="Calibri Light" w:cs="Calibri Light"/>
+          <w:b/>
+          <w:bCs/>
+          <w:sz w:val="20"/>
+          <w:szCs w:val="20"/>
+        </w:rPr>
+        <w:t>INNER JOIN turmas T ON M.turmas_id_turma = T.id_turma</w:t>
+      </w:r>
+    </w:p>
+    <w:p>
+      <w:pPr>
+        <w:numPr>
+          <w:ilvl w:val="0"/>
+          <w:numId w:val="4"/>
+        </w:numPr>
+        <w:jc w:val="both"/>
+        <w:rPr>
+          <w:rFonts w:ascii="Calibri Light" w:hAnsi="Calibri Light" w:cs="Calibri Light"/>
+          <w:b/>
+          <w:bCs/>
+          <w:sz w:val="20"/>
+          <w:szCs w:val="20"/>
+        </w:rPr>
+      </w:pPr>
+      <w:r>
+        <w:rPr>
+          <w:rFonts w:ascii="Calibri Light" w:hAnsi="Calibri Light" w:cs="Calibri Light"/>
+          <w:b/>
+          <w:bCs/>
+          <w:sz w:val="20"/>
+          <w:szCs w:val="20"/>
+        </w:rPr>
+        <w:lastRenderedPageBreak/>
+        <w:t>INNER JOIN instrutores I ON T.instrutores_id_instrutor = I.id_instrutor</w:t>
+      </w:r>
+    </w:p>
+    <w:p>
+      <w:pPr>
+        <w:numPr>
+          <w:ilvl w:val="0"/>
+          <w:numId w:val="4"/>
+        </w:numPr>
+        <w:jc w:val="both"/>
+        <w:rPr>
+          <w:rFonts w:ascii="Calibri Light" w:hAnsi="Calibri Light" w:cs="Calibri Light"/>
+          <w:b/>
+          <w:bCs/>
+          <w:sz w:val="20"/>
+          <w:szCs w:val="20"/>
+        </w:rPr>
+      </w:pPr>
+      <w:r>
+        <w:rPr>
+          <w:rFonts w:ascii="Calibri Light" w:hAnsi="Calibri Light" w:cs="Calibri Light"/>
+          <w:b/>
+          <w:bCs/>
+          <w:sz w:val="20"/>
+          <w:szCs w:val="20"/>
+        </w:rPr>
+        <w:t>ORDER BY M.data_inscricao DESC;</w:t>
+      </w:r>
+    </w:p>
+    <w:p>
+      <w:pPr>
+        <w:numPr>
+          <w:ilvl w:val="0"/>
+          <w:numId w:val="4"/>
+        </w:numPr>
+        <w:jc w:val="both"/>
+        <w:rPr>
+          <w:rFonts w:ascii="Calibri Light" w:hAnsi="Calibri Light" w:cs="Calibri Light"/>
+          <w:b/>
+          <w:bCs/>
+          <w:sz w:val="20"/>
+          <w:szCs w:val="20"/>
+        </w:rPr>
+      </w:pPr>
+    </w:p>
+    <w:p>
+      <w:pPr>
+        <w:numPr>
+          <w:ilvl w:val="0"/>
+          <w:numId w:val="4"/>
+        </w:numPr>
+        <w:jc w:val="both"/>
+        <w:rPr>
+          <w:rFonts w:ascii="Calibri Light" w:hAnsi="Calibri Light" w:cs="Calibri Light"/>
+          <w:b/>
+          <w:bCs/>
+          <w:sz w:val="20"/>
+          <w:szCs w:val="20"/>
+        </w:rPr>
+      </w:pPr>
+      <w:r>
+        <w:rPr>
+          <w:rFonts w:ascii="Calibri Light" w:hAnsi="Calibri Light" w:cs="Calibri Light"/>
+          <w:b/>
+          <w:bCs/>
+          <w:sz w:val="20"/>
+          <w:szCs w:val="20"/>
+        </w:rPr>
+        <w:t>-- Consulta 4: Agrupamento - Quantidade de alunos por plano</w:t>
+      </w:r>
+    </w:p>
+    <w:p>
+      <w:pPr>
+        <w:numPr>
+          <w:ilvl w:val="0"/>
+          <w:numId w:val="4"/>
+        </w:numPr>
+        <w:jc w:val="both"/>
+        <w:rPr>
+          <w:rFonts w:ascii="Calibri Light" w:hAnsi="Calibri Light" w:cs="Calibri Light"/>
+          <w:b/>
+          <w:bCs/>
+          <w:sz w:val="20"/>
+          <w:szCs w:val="20"/>
+        </w:rPr>
+      </w:pPr>
+      <w:r>
+        <w:rPr>
+          <w:rFonts w:ascii="Calibri Light" w:hAnsi="Calibri Light" w:cs="Calibri Light"/>
+          <w:b/>
+          <w:bCs/>
+          <w:sz w:val="20"/>
+          <w:szCs w:val="20"/>
+        </w:rPr>
+        <w:t xml:space="preserve">SELECT </w:t>
+      </w:r>
+    </w:p>
+    <w:p>
+      <w:pPr>
+        <w:numPr>
+          <w:ilvl w:val="0"/>
+          <w:numId w:val="4"/>
+        </w:numPr>
+        <w:jc w:val="both"/>
+        <w:rPr>
+          <w:rFonts w:ascii="Calibri Light" w:hAnsi="Calibri Light" w:cs="Calibri Light"/>
+          <w:b/>
+          <w:bCs/>
+          <w:sz w:val="20"/>
+          <w:szCs w:val="20"/>
+        </w:rPr>
+      </w:pPr>
+      <w:r>
+        <w:rPr>
+          <w:rFonts w:ascii="Calibri Light" w:hAnsi="Calibri Light" w:cs="Calibri Light"/>
+          <w:b/>
+          <w:bCs/>
+          <w:sz w:val="20"/>
+          <w:szCs w:val="20"/>
+        </w:rPr>
+        <w:t xml:space="preserve">    P.nome AS Plano,</w:t>
+      </w:r>
+    </w:p>
+    <w:p>
+      <w:pPr>
+        <w:numPr>
+          <w:ilvl w:val="0"/>
+          <w:numId w:val="4"/>
+        </w:numPr>
+        <w:jc w:val="both"/>
+        <w:rPr>
+          <w:rFonts w:ascii="Calibri Light" w:hAnsi="Calibri Light" w:cs="Calibri Light"/>
+          <w:b/>
+          <w:bCs/>
+          <w:sz w:val="20"/>
+          <w:szCs w:val="20"/>
+        </w:rPr>
+      </w:pPr>
+      <w:r>
+        <w:rPr>
+          <w:rFonts w:ascii="Calibri Light" w:hAnsi="Calibri Light" w:cs="Calibri Light"/>
+          <w:b/>
+          <w:bCs/>
+          <w:sz w:val="20"/>
+          <w:szCs w:val="20"/>
+        </w:rPr>
+        <w:t xml:space="preserve">    COUNT(A.id_aluno) AS Total_Alunos</w:t>
+      </w:r>
+    </w:p>
+    <w:p>
+      <w:pPr>
+        <w:numPr>
+          <w:ilvl w:val="0"/>
+          <w:numId w:val="4"/>
+        </w:numPr>
+        <w:jc w:val="both"/>
+        <w:rPr>
+          <w:rFonts w:ascii="Calibri Light" w:hAnsi="Calibri Light" w:cs="Calibri Light"/>
+          <w:b/>
+          <w:bCs/>
+          <w:sz w:val="20"/>
+          <w:szCs w:val="20"/>
+        </w:rPr>
+      </w:pPr>
+      <w:r>
+        <w:rPr>
+          <w:rFonts w:ascii="Calibri Light" w:hAnsi="Calibri Light" w:cs="Calibri Light"/>
+          <w:b/>
+          <w:bCs/>
+          <w:sz w:val="20"/>
+          <w:szCs w:val="20"/>
+        </w:rPr>
+        <w:t>FROM planos P</w:t>
+      </w:r>
+    </w:p>
+    <w:p>
+      <w:pPr>
+        <w:numPr>
+          <w:ilvl w:val="0"/>
+          <w:numId w:val="4"/>
+        </w:numPr>
+        <w:jc w:val="both"/>
+        <w:rPr>
+          <w:rFonts w:ascii="Calibri Light" w:hAnsi="Calibri Light" w:cs="Calibri Light"/>
+          <w:b/>
+          <w:bCs/>
+          <w:sz w:val="20"/>
+          <w:szCs w:val="20"/>
+        </w:rPr>
+      </w:pPr>
+      <w:r>
+        <w:rPr>
+          <w:rFonts w:ascii="Calibri Light" w:hAnsi="Calibri Light" w:cs="Calibri Light"/>
+          <w:b/>
+          <w:bCs/>
+          <w:sz w:val="20"/>
+          <w:szCs w:val="20"/>
+        </w:rPr>
+        <w:t>LEFT JOIN alunos A ON P.id_plano = A.planos_id_plano</w:t>
+      </w:r>
+    </w:p>
+    <w:p>
+      <w:pPr>
+        <w:numPr>
+          <w:ilvl w:val="0"/>
+          <w:numId w:val="4"/>
+        </w:numPr>
+        <w:jc w:val="both"/>
+        <w:rPr>
+          <w:rFonts w:ascii="Calibri Light" w:hAnsi="Calibri Light" w:cs="Calibri Light"/>
+          <w:b/>
+          <w:bCs/>
+          <w:sz w:val="20"/>
+          <w:szCs w:val="20"/>
+        </w:rPr>
+      </w:pPr>
+      <w:r>
+        <w:rPr>
+          <w:rFonts w:ascii="Calibri Light" w:hAnsi="Calibri Light" w:cs="Calibri Light"/>
+          <w:b/>
+          <w:bCs/>
+          <w:sz w:val="20"/>
+          <w:szCs w:val="20"/>
+        </w:rPr>
+        <w:t>GROUP BY P.id_plano, P.nome</w:t>
+      </w:r>
+    </w:p>
+    <w:p>
+      <w:pPr>
+        <w:numPr>
+          <w:ilvl w:val="0"/>
+          <w:numId w:val="4"/>
+        </w:numPr>
+        <w:jc w:val="both"/>
+        <w:rPr>
+          <w:rFonts w:ascii="Calibri Light" w:hAnsi="Calibri Light" w:cs="Calibri Light"/>
+          <w:b/>
+          <w:bCs/>
+          <w:sz w:val="20"/>
+          <w:szCs w:val="20"/>
+        </w:rPr>
+      </w:pPr>
+      <w:r>
+        <w:rPr>
+          <w:rFonts w:ascii="Calibri Light" w:hAnsi="Calibri Light" w:cs="Calibri Light"/>
+          <w:b/>
+          <w:bCs/>
+          <w:sz w:val="20"/>
+          <w:szCs w:val="20"/>
+        </w:rPr>
+        <w:t>ORDER BY Total_Alunos DESC;</w:t>
+      </w:r>
+    </w:p>
+    <w:p>
+      <w:pPr>
+        <w:numPr>
+          <w:ilvl w:val="0"/>
+          <w:numId w:val="4"/>
+        </w:numPr>
+        <w:jc w:val="both"/>
+        <w:rPr>
+          <w:rFonts w:ascii="Calibri Light" w:hAnsi="Calibri Light" w:cs="Calibri Light"/>
+          <w:b/>
+          <w:bCs/>
+          <w:sz w:val="20"/>
+          <w:szCs w:val="20"/>
+        </w:rPr>
+      </w:pPr>
+      <w:r>
+        <w:rPr>
+          <w:rFonts w:ascii="Calibri Light" w:hAnsi="Calibri Light" w:cs="Calibri Light"/>
+          <w:b/>
+          <w:bCs/>
+          <w:sz w:val="20"/>
+          <w:szCs w:val="20"/>
+        </w:rPr>
+        <w:t>7. SEGURANÇA, CONTROLE DE ACESSO E BACKUP</w:t>
+      </w:r>
+    </w:p>
+    <w:p>
+      <w:pPr>
+        <w:numPr>
+          <w:ilvl w:val="0"/>
+          <w:numId w:val="4"/>
+        </w:numPr>
+        <w:jc w:val="both"/>
+        <w:rPr>
+          <w:rFonts w:ascii="Calibri Light" w:hAnsi="Calibri Light" w:cs="Calibri Light"/>
+          <w:b/>
+          <w:bCs/>
+          <w:sz w:val="20"/>
+          <w:szCs w:val="20"/>
+        </w:rPr>
+      </w:pPr>
+      <w:r>
+        <w:rPr>
+          <w:rFonts w:ascii="Calibri Light" w:hAnsi="Calibri Light" w:cs="Calibri Light"/>
+          <w:b/>
+          <w:bCs/>
+          <w:sz w:val="20"/>
+          <w:szCs w:val="20"/>
+        </w:rPr>
+        <w:t>7.1 Controle de Acesso (DCL)</w:t>
+      </w:r>
+    </w:p>
+    <w:p>
+      <w:pPr>
+        <w:numPr>
+          <w:ilvl w:val="0"/>
+          <w:numId w:val="4"/>
+        </w:numPr>
+        <w:jc w:val="both"/>
+        <w:rPr>
+          <w:rFonts w:ascii="Calibri Light" w:hAnsi="Calibri Light" w:cs="Calibri Light"/>
+          <w:b/>
+          <w:bCs/>
+          <w:sz w:val="20"/>
+          <w:szCs w:val="20"/>
+        </w:rPr>
+      </w:pPr>
+      <w:r>
+        <w:rPr>
+          <w:rFonts w:ascii="Calibri Light" w:hAnsi="Calibri Light" w:cs="Calibri Light"/>
+          <w:b/>
+          <w:bCs/>
+          <w:sz w:val="20"/>
+          <w:szCs w:val="20"/>
+        </w:rPr>
+        <w:t>Aplica-se o princípio do menor privilégio para conceder acessos específicos aos perfis de usuários:</w:t>
+      </w:r>
+    </w:p>
+    <w:p>
+      <w:pPr>
+        <w:numPr>
+          <w:ilvl w:val="0"/>
+          <w:numId w:val="4"/>
+        </w:numPr>
+        <w:jc w:val="both"/>
+        <w:rPr>
+          <w:rFonts w:ascii="Calibri Light" w:hAnsi="Calibri Light" w:cs="Calibri Light"/>
+          <w:b/>
+          <w:bCs/>
+          <w:sz w:val="20"/>
+          <w:szCs w:val="20"/>
+        </w:rPr>
+      </w:pPr>
+      <w:r>
+        <w:rPr>
+          <w:rFonts w:ascii="Calibri Light" w:hAnsi="Calibri Light" w:cs="Calibri Light"/>
+          <w:b/>
+          <w:bCs/>
+          <w:sz w:val="20"/>
+          <w:szCs w:val="20"/>
+        </w:rPr>
+        <w:t>SQL</w:t>
+      </w:r>
+    </w:p>
+    <w:p>
+      <w:pPr>
+        <w:numPr>
+          <w:ilvl w:val="0"/>
+          <w:numId w:val="4"/>
+        </w:numPr>
+        <w:jc w:val="both"/>
+        <w:rPr>
+          <w:rFonts w:ascii="Calibri Light" w:hAnsi="Calibri Light" w:cs="Calibri Light"/>
+          <w:b/>
+          <w:bCs/>
+          <w:sz w:val="20"/>
+          <w:szCs w:val="20"/>
+        </w:rPr>
+      </w:pPr>
+      <w:r>
+        <w:rPr>
+          <w:rFonts w:ascii="Calibri Light" w:hAnsi="Calibri Light" w:cs="Calibri Light"/>
+          <w:b/>
+          <w:bCs/>
+          <w:sz w:val="20"/>
+          <w:szCs w:val="20"/>
+        </w:rPr>
+        <w:t>-- Criar usuário para a recepção (apenas consulta e inserção)</w:t>
+      </w:r>
+    </w:p>
+    <w:p>
+      <w:pPr>
+        <w:numPr>
+          <w:ilvl w:val="0"/>
+          <w:numId w:val="4"/>
+        </w:numPr>
+        <w:jc w:val="both"/>
+        <w:rPr>
+          <w:rFonts w:ascii="Calibri Light" w:hAnsi="Calibri Light" w:cs="Calibri Light"/>
+          <w:b/>
+          <w:bCs/>
+          <w:sz w:val="20"/>
+          <w:szCs w:val="20"/>
+        </w:rPr>
+      </w:pPr>
+      <w:r>
+        <w:rPr>
+          <w:rFonts w:ascii="Calibri Light" w:hAnsi="Calibri Light" w:cs="Calibri Light"/>
+          <w:b/>
+          <w:bCs/>
+          <w:sz w:val="20"/>
+          <w:szCs w:val="20"/>
+        </w:rPr>
+        <w:t>CREATE USER 'recepcao'@'localhost' IDENTIFIED BY 'SenhaSegura123!';</w:t>
+      </w:r>
+    </w:p>
+    <w:p>
+      <w:pPr>
+        <w:numPr>
+          <w:ilvl w:val="0"/>
+          <w:numId w:val="4"/>
+        </w:numPr>
+        <w:jc w:val="both"/>
+        <w:rPr>
+          <w:rFonts w:ascii="Calibri Light" w:hAnsi="Calibri Light" w:cs="Calibri Light"/>
+          <w:b/>
+          <w:bCs/>
+          <w:sz w:val="20"/>
+          <w:szCs w:val="20"/>
+        </w:rPr>
+      </w:pPr>
+      <w:r>
+        <w:rPr>
+          <w:rFonts w:ascii="Calibri Light" w:hAnsi="Calibri Light" w:cs="Calibri Light"/>
+          <w:b/>
+          <w:bCs/>
+          <w:sz w:val="20"/>
+          <w:szCs w:val="20"/>
+        </w:rPr>
+        <w:t>GRANT SELECT, INSERT, UPDATE ON BancoAcademia.alunos TO 'recepcao'@'localhost';</w:t>
+      </w:r>
+    </w:p>
+    <w:p>
+      <w:pPr>
+        <w:numPr>
+          <w:ilvl w:val="0"/>
+          <w:numId w:val="4"/>
+        </w:numPr>
+        <w:jc w:val="both"/>
+        <w:rPr>
+          <w:rFonts w:ascii="Calibri Light" w:hAnsi="Calibri Light" w:cs="Calibri Light"/>
+          <w:b/>
+          <w:bCs/>
+          <w:sz w:val="20"/>
+          <w:szCs w:val="20"/>
+        </w:rPr>
+      </w:pPr>
+      <w:r>
+        <w:rPr>
+          <w:rFonts w:ascii="Calibri Light" w:hAnsi="Calibri Light" w:cs="Calibri Light"/>
+          <w:b/>
+          <w:bCs/>
+          <w:sz w:val="20"/>
+          <w:szCs w:val="20"/>
+        </w:rPr>
+        <w:t>GRANT SELECT, INSERT, UPDATE ON BancoAcademia.matriculas TO 'recepcao'@'localhost';</w:t>
+      </w:r>
+    </w:p>
+    <w:p>
+      <w:pPr>
+        <w:numPr>
+          <w:ilvl w:val="0"/>
+          <w:numId w:val="4"/>
+        </w:numPr>
+        <w:jc w:val="both"/>
+        <w:rPr>
+          <w:rFonts w:ascii="Calibri Light" w:hAnsi="Calibri Light" w:cs="Calibri Light"/>
+          <w:b/>
+          <w:bCs/>
+          <w:sz w:val="20"/>
+          <w:szCs w:val="20"/>
+        </w:rPr>
+      </w:pPr>
+      <w:r>
+        <w:rPr>
+          <w:rFonts w:ascii="Calibri Light" w:hAnsi="Calibri Light" w:cs="Calibri Light"/>
+          <w:b/>
+          <w:bCs/>
+          <w:sz w:val="20"/>
+          <w:szCs w:val="20"/>
+        </w:rPr>
+        <w:t>FLUSH PRIVILEGES;</w:t>
+      </w:r>
+    </w:p>
+    <w:p>
+      <w:pPr>
+        <w:numPr>
+          <w:ilvl w:val="0"/>
+          <w:numId w:val="4"/>
+        </w:numPr>
+        <w:jc w:val="both"/>
+        <w:rPr>
+          <w:rFonts w:ascii="Calibri Light" w:hAnsi="Calibri Light" w:cs="Calibri Light"/>
+          <w:b/>
+          <w:bCs/>
+          <w:sz w:val="20"/>
+          <w:szCs w:val="20"/>
+        </w:rPr>
+      </w:pPr>
+      <w:r>
+        <w:rPr>
+          <w:rFonts w:ascii="Calibri Light" w:hAnsi="Calibri Light" w:cs="Calibri Light"/>
+          <w:b/>
+          <w:bCs/>
+          <w:sz w:val="20"/>
+          <w:szCs w:val="20"/>
+        </w:rPr>
+        <w:t>7.2 Estratégia de Backup e Restauração</w:t>
+      </w:r>
+    </w:p>
+    <w:p>
+      <w:pPr>
+        <w:numPr>
+          <w:ilvl w:val="0"/>
+          <w:numId w:val="4"/>
+        </w:numPr>
+        <w:jc w:val="both"/>
+        <w:rPr>
+          <w:rFonts w:ascii="Calibri Light" w:hAnsi="Calibri Light" w:cs="Calibri Light"/>
+          <w:b/>
+          <w:bCs/>
+          <w:sz w:val="20"/>
+          <w:szCs w:val="20"/>
+        </w:rPr>
+      </w:pPr>
+      <w:r>
+        <w:rPr>
+          <w:rFonts w:ascii="Calibri Light" w:hAnsi="Calibri Light" w:cs="Calibri Light"/>
+          <w:b/>
+          <w:bCs/>
+          <w:sz w:val="20"/>
+          <w:szCs w:val="20"/>
+        </w:rPr>
+        <w:t>Política de Backup:</w:t>
+      </w:r>
+    </w:p>
+    <w:p>
+      <w:pPr>
+        <w:numPr>
+          <w:ilvl w:val="0"/>
+          <w:numId w:val="4"/>
+        </w:numPr>
+        <w:tabs>
+          <w:tab w:val="num" w:pos="1440"/>
+        </w:tabs>
+        <w:jc w:val="both"/>
+        <w:rPr>
+          <w:rFonts w:ascii="Calibri Light" w:hAnsi="Calibri Light" w:cs="Calibri Light"/>
+          <w:b/>
+          <w:bCs/>
+          <w:sz w:val="20"/>
+          <w:szCs w:val="20"/>
+        </w:rPr>
+      </w:pPr>
+      <w:r>
+        <w:rPr>
+          <w:rFonts w:ascii="Calibri Light" w:hAnsi="Calibri Light" w:cs="Calibri Light"/>
+          <w:b/>
+          <w:bCs/>
+          <w:sz w:val="20"/>
+          <w:szCs w:val="20"/>
+        </w:rPr>
+        <w:t>Backup Completo (Semanal): Executado todo domingo à meia-noite via agendamento do sistema.</w:t>
+      </w:r>
+    </w:p>
+    <w:p>
+      <w:pPr>
+        <w:numPr>
+          <w:ilvl w:val="0"/>
+          <w:numId w:val="4"/>
+        </w:numPr>
+        <w:tabs>
+          <w:tab w:val="num" w:pos="1440"/>
+        </w:tabs>
+        <w:jc w:val="both"/>
+        <w:rPr>
+          <w:rFonts w:ascii="Calibri Light" w:hAnsi="Calibri Light" w:cs="Calibri Light"/>
+          <w:b/>
+          <w:bCs/>
+          <w:sz w:val="20"/>
+          <w:szCs w:val="20"/>
+        </w:rPr>
+      </w:pPr>
+      <w:r>
+        <w:rPr>
+          <w:rFonts w:ascii="Calibri Light" w:hAnsi="Calibri Light" w:cs="Calibri Light"/>
+          <w:b/>
+          <w:bCs/>
+          <w:sz w:val="20"/>
+          <w:szCs w:val="20"/>
+        </w:rPr>
+        <w:t>Backup Incremental / Diário: Exportação dos dados atualizados no final do expediente.</w:t>
+      </w:r>
+    </w:p>
+    <w:p>
+      <w:pPr>
+        <w:numPr>
+          <w:ilvl w:val="0"/>
+          <w:numId w:val="4"/>
+        </w:numPr>
+        <w:jc w:val="both"/>
+        <w:rPr>
+          <w:rFonts w:ascii="Calibri Light" w:hAnsi="Calibri Light" w:cs="Calibri Light"/>
+          <w:b/>
+          <w:bCs/>
+          <w:sz w:val="20"/>
+          <w:szCs w:val="20"/>
+        </w:rPr>
+      </w:pPr>
+      <w:r>
+        <w:rPr>
+          <w:rFonts w:ascii="Calibri Light" w:hAnsi="Calibri Light" w:cs="Calibri Light"/>
+          <w:b/>
+          <w:bCs/>
+          <w:sz w:val="20"/>
+          <w:szCs w:val="20"/>
+        </w:rPr>
+        <w:t>Comando de Backup no Terminal (Prompt de Comando / XAMPP):</w:t>
+      </w:r>
+    </w:p>
+    <w:p>
+      <w:pPr>
+        <w:numPr>
+          <w:ilvl w:val="0"/>
+          <w:numId w:val="4"/>
+        </w:numPr>
+        <w:jc w:val="both"/>
+        <w:rPr>
+          <w:rFonts w:ascii="Calibri Light" w:hAnsi="Calibri Light" w:cs="Calibri Light"/>
+          <w:b/>
+          <w:bCs/>
+          <w:sz w:val="20"/>
+          <w:szCs w:val="20"/>
+        </w:rPr>
+      </w:pPr>
+      <w:r>
+        <w:rPr>
+          <w:rFonts w:ascii="Calibri Light" w:hAnsi="Calibri Light" w:cs="Calibri Light"/>
+          <w:b/>
+          <w:bCs/>
+          <w:sz w:val="20"/>
+          <w:szCs w:val="20"/>
+        </w:rPr>
+        <w:t>Bash</w:t>
+      </w:r>
+    </w:p>
+    <w:p>
+      <w:pPr>
+        <w:numPr>
+          <w:ilvl w:val="0"/>
+          <w:numId w:val="4"/>
+        </w:numPr>
+        <w:jc w:val="both"/>
+        <w:rPr>
+          <w:rFonts w:ascii="Calibri Light" w:hAnsi="Calibri Light" w:cs="Calibri Light"/>
+          <w:b/>
+          <w:bCs/>
+          <w:sz w:val="20"/>
+          <w:szCs w:val="20"/>
+        </w:rPr>
+      </w:pPr>
+      <w:r>
+        <w:rPr>
+          <w:rFonts w:ascii="Calibri Light" w:hAnsi="Calibri Light" w:cs="Calibri Light"/>
+          <w:b/>
+          <w:bCs/>
+          <w:sz w:val="20"/>
+          <w:szCs w:val="20"/>
+        </w:rPr>
+        <w:t>mysqldump -u root -p BancoAcademia &gt; C:\backups\backup_academia.sql</w:t>
+      </w:r>
+    </w:p>
+    <w:p>
+      <w:pPr>
+        <w:numPr>
+          <w:ilvl w:val="0"/>
+          <w:numId w:val="4"/>
+        </w:numPr>
+        <w:jc w:val="both"/>
+        <w:rPr>
+          <w:rFonts w:ascii="Calibri Light" w:hAnsi="Calibri Light" w:cs="Calibri Light"/>
+          <w:b/>
+          <w:bCs/>
+          <w:sz w:val="20"/>
+          <w:szCs w:val="20"/>
+        </w:rPr>
+      </w:pPr>
+      <w:r>
+        <w:rPr>
+          <w:rFonts w:ascii="Calibri Light" w:hAnsi="Calibri Light" w:cs="Calibri Light"/>
+          <w:b/>
+          <w:bCs/>
+          <w:sz w:val="20"/>
+          <w:szCs w:val="20"/>
+        </w:rPr>
+        <w:t>Comando de Restauração:</w:t>
+      </w:r>
+    </w:p>
+    <w:p>
+      <w:pPr>
+        <w:numPr>
+          <w:ilvl w:val="0"/>
+          <w:numId w:val="4"/>
+        </w:numPr>
+        <w:jc w:val="both"/>
+        <w:rPr>
+          <w:rFonts w:ascii="Calibri Light" w:hAnsi="Calibri Light" w:cs="Calibri Light"/>
+          <w:b/>
+          <w:bCs/>
+          <w:sz w:val="20"/>
+          <w:szCs w:val="20"/>
+        </w:rPr>
+      </w:pPr>
+      <w:r>
+        <w:rPr>
+          <w:rFonts w:ascii="Calibri Light" w:hAnsi="Calibri Light" w:cs="Calibri Light"/>
+          <w:b/>
+          <w:bCs/>
+          <w:sz w:val="20"/>
+          <w:szCs w:val="20"/>
+        </w:rPr>
+        <w:t>Bash</w:t>
+      </w:r>
+    </w:p>
+    <w:p>
+      <w:pPr>
+        <w:numPr>
+          <w:ilvl w:val="0"/>
+          <w:numId w:val="4"/>
+        </w:numPr>
+        <w:jc w:val="both"/>
+        <w:rPr>
+          <w:rFonts w:ascii="Calibri Light" w:hAnsi="Calibri Light" w:cs="Calibri Light"/>
+          <w:b/>
+          <w:bCs/>
+          <w:sz w:val="20"/>
+          <w:szCs w:val="20"/>
+        </w:rPr>
+      </w:pPr>
+      <w:r>
+        <w:rPr>
+          <w:rFonts w:ascii="Calibri Light" w:hAnsi="Calibri Light" w:cs="Calibri Light"/>
+          <w:b/>
+          <w:bCs/>
+          <w:sz w:val="20"/>
+          <w:szCs w:val="20"/>
+        </w:rPr>
+        <w:t>mysql -u root -p BancoAcademia &lt; C:\backups\backup_academia.sql</w:t>
+      </w:r>
+    </w:p>
+    <w:p>
+      <w:pPr>
+        <w:numPr>
+          <w:ilvl w:val="0"/>
+          <w:numId w:val="4"/>
+        </w:numPr>
+        <w:jc w:val="both"/>
+        <w:rPr>
+          <w:rFonts w:ascii="Calibri Light" w:hAnsi="Calibri Light" w:cs="Calibri Light"/>
+          <w:b/>
+          <w:bCs/>
+          <w:sz w:val="20"/>
+          <w:szCs w:val="20"/>
+        </w:rPr>
+      </w:pPr>
+      <w:r>
+        <w:rPr>
+          <w:rFonts w:ascii="Calibri Light" w:hAnsi="Calibri Light" w:cs="Calibri Light"/>
+          <w:b/>
+          <w:bCs/>
+          <w:sz w:val="20"/>
+          <w:szCs w:val="20"/>
+        </w:rPr>
+        <w:t>8. CONCLUSÃO</w:t>
+      </w:r>
+    </w:p>
+    <w:p>
+      <w:pPr>
+        <w:numPr>
+          <w:ilvl w:val="0"/>
+          <w:numId w:val="4"/>
+        </w:numPr>
+        <w:jc w:val="both"/>
+        <w:rPr>
+          <w:rFonts w:ascii="Calibri Light" w:hAnsi="Calibri Light" w:cs="Calibri Light"/>
+          <w:b/>
+          <w:bCs/>
+          <w:sz w:val="20"/>
+          <w:szCs w:val="20"/>
+        </w:rPr>
+      </w:pPr>
+      <w:r>
+        <w:rPr>
+          <w:rFonts w:ascii="Calibri Light" w:hAnsi="Calibri Light" w:cs="Calibri Light"/>
+          <w:b/>
+          <w:bCs/>
+          <w:sz w:val="20"/>
+          <w:szCs w:val="20"/>
+        </w:rPr>
+        <w:t>O sistema de banco de dados para a Academia foi modelado com 5 tabelas fundamentais (planos, instrutores, alunos, turmas e matriculas), atendendo integralmente à 3ª Forma Normal. O projeto garante integridade referencial por meio de chaves estrangeiras apropriadas, consultas otimizadas com comandos JOIN e mecanismos adequados de segurança e controle de acesso.</w:t>
+      </w:r>
+    </w:p>
+    <w:p>
+      <w:pPr>
+        <w:numPr>
+          <w:ilvl w:val="0"/>
+          <w:numId w:val="4"/>
+        </w:numPr>
         <w:jc w:val="both"/>
         <w:rPr>
           <w:rFonts w:ascii="Calibri Light" w:hAnsi="Calibri Light" w:cs="Calibri Light"/>
@@ -2450,6 +7872,417 @@
     </w:lvl>
   </w:abstractNum>
   <w:abstractNum w:abstractNumId="1" w15:restartNumberingAfterBreak="0">
+    <w:nsid w:val="08C52C15"/>
+    <w:multiLevelType w:val="multilevel"/>
+    <w:tmpl w:val="DF70886C"/>
+    <w:lvl w:ilvl="0">
+      <w:start w:val="1"/>
+      <w:numFmt w:val="decimal"/>
+      <w:lvlText w:val="%1."/>
+      <w:lvlJc w:val="left"/>
+      <w:pPr>
+        <w:tabs>
+          <w:tab w:val="num" w:pos="720"/>
+        </w:tabs>
+        <w:ind w:left="720" w:hanging="360"/>
+      </w:pPr>
+    </w:lvl>
+    <w:lvl w:ilvl="1" w:tentative="1">
+      <w:start w:val="1"/>
+      <w:numFmt w:val="decimal"/>
+      <w:lvlText w:val="%2."/>
+      <w:lvlJc w:val="left"/>
+      <w:pPr>
+        <w:tabs>
+          <w:tab w:val="num" w:pos="1440"/>
+        </w:tabs>
+        <w:ind w:left="1440" w:hanging="360"/>
+      </w:pPr>
+    </w:lvl>
+    <w:lvl w:ilvl="2" w:tentative="1">
+      <w:start w:val="1"/>
+      <w:numFmt w:val="decimal"/>
+      <w:lvlText w:val="%3."/>
+      <w:lvlJc w:val="left"/>
+      <w:pPr>
+        <w:tabs>
+          <w:tab w:val="num" w:pos="2160"/>
+        </w:tabs>
+        <w:ind w:left="2160" w:hanging="360"/>
+      </w:pPr>
+    </w:lvl>
+    <w:lvl w:ilvl="3" w:tentative="1">
+      <w:start w:val="1"/>
+      <w:numFmt w:val="decimal"/>
+      <w:lvlText w:val="%4."/>
+      <w:lvlJc w:val="left"/>
+      <w:pPr>
+        <w:tabs>
+          <w:tab w:val="num" w:pos="2880"/>
+        </w:tabs>
+        <w:ind w:left="2880" w:hanging="360"/>
+      </w:pPr>
+    </w:lvl>
+    <w:lvl w:ilvl="4" w:tentative="1">
+      <w:start w:val="1"/>
+      <w:numFmt w:val="decimal"/>
+      <w:lvlText w:val="%5."/>
+      <w:lvlJc w:val="left"/>
+      <w:pPr>
+        <w:tabs>
+          <w:tab w:val="num" w:pos="3600"/>
+        </w:tabs>
+        <w:ind w:left="3600" w:hanging="360"/>
+      </w:pPr>
+    </w:lvl>
+    <w:lvl w:ilvl="5" w:tentative="1">
+      <w:start w:val="1"/>
+      <w:numFmt w:val="decimal"/>
+      <w:lvlText w:val="%6."/>
+      <w:lvlJc w:val="left"/>
+      <w:pPr>
+        <w:tabs>
+          <w:tab w:val="num" w:pos="4320"/>
+        </w:tabs>
+        <w:ind w:left="4320" w:hanging="360"/>
+      </w:pPr>
+    </w:lvl>
+    <w:lvl w:ilvl="6" w:tentative="1">
+      <w:start w:val="1"/>
+      <w:numFmt w:val="decimal"/>
+      <w:lvlText w:val="%7."/>
+      <w:lvlJc w:val="left"/>
+      <w:pPr>
+        <w:tabs>
+          <w:tab w:val="num" w:pos="5040"/>
+        </w:tabs>
+        <w:ind w:left="5040" w:hanging="360"/>
+      </w:pPr>
+    </w:lvl>
+    <w:lvl w:ilvl="7" w:tentative="1">
+      <w:start w:val="1"/>
+      <w:numFmt w:val="decimal"/>
+      <w:lvlText w:val="%8."/>
+      <w:lvlJc w:val="left"/>
+      <w:pPr>
+        <w:tabs>
+          <w:tab w:val="num" w:pos="5760"/>
+        </w:tabs>
+        <w:ind w:left="5760" w:hanging="360"/>
+      </w:pPr>
+    </w:lvl>
+    <w:lvl w:ilvl="8" w:tentative="1">
+      <w:start w:val="1"/>
+      <w:numFmt w:val="decimal"/>
+      <w:lvlText w:val="%9."/>
+      <w:lvlJc w:val="left"/>
+      <w:pPr>
+        <w:tabs>
+          <w:tab w:val="num" w:pos="6480"/>
+        </w:tabs>
+        <w:ind w:left="6480" w:hanging="360"/>
+      </w:pPr>
+    </w:lvl>
+  </w:abstractNum>
+  <w:abstractNum w:abstractNumId="2" w15:restartNumberingAfterBreak="0">
+    <w:nsid w:val="0A28579B"/>
+    <w:multiLevelType w:val="multilevel"/>
+    <w:tmpl w:val="57C0E514"/>
+    <w:lvl w:ilvl="0">
+      <w:start w:val="1"/>
+      <w:numFmt w:val="bullet"/>
+      <w:lvlText w:val=""/>
+      <w:lvlJc w:val="left"/>
+      <w:pPr>
+        <w:tabs>
+          <w:tab w:val="num" w:pos="720"/>
+        </w:tabs>
+        <w:ind w:left="720" w:hanging="360"/>
+      </w:pPr>
+      <w:rPr>
+        <w:rFonts w:ascii="Symbol" w:hAnsi="Symbol" w:hint="default"/>
+        <w:sz w:val="20"/>
+      </w:rPr>
+    </w:lvl>
+    <w:lvl w:ilvl="1" w:tentative="1">
+      <w:start w:val="1"/>
+      <w:numFmt w:val="bullet"/>
+      <w:lvlText w:val="o"/>
+      <w:lvlJc w:val="left"/>
+      <w:pPr>
+        <w:tabs>
+          <w:tab w:val="num" w:pos="1440"/>
+        </w:tabs>
+        <w:ind w:left="1440" w:hanging="360"/>
+      </w:pPr>
+      <w:rPr>
+        <w:rFonts w:ascii="Courier New" w:hAnsi="Courier New" w:hint="default"/>
+        <w:sz w:val="20"/>
+      </w:rPr>
+    </w:lvl>
+    <w:lvl w:ilvl="2" w:tentative="1">
+      <w:start w:val="1"/>
+      <w:numFmt w:val="bullet"/>
+      <w:lvlText w:val=""/>
+      <w:lvlJc w:val="left"/>
+      <w:pPr>
+        <w:tabs>
+          <w:tab w:val="num" w:pos="2160"/>
+        </w:tabs>
+        <w:ind w:left="2160" w:hanging="360"/>
+      </w:pPr>
+      <w:rPr>
+        <w:rFonts w:ascii="Wingdings" w:hAnsi="Wingdings" w:hint="default"/>
+        <w:sz w:val="20"/>
+      </w:rPr>
+    </w:lvl>
+    <w:lvl w:ilvl="3" w:tentative="1">
+      <w:start w:val="1"/>
+      <w:numFmt w:val="bullet"/>
+      <w:lvlText w:val=""/>
+      <w:lvlJc w:val="left"/>
+      <w:pPr>
+        <w:tabs>
+          <w:tab w:val="num" w:pos="2880"/>
+        </w:tabs>
+        <w:ind w:left="2880" w:hanging="360"/>
+      </w:pPr>
+      <w:rPr>
+        <w:rFonts w:ascii="Wingdings" w:hAnsi="Wingdings" w:hint="default"/>
+        <w:sz w:val="20"/>
+      </w:rPr>
+    </w:lvl>
+    <w:lvl w:ilvl="4" w:tentative="1">
+      <w:start w:val="1"/>
+      <w:numFmt w:val="bullet"/>
+      <w:lvlText w:val=""/>
+      <w:lvlJc w:val="left"/>
+      <w:pPr>
+        <w:tabs>
+          <w:tab w:val="num" w:pos="3600"/>
+        </w:tabs>
+        <w:ind w:left="3600" w:hanging="360"/>
+      </w:pPr>
+      <w:rPr>
+        <w:rFonts w:ascii="Wingdings" w:hAnsi="Wingdings" w:hint="default"/>
+        <w:sz w:val="20"/>
+      </w:rPr>
+    </w:lvl>
+    <w:lvl w:ilvl="5" w:tentative="1">
+      <w:start w:val="1"/>
+      <w:numFmt w:val="bullet"/>
+      <w:lvlText w:val=""/>
+      <w:lvlJc w:val="left"/>
+      <w:pPr>
+        <w:tabs>
+          <w:tab w:val="num" w:pos="4320"/>
+        </w:tabs>
+        <w:ind w:left="4320" w:hanging="360"/>
+      </w:pPr>
+      <w:rPr>
+        <w:rFonts w:ascii="Wingdings" w:hAnsi="Wingdings" w:hint="default"/>
+        <w:sz w:val="20"/>
+      </w:rPr>
+    </w:lvl>
+    <w:lvl w:ilvl="6" w:tentative="1">
+      <w:start w:val="1"/>
+      <w:numFmt w:val="bullet"/>
+      <w:lvlText w:val=""/>
+      <w:lvlJc w:val="left"/>
+      <w:pPr>
+        <w:tabs>
+          <w:tab w:val="num" w:pos="5040"/>
+        </w:tabs>
+        <w:ind w:left="5040" w:hanging="360"/>
+      </w:pPr>
+      <w:rPr>
+        <w:rFonts w:ascii="Wingdings" w:hAnsi="Wingdings" w:hint="default"/>
+        <w:sz w:val="20"/>
+      </w:rPr>
+    </w:lvl>
+    <w:lvl w:ilvl="7" w:tentative="1">
+      <w:start w:val="1"/>
+      <w:numFmt w:val="bullet"/>
+      <w:lvlText w:val=""/>
+      <w:lvlJc w:val="left"/>
+      <w:pPr>
+        <w:tabs>
+          <w:tab w:val="num" w:pos="5760"/>
+        </w:tabs>
+        <w:ind w:left="5760" w:hanging="360"/>
+      </w:pPr>
+      <w:rPr>
+        <w:rFonts w:ascii="Wingdings" w:hAnsi="Wingdings" w:hint="default"/>
+        <w:sz w:val="20"/>
+      </w:rPr>
+    </w:lvl>
+    <w:lvl w:ilvl="8" w:tentative="1">
+      <w:start w:val="1"/>
+      <w:numFmt w:val="bullet"/>
+      <w:lvlText w:val=""/>
+      <w:lvlJc w:val="left"/>
+      <w:pPr>
+        <w:tabs>
+          <w:tab w:val="num" w:pos="6480"/>
+        </w:tabs>
+        <w:ind w:left="6480" w:hanging="360"/>
+      </w:pPr>
+      <w:rPr>
+        <w:rFonts w:ascii="Wingdings" w:hAnsi="Wingdings" w:hint="default"/>
+        <w:sz w:val="20"/>
+      </w:rPr>
+    </w:lvl>
+  </w:abstractNum>
+  <w:abstractNum w:abstractNumId="3" w15:restartNumberingAfterBreak="0">
+    <w:nsid w:val="0FD2176F"/>
+    <w:multiLevelType w:val="multilevel"/>
+    <w:tmpl w:val="882211DE"/>
+    <w:lvl w:ilvl="0">
+      <w:start w:val="1"/>
+      <w:numFmt w:val="bullet"/>
+      <w:lvlText w:val=""/>
+      <w:lvlJc w:val="left"/>
+      <w:pPr>
+        <w:tabs>
+          <w:tab w:val="num" w:pos="720"/>
+        </w:tabs>
+        <w:ind w:left="720" w:hanging="360"/>
+      </w:pPr>
+      <w:rPr>
+        <w:rFonts w:ascii="Symbol" w:hAnsi="Symbol" w:hint="default"/>
+        <w:sz w:val="20"/>
+      </w:rPr>
+    </w:lvl>
+    <w:lvl w:ilvl="1" w:tentative="1">
+      <w:start w:val="1"/>
+      <w:numFmt w:val="bullet"/>
+      <w:lvlText w:val="o"/>
+      <w:lvlJc w:val="left"/>
+      <w:pPr>
+        <w:tabs>
+          <w:tab w:val="num" w:pos="1440"/>
+        </w:tabs>
+        <w:ind w:left="1440" w:hanging="360"/>
+      </w:pPr>
+      <w:rPr>
+        <w:rFonts w:ascii="Courier New" w:hAnsi="Courier New" w:hint="default"/>
+        <w:sz w:val="20"/>
+      </w:rPr>
+    </w:lvl>
+    <w:lvl w:ilvl="2" w:tentative="1">
+      <w:start w:val="1"/>
+      <w:numFmt w:val="bullet"/>
+      <w:lvlText w:val=""/>
+      <w:lvlJc w:val="left"/>
+      <w:pPr>
+        <w:tabs>
+          <w:tab w:val="num" w:pos="2160"/>
+        </w:tabs>
+        <w:ind w:left="2160" w:hanging="360"/>
+      </w:pPr>
+      <w:rPr>
+        <w:rFonts w:ascii="Wingdings" w:hAnsi="Wingdings" w:hint="default"/>
+        <w:sz w:val="20"/>
+      </w:rPr>
+    </w:lvl>
+    <w:lvl w:ilvl="3" w:tentative="1">
+      <w:start w:val="1"/>
+      <w:numFmt w:val="bullet"/>
+      <w:lvlText w:val=""/>
+      <w:lvlJc w:val="left"/>
+      <w:pPr>
+        <w:tabs>
+          <w:tab w:val="num" w:pos="2880"/>
+        </w:tabs>
+        <w:ind w:left="2880" w:hanging="360"/>
+      </w:pPr>
+      <w:rPr>
+        <w:rFonts w:ascii="Wingdings" w:hAnsi="Wingdings" w:hint="default"/>
+        <w:sz w:val="20"/>
+      </w:rPr>
+    </w:lvl>
+    <w:lvl w:ilvl="4" w:tentative="1">
+      <w:start w:val="1"/>
+      <w:numFmt w:val="bullet"/>
+      <w:lvlText w:val=""/>
+      <w:lvlJc w:val="left"/>
+      <w:pPr>
+        <w:tabs>
+          <w:tab w:val="num" w:pos="3600"/>
+        </w:tabs>
+        <w:ind w:left="3600" w:hanging="360"/>
+      </w:pPr>
+      <w:rPr>
+        <w:rFonts w:ascii="Wingdings" w:hAnsi="Wingdings" w:hint="default"/>
+        <w:sz w:val="20"/>
+      </w:rPr>
+    </w:lvl>
+    <w:lvl w:ilvl="5" w:tentative="1">
+      <w:start w:val="1"/>
+      <w:numFmt w:val="bullet"/>
+      <w:lvlText w:val=""/>
+      <w:lvlJc w:val="left"/>
+      <w:pPr>
+        <w:tabs>
+          <w:tab w:val="num" w:pos="4320"/>
+        </w:tabs>
+        <w:ind w:left="4320" w:hanging="360"/>
+      </w:pPr>
+      <w:rPr>
+        <w:rFonts w:ascii="Wingdings" w:hAnsi="Wingdings" w:hint="default"/>
+        <w:sz w:val="20"/>
+      </w:rPr>
+    </w:lvl>
+    <w:lvl w:ilvl="6" w:tentative="1">
+      <w:start w:val="1"/>
+      <w:numFmt w:val="bullet"/>
+      <w:lvlText w:val=""/>
+      <w:lvlJc w:val="left"/>
+      <w:pPr>
+        <w:tabs>
+          <w:tab w:val="num" w:pos="5040"/>
+        </w:tabs>
+        <w:ind w:left="5040" w:hanging="360"/>
+      </w:pPr>
+      <w:rPr>
+        <w:rFonts w:ascii="Wingdings" w:hAnsi="Wingdings" w:hint="default"/>
+        <w:sz w:val="20"/>
+      </w:rPr>
+    </w:lvl>
+    <w:lvl w:ilvl="7" w:tentative="1">
+      <w:start w:val="1"/>
+      <w:numFmt w:val="bullet"/>
+      <w:lvlText w:val=""/>
+      <w:lvlJc w:val="left"/>
+      <w:pPr>
+        <w:tabs>
+          <w:tab w:val="num" w:pos="5760"/>
+        </w:tabs>
+        <w:ind w:left="5760" w:hanging="360"/>
+      </w:pPr>
+      <w:rPr>
+        <w:rFonts w:ascii="Wingdings" w:hAnsi="Wingdings" w:hint="default"/>
+        <w:sz w:val="20"/>
+      </w:rPr>
+    </w:lvl>
+    <w:lvl w:ilvl="8" w:tentative="1">
+      <w:start w:val="1"/>
+      <w:numFmt w:val="bullet"/>
+      <w:lvlText w:val=""/>
+      <w:lvlJc w:val="left"/>
+      <w:pPr>
+        <w:tabs>
+          <w:tab w:val="num" w:pos="6480"/>
+        </w:tabs>
+        <w:ind w:left="6480" w:hanging="360"/>
+      </w:pPr>
+      <w:rPr>
+        <w:rFonts w:ascii="Wingdings" w:hAnsi="Wingdings" w:hint="default"/>
+        <w:sz w:val="20"/>
+      </w:rPr>
+    </w:lvl>
+  </w:abstractNum>
+  <w:abstractNum w:abstractNumId="4" w15:restartNumberingAfterBreak="0">
     <w:nsid w:val="1C5E6F9D"/>
     <w:multiLevelType w:val="multilevel"/>
     <w:tmpl w:val="328A2C62"/>
@@ -2562,7 +8395,156 @@
       </w:rPr>
     </w:lvl>
   </w:abstractNum>
-  <w:abstractNum w:abstractNumId="2" w15:restartNumberingAfterBreak="0">
+  <w:abstractNum w:abstractNumId="5" w15:restartNumberingAfterBreak="0">
+    <w:nsid w:val="25F31E02"/>
+    <w:multiLevelType w:val="multilevel"/>
+    <w:tmpl w:val="CC6CC2C6"/>
+    <w:lvl w:ilvl="0">
+      <w:start w:val="1"/>
+      <w:numFmt w:val="bullet"/>
+      <w:lvlText w:val=""/>
+      <w:lvlJc w:val="left"/>
+      <w:pPr>
+        <w:tabs>
+          <w:tab w:val="num" w:pos="720"/>
+        </w:tabs>
+        <w:ind w:left="720" w:hanging="360"/>
+      </w:pPr>
+      <w:rPr>
+        <w:rFonts w:ascii="Symbol" w:hAnsi="Symbol" w:hint="default"/>
+        <w:sz w:val="20"/>
+      </w:rPr>
+    </w:lvl>
+    <w:lvl w:ilvl="1">
+      <w:start w:val="1"/>
+      <w:numFmt w:val="bullet"/>
+      <w:lvlText w:val="o"/>
+      <w:lvlJc w:val="left"/>
+      <w:pPr>
+        <w:tabs>
+          <w:tab w:val="num" w:pos="1440"/>
+        </w:tabs>
+        <w:ind w:left="1440" w:hanging="360"/>
+      </w:pPr>
+      <w:rPr>
+        <w:rFonts w:ascii="Courier New" w:hAnsi="Courier New" w:hint="default"/>
+        <w:sz w:val="20"/>
+      </w:rPr>
+    </w:lvl>
+    <w:lvl w:ilvl="2" w:tentative="1">
+      <w:start w:val="1"/>
+      <w:numFmt w:val="bullet"/>
+      <w:lvlText w:val=""/>
+      <w:lvlJc w:val="left"/>
+      <w:pPr>
+        <w:tabs>
+          <w:tab w:val="num" w:pos="2160"/>
+        </w:tabs>
+        <w:ind w:left="2160" w:hanging="360"/>
+      </w:pPr>
+      <w:rPr>
+        <w:rFonts w:ascii="Wingdings" w:hAnsi="Wingdings" w:hint="default"/>
+        <w:sz w:val="20"/>
+      </w:rPr>
+    </w:lvl>
+    <w:lvl w:ilvl="3" w:tentative="1">
+      <w:start w:val="1"/>
+      <w:numFmt w:val="bullet"/>
+      <w:lvlText w:val=""/>
+      <w:lvlJc w:val="left"/>
+      <w:pPr>
+        <w:tabs>
+          <w:tab w:val="num" w:pos="2880"/>
+        </w:tabs>
+        <w:ind w:left="2880" w:hanging="360"/>
+      </w:pPr>
+      <w:rPr>
+        <w:rFonts w:ascii="Wingdings" w:hAnsi="Wingdings" w:hint="default"/>
+        <w:sz w:val="20"/>
+      </w:rPr>
+    </w:lvl>
+    <w:lvl w:ilvl="4" w:tentative="1">
+      <w:start w:val="1"/>
+      <w:numFmt w:val="bullet"/>
+      <w:lvlText w:val=""/>
+      <w:lvlJc w:val="left"/>
+      <w:pPr>
+        <w:tabs>
+          <w:tab w:val="num" w:pos="3600"/>
+        </w:tabs>
+        <w:ind w:left="3600" w:hanging="360"/>
+      </w:pPr>
+      <w:rPr>
+        <w:rFonts w:ascii="Wingdings" w:hAnsi="Wingdings" w:hint="default"/>
+        <w:sz w:val="20"/>
+      </w:rPr>
+    </w:lvl>
+    <w:lvl w:ilvl="5" w:tentative="1">
+      <w:start w:val="1"/>
+      <w:numFmt w:val="bullet"/>
+      <w:lvlText w:val=""/>
+      <w:lvlJc w:val="left"/>
+      <w:pPr>
+        <w:tabs>
+          <w:tab w:val="num" w:pos="4320"/>
+        </w:tabs>
+        <w:ind w:left="4320" w:hanging="360"/>
+      </w:pPr>
+      <w:rPr>
+        <w:rFonts w:ascii="Wingdings" w:hAnsi="Wingdings" w:hint="default"/>
+        <w:sz w:val="20"/>
+      </w:rPr>
+    </w:lvl>
+    <w:lvl w:ilvl="6" w:tentative="1">
+      <w:start w:val="1"/>
+      <w:numFmt w:val="bullet"/>
+      <w:lvlText w:val=""/>
+      <w:lvlJc w:val="left"/>
+      <w:pPr>
+        <w:tabs>
+          <w:tab w:val="num" w:pos="5040"/>
+        </w:tabs>
+        <w:ind w:left="5040" w:hanging="360"/>
+      </w:pPr>
+      <w:rPr>
+        <w:rFonts w:ascii="Wingdings" w:hAnsi="Wingdings" w:hint="default"/>
+        <w:sz w:val="20"/>
+      </w:rPr>
+    </w:lvl>
+    <w:lvl w:ilvl="7" w:tentative="1">
+      <w:start w:val="1"/>
+      <w:numFmt w:val="bullet"/>
+      <w:lvlText w:val=""/>
+      <w:lvlJc w:val="left"/>
+      <w:pPr>
+        <w:tabs>
+          <w:tab w:val="num" w:pos="5760"/>
+        </w:tabs>
+        <w:ind w:left="5760" w:hanging="360"/>
+      </w:pPr>
+      <w:rPr>
+        <w:rFonts w:ascii="Wingdings" w:hAnsi="Wingdings" w:hint="default"/>
+        <w:sz w:val="20"/>
+      </w:rPr>
+    </w:lvl>
+    <w:lvl w:ilvl="8" w:tentative="1">
+      <w:start w:val="1"/>
+      <w:numFmt w:val="bullet"/>
+      <w:lvlText w:val=""/>
+      <w:lvlJc w:val="left"/>
+      <w:pPr>
+        <w:tabs>
+          <w:tab w:val="num" w:pos="6480"/>
+        </w:tabs>
+        <w:ind w:left="6480" w:hanging="360"/>
+      </w:pPr>
+      <w:rPr>
+        <w:rFonts w:ascii="Wingdings" w:hAnsi="Wingdings" w:hint="default"/>
+        <w:sz w:val="20"/>
+      </w:rPr>
+    </w:lvl>
+  </w:abstractNum>
+  <w:abstractNum w:abstractNumId="6" w15:restartNumberingAfterBreak="0">
     <w:nsid w:val="2F685222"/>
     <w:multiLevelType w:val="multilevel"/>
     <w:tmpl w:val="754676CE"/>
@@ -2711,7 +8693,7 @@
       </w:rPr>
     </w:lvl>
   </w:abstractNum>
-  <w:abstractNum w:abstractNumId="3" w15:restartNumberingAfterBreak="0">
+  <w:abstractNum w:abstractNumId="7" w15:restartNumberingAfterBreak="0">
     <w:nsid w:val="369827BC"/>
     <w:multiLevelType w:val="multilevel"/>
     <w:tmpl w:val="2DE8955E"/>
@@ -2824,7 +8806,7 @@
       </w:rPr>
     </w:lvl>
   </w:abstractNum>
-  <w:abstractNum w:abstractNumId="4" w15:restartNumberingAfterBreak="0">
+  <w:abstractNum w:abstractNumId="8" w15:restartNumberingAfterBreak="0">
     <w:nsid w:val="3FA429FE"/>
     <w:multiLevelType w:val="hybridMultilevel"/>
     <w:tmpl w:val="DF8477A2"/>
@@ -2913,7 +8895,7 @@
       </w:pPr>
     </w:lvl>
   </w:abstractNum>
-  <w:abstractNum w:abstractNumId="5" w15:restartNumberingAfterBreak="0">
+  <w:abstractNum w:abstractNumId="9" w15:restartNumberingAfterBreak="0">
     <w:nsid w:val="5A2C00E9"/>
     <w:multiLevelType w:val="multilevel"/>
     <w:tmpl w:val="1CA07AB8"/>
@@ -3026,7 +9008,305 @@
       </w:rPr>
     </w:lvl>
   </w:abstractNum>
-  <w:abstractNum w:abstractNumId="6" w15:restartNumberingAfterBreak="0">
+  <w:abstractNum w:abstractNumId="10" w15:restartNumberingAfterBreak="0">
+    <w:nsid w:val="5A6D45F6"/>
+    <w:multiLevelType w:val="multilevel"/>
+    <w:tmpl w:val="767CD8FA"/>
+    <w:lvl w:ilvl="0">
+      <w:start w:val="1"/>
+      <w:numFmt w:val="bullet"/>
+      <w:lvlText w:val=""/>
+      <w:lvlJc w:val="left"/>
+      <w:pPr>
+        <w:tabs>
+          <w:tab w:val="num" w:pos="720"/>
+        </w:tabs>
+        <w:ind w:left="720" w:hanging="360"/>
+      </w:pPr>
+      <w:rPr>
+        <w:rFonts w:ascii="Symbol" w:hAnsi="Symbol" w:hint="default"/>
+        <w:sz w:val="20"/>
+      </w:rPr>
+    </w:lvl>
+    <w:lvl w:ilvl="1" w:tentative="1">
+      <w:start w:val="1"/>
+      <w:numFmt w:val="bullet"/>
+      <w:lvlText w:val="o"/>
+      <w:lvlJc w:val="left"/>
+      <w:pPr>
+        <w:tabs>
+          <w:tab w:val="num" w:pos="1440"/>
+        </w:tabs>
+        <w:ind w:left="1440" w:hanging="360"/>
+      </w:pPr>
+      <w:rPr>
+        <w:rFonts w:ascii="Courier New" w:hAnsi="Courier New" w:hint="default"/>
+        <w:sz w:val="20"/>
+      </w:rPr>
+    </w:lvl>
+    <w:lvl w:ilvl="2" w:tentative="1">
+      <w:start w:val="1"/>
+      <w:numFmt w:val="bullet"/>
+      <w:lvlText w:val=""/>
+      <w:lvlJc w:val="left"/>
+      <w:pPr>
+        <w:tabs>
+          <w:tab w:val="num" w:pos="2160"/>
+        </w:tabs>
+        <w:ind w:left="2160" w:hanging="360"/>
+      </w:pPr>
+      <w:rPr>
+        <w:rFonts w:ascii="Wingdings" w:hAnsi="Wingdings" w:hint="default"/>
+        <w:sz w:val="20"/>
+      </w:rPr>
+    </w:lvl>
+    <w:lvl w:ilvl="3" w:tentative="1">
+      <w:start w:val="1"/>
+      <w:numFmt w:val="bullet"/>
+      <w:lvlText w:val=""/>
+      <w:lvlJc w:val="left"/>
+      <w:pPr>
+        <w:tabs>
+          <w:tab w:val="num" w:pos="2880"/>
+        </w:tabs>
+        <w:ind w:left="2880" w:hanging="360"/>
+      </w:pPr>
+      <w:rPr>
+        <w:rFonts w:ascii="Wingdings" w:hAnsi="Wingdings" w:hint="default"/>
+        <w:sz w:val="20"/>
+      </w:rPr>
+    </w:lvl>
+    <w:lvl w:ilvl="4" w:tentative="1">
+      <w:start w:val="1"/>
+      <w:numFmt w:val="bullet"/>
+      <w:lvlText w:val=""/>
+      <w:lvlJc w:val="left"/>
+      <w:pPr>
+        <w:tabs>
+          <w:tab w:val="num" w:pos="3600"/>
+        </w:tabs>
+        <w:ind w:left="3600" w:hanging="360"/>
+      </w:pPr>
+      <w:rPr>
+        <w:rFonts w:ascii="Wingdings" w:hAnsi="Wingdings" w:hint="default"/>
+        <w:sz w:val="20"/>
+      </w:rPr>
+    </w:lvl>
+    <w:lvl w:ilvl="5" w:tentative="1">
+      <w:start w:val="1"/>
+      <w:numFmt w:val="bullet"/>
+      <w:lvlText w:val=""/>
+      <w:lvlJc w:val="left"/>
+      <w:pPr>
+        <w:tabs>
+          <w:tab w:val="num" w:pos="4320"/>
+        </w:tabs>
+        <w:ind w:left="4320" w:hanging="360"/>
+      </w:pPr>
+      <w:rPr>
+        <w:rFonts w:ascii="Wingdings" w:hAnsi="Wingdings" w:hint="default"/>
+        <w:sz w:val="20"/>
+      </w:rPr>
+    </w:lvl>
+    <w:lvl w:ilvl="6" w:tentative="1">
+      <w:start w:val="1"/>
+      <w:numFmt w:val="bullet"/>
+      <w:lvlText w:val=""/>
+      <w:lvlJc w:val="left"/>
+      <w:pPr>
+        <w:tabs>
+          <w:tab w:val="num" w:pos="5040"/>
+        </w:tabs>
+        <w:ind w:left="5040" w:hanging="360"/>
+      </w:pPr>
+      <w:rPr>
+        <w:rFonts w:ascii="Wingdings" w:hAnsi="Wingdings" w:hint="default"/>
+        <w:sz w:val="20"/>
+      </w:rPr>
+    </w:lvl>
+    <w:lvl w:ilvl="7" w:tentative="1">
+      <w:start w:val="1"/>
+      <w:numFmt w:val="bullet"/>
+      <w:lvlText w:val=""/>
+      <w:lvlJc w:val="left"/>
+      <w:pPr>
+        <w:tabs>
+          <w:tab w:val="num" w:pos="5760"/>
+        </w:tabs>
+        <w:ind w:left="5760" w:hanging="360"/>
+      </w:pPr>
+      <w:rPr>
+        <w:rFonts w:ascii="Wingdings" w:hAnsi="Wingdings" w:hint="default"/>
+        <w:sz w:val="20"/>
+      </w:rPr>
+    </w:lvl>
+    <w:lvl w:ilvl="8" w:tentative="1">
+      <w:start w:val="1"/>
+      <w:numFmt w:val="bullet"/>
+      <w:lvlText w:val=""/>
+      <w:lvlJc w:val="left"/>
+      <w:pPr>
+        <w:tabs>
+          <w:tab w:val="num" w:pos="6480"/>
+        </w:tabs>
+        <w:ind w:left="6480" w:hanging="360"/>
+      </w:pPr>
+      <w:rPr>
+        <w:rFonts w:ascii="Wingdings" w:hAnsi="Wingdings" w:hint="default"/>
+        <w:sz w:val="20"/>
+      </w:rPr>
+    </w:lvl>
+  </w:abstractNum>
+  <w:abstractNum w:abstractNumId="11" w15:restartNumberingAfterBreak="0">
+    <w:nsid w:val="6F670C8E"/>
+    <w:multiLevelType w:val="multilevel"/>
+    <w:tmpl w:val="984E7366"/>
+    <w:lvl w:ilvl="0">
+      <w:start w:val="1"/>
+      <w:numFmt w:val="bullet"/>
+      <w:lvlText w:val=""/>
+      <w:lvlJc w:val="left"/>
+      <w:pPr>
+        <w:tabs>
+          <w:tab w:val="num" w:pos="720"/>
+        </w:tabs>
+        <w:ind w:left="720" w:hanging="360"/>
+      </w:pPr>
+      <w:rPr>
+        <w:rFonts w:ascii="Symbol" w:hAnsi="Symbol" w:hint="default"/>
+        <w:sz w:val="20"/>
+      </w:rPr>
+    </w:lvl>
+    <w:lvl w:ilvl="1" w:tentative="1">
+      <w:start w:val="1"/>
+      <w:numFmt w:val="bullet"/>
+      <w:lvlText w:val="o"/>
+      <w:lvlJc w:val="left"/>
+      <w:pPr>
+        <w:tabs>
+          <w:tab w:val="num" w:pos="1440"/>
+        </w:tabs>
+        <w:ind w:left="1440" w:hanging="360"/>
+      </w:pPr>
+      <w:rPr>
+        <w:rFonts w:ascii="Courier New" w:hAnsi="Courier New" w:hint="default"/>
+        <w:sz w:val="20"/>
+      </w:rPr>
+    </w:lvl>
+    <w:lvl w:ilvl="2" w:tentative="1">
+      <w:start w:val="1"/>
+      <w:numFmt w:val="bullet"/>
+      <w:lvlText w:val=""/>
+      <w:lvlJc w:val="left"/>
+      <w:pPr>
+        <w:tabs>
+          <w:tab w:val="num" w:pos="2160"/>
+        </w:tabs>
+        <w:ind w:left="2160" w:hanging="360"/>
+      </w:pPr>
+      <w:rPr>
+        <w:rFonts w:ascii="Wingdings" w:hAnsi="Wingdings" w:hint="default"/>
+        <w:sz w:val="20"/>
+      </w:rPr>
+    </w:lvl>
+    <w:lvl w:ilvl="3" w:tentative="1">
+      <w:start w:val="1"/>
+      <w:numFmt w:val="bullet"/>
+      <w:lvlText w:val=""/>
+      <w:lvlJc w:val="left"/>
+      <w:pPr>
+        <w:tabs>
+          <w:tab w:val="num" w:pos="2880"/>
+        </w:tabs>
+        <w:ind w:left="2880" w:hanging="360"/>
+      </w:pPr>
+      <w:rPr>
+        <w:rFonts w:ascii="Wingdings" w:hAnsi="Wingdings" w:hint="default"/>
+        <w:sz w:val="20"/>
+      </w:rPr>
+    </w:lvl>
+    <w:lvl w:ilvl="4" w:tentative="1">
+      <w:start w:val="1"/>
+      <w:numFmt w:val="bullet"/>
+      <w:lvlText w:val=""/>
+      <w:lvlJc w:val="left"/>
+      <w:pPr>
+        <w:tabs>
+          <w:tab w:val="num" w:pos="3600"/>
+        </w:tabs>
+        <w:ind w:left="3600" w:hanging="360"/>
+      </w:pPr>
+      <w:rPr>
+        <w:rFonts w:ascii="Wingdings" w:hAnsi="Wingdings" w:hint="default"/>
+        <w:sz w:val="20"/>
+      </w:rPr>
+    </w:lvl>
+    <w:lvl w:ilvl="5" w:tentative="1">
+      <w:start w:val="1"/>
+      <w:numFmt w:val="bullet"/>
+      <w:lvlText w:val=""/>
+      <w:lvlJc w:val="left"/>
+      <w:pPr>
+        <w:tabs>
+          <w:tab w:val="num" w:pos="4320"/>
+        </w:tabs>
+        <w:ind w:left="4320" w:hanging="360"/>
+      </w:pPr>
+      <w:rPr>
+        <w:rFonts w:ascii="Wingdings" w:hAnsi="Wingdings" w:hint="default"/>
+        <w:sz w:val="20"/>
+      </w:rPr>
+    </w:lvl>
+    <w:lvl w:ilvl="6" w:tentative="1">
+      <w:start w:val="1"/>
+      <w:numFmt w:val="bullet"/>
+      <w:lvlText w:val=""/>
+      <w:lvlJc w:val="left"/>
+      <w:pPr>
+        <w:tabs>
+          <w:tab w:val="num" w:pos="5040"/>
+        </w:tabs>
+        <w:ind w:left="5040" w:hanging="360"/>
+      </w:pPr>
+      <w:rPr>
+        <w:rFonts w:ascii="Wingdings" w:hAnsi="Wingdings" w:hint="default"/>
+        <w:sz w:val="20"/>
+      </w:rPr>
+    </w:lvl>
+    <w:lvl w:ilvl="7" w:tentative="1">
+      <w:start w:val="1"/>
+      <w:numFmt w:val="bullet"/>
+      <w:lvlText w:val=""/>
+      <w:lvlJc w:val="left"/>
+      <w:pPr>
+        <w:tabs>
+          <w:tab w:val="num" w:pos="5760"/>
+        </w:tabs>
+        <w:ind w:left="5760" w:hanging="360"/>
+      </w:pPr>
+      <w:rPr>
+        <w:rFonts w:ascii="Wingdings" w:hAnsi="Wingdings" w:hint="default"/>
+        <w:sz w:val="20"/>
+      </w:rPr>
+    </w:lvl>
+    <w:lvl w:ilvl="8" w:tentative="1">
+      <w:start w:val="1"/>
+      <w:numFmt w:val="bullet"/>
+      <w:lvlText w:val=""/>
+      <w:lvlJc w:val="left"/>
+      <w:pPr>
+        <w:tabs>
+          <w:tab w:val="num" w:pos="6480"/>
+        </w:tabs>
+        <w:ind w:left="6480" w:hanging="360"/>
+      </w:pPr>
+      <w:rPr>
+        <w:rFonts w:ascii="Wingdings" w:hAnsi="Wingdings" w:hint="default"/>
+        <w:sz w:val="20"/>
+      </w:rPr>
+    </w:lvl>
+  </w:abstractNum>
+  <w:abstractNum w:abstractNumId="12" w15:restartNumberingAfterBreak="0">
     <w:nsid w:val="77BC43FB"/>
     <w:multiLevelType w:val="multilevel"/>
     <w:tmpl w:val="8064E15A"/>
@@ -3176,25 +9456,43 @@
     </w:lvl>
   </w:abstractNum>
   <w:num w:numId="1" w16cid:durableId="1155143386">
-    <w:abstractNumId w:val="1"/>
+    <w:abstractNumId w:val="4"/>
   </w:num>
   <w:num w:numId="2" w16cid:durableId="773549423">
-    <w:abstractNumId w:val="5"/>
+    <w:abstractNumId w:val="9"/>
   </w:num>
   <w:num w:numId="3" w16cid:durableId="550074517">
-    <w:abstractNumId w:val="3"/>
+    <w:abstractNumId w:val="7"/>
   </w:num>
   <w:num w:numId="4" w16cid:durableId="1859343286">
+    <w:abstractNumId w:val="12"/>
+  </w:num>
+  <w:num w:numId="5" w16cid:durableId="803816852">
     <w:abstractNumId w:val="6"/>
   </w:num>
-  <w:num w:numId="5" w16cid:durableId="803816852">
-    <w:abstractNumId w:val="2"/>
-  </w:num>
   <w:num w:numId="6" w16cid:durableId="1061945359">
-    <w:abstractNumId w:val="4"/>
+    <w:abstractNumId w:val="8"/>
   </w:num>
   <w:num w:numId="7" w16cid:durableId="1320575209">
     <w:abstractNumId w:val="0"/>
+  </w:num>
+  <w:num w:numId="8" w16cid:durableId="1559128534">
+    <w:abstractNumId w:val="2"/>
+  </w:num>
+  <w:num w:numId="9" w16cid:durableId="1679888738">
+    <w:abstractNumId w:val="3"/>
+  </w:num>
+  <w:num w:numId="10" w16cid:durableId="285704175">
+    <w:abstractNumId w:val="1"/>
+  </w:num>
+  <w:num w:numId="11" w16cid:durableId="1173104311">
+    <w:abstractNumId w:val="10"/>
+  </w:num>
+  <w:num w:numId="12" w16cid:durableId="915284899">
+    <w:abstractNumId w:val="11"/>
+  </w:num>
+  <w:num w:numId="13" w16cid:durableId="1843472217">
+    <w:abstractNumId w:val="5"/>
   </w:num>
 </w:numbering>
 </file>
@@ -3623,7 +9921,6 @@
     <w:basedOn w:val="Normal"/>
     <w:next w:val="Normal"/>
     <w:uiPriority w:val="9"/>
-    <w:semiHidden/>
     <w:unhideWhenUsed/>
     <w:qFormat/>
     <w:pPr>
@@ -3644,7 +9941,6 @@
     <w:basedOn w:val="Normal"/>
     <w:next w:val="Normal"/>
     <w:uiPriority w:val="9"/>
-    <w:semiHidden/>
     <w:unhideWhenUsed/>
     <w:qFormat/>
     <w:pPr>
@@ -3892,7 +10188,6 @@
     <w:name w:val="Título 2 Char"/>
     <w:basedOn w:val="Fontepargpadro"/>
     <w:uiPriority w:val="9"/>
-    <w:semiHidden/>
     <w:rsid w:val="00EA6ABD"/>
     <w:rPr>
       <w:rFonts w:asciiTheme="majorHAnsi" w:eastAsiaTheme="majorEastAsia" w:hAnsiTheme="majorHAnsi" w:cstheme="majorBidi"/>
@@ -3905,7 +10200,6 @@
     <w:name w:val="Título 3 Char"/>
     <w:basedOn w:val="Fontepargpadro"/>
     <w:uiPriority w:val="9"/>
-    <w:semiHidden/>
     <w:rsid w:val="00EA6ABD"/>
     <w:rPr>
       <w:rFonts w:eastAsiaTheme="majorEastAsia" w:cstheme="majorBidi"/>
@@ -4614,6 +10908,138 @@
       </w:tblCellMar>
     </w:tblPr>
   </w:style>
+  <w:style w:type="character" w:styleId="CdigoHTML">
+    <w:name w:val="HTML Code"/>
+    <w:basedOn w:val="Fontepargpadro"/>
+    <w:uiPriority w:val="99"/>
+    <w:semiHidden/>
+    <w:unhideWhenUsed/>
+    <w:rsid w:val="007947A2"/>
+    <w:rPr>
+      <w:rFonts w:ascii="Courier New" w:eastAsia="Times New Roman" w:hAnsi="Courier New" w:cs="Courier New"/>
+      <w:sz w:val="20"/>
+      <w:szCs w:val="20"/>
+    </w:rPr>
+  </w:style>
+  <w:style w:type="character" w:customStyle="1" w:styleId="ng-tns-c2824752589-276">
+    <w:name w:val="ng-tns-c2824752589-276"/>
+    <w:basedOn w:val="Fontepargpadro"/>
+    <w:rsid w:val="007947A2"/>
+  </w:style>
+  <w:style w:type="paragraph" w:styleId="Pr-formataoHTML">
+    <w:name w:val="HTML Preformatted"/>
+    <w:basedOn w:val="Normal"/>
+    <w:link w:val="Pr-formataoHTMLChar"/>
+    <w:uiPriority w:val="99"/>
+    <w:semiHidden/>
+    <w:unhideWhenUsed/>
+    <w:rsid w:val="007947A2"/>
+    <w:pPr>
+      <w:tabs>
+        <w:tab w:val="left" w:pos="916"/>
+        <w:tab w:val="left" w:pos="1832"/>
+        <w:tab w:val="left" w:pos="2748"/>
+        <w:tab w:val="left" w:pos="3664"/>
+        <w:tab w:val="left" w:pos="4580"/>
+        <w:tab w:val="left" w:pos="5496"/>
+        <w:tab w:val="left" w:pos="6412"/>
+        <w:tab w:val="left" w:pos="7328"/>
+        <w:tab w:val="left" w:pos="8244"/>
+        <w:tab w:val="left" w:pos="9160"/>
+        <w:tab w:val="left" w:pos="10076"/>
+        <w:tab w:val="left" w:pos="10992"/>
+        <w:tab w:val="left" w:pos="11908"/>
+        <w:tab w:val="left" w:pos="12824"/>
+        <w:tab w:val="left" w:pos="13740"/>
+        <w:tab w:val="left" w:pos="14656"/>
+      </w:tabs>
+      <w:spacing w:line="240" w:lineRule="auto"/>
+      <w:ind w:firstLine="0"/>
+    </w:pPr>
+    <w:rPr>
+      <w:rFonts w:ascii="Courier New" w:hAnsi="Courier New" w:cs="Courier New"/>
+      <w:sz w:val="20"/>
+      <w:szCs w:val="20"/>
+    </w:rPr>
+  </w:style>
+  <w:style w:type="character" w:customStyle="1" w:styleId="Pr-formataoHTMLChar">
+    <w:name w:val="Pré-formatação HTML Char"/>
+    <w:basedOn w:val="Fontepargpadro"/>
+    <w:link w:val="Pr-formataoHTML"/>
+    <w:uiPriority w:val="99"/>
+    <w:semiHidden/>
+    <w:rsid w:val="007947A2"/>
+    <w:rPr>
+      <w:rFonts w:ascii="Courier New" w:hAnsi="Courier New" w:cs="Courier New"/>
+      <w:sz w:val="20"/>
+      <w:szCs w:val="20"/>
+    </w:rPr>
+  </w:style>
+  <w:style w:type="character" w:customStyle="1" w:styleId="hljs-comment">
+    <w:name w:val="hljs-comment"/>
+    <w:basedOn w:val="Fontepargpadro"/>
+    <w:rsid w:val="007947A2"/>
+  </w:style>
+  <w:style w:type="character" w:customStyle="1" w:styleId="hljs-keyword">
+    <w:name w:val="hljs-keyword"/>
+    <w:basedOn w:val="Fontepargpadro"/>
+    <w:rsid w:val="007947A2"/>
+  </w:style>
+  <w:style w:type="character" w:customStyle="1" w:styleId="hljs-variable">
+    <w:name w:val="hljs-variable"/>
+    <w:basedOn w:val="Fontepargpadro"/>
+    <w:rsid w:val="007947A2"/>
+  </w:style>
+  <w:style w:type="character" w:customStyle="1" w:styleId="hljs-operator">
+    <w:name w:val="hljs-operator"/>
+    <w:basedOn w:val="Fontepargpadro"/>
+    <w:rsid w:val="007947A2"/>
+  </w:style>
+  <w:style w:type="character" w:customStyle="1" w:styleId="hljs-number">
+    <w:name w:val="hljs-number"/>
+    <w:basedOn w:val="Fontepargpadro"/>
+    <w:rsid w:val="007947A2"/>
+  </w:style>
+  <w:style w:type="character" w:customStyle="1" w:styleId="hljs-string">
+    <w:name w:val="hljs-string"/>
+    <w:basedOn w:val="Fontepargpadro"/>
+    <w:rsid w:val="007947A2"/>
+  </w:style>
+  <w:style w:type="character" w:customStyle="1" w:styleId="hljs-type">
+    <w:name w:val="hljs-type"/>
+    <w:basedOn w:val="Fontepargpadro"/>
+    <w:rsid w:val="007947A2"/>
+  </w:style>
+  <w:style w:type="character" w:customStyle="1" w:styleId="ng-tns-c2824752589-277">
+    <w:name w:val="ng-tns-c2824752589-277"/>
+    <w:basedOn w:val="Fontepargpadro"/>
+    <w:rsid w:val="007947A2"/>
+  </w:style>
+  <w:style w:type="character" w:customStyle="1" w:styleId="ng-tns-c2824752589-278">
+    <w:name w:val="ng-tns-c2824752589-278"/>
+    <w:basedOn w:val="Fontepargpadro"/>
+    <w:rsid w:val="007947A2"/>
+  </w:style>
+  <w:style w:type="character" w:customStyle="1" w:styleId="hljs-builtin">
+    <w:name w:val="hljs-built_in"/>
+    <w:basedOn w:val="Fontepargpadro"/>
+    <w:rsid w:val="007947A2"/>
+  </w:style>
+  <w:style w:type="character" w:customStyle="1" w:styleId="ng-tns-c2824752589-279">
+    <w:name w:val="ng-tns-c2824752589-279"/>
+    <w:basedOn w:val="Fontepargpadro"/>
+    <w:rsid w:val="007947A2"/>
+  </w:style>
+  <w:style w:type="character" w:customStyle="1" w:styleId="ng-tns-c2824752589-280">
+    <w:name w:val="ng-tns-c2824752589-280"/>
+    <w:basedOn w:val="Fontepargpadro"/>
+    <w:rsid w:val="007947A2"/>
+  </w:style>
+  <w:style w:type="character" w:customStyle="1" w:styleId="ng-tns-c2824752589-281">
+    <w:name w:val="ng-tns-c2824752589-281"/>
+    <w:basedOn w:val="Fontepargpadro"/>
+    <w:rsid w:val="007947A2"/>
+  </w:style>
 </w:styles>
 </file>
 

--- a/Respostas Avaliação Prática – Banco de Dados - Copia.docx
+++ b/Respostas Avaliação Prática – Banco de Dados - Copia.docx
@@ -952,8 +952,6 @@
     <w:p>
       <w:pPr>
         <w:pStyle w:val="PargrafodaLista"/>
-        <w:ind w:left="358" w:firstLine="0"/>
-        <w:jc w:val="both"/>
         <w:rPr>
           <w:b/>
           <w:bCs/>
@@ -1234,7 +1232,7 @@
           <w:sz w:val="20"/>
           <w:szCs w:val="20"/>
         </w:rPr>
-        <w:t>Servidor (</w:t>
+        <w:t xml:space="preserve">Servidor (SGBD): O </w:t>
       </w:r>
       <w:proofErr w:type="spellStart"/>
       <w:r>
@@ -1244,7 +1242,7 @@
           <w:sz w:val="20"/>
           <w:szCs w:val="20"/>
         </w:rPr>
-        <w:t>Backend</w:t>
+        <w:t>MariaDB</w:t>
       </w:r>
       <w:proofErr w:type="spellEnd"/>
       <w:r>
@@ -1254,7 +1252,7 @@
           <w:sz w:val="20"/>
           <w:szCs w:val="20"/>
         </w:rPr>
-        <w:t xml:space="preserve">/SGBD): O serviço </w:t>
+        <w:t xml:space="preserve"> executado localmente na porta 3306 via XAMPP </w:t>
       </w:r>
       <w:proofErr w:type="spellStart"/>
       <w:r>
@@ -1264,7 +1262,7 @@
           <w:sz w:val="20"/>
           <w:szCs w:val="20"/>
         </w:rPr>
-        <w:t>MariaDB</w:t>
+        <w:t>Control</w:t>
       </w:r>
       <w:proofErr w:type="spellEnd"/>
       <w:r>
@@ -1274,7 +1272,7 @@
           <w:sz w:val="20"/>
           <w:szCs w:val="20"/>
         </w:rPr>
-        <w:t xml:space="preserve">/MySQL rodando localmente na porta 3306 via XAMPP </w:t>
+        <w:t xml:space="preserve"> </w:t>
       </w:r>
       <w:proofErr w:type="spellStart"/>
       <w:r>
@@ -1284,7 +1282,7 @@
           <w:sz w:val="20"/>
           <w:szCs w:val="20"/>
         </w:rPr>
-        <w:t>Control</w:t>
+        <w:t>Panel</w:t>
       </w:r>
       <w:proofErr w:type="spellEnd"/>
       <w:r>
@@ -1294,27 +1292,7 @@
           <w:sz w:val="20"/>
           <w:szCs w:val="20"/>
         </w:rPr>
-        <w:t xml:space="preserve"> </w:t>
-      </w:r>
-      <w:proofErr w:type="spellStart"/>
-      <w:r>
-        <w:rPr>
-          <w:b/>
-          <w:bCs/>
-          <w:sz w:val="20"/>
-          <w:szCs w:val="20"/>
-        </w:rPr>
-        <w:t>Panel</w:t>
-      </w:r>
-      <w:proofErr w:type="spellEnd"/>
-      <w:r>
-        <w:rPr>
-          <w:b/>
-          <w:bCs/>
-          <w:sz w:val="20"/>
-          <w:szCs w:val="20"/>
-        </w:rPr>
-        <w:t>, responsável por processar requisições SQL, manter a integridade transacional (ACID) e gerenciar o armazenamento em disco.</w:t>
+        <w:t xml:space="preserve"> é responsável por armazenar, gerenciar e processar as requisições SQL, manter a integridade transacional (ACID) e gerenciar o armazenamento em disco.</w:t>
       </w:r>
     </w:p>
     <w:p>
@@ -1441,7 +1419,7 @@
           <w:sz w:val="20"/>
           <w:szCs w:val="20"/>
         </w:rPr>
-        <w:t xml:space="preserve">Foi selecionado o MySQL / </w:t>
+        <w:t xml:space="preserve">Foi selecionado o SGBD </w:t>
       </w:r>
       <w:proofErr w:type="spellStart"/>
       <w:r>
@@ -1461,7 +1439,7 @@
           <w:sz w:val="20"/>
           <w:szCs w:val="20"/>
         </w:rPr>
-        <w:t xml:space="preserve"> via XAMPP pelos seguintes motivos técnicos:</w:t>
+        <w:t xml:space="preserve"> (integrado ao XAMPP) pelos seguintes motivos técnicos:</w:t>
       </w:r>
     </w:p>
     <w:p>
@@ -1888,8 +1866,50 @@
           <w:sz w:val="20"/>
           <w:szCs w:val="20"/>
         </w:rPr>
-        <w:t>).</w:t>
-      </w:r>
+        <w:t xml:space="preserve">). Exemplo prático: </w:t>
+      </w:r>
+      <w:r>
+        <w:rPr>
+          <w:b/>
+          <w:bCs/>
+          <w:sz w:val="20"/>
+          <w:szCs w:val="20"/>
+        </w:rPr>
+        <w:lastRenderedPageBreak/>
+        <w:t xml:space="preserve">Antes da normalização, o nome e o valor do plano ficariam repetidos no cadastro de cada aluno. Com a 3FN, esses dados foram centralizados na tabela planos, sendo referenciados no aluno apenas pela chave estrangeira </w:t>
+      </w:r>
+      <w:proofErr w:type="spellStart"/>
+      <w:r>
+        <w:rPr>
+          <w:b/>
+          <w:bCs/>
+          <w:sz w:val="20"/>
+          <w:szCs w:val="20"/>
+        </w:rPr>
+        <w:t>planos_id_plano</w:t>
+      </w:r>
+      <w:proofErr w:type="spellEnd"/>
+      <w:r>
+        <w:rPr>
+          <w:b/>
+          <w:bCs/>
+          <w:sz w:val="20"/>
+          <w:szCs w:val="20"/>
+        </w:rPr>
+        <w:t>.</w:t>
+      </w:r>
+    </w:p>
+    <w:p>
+      <w:pPr>
+        <w:ind w:left="720" w:firstLine="0"/>
+        <w:jc w:val="both"/>
+        <w:rPr>
+          <w:b/>
+          <w:bCs/>
+          <w:sz w:val="20"/>
+          <w:szCs w:val="20"/>
+        </w:rPr>
+      </w:pPr>
     </w:p>
     <w:p>
       <w:pPr>
@@ -1913,7 +1933,6 @@
           <w:sz w:val="20"/>
           <w:szCs w:val="20"/>
         </w:rPr>
-        <w:lastRenderedPageBreak/>
         <w:t>MODELAGEM DE DADOS (DER)</w:t>
       </w:r>
     </w:p>
@@ -2298,7 +2317,7 @@
           <w:sz w:val="20"/>
           <w:szCs w:val="20"/>
         </w:rPr>
-        <w:t>A estrutura física do banco de dados é composta por 5 tabelas relacionais (planos, instrutores, alunos, turmas e matriculas), projetadas para garantir total integridade referencial.</w:t>
+        <w:t>A estrutura física do banco de dados é composta por 5 tabelas relacionais (planos, instrutores, alunos, turmas e matriculas), projetadas para garantir a integridade referencial por meio de chaves estrangeiras.</w:t>
       </w:r>
     </w:p>
     <w:tbl>
@@ -3697,8 +3716,8 @@
           <w:szCs w:val="20"/>
         </w:rPr>
         <w:drawing>
-          <wp:inline distT="0" distB="0" distL="0" distR="0" wp14:anchorId="14C6F44E" wp14:editId="68A2C839">
-            <wp:extent cx="2695074" cy="978010"/>
+          <wp:inline distT="0" distB="0" distL="0" distR="0" wp14:anchorId="14C6F44E" wp14:editId="62FF2B1D">
+            <wp:extent cx="2710100" cy="977900"/>
             <wp:effectExtent l="0" t="0" r="0" b="0"/>
             <wp:docPr id="5" name="Imagem 5"/>
             <wp:cNvGraphicFramePr>
@@ -3720,7 +3739,7 @@
                   <pic:spPr>
                     <a:xfrm>
                       <a:off x="0" y="0"/>
-                      <a:ext cx="2733261" cy="991868"/>
+                      <a:ext cx="2753478" cy="993552"/>
                     </a:xfrm>
                     <a:prstGeom prst="rect">
                       <a:avLst/>
@@ -3734,13 +3753,16 @@
       </w:r>
       <w:r>
         <w:rPr>
-          <w:noProof/>
+          <w:b/>
+          <w:bCs/>
+          <w:sz w:val="20"/>
+          <w:szCs w:val="20"/>
         </w:rPr>
         <w:drawing>
-          <wp:inline distT="0" distB="0" distL="0" distR="0" wp14:anchorId="71785840" wp14:editId="033A6B52">
-            <wp:extent cx="2704717" cy="1009816"/>
-            <wp:effectExtent l="0" t="0" r="635" b="0"/>
-            <wp:docPr id="6" name="Imagem 6"/>
+          <wp:inline distT="0" distB="0" distL="0" distR="0" wp14:anchorId="08B3AAFE" wp14:editId="0ED1E571">
+            <wp:extent cx="2680523" cy="987384"/>
+            <wp:effectExtent l="0" t="0" r="5715" b="3810"/>
+            <wp:docPr id="10" name="Imagem 10"/>
             <wp:cNvGraphicFramePr>
               <a:graphicFrameLocks xmlns:a="http://schemas.openxmlformats.org/drawingml/2006/main" noChangeAspect="1"/>
             </wp:cNvGraphicFramePr>
@@ -3760,7 +3782,7 @@
                   <pic:spPr>
                     <a:xfrm>
                       <a:off x="0" y="0"/>
-                      <a:ext cx="2704717" cy="1009816"/>
+                      <a:ext cx="2734550" cy="1007285"/>
                     </a:xfrm>
                     <a:prstGeom prst="rect">
                       <a:avLst/>
@@ -3831,9 +3853,9 @@
           <w:szCs w:val="20"/>
         </w:rPr>
         <w:drawing>
-          <wp:inline distT="0" distB="0" distL="0" distR="0" wp14:anchorId="1DF5F702" wp14:editId="59EA72BE">
-            <wp:extent cx="2669983" cy="978010"/>
-            <wp:effectExtent l="0" t="0" r="0" b="0"/>
+          <wp:inline distT="0" distB="0" distL="0" distR="0" wp14:anchorId="1DF5F702" wp14:editId="04A39E23">
+            <wp:extent cx="2676525" cy="1046608"/>
+            <wp:effectExtent l="0" t="0" r="0" b="1270"/>
             <wp:docPr id="8" name="Imagem 8"/>
             <wp:cNvGraphicFramePr>
               <a:graphicFrameLocks xmlns:a="http://schemas.openxmlformats.org/drawingml/2006/main" noChangeAspect="1"/>
@@ -3854,7 +3876,7 @@
                   <pic:spPr>
                     <a:xfrm>
                       <a:off x="0" y="0"/>
-                      <a:ext cx="2691168" cy="985770"/>
+                      <a:ext cx="2716135" cy="1062097"/>
                     </a:xfrm>
                     <a:prstGeom prst="rect">
                       <a:avLst/>
@@ -4127,7 +4149,27 @@
           <w:sz w:val="20"/>
           <w:szCs w:val="20"/>
         </w:rPr>
-        <w:t>Política de Backup: Backup Lógico Completo semanal aos domingos, e exportação diária incremental dos dados ao final do expediente.</w:t>
+        <w:t xml:space="preserve">Política de Backup: Backup lógico completo realizado semanalmente através do utilitário </w:t>
+      </w:r>
+      <w:proofErr w:type="spellStart"/>
+      <w:r>
+        <w:rPr>
+          <w:b/>
+          <w:bCs/>
+          <w:sz w:val="20"/>
+          <w:szCs w:val="20"/>
+        </w:rPr>
+        <w:t>mysqldump</w:t>
+      </w:r>
+      <w:proofErr w:type="spellEnd"/>
+      <w:r>
+        <w:rPr>
+          <w:b/>
+          <w:bCs/>
+          <w:sz w:val="20"/>
+          <w:szCs w:val="20"/>
+        </w:rPr>
+        <w:t>. Cópias adicionais de segurança podem ser executadas conforme a necessidade de recuperação do ambiente.</w:t>
       </w:r>
     </w:p>
     <w:p>
@@ -4357,7 +4399,7 @@
           <w:sz w:val="20"/>
           <w:szCs w:val="20"/>
         </w:rPr>
-        <w:t>O sistema de banco de dados para a Academia foi modelado com 5 tabelas fundamentais, atendendo integralmente à 3ª Forma Normal. O projeto garante integridade referencial por meio de chaves estrangeiras apropriadas, consultas otimizadas com comandos JOIN e mecanismos adequados de segurança e controle de acesso para ambiente de produção.</w:t>
+        <w:t>O sistema de banco de dados para a Academia foi modelado com 5 tabelas fundamentais, atendendo integralmente à 3ª Forma Normal. O projeto garante integridade referencial por meio de chaves estrangeiras apropriadas, consultas SQL com comandos JOIN para relacionar eficientemente os dados entre as tabelas e mecanismos adequados de segurança e controle de acesso para ambiente de produção.</w:t>
       </w:r>
     </w:p>
     <w:p>
@@ -4383,6 +4425,15 @@
           <w:szCs w:val="20"/>
         </w:rPr>
       </w:pPr>
+      <w:r>
+        <w:rPr>
+          <w:b/>
+          <w:bCs/>
+          <w:sz w:val="20"/>
+          <w:szCs w:val="20"/>
+        </w:rPr>
+        <w:t>Arquivos de código:</w:t>
+      </w:r>
     </w:p>
     <w:p>
       <w:pPr>
@@ -4395,15 +4446,6 @@
           <w:szCs w:val="20"/>
         </w:rPr>
       </w:pPr>
-      <w:r>
-        <w:rPr>
-          <w:b/>
-          <w:bCs/>
-          <w:sz w:val="20"/>
-          <w:szCs w:val="20"/>
-        </w:rPr>
-        <w:t>Arquivos de código:</w:t>
-      </w:r>
     </w:p>
     <w:p>
       <w:pPr>
@@ -4428,26 +4470,8 @@
           <w:szCs w:val="20"/>
         </w:rPr>
       </w:pPr>
-    </w:p>
-    <w:p>
-      <w:pPr>
-        <w:ind w:hanging="2"/>
-        <w:jc w:val="both"/>
-        <w:rPr>
-          <w:b/>
-          <w:bCs/>
-          <w:sz w:val="20"/>
-          <w:szCs w:val="20"/>
-        </w:rPr>
-      </w:pPr>
-    </w:p>
-    <w:p>
-      <w:pPr>
-        <w:ind w:hanging="2"/>
-        <w:jc w:val="both"/>
-      </w:pPr>
-      <w:r>
-        <w:object w:dxaOrig="1536" w:dyaOrig="995" w14:anchorId="6CA5DD9A">
+      <w:r>
+        <w:object w:dxaOrig="1536" w:dyaOrig="995" w14:anchorId="701EC083">
           <v:shapetype id="_x0000_t75" coordsize="21600,21600" o:spt="75" o:preferrelative="t" path="m@4@5l@4@11@9@11@9@5xe" filled="f" stroked="f">
             <v:stroke joinstyle="miter"/>
             <v:formulas>
@@ -4467,10 +4491,10 @@
             <v:path o:extrusionok="f" gradientshapeok="t" o:connecttype="rect"/>
             <o:lock v:ext="edit" aspectratio="t"/>
           </v:shapetype>
-          <v:shape id="_x0000_i1032" type="#_x0000_t75" style="width:76.6pt;height:49.55pt" o:ole="">
+          <v:shape id="_x0000_i1035" type="#_x0000_t75" style="width:79.2pt;height:50.4pt" o:ole="">
             <v:imagedata r:id="rId13" o:title=""/>
           </v:shape>
-          <o:OLEObject Type="Embed" ProgID="Package" ShapeID="_x0000_i1032" DrawAspect="Icon" ObjectID="_1849778299" r:id="rId14"/>
+          <o:OLEObject Type="Embed" ProgID="Package" ShapeID="_x0000_i1035" DrawAspect="Icon" ObjectID="_1849781854" r:id="rId14"/>
         </w:object>
       </w:r>
     </w:p>
@@ -4484,6 +4508,12 @@
       <w:pPr>
         <w:ind w:hanging="2"/>
         <w:jc w:val="both"/>
+      </w:pPr>
+    </w:p>
+    <w:p>
+      <w:pPr>
+        <w:ind w:hanging="2"/>
+        <w:jc w:val="both"/>
         <w:rPr>
           <w:b/>
           <w:bCs/>
@@ -4496,10 +4526,10 @@
           <w:color w:val="FFFFFF" w:themeColor="background1"/>
         </w:rPr>
         <w:object w:dxaOrig="1536" w:dyaOrig="995" w14:anchorId="32335CC6">
-          <v:shape id="_x0000_i1031" type="#_x0000_t75" style="width:76.6pt;height:49.55pt" o:ole="">
+          <v:shape id="_x0000_i1031" type="#_x0000_t75" style="width:79.2pt;height:50.4pt" o:ole="">
             <v:imagedata r:id="rId15" o:title=""/>
           </v:shape>
-          <o:OLEObject Type="Embed" ProgID="Package" ShapeID="_x0000_i1031" DrawAspect="Icon" ObjectID="_1849778300" r:id="rId16"/>
+          <o:OLEObject Type="Embed" ProgID="Package" ShapeID="_x0000_i1031" DrawAspect="Icon" ObjectID="_1849781855" r:id="rId16"/>
         </w:object>
       </w:r>
     </w:p>

--- a/Respostas Avaliação Prática – Banco de Dados - Copia.docx
+++ b/Respostas Avaliação Prática – Banco de Dados - Copia.docx
@@ -3381,6 +3381,7 @@
         <w:rPr>
           <w:b/>
           <w:bCs/>
+          <w:noProof/>
           <w:sz w:val="20"/>
           <w:szCs w:val="20"/>
         </w:rPr>
@@ -3712,6 +3713,7 @@
         <w:rPr>
           <w:b/>
           <w:bCs/>
+          <w:noProof/>
           <w:sz w:val="20"/>
           <w:szCs w:val="20"/>
         </w:rPr>
@@ -3755,6 +3757,7 @@
         <w:rPr>
           <w:b/>
           <w:bCs/>
+          <w:noProof/>
           <w:sz w:val="20"/>
           <w:szCs w:val="20"/>
         </w:rPr>
@@ -3849,6 +3852,7 @@
         <w:rPr>
           <w:b/>
           <w:bCs/>
+          <w:noProof/>
           <w:sz w:val="20"/>
           <w:szCs w:val="20"/>
         </w:rPr>
@@ -4417,6 +4421,50 @@
     <w:p>
       <w:pPr>
         <w:ind w:hanging="2"/>
+        <w:rPr>
+          <w:b/>
+          <w:bCs/>
+          <w:sz w:val="20"/>
+          <w:szCs w:val="20"/>
+        </w:rPr>
+      </w:pPr>
+      <w:r>
+        <w:rPr>
+          <w:b/>
+          <w:bCs/>
+          <w:sz w:val="20"/>
+          <w:szCs w:val="20"/>
+        </w:rPr>
+        <w:t xml:space="preserve">Link google drive: </w:t>
+      </w:r>
+      <w:hyperlink r:id="rId13" w:history="1">
+        <w:r>
+          <w:rPr>
+            <w:rStyle w:val="Hyperlink"/>
+            <w:b/>
+            <w:bCs/>
+            <w:sz w:val="20"/>
+            <w:szCs w:val="20"/>
+          </w:rPr>
+          <w:t>https://drive.google.com/drive/folders/1cEeA1PcLmlewndukp7LW8zwKQtV7sRwe?usp=sharing</w:t>
+        </w:r>
+      </w:hyperlink>
+    </w:p>
+    <w:p>
+      <w:pPr>
+        <w:ind w:hanging="2"/>
+        <w:jc w:val="both"/>
+        <w:rPr>
+          <w:b/>
+          <w:bCs/>
+          <w:sz w:val="20"/>
+          <w:szCs w:val="20"/>
+        </w:rPr>
+      </w:pPr>
+    </w:p>
+    <w:p>
+      <w:pPr>
+        <w:ind w:hanging="2"/>
         <w:jc w:val="both"/>
         <w:rPr>
           <w:b/>
@@ -4491,10 +4539,10 @@
             <v:path o:extrusionok="f" gradientshapeok="t" o:connecttype="rect"/>
             <o:lock v:ext="edit" aspectratio="t"/>
           </v:shapetype>
-          <v:shape id="_x0000_i1035" type="#_x0000_t75" style="width:79.2pt;height:50.4pt" o:ole="">
-            <v:imagedata r:id="rId13" o:title=""/>
+          <v:shape id="_x0000_i1025" type="#_x0000_t75" style="width:79pt;height:50.5pt" o:ole="">
+            <v:imagedata r:id="rId14" o:title=""/>
           </v:shape>
-          <o:OLEObject Type="Embed" ProgID="Package" ShapeID="_x0000_i1035" DrawAspect="Icon" ObjectID="_1849781854" r:id="rId14"/>
+          <o:OLEObject Type="Embed" ProgID="Package" ShapeID="_x0000_i1025" DrawAspect="Icon" ObjectID="_1849783502" r:id="rId15"/>
         </w:object>
       </w:r>
     </w:p>
@@ -4515,23 +4563,57 @@
         <w:ind w:hanging="2"/>
         <w:jc w:val="both"/>
         <w:rPr>
-          <w:b/>
-          <w:bCs/>
-          <w:sz w:val="20"/>
-          <w:szCs w:val="20"/>
-        </w:rPr>
-      </w:pPr>
-      <w:r>
-        <w:rPr>
           <w:color w:val="FFFFFF" w:themeColor="background1"/>
         </w:rPr>
+      </w:pPr>
+      <w:r>
+        <w:rPr>
+          <w:color w:val="FFFFFF" w:themeColor="background1"/>
+        </w:rPr>
         <w:object w:dxaOrig="1536" w:dyaOrig="995" w14:anchorId="32335CC6">
-          <v:shape id="_x0000_i1031" type="#_x0000_t75" style="width:79.2pt;height:50.4pt" o:ole="">
-            <v:imagedata r:id="rId15" o:title=""/>
+          <v:shape id="_x0000_i1026" type="#_x0000_t75" style="width:79pt;height:50.5pt" o:ole="">
+            <v:imagedata r:id="rId16" o:title=""/>
           </v:shape>
-          <o:OLEObject Type="Embed" ProgID="Package" ShapeID="_x0000_i1031" DrawAspect="Icon" ObjectID="_1849781855" r:id="rId16"/>
+          <o:OLEObject Type="Embed" ProgID="Package" ShapeID="_x0000_i1026" DrawAspect="Icon" ObjectID="_1849783503" r:id="rId17"/>
         </w:object>
       </w:r>
+    </w:p>
+    <w:p>
+      <w:pPr>
+        <w:ind w:hanging="2"/>
+        <w:jc w:val="both"/>
+        <w:rPr>
+          <w:color w:val="FFFFFF" w:themeColor="background1"/>
+        </w:rPr>
+      </w:pPr>
+    </w:p>
+    <w:p>
+      <w:pPr>
+        <w:ind w:hanging="2"/>
+        <w:jc w:val="both"/>
+        <w:rPr>
+          <w:color w:val="FFFFFF" w:themeColor="background1"/>
+        </w:rPr>
+      </w:pPr>
+      <w:r>
+        <w:rPr>
+          <w:color w:val="FFFFFF" w:themeColor="background1"/>
+        </w:rPr>
+        <w:t xml:space="preserve">Link </w:t>
+      </w:r>
+    </w:p>
+    <w:p>
+      <w:pPr>
+        <w:ind w:firstLine="0"/>
+        <w:jc w:val="both"/>
+        <w:rPr>
+          <w:b/>
+          <w:bCs/>
+          <w:color w:val="000000" w:themeColor="text1"/>
+          <w:sz w:val="20"/>
+          <w:szCs w:val="20"/>
+        </w:rPr>
+      </w:pPr>
     </w:p>
     <w:sectPr>
       <w:pgSz w:w="11906" w:h="16838"/>
@@ -9254,6 +9336,7 @@
   <w:style w:type="character" w:default="1" w:styleId="Fontepargpadro">
     <w:name w:val="Default Paragraph Font"/>
     <w:uiPriority w:val="1"/>
+    <w:semiHidden/>
     <w:unhideWhenUsed/>
   </w:style>
   <w:style w:type="table" w:default="1" w:styleId="Tabelanormal">
@@ -10249,6 +10332,29 @@
     <w:basedOn w:val="Fontepargpadro"/>
     <w:rsid w:val="003B77E8"/>
   </w:style>
+  <w:style w:type="character" w:styleId="Hyperlink">
+    <w:name w:val="Hyperlink"/>
+    <w:basedOn w:val="Fontepargpadro"/>
+    <w:uiPriority w:val="99"/>
+    <w:unhideWhenUsed/>
+    <w:rsid w:val="006B7ECA"/>
+    <w:rPr>
+      <w:color w:val="467886" w:themeColor="hyperlink"/>
+      <w:u w:val="single"/>
+    </w:rPr>
+  </w:style>
+  <w:style w:type="character" w:styleId="MenoPendente">
+    <w:name w:val="Unresolved Mention"/>
+    <w:basedOn w:val="Fontepargpadro"/>
+    <w:uiPriority w:val="99"/>
+    <w:semiHidden/>
+    <w:unhideWhenUsed/>
+    <w:rsid w:val="006B7ECA"/>
+    <w:rPr>
+      <w:color w:val="605E5C"/>
+      <w:shd w:val="clear" w:color="auto" w:fill="E1DFDD"/>
+    </w:rPr>
+  </w:style>
 </w:styles>
 </file>
 
